--- a/docs/templates/docx/presentation.docx
+++ b/docs/templates/docx/presentation.docx
@@ -9,7 +9,7 @@
           <w:color w:val="353F87"/>
           <w:sz w:val="18"/>
         </w:rPr>
-        <w:t>PRESENTATION HANDOUT</w:t>
+        <w:t>ALDER STUDIO  /  1</w:t>
       </w:r>
     </w:p>
     <w:p>
@@ -17,7 +17,7 @@
         <w:pStyle w:val="Title"/>
       </w:pPr>
       <w:r>
-        <w:t>Project presentation</w:t>
+        <w:t>Approve the onboarding pilot</w:t>
       </w:r>
     </w:p>
     <w:p>
@@ -25,51 +25,23 @@
         <w:pStyle w:val="Subtitle"/>
       </w:pPr>
       <w:r>
-        <w:t>A concise narrative for your next meeting</w:t>
-      </w:r>
-    </w:p>
-    <w:p>
-      <w:r>
-        <w:t>[Write the one idea your audience should remember. Identify the audience and the decision or discussion this presentation supports.]</w:t>
+        <w:t>Decision brief • Leadership review • 18 June 2027</w:t>
       </w:r>
     </w:p>
     <w:p>
       <w:pPr>
-        <w:pStyle w:val="Heading1"/>
+        <w:spacing w:before="160" w:after="200"/>
+        <w:shd w:fill="EDEFFC"/>
       </w:pPr>
       <w:r>
-        <w:t>The situation</w:t>
+        <w:rPr>
+          <w:b/>
+        </w:rPr>
+        <w:t>THE ASK</w:t>
+        <w:br/>
       </w:r>
-    </w:p>
-    <w:p>
       <w:r>
-        <w:t>[Describe the problem or opportunity in two sentences.]</w:t>
-      </w:r>
-    </w:p>
-    <w:p>
-      <w:pPr>
-        <w:pStyle w:val="Heading1"/>
-      </w:pPr>
-      <w:r>
-        <w:t>The recommendation</w:t>
-      </w:r>
-    </w:p>
-    <w:p>
-      <w:r>
-        <w:t>[State the proposed direction and the evidence behind it.]</w:t>
-      </w:r>
-    </w:p>
-    <w:p>
-      <w:pPr>
-        <w:pStyle w:val="Heading1"/>
-      </w:pPr>
-      <w:r>
-        <w:t>The next move</w:t>
-      </w:r>
-    </w:p>
-    <w:p>
-      <w:r>
-        <w:t>[Name the action, owner, and date.]</w:t>
+        <w:t>Approve a four-week pilot for 20 new customers, with a USD 6,000 spend limit and a named customer-success owner.</w:t>
       </w:r>
     </w:p>
     <w:tbl>
@@ -79,22 +51,24 @@
         <w:tblLook w:firstColumn="1" w:firstRow="1" w:lastColumn="0" w:lastRow="0" w:noHBand="0" w:noVBand="1" w:val="04A0"/>
       </w:tblPr>
       <w:tblGrid>
-        <w:gridCol w:w="6768"/>
-        <w:gridCol w:w="6768"/>
+        <w:gridCol w:w="4543"/>
+        <w:gridCol w:w="4680"/>
+        <w:gridCol w:w="4543"/>
       </w:tblGrid>
       <w:tr>
         <w:trPr>
+          <w:cantSplit/>
           <w:tblHeader/>
         </w:trPr>
         <w:tc>
           <w:tcPr>
-            <w:tcW w:type="dxa" w:w="6768"/>
+            <w:tcW w:type="dxa" w:w="4543"/>
             <w:shd w:fill="EDEFFC"/>
             <w:tcMar>
-              <w:top w:w="110" w:type="dxa"/>
-              <w:left w:w="110" w:type="dxa"/>
-              <w:bottom w:w="110" w:type="dxa"/>
-              <w:right w:w="110" w:type="dxa"/>
+              <w:top w:w="80" w:type="dxa"/>
+              <w:left w:w="80" w:type="dxa"/>
+              <w:bottom w:w="80" w:type="dxa"/>
+              <w:right w:w="80" w:type="dxa"/>
             </w:tcMar>
           </w:tcPr>
           <w:p>
@@ -104,21 +78,21 @@
             <w:r>
               <w:rPr>
                 <w:b/>
-                <w:sz w:val="19"/>
+                <w:sz w:val="18"/>
               </w:rPr>
-              <w:t>Talking point</w:t>
+              <w:t>Observed friction</w:t>
             </w:r>
           </w:p>
         </w:tc>
         <w:tc>
           <w:tcPr>
-            <w:tcW w:type="dxa" w:w="6768"/>
+            <w:tcW w:type="dxa" w:w="4680"/>
             <w:shd w:fill="EDEFFC"/>
             <w:tcMar>
-              <w:top w:w="110" w:type="dxa"/>
-              <w:left w:w="110" w:type="dxa"/>
-              <w:bottom w:w="110" w:type="dxa"/>
-              <w:right w:w="110" w:type="dxa"/>
+              <w:top w:w="80" w:type="dxa"/>
+              <w:left w:w="80" w:type="dxa"/>
+              <w:bottom w:w="80" w:type="dxa"/>
+              <w:right w:w="80" w:type="dxa"/>
             </w:tcMar>
           </w:tcPr>
           <w:p>
@@ -128,23 +102,50 @@
             <w:r>
               <w:rPr>
                 <w:b/>
-                <w:sz w:val="19"/>
+                <w:sz w:val="18"/>
               </w:rPr>
-              <w:t>Supporting evidence</w:t>
+              <w:t>Proposed change</w:t>
+            </w:r>
+          </w:p>
+        </w:tc>
+        <w:tc>
+          <w:tcPr>
+            <w:tcW w:type="dxa" w:w="4543"/>
+            <w:shd w:fill="EDEFFC"/>
+            <w:tcMar>
+              <w:top w:w="80" w:type="dxa"/>
+              <w:left w:w="80" w:type="dxa"/>
+              <w:bottom w:w="80" w:type="dxa"/>
+              <w:right w:w="80" w:type="dxa"/>
+            </w:tcMar>
+          </w:tcPr>
+          <w:p>
+            <w:pPr>
+              <w:spacing w:after="20"/>
+            </w:pPr>
+            <w:r>
+              <w:rPr>
+                <w:b/>
+                <w:sz w:val="18"/>
+              </w:rPr>
+              <w:t>Decision today</w:t>
             </w:r>
           </w:p>
         </w:tc>
       </w:tr>
       <w:tr>
+        <w:trPr>
+          <w:cantSplit/>
+        </w:trPr>
         <w:tc>
           <w:tcPr>
-            <w:tcW w:type="dxa" w:w="6768"/>
+            <w:tcW w:type="dxa" w:w="4543"/>
             <w:shd w:fill="FFFFFF"/>
             <w:tcMar>
-              <w:top w:w="110" w:type="dxa"/>
-              <w:left w:w="110" w:type="dxa"/>
-              <w:bottom w:w="110" w:type="dxa"/>
-              <w:right w:w="110" w:type="dxa"/>
+              <w:top w:w="80" w:type="dxa"/>
+              <w:left w:w="80" w:type="dxa"/>
+              <w:bottom w:w="80" w:type="dxa"/>
+              <w:right w:w="80" w:type="dxa"/>
             </w:tcMar>
           </w:tcPr>
           <w:p>
@@ -154,21 +155,21 @@
             <w:r>
               <w:rPr>
                 <w:b w:val="0"/>
-                <w:sz w:val="19"/>
+                <w:sz w:val="18"/>
               </w:rPr>
-              <w:t>[Key point]</w:t>
+              <w:t>Setup instructions span three emails</w:t>
             </w:r>
           </w:p>
         </w:tc>
         <w:tc>
           <w:tcPr>
-            <w:tcW w:type="dxa" w:w="6768"/>
+            <w:tcW w:type="dxa" w:w="4680"/>
             <w:shd w:fill="FFFFFF"/>
             <w:tcMar>
-              <w:top w:w="110" w:type="dxa"/>
-              <w:left w:w="110" w:type="dxa"/>
-              <w:bottom w:w="110" w:type="dxa"/>
-              <w:right w:w="110" w:type="dxa"/>
+              <w:top w:w="80" w:type="dxa"/>
+              <w:left w:w="80" w:type="dxa"/>
+              <w:bottom w:w="80" w:type="dxa"/>
+              <w:right w:w="80" w:type="dxa"/>
             </w:tcMar>
           </w:tcPr>
           <w:p>
@@ -178,23 +179,21 @@
             <w:r>
               <w:rPr>
                 <w:b w:val="0"/>
-                <w:sz w:val="19"/>
+                <w:sz w:val="18"/>
               </w:rPr>
-              <w:t>[Verified fact or source]</w:t>
+              <w:t>One checklist and one welcome sequence</w:t>
             </w:r>
           </w:p>
         </w:tc>
-      </w:tr>
-      <w:tr>
         <w:tc>
           <w:tcPr>
-            <w:tcW w:type="dxa" w:w="6768"/>
-            <w:shd w:fill="EDEFFC"/>
+            <w:tcW w:type="dxa" w:w="4543"/>
+            <w:shd w:fill="FFFFFF"/>
             <w:tcMar>
-              <w:top w:w="110" w:type="dxa"/>
-              <w:left w:w="110" w:type="dxa"/>
-              <w:bottom w:w="110" w:type="dxa"/>
-              <w:right w:w="110" w:type="dxa"/>
+              <w:top w:w="80" w:type="dxa"/>
+              <w:left w:w="80" w:type="dxa"/>
+              <w:bottom w:w="80" w:type="dxa"/>
+              <w:right w:w="80" w:type="dxa"/>
             </w:tcMar>
           </w:tcPr>
           <w:p>
@@ -204,21 +203,164 @@
             <w:r>
               <w:rPr>
                 <w:b w:val="0"/>
-                <w:sz w:val="19"/>
+                <w:sz w:val="18"/>
               </w:rPr>
-              <w:t>[Key point]</w:t>
+              <w:t>Authorize the pilot and owner</w:t>
+            </w:r>
+          </w:p>
+        </w:tc>
+      </w:tr>
+    </w:tbl>
+    <w:p>
+      <w:pPr>
+        <w:spacing w:after="0"/>
+      </w:pPr>
+    </w:p>
+    <w:p>
+      <w:pPr>
+        <w:pStyle w:val="Heading1"/>
+      </w:pPr>
+      <w:r>
+        <w:t>Why this is worth testing</w:t>
+      </w:r>
+    </w:p>
+    <w:p>
+      <w:pPr/>
+      <w:r>
+        <w:t>The pilot will test whether customers can finish setup with fewer support handoffs. It is an experiment with a defined end date, not a commitment to a full rollout.</w:t>
+      </w:r>
+    </w:p>
+    <w:p>
+      <w:pPr/>
+      <w:r>
+        <w:t>Presenter note: open with the decision, then explain what the team will learn. All figures and organizations in this brief are illustrative.</w:t>
+      </w:r>
+    </w:p>
+    <w:p>
+      <w:r>
+        <w:br w:type="page"/>
+      </w:r>
+    </w:p>
+    <w:p>
+      <w:r>
+        <w:rPr>
+          <w:b/>
+          <w:color w:val="353F87"/>
+          <w:sz w:val="18"/>
+        </w:rPr>
+        <w:t>ALDER STUDIO  /  2</w:t>
+      </w:r>
+    </w:p>
+    <w:p>
+      <w:pPr>
+        <w:pStyle w:val="Title"/>
+      </w:pPr>
+      <w:r>
+        <w:t>Compare the options</w:t>
+      </w:r>
+    </w:p>
+    <w:tbl>
+      <w:tblPr>
+        <w:tblW w:type="auto" w:w="0"/>
+        <w:tblLayout w:type="fixed"/>
+        <w:tblLook w:firstColumn="1" w:firstRow="1" w:lastColumn="0" w:lastRow="0" w:noHBand="0" w:noVBand="1" w:val="04A0"/>
+      </w:tblPr>
+      <w:tblGrid>
+        <w:gridCol w:w="3304"/>
+        <w:gridCol w:w="5231"/>
+        <w:gridCol w:w="5231"/>
+      </w:tblGrid>
+      <w:tr>
+        <w:trPr>
+          <w:cantSplit/>
+          <w:tblHeader/>
+        </w:trPr>
+        <w:tc>
+          <w:tcPr>
+            <w:tcW w:type="dxa" w:w="3304"/>
+            <w:shd w:fill="EDEFFC"/>
+            <w:tcMar>
+              <w:top w:w="80" w:type="dxa"/>
+              <w:left w:w="80" w:type="dxa"/>
+              <w:bottom w:w="80" w:type="dxa"/>
+              <w:right w:w="80" w:type="dxa"/>
+            </w:tcMar>
+          </w:tcPr>
+          <w:p>
+            <w:pPr>
+              <w:spacing w:after="20"/>
+            </w:pPr>
+            <w:r>
+              <w:rPr>
+                <w:b/>
+                <w:sz w:val="18"/>
+              </w:rPr>
+              <w:t>Option</w:t>
             </w:r>
           </w:p>
         </w:tc>
         <w:tc>
           <w:tcPr>
-            <w:tcW w:type="dxa" w:w="6768"/>
+            <w:tcW w:type="dxa" w:w="5231"/>
             <w:shd w:fill="EDEFFC"/>
             <w:tcMar>
-              <w:top w:w="110" w:type="dxa"/>
-              <w:left w:w="110" w:type="dxa"/>
-              <w:bottom w:w="110" w:type="dxa"/>
-              <w:right w:w="110" w:type="dxa"/>
+              <w:top w:w="80" w:type="dxa"/>
+              <w:left w:w="80" w:type="dxa"/>
+              <w:bottom w:w="80" w:type="dxa"/>
+              <w:right w:w="80" w:type="dxa"/>
+            </w:tcMar>
+          </w:tcPr>
+          <w:p>
+            <w:pPr>
+              <w:spacing w:after="20"/>
+            </w:pPr>
+            <w:r>
+              <w:rPr>
+                <w:b/>
+                <w:sz w:val="18"/>
+              </w:rPr>
+              <w:t>Benefit</w:t>
+            </w:r>
+          </w:p>
+        </w:tc>
+        <w:tc>
+          <w:tcPr>
+            <w:tcW w:type="dxa" w:w="5231"/>
+            <w:shd w:fill="EDEFFC"/>
+            <w:tcMar>
+              <w:top w:w="80" w:type="dxa"/>
+              <w:left w:w="80" w:type="dxa"/>
+              <w:bottom w:w="80" w:type="dxa"/>
+              <w:right w:w="80" w:type="dxa"/>
+            </w:tcMar>
+          </w:tcPr>
+          <w:p>
+            <w:pPr>
+              <w:spacing w:after="20"/>
+            </w:pPr>
+            <w:r>
+              <w:rPr>
+                <w:b/>
+                <w:sz w:val="18"/>
+              </w:rPr>
+              <w:t>Trade-off</w:t>
+            </w:r>
+          </w:p>
+        </w:tc>
+      </w:tr>
+      <w:tr>
+        <w:trPr>
+          <w:cantSplit/>
+        </w:trPr>
+        <w:tc>
+          <w:tcPr>
+            <w:tcW w:type="dxa" w:w="3304"/>
+            <w:shd w:fill="FFFFFF"/>
+            <w:tcMar>
+              <w:top w:w="80" w:type="dxa"/>
+              <w:left w:w="80" w:type="dxa"/>
+              <w:bottom w:w="80" w:type="dxa"/>
+              <w:right w:w="80" w:type="dxa"/>
             </w:tcMar>
           </w:tcPr>
           <w:p>
@@ -228,22 +370,1068 @@
             <w:r>
               <w:rPr>
                 <w:b w:val="0"/>
-                <w:sz w:val="19"/>
+                <w:sz w:val="18"/>
               </w:rPr>
-              <w:t>[Verified fact or source]</w:t>
+              <w:t>Keep the current process</w:t>
+            </w:r>
+          </w:p>
+        </w:tc>
+        <w:tc>
+          <w:tcPr>
+            <w:tcW w:type="dxa" w:w="5231"/>
+            <w:shd w:fill="FFFFFF"/>
+            <w:tcMar>
+              <w:top w:w="80" w:type="dxa"/>
+              <w:left w:w="80" w:type="dxa"/>
+              <w:bottom w:w="80" w:type="dxa"/>
+              <w:right w:w="80" w:type="dxa"/>
+            </w:tcMar>
+          </w:tcPr>
+          <w:p>
+            <w:pPr>
+              <w:spacing w:after="20"/>
+            </w:pPr>
+            <w:r>
+              <w:rPr>
+                <w:b w:val="0"/>
+                <w:sz w:val="18"/>
+              </w:rPr>
+              <w:t>No near-term delivery cost</w:t>
+            </w:r>
+          </w:p>
+        </w:tc>
+        <w:tc>
+          <w:tcPr>
+            <w:tcW w:type="dxa" w:w="5231"/>
+            <w:shd w:fill="FFFFFF"/>
+            <w:tcMar>
+              <w:top w:w="80" w:type="dxa"/>
+              <w:left w:w="80" w:type="dxa"/>
+              <w:bottom w:w="80" w:type="dxa"/>
+              <w:right w:w="80" w:type="dxa"/>
+            </w:tcMar>
+          </w:tcPr>
+          <w:p>
+            <w:pPr>
+              <w:spacing w:after="20"/>
+            </w:pPr>
+            <w:r>
+              <w:rPr>
+                <w:b w:val="0"/>
+                <w:sz w:val="18"/>
+              </w:rPr>
+              <w:t>Existing handoffs remain</w:t>
+            </w:r>
+          </w:p>
+        </w:tc>
+      </w:tr>
+      <w:tr>
+        <w:trPr>
+          <w:cantSplit/>
+        </w:trPr>
+        <w:tc>
+          <w:tcPr>
+            <w:tcW w:type="dxa" w:w="3304"/>
+            <w:shd w:fill="EDEFFC"/>
+            <w:tcMar>
+              <w:top w:w="80" w:type="dxa"/>
+              <w:left w:w="80" w:type="dxa"/>
+              <w:bottom w:w="80" w:type="dxa"/>
+              <w:right w:w="80" w:type="dxa"/>
+            </w:tcMar>
+          </w:tcPr>
+          <w:p>
+            <w:pPr>
+              <w:spacing w:after="20"/>
+            </w:pPr>
+            <w:r>
+              <w:rPr>
+                <w:b w:val="0"/>
+                <w:sz w:val="18"/>
+              </w:rPr>
+              <w:t>Pilot with 20 customers</w:t>
+            </w:r>
+          </w:p>
+        </w:tc>
+        <w:tc>
+          <w:tcPr>
+            <w:tcW w:type="dxa" w:w="5231"/>
+            <w:shd w:fill="EDEFFC"/>
+            <w:tcMar>
+              <w:top w:w="80" w:type="dxa"/>
+              <w:left w:w="80" w:type="dxa"/>
+              <w:bottom w:w="80" w:type="dxa"/>
+              <w:right w:w="80" w:type="dxa"/>
+            </w:tcMar>
+          </w:tcPr>
+          <w:p>
+            <w:pPr>
+              <w:spacing w:after="20"/>
+            </w:pPr>
+            <w:r>
+              <w:rPr>
+                <w:b w:val="0"/>
+                <w:sz w:val="18"/>
+              </w:rPr>
+              <w:t>Tests the approach before a broad change</w:t>
+            </w:r>
+          </w:p>
+        </w:tc>
+        <w:tc>
+          <w:tcPr>
+            <w:tcW w:type="dxa" w:w="5231"/>
+            <w:shd w:fill="EDEFFC"/>
+            <w:tcMar>
+              <w:top w:w="80" w:type="dxa"/>
+              <w:left w:w="80" w:type="dxa"/>
+              <w:bottom w:w="80" w:type="dxa"/>
+              <w:right w:w="80" w:type="dxa"/>
+            </w:tcMar>
+          </w:tcPr>
+          <w:p>
+            <w:pPr>
+              <w:spacing w:after="20"/>
+            </w:pPr>
+            <w:r>
+              <w:rPr>
+                <w:b w:val="0"/>
+                <w:sz w:val="18"/>
+              </w:rPr>
+              <w:t>Requires four weeks and a dedicated owner</w:t>
+            </w:r>
+          </w:p>
+        </w:tc>
+      </w:tr>
+      <w:tr>
+        <w:trPr>
+          <w:cantSplit/>
+        </w:trPr>
+        <w:tc>
+          <w:tcPr>
+            <w:tcW w:type="dxa" w:w="3304"/>
+            <w:shd w:fill="FFFFFF"/>
+            <w:tcMar>
+              <w:top w:w="80" w:type="dxa"/>
+              <w:left w:w="80" w:type="dxa"/>
+              <w:bottom w:w="80" w:type="dxa"/>
+              <w:right w:w="80" w:type="dxa"/>
+            </w:tcMar>
+          </w:tcPr>
+          <w:p>
+            <w:pPr>
+              <w:spacing w:after="20"/>
+            </w:pPr>
+            <w:r>
+              <w:rPr>
+                <w:b w:val="0"/>
+                <w:sz w:val="18"/>
+              </w:rPr>
+              <w:t>Rebuild immediately</w:t>
+            </w:r>
+          </w:p>
+        </w:tc>
+        <w:tc>
+          <w:tcPr>
+            <w:tcW w:type="dxa" w:w="5231"/>
+            <w:shd w:fill="FFFFFF"/>
+            <w:tcMar>
+              <w:top w:w="80" w:type="dxa"/>
+              <w:left w:w="80" w:type="dxa"/>
+              <w:bottom w:w="80" w:type="dxa"/>
+              <w:right w:w="80" w:type="dxa"/>
+            </w:tcMar>
+          </w:tcPr>
+          <w:p>
+            <w:pPr>
+              <w:spacing w:after="20"/>
+            </w:pPr>
+            <w:r>
+              <w:rPr>
+                <w:b w:val="0"/>
+                <w:sz w:val="18"/>
+              </w:rPr>
+              <w:t>Moves directly to a single experience</w:t>
+            </w:r>
+          </w:p>
+        </w:tc>
+        <w:tc>
+          <w:tcPr>
+            <w:tcW w:type="dxa" w:w="5231"/>
+            <w:shd w:fill="FFFFFF"/>
+            <w:tcMar>
+              <w:top w:w="80" w:type="dxa"/>
+              <w:left w:w="80" w:type="dxa"/>
+              <w:bottom w:w="80" w:type="dxa"/>
+              <w:right w:w="80" w:type="dxa"/>
+            </w:tcMar>
+          </w:tcPr>
+          <w:p>
+            <w:pPr>
+              <w:spacing w:after="20"/>
+            </w:pPr>
+            <w:r>
+              <w:rPr>
+                <w:b w:val="0"/>
+                <w:sz w:val="18"/>
+              </w:rPr>
+              <w:t>Commits more resources before learning</w:t>
             </w:r>
           </w:p>
         </w:tc>
       </w:tr>
     </w:tbl>
+    <w:p>
+      <w:pPr>
+        <w:spacing w:after="0"/>
+      </w:pPr>
+    </w:p>
+    <w:p>
+      <w:pPr>
+        <w:pStyle w:val="Heading1"/>
+      </w:pPr>
+      <w:r>
+        <w:t>Recommended option</w:t>
+      </w:r>
+    </w:p>
+    <w:p>
+      <w:pPr/>
+      <w:r>
+        <w:t>Run the limited pilot. Use the current system, rewrite the welcome sequence and add one checklist; defer any platform migration.</w:t>
+      </w:r>
+    </w:p>
+    <w:tbl>
+      <w:tblPr>
+        <w:tblW w:type="auto" w:w="0"/>
+        <w:tblLayout w:type="fixed"/>
+        <w:tblLook w:firstColumn="1" w:firstRow="1" w:lastColumn="0" w:lastRow="0" w:noHBand="0" w:noVBand="1" w:val="04A0"/>
+      </w:tblPr>
+      <w:tblGrid>
+        <w:gridCol w:w="4589"/>
+        <w:gridCol w:w="4589"/>
+        <w:gridCol w:w="4589"/>
+      </w:tblGrid>
+      <w:tr>
+        <w:trPr>
+          <w:cantSplit/>
+          <w:tblHeader/>
+        </w:trPr>
+        <w:tc>
+          <w:tcPr>
+            <w:tcW w:type="dxa" w:w="4589"/>
+            <w:shd w:fill="EDEFFC"/>
+            <w:tcMar>
+              <w:top w:w="80" w:type="dxa"/>
+              <w:left w:w="80" w:type="dxa"/>
+              <w:bottom w:w="80" w:type="dxa"/>
+              <w:right w:w="80" w:type="dxa"/>
+            </w:tcMar>
+          </w:tcPr>
+          <w:p>
+            <w:pPr>
+              <w:spacing w:after="20"/>
+            </w:pPr>
+            <w:r>
+              <w:rPr>
+                <w:b/>
+                <w:sz w:val="18"/>
+              </w:rPr>
+              <w:t>Measure</w:t>
+            </w:r>
+          </w:p>
+        </w:tc>
+        <w:tc>
+          <w:tcPr>
+            <w:tcW w:type="dxa" w:w="4589"/>
+            <w:shd w:fill="EDEFFC"/>
+            <w:tcMar>
+              <w:top w:w="80" w:type="dxa"/>
+              <w:left w:w="80" w:type="dxa"/>
+              <w:bottom w:w="80" w:type="dxa"/>
+              <w:right w:w="80" w:type="dxa"/>
+            </w:tcMar>
+          </w:tcPr>
+          <w:p>
+            <w:pPr>
+              <w:spacing w:after="20"/>
+            </w:pPr>
+            <w:r>
+              <w:rPr>
+                <w:b/>
+                <w:sz w:val="18"/>
+              </w:rPr>
+              <w:t>Pilot target</w:t>
+            </w:r>
+          </w:p>
+        </w:tc>
+        <w:tc>
+          <w:tcPr>
+            <w:tcW w:type="dxa" w:w="4589"/>
+            <w:shd w:fill="EDEFFC"/>
+            <w:tcMar>
+              <w:top w:w="80" w:type="dxa"/>
+              <w:left w:w="80" w:type="dxa"/>
+              <w:bottom w:w="80" w:type="dxa"/>
+              <w:right w:w="80" w:type="dxa"/>
+            </w:tcMar>
+          </w:tcPr>
+          <w:p>
+            <w:pPr>
+              <w:spacing w:after="20"/>
+            </w:pPr>
+            <w:r>
+              <w:rPr>
+                <w:b/>
+                <w:sz w:val="18"/>
+              </w:rPr>
+              <w:t>Source</w:t>
+            </w:r>
+          </w:p>
+        </w:tc>
+      </w:tr>
+      <w:tr>
+        <w:trPr>
+          <w:cantSplit/>
+        </w:trPr>
+        <w:tc>
+          <w:tcPr>
+            <w:tcW w:type="dxa" w:w="4589"/>
+            <w:shd w:fill="FFFFFF"/>
+            <w:tcMar>
+              <w:top w:w="80" w:type="dxa"/>
+              <w:left w:w="80" w:type="dxa"/>
+              <w:bottom w:w="80" w:type="dxa"/>
+              <w:right w:w="80" w:type="dxa"/>
+            </w:tcMar>
+          </w:tcPr>
+          <w:p>
+            <w:pPr>
+              <w:spacing w:after="20"/>
+            </w:pPr>
+            <w:r>
+              <w:rPr>
+                <w:b w:val="0"/>
+                <w:sz w:val="18"/>
+              </w:rPr>
+              <w:t>Setup completed within 7 days</w:t>
+            </w:r>
+          </w:p>
+        </w:tc>
+        <w:tc>
+          <w:tcPr>
+            <w:tcW w:type="dxa" w:w="4589"/>
+            <w:shd w:fill="FFFFFF"/>
+            <w:tcMar>
+              <w:top w:w="80" w:type="dxa"/>
+              <w:left w:w="80" w:type="dxa"/>
+              <w:bottom w:w="80" w:type="dxa"/>
+              <w:right w:w="80" w:type="dxa"/>
+            </w:tcMar>
+          </w:tcPr>
+          <w:p>
+            <w:pPr>
+              <w:spacing w:after="20"/>
+            </w:pPr>
+            <w:r>
+              <w:rPr>
+                <w:b w:val="0"/>
+                <w:sz w:val="18"/>
+              </w:rPr>
+              <w:t>At least 16 of 20 participants</w:t>
+            </w:r>
+          </w:p>
+        </w:tc>
+        <w:tc>
+          <w:tcPr>
+            <w:tcW w:type="dxa" w:w="4589"/>
+            <w:shd w:fill="FFFFFF"/>
+            <w:tcMar>
+              <w:top w:w="80" w:type="dxa"/>
+              <w:left w:w="80" w:type="dxa"/>
+              <w:bottom w:w="80" w:type="dxa"/>
+              <w:right w:w="80" w:type="dxa"/>
+            </w:tcMar>
+          </w:tcPr>
+          <w:p>
+            <w:pPr>
+              <w:spacing w:after="20"/>
+            </w:pPr>
+            <w:r>
+              <w:rPr>
+                <w:b w:val="0"/>
+                <w:sz w:val="18"/>
+              </w:rPr>
+              <w:t>Checklist event log</w:t>
+            </w:r>
+          </w:p>
+        </w:tc>
+      </w:tr>
+      <w:tr>
+        <w:trPr>
+          <w:cantSplit/>
+        </w:trPr>
+        <w:tc>
+          <w:tcPr>
+            <w:tcW w:type="dxa" w:w="4589"/>
+            <w:shd w:fill="EDEFFC"/>
+            <w:tcMar>
+              <w:top w:w="80" w:type="dxa"/>
+              <w:left w:w="80" w:type="dxa"/>
+              <w:bottom w:w="80" w:type="dxa"/>
+              <w:right w:w="80" w:type="dxa"/>
+            </w:tcMar>
+          </w:tcPr>
+          <w:p>
+            <w:pPr>
+              <w:spacing w:after="20"/>
+            </w:pPr>
+            <w:r>
+              <w:rPr>
+                <w:b w:val="0"/>
+                <w:sz w:val="18"/>
+              </w:rPr>
+              <w:t>Support contacts in first week</w:t>
+            </w:r>
+          </w:p>
+        </w:tc>
+        <w:tc>
+          <w:tcPr>
+            <w:tcW w:type="dxa" w:w="4589"/>
+            <w:shd w:fill="EDEFFC"/>
+            <w:tcMar>
+              <w:top w:w="80" w:type="dxa"/>
+              <w:left w:w="80" w:type="dxa"/>
+              <w:bottom w:w="80" w:type="dxa"/>
+              <w:right w:w="80" w:type="dxa"/>
+            </w:tcMar>
+          </w:tcPr>
+          <w:p>
+            <w:pPr>
+              <w:spacing w:after="20"/>
+            </w:pPr>
+            <w:r>
+              <w:rPr>
+                <w:b w:val="0"/>
+                <w:sz w:val="18"/>
+              </w:rPr>
+              <w:t>Record per participant; compare with baseline</w:t>
+            </w:r>
+          </w:p>
+        </w:tc>
+        <w:tc>
+          <w:tcPr>
+            <w:tcW w:type="dxa" w:w="4589"/>
+            <w:shd w:fill="EDEFFC"/>
+            <w:tcMar>
+              <w:top w:w="80" w:type="dxa"/>
+              <w:left w:w="80" w:type="dxa"/>
+              <w:bottom w:w="80" w:type="dxa"/>
+              <w:right w:w="80" w:type="dxa"/>
+            </w:tcMar>
+          </w:tcPr>
+          <w:p>
+            <w:pPr>
+              <w:spacing w:after="20"/>
+            </w:pPr>
+            <w:r>
+              <w:rPr>
+                <w:b w:val="0"/>
+                <w:sz w:val="18"/>
+              </w:rPr>
+              <w:t>Support ticket report</w:t>
+            </w:r>
+          </w:p>
+        </w:tc>
+      </w:tr>
+      <w:tr>
+        <w:trPr>
+          <w:cantSplit/>
+        </w:trPr>
+        <w:tc>
+          <w:tcPr>
+            <w:tcW w:type="dxa" w:w="4589"/>
+            <w:shd w:fill="FFFFFF"/>
+            <w:tcMar>
+              <w:top w:w="80" w:type="dxa"/>
+              <w:left w:w="80" w:type="dxa"/>
+              <w:bottom w:w="80" w:type="dxa"/>
+              <w:right w:w="80" w:type="dxa"/>
+            </w:tcMar>
+          </w:tcPr>
+          <w:p>
+            <w:pPr>
+              <w:spacing w:after="20"/>
+            </w:pPr>
+            <w:r>
+              <w:rPr>
+                <w:b w:val="0"/>
+                <w:sz w:val="18"/>
+              </w:rPr>
+              <w:t>Serious account issues</w:t>
+            </w:r>
+          </w:p>
+        </w:tc>
+        <w:tc>
+          <w:tcPr>
+            <w:tcW w:type="dxa" w:w="4589"/>
+            <w:shd w:fill="FFFFFF"/>
+            <w:tcMar>
+              <w:top w:w="80" w:type="dxa"/>
+              <w:left w:w="80" w:type="dxa"/>
+              <w:bottom w:w="80" w:type="dxa"/>
+              <w:right w:w="80" w:type="dxa"/>
+            </w:tcMar>
+          </w:tcPr>
+          <w:p>
+            <w:pPr>
+              <w:spacing w:after="20"/>
+            </w:pPr>
+            <w:r>
+              <w:rPr>
+                <w:b w:val="0"/>
+                <w:sz w:val="18"/>
+              </w:rPr>
+              <w:t>Zero unresolved at closeout</w:t>
+            </w:r>
+          </w:p>
+        </w:tc>
+        <w:tc>
+          <w:tcPr>
+            <w:tcW w:type="dxa" w:w="4589"/>
+            <w:shd w:fill="FFFFFF"/>
+            <w:tcMar>
+              <w:top w:w="80" w:type="dxa"/>
+              <w:left w:w="80" w:type="dxa"/>
+              <w:bottom w:w="80" w:type="dxa"/>
+              <w:right w:w="80" w:type="dxa"/>
+            </w:tcMar>
+          </w:tcPr>
+          <w:p>
+            <w:pPr>
+              <w:spacing w:after="20"/>
+            </w:pPr>
+            <w:r>
+              <w:rPr>
+                <w:b w:val="0"/>
+                <w:sz w:val="18"/>
+              </w:rPr>
+              <w:t>Incident log</w:t>
+            </w:r>
+          </w:p>
+        </w:tc>
+      </w:tr>
+    </w:tbl>
+    <w:p>
+      <w:pPr>
+        <w:spacing w:after="0"/>
+      </w:pPr>
+    </w:p>
+    <w:p>
+      <w:pPr/>
+      <w:r>
+        <w:t>Presenter note: targets are proposed thresholds for this sample, not reported results.</w:t>
+      </w:r>
+    </w:p>
+    <w:p>
+      <w:r>
+        <w:br w:type="page"/>
+      </w:r>
+    </w:p>
+    <w:p>
+      <w:r>
+        <w:rPr>
+          <w:b/>
+          <w:color w:val="353F87"/>
+          <w:sz w:val="18"/>
+        </w:rPr>
+        <w:t>ALDER STUDIO  /  3</w:t>
+      </w:r>
+    </w:p>
+    <w:p>
+      <w:pPr>
+        <w:pStyle w:val="Title"/>
+      </w:pPr>
+      <w:r>
+        <w:t>Make the next month measurable</w:t>
+      </w:r>
+    </w:p>
+    <w:tbl>
+      <w:tblPr>
+        <w:tblW w:type="auto" w:w="0"/>
+        <w:tblLayout w:type="fixed"/>
+        <w:tblLook w:firstColumn="1" w:firstRow="1" w:lastColumn="0" w:lastRow="0" w:noHBand="0" w:noVBand="1" w:val="04A0"/>
+      </w:tblPr>
+      <w:tblGrid>
+        <w:gridCol w:w="4589"/>
+        <w:gridCol w:w="4589"/>
+        <w:gridCol w:w="4589"/>
+      </w:tblGrid>
+      <w:tr>
+        <w:trPr>
+          <w:cantSplit/>
+          <w:tblHeader/>
+        </w:trPr>
+        <w:tc>
+          <w:tcPr>
+            <w:tcW w:type="dxa" w:w="4589"/>
+            <w:shd w:fill="EDEFFC"/>
+            <w:tcMar>
+              <w:top w:w="80" w:type="dxa"/>
+              <w:left w:w="80" w:type="dxa"/>
+              <w:bottom w:w="80" w:type="dxa"/>
+              <w:right w:w="80" w:type="dxa"/>
+            </w:tcMar>
+          </w:tcPr>
+          <w:p>
+            <w:pPr>
+              <w:spacing w:after="20"/>
+            </w:pPr>
+            <w:r>
+              <w:rPr>
+                <w:b/>
+                <w:sz w:val="18"/>
+              </w:rPr>
+              <w:t>Week</w:t>
+            </w:r>
+          </w:p>
+        </w:tc>
+        <w:tc>
+          <w:tcPr>
+            <w:tcW w:type="dxa" w:w="4589"/>
+            <w:shd w:fill="EDEFFC"/>
+            <w:tcMar>
+              <w:top w:w="80" w:type="dxa"/>
+              <w:left w:w="80" w:type="dxa"/>
+              <w:bottom w:w="80" w:type="dxa"/>
+              <w:right w:w="80" w:type="dxa"/>
+            </w:tcMar>
+          </w:tcPr>
+          <w:p>
+            <w:pPr>
+              <w:spacing w:after="20"/>
+            </w:pPr>
+            <w:r>
+              <w:rPr>
+                <w:b/>
+                <w:sz w:val="18"/>
+              </w:rPr>
+              <w:t>Work</w:t>
+            </w:r>
+          </w:p>
+        </w:tc>
+        <w:tc>
+          <w:tcPr>
+            <w:tcW w:type="dxa" w:w="4589"/>
+            <w:shd w:fill="EDEFFC"/>
+            <w:tcMar>
+              <w:top w:w="80" w:type="dxa"/>
+              <w:left w:w="80" w:type="dxa"/>
+              <w:bottom w:w="80" w:type="dxa"/>
+              <w:right w:w="80" w:type="dxa"/>
+            </w:tcMar>
+          </w:tcPr>
+          <w:p>
+            <w:pPr>
+              <w:spacing w:after="20"/>
+            </w:pPr>
+            <w:r>
+              <w:rPr>
+                <w:b/>
+                <w:sz w:val="18"/>
+              </w:rPr>
+              <w:t>Accountable owner</w:t>
+            </w:r>
+          </w:p>
+        </w:tc>
+      </w:tr>
+      <w:tr>
+        <w:trPr>
+          <w:cantSplit/>
+        </w:trPr>
+        <w:tc>
+          <w:tcPr>
+            <w:tcW w:type="dxa" w:w="4589"/>
+            <w:shd w:fill="FFFFFF"/>
+            <w:tcMar>
+              <w:top w:w="80" w:type="dxa"/>
+              <w:left w:w="80" w:type="dxa"/>
+              <w:bottom w:w="80" w:type="dxa"/>
+              <w:right w:w="80" w:type="dxa"/>
+            </w:tcMar>
+          </w:tcPr>
+          <w:p>
+            <w:pPr>
+              <w:spacing w:after="20"/>
+            </w:pPr>
+            <w:r>
+              <w:rPr>
+                <w:b w:val="0"/>
+                <w:sz w:val="18"/>
+              </w:rPr>
+              <w:t>1</w:t>
+            </w:r>
+          </w:p>
+        </w:tc>
+        <w:tc>
+          <w:tcPr>
+            <w:tcW w:type="dxa" w:w="4589"/>
+            <w:shd w:fill="FFFFFF"/>
+            <w:tcMar>
+              <w:top w:w="80" w:type="dxa"/>
+              <w:left w:w="80" w:type="dxa"/>
+              <w:bottom w:w="80" w:type="dxa"/>
+              <w:right w:w="80" w:type="dxa"/>
+            </w:tcMar>
+          </w:tcPr>
+          <w:p>
+            <w:pPr>
+              <w:spacing w:after="20"/>
+            </w:pPr>
+            <w:r>
+              <w:rPr>
+                <w:b w:val="0"/>
+                <w:sz w:val="18"/>
+              </w:rPr>
+              <w:t>Finalize copy and baseline measures</w:t>
+            </w:r>
+          </w:p>
+        </w:tc>
+        <w:tc>
+          <w:tcPr>
+            <w:tcW w:type="dxa" w:w="4589"/>
+            <w:shd w:fill="FFFFFF"/>
+            <w:tcMar>
+              <w:top w:w="80" w:type="dxa"/>
+              <w:left w:w="80" w:type="dxa"/>
+              <w:bottom w:w="80" w:type="dxa"/>
+              <w:right w:w="80" w:type="dxa"/>
+            </w:tcMar>
+          </w:tcPr>
+          <w:p>
+            <w:pPr>
+              <w:spacing w:after="20"/>
+            </w:pPr>
+            <w:r>
+              <w:rPr>
+                <w:b w:val="0"/>
+                <w:sz w:val="18"/>
+              </w:rPr>
+              <w:t>Maya • Customer success</w:t>
+            </w:r>
+          </w:p>
+        </w:tc>
+      </w:tr>
+      <w:tr>
+        <w:trPr>
+          <w:cantSplit/>
+        </w:trPr>
+        <w:tc>
+          <w:tcPr>
+            <w:tcW w:type="dxa" w:w="4589"/>
+            <w:shd w:fill="EDEFFC"/>
+            <w:tcMar>
+              <w:top w:w="80" w:type="dxa"/>
+              <w:left w:w="80" w:type="dxa"/>
+              <w:bottom w:w="80" w:type="dxa"/>
+              <w:right w:w="80" w:type="dxa"/>
+            </w:tcMar>
+          </w:tcPr>
+          <w:p>
+            <w:pPr>
+              <w:spacing w:after="20"/>
+            </w:pPr>
+            <w:r>
+              <w:rPr>
+                <w:b w:val="0"/>
+                <w:sz w:val="18"/>
+              </w:rPr>
+              <w:t>2</w:t>
+            </w:r>
+          </w:p>
+        </w:tc>
+        <w:tc>
+          <w:tcPr>
+            <w:tcW w:type="dxa" w:w="4589"/>
+            <w:shd w:fill="EDEFFC"/>
+            <w:tcMar>
+              <w:top w:w="80" w:type="dxa"/>
+              <w:left w:w="80" w:type="dxa"/>
+              <w:bottom w:w="80" w:type="dxa"/>
+              <w:right w:w="80" w:type="dxa"/>
+            </w:tcMar>
+          </w:tcPr>
+          <w:p>
+            <w:pPr>
+              <w:spacing w:after="20"/>
+            </w:pPr>
+            <w:r>
+              <w:rPr>
+                <w:b w:val="0"/>
+                <w:sz w:val="18"/>
+              </w:rPr>
+              <w:t>Invite participants and start the pilot</w:t>
+            </w:r>
+          </w:p>
+        </w:tc>
+        <w:tc>
+          <w:tcPr>
+            <w:tcW w:type="dxa" w:w="4589"/>
+            <w:shd w:fill="EDEFFC"/>
+            <w:tcMar>
+              <w:top w:w="80" w:type="dxa"/>
+              <w:left w:w="80" w:type="dxa"/>
+              <w:bottom w:w="80" w:type="dxa"/>
+              <w:right w:w="80" w:type="dxa"/>
+            </w:tcMar>
+          </w:tcPr>
+          <w:p>
+            <w:pPr>
+              <w:spacing w:after="20"/>
+            </w:pPr>
+            <w:r>
+              <w:rPr>
+                <w:b w:val="0"/>
+                <w:sz w:val="18"/>
+              </w:rPr>
+              <w:t>Sam • Operations</w:t>
+            </w:r>
+          </w:p>
+        </w:tc>
+      </w:tr>
+      <w:tr>
+        <w:trPr>
+          <w:cantSplit/>
+        </w:trPr>
+        <w:tc>
+          <w:tcPr>
+            <w:tcW w:type="dxa" w:w="4589"/>
+            <w:shd w:fill="FFFFFF"/>
+            <w:tcMar>
+              <w:top w:w="80" w:type="dxa"/>
+              <w:left w:w="80" w:type="dxa"/>
+              <w:bottom w:w="80" w:type="dxa"/>
+              <w:right w:w="80" w:type="dxa"/>
+            </w:tcMar>
+          </w:tcPr>
+          <w:p>
+            <w:pPr>
+              <w:spacing w:after="20"/>
+            </w:pPr>
+            <w:r>
+              <w:rPr>
+                <w:b w:val="0"/>
+                <w:sz w:val="18"/>
+              </w:rPr>
+              <w:t>3</w:t>
+            </w:r>
+          </w:p>
+        </w:tc>
+        <w:tc>
+          <w:tcPr>
+            <w:tcW w:type="dxa" w:w="4589"/>
+            <w:shd w:fill="FFFFFF"/>
+            <w:tcMar>
+              <w:top w:w="80" w:type="dxa"/>
+              <w:left w:w="80" w:type="dxa"/>
+              <w:bottom w:w="80" w:type="dxa"/>
+              <w:right w:w="80" w:type="dxa"/>
+            </w:tcMar>
+          </w:tcPr>
+          <w:p>
+            <w:pPr>
+              <w:spacing w:after="20"/>
+            </w:pPr>
+            <w:r>
+              <w:rPr>
+                <w:b w:val="0"/>
+                <w:sz w:val="18"/>
+              </w:rPr>
+              <w:t>Review exceptions and fix copy gaps</w:t>
+            </w:r>
+          </w:p>
+        </w:tc>
+        <w:tc>
+          <w:tcPr>
+            <w:tcW w:type="dxa" w:w="4589"/>
+            <w:shd w:fill="FFFFFF"/>
+            <w:tcMar>
+              <w:top w:w="80" w:type="dxa"/>
+              <w:left w:w="80" w:type="dxa"/>
+              <w:bottom w:w="80" w:type="dxa"/>
+              <w:right w:w="80" w:type="dxa"/>
+            </w:tcMar>
+          </w:tcPr>
+          <w:p>
+            <w:pPr>
+              <w:spacing w:after="20"/>
+            </w:pPr>
+            <w:r>
+              <w:rPr>
+                <w:b w:val="0"/>
+                <w:sz w:val="18"/>
+              </w:rPr>
+              <w:t>Alex • Product</w:t>
+            </w:r>
+          </w:p>
+        </w:tc>
+      </w:tr>
+      <w:tr>
+        <w:trPr>
+          <w:cantSplit/>
+        </w:trPr>
+        <w:tc>
+          <w:tcPr>
+            <w:tcW w:type="dxa" w:w="4589"/>
+            <w:shd w:fill="EDEFFC"/>
+            <w:tcMar>
+              <w:top w:w="80" w:type="dxa"/>
+              <w:left w:w="80" w:type="dxa"/>
+              <w:bottom w:w="80" w:type="dxa"/>
+              <w:right w:w="80" w:type="dxa"/>
+            </w:tcMar>
+          </w:tcPr>
+          <w:p>
+            <w:pPr>
+              <w:spacing w:after="20"/>
+            </w:pPr>
+            <w:r>
+              <w:rPr>
+                <w:b w:val="0"/>
+                <w:sz w:val="18"/>
+              </w:rPr>
+              <w:t>4</w:t>
+            </w:r>
+          </w:p>
+        </w:tc>
+        <w:tc>
+          <w:tcPr>
+            <w:tcW w:type="dxa" w:w="4589"/>
+            <w:shd w:fill="EDEFFC"/>
+            <w:tcMar>
+              <w:top w:w="80" w:type="dxa"/>
+              <w:left w:w="80" w:type="dxa"/>
+              <w:bottom w:w="80" w:type="dxa"/>
+              <w:right w:w="80" w:type="dxa"/>
+            </w:tcMar>
+          </w:tcPr>
+          <w:p>
+            <w:pPr>
+              <w:spacing w:after="20"/>
+            </w:pPr>
+            <w:r>
+              <w:rPr>
+                <w:b w:val="0"/>
+                <w:sz w:val="18"/>
+              </w:rPr>
+              <w:t>Report findings and recommend next step</w:t>
+            </w:r>
+          </w:p>
+        </w:tc>
+        <w:tc>
+          <w:tcPr>
+            <w:tcW w:type="dxa" w:w="4589"/>
+            <w:shd w:fill="EDEFFC"/>
+            <w:tcMar>
+              <w:top w:w="80" w:type="dxa"/>
+              <w:left w:w="80" w:type="dxa"/>
+              <w:bottom w:w="80" w:type="dxa"/>
+              <w:right w:w="80" w:type="dxa"/>
+            </w:tcMar>
+          </w:tcPr>
+          <w:p>
+            <w:pPr>
+              <w:spacing w:after="20"/>
+            </w:pPr>
+            <w:r>
+              <w:rPr>
+                <w:b w:val="0"/>
+                <w:sz w:val="18"/>
+              </w:rPr>
+              <w:t>Maya • Customer success</w:t>
+            </w:r>
+          </w:p>
+        </w:tc>
+      </w:tr>
+    </w:tbl>
+    <w:p>
+      <w:pPr>
+        <w:spacing w:after="0"/>
+      </w:pPr>
+    </w:p>
+    <w:p>
+      <w:pPr>
+        <w:pStyle w:val="Heading1"/>
+      </w:pPr>
+      <w:r>
+        <w:t>Guardrails</w:t>
+      </w:r>
+    </w:p>
+    <w:p>
+      <w:pPr>
+        <w:pStyle w:val="ListBullet"/>
+      </w:pPr>
+      <w:r>
+        <w:t>Pause new invitations if account access is affected.</w:t>
+      </w:r>
+    </w:p>
+    <w:p>
+      <w:pPr>
+        <w:pStyle w:val="ListBullet"/>
+      </w:pPr>
+      <w:r>
+        <w:t>Keep the existing onboarding path available during the test.</w:t>
+      </w:r>
+    </w:p>
+    <w:p>
+      <w:pPr>
+        <w:pStyle w:val="ListBullet"/>
+      </w:pPr>
+      <w:r>
+        <w:t>Do not expand the pilot without reviewing the final evidence.</w:t>
+      </w:r>
+    </w:p>
+    <w:p>
+      <w:pPr>
+        <w:spacing w:before="160" w:after="200"/>
+        <w:shd w:fill="EDEFFC"/>
+      </w:pPr>
+      <w:r>
+        <w:rPr>
+          <w:b/>
+        </w:rPr>
+        <w:t>RECORD THE DECISION</w:t>
+        <w:br/>
+      </w:r>
+      <w:r>
+        <w:t>Sponsor: [Name]    Outcome: [Approve / revise / decline]</w:t>
+        <w:br/>
+        <w:t>Owner confirmed: [Name]    Review meeting: [Date]</w:t>
+      </w:r>
+    </w:p>
     <w:sectPr>
+      <w:footerReference w:type="default" r:id="rId9"/>
       <w:pgSz w:w="15840" w:h="12240" w:orient="landscape"/>
-      <w:pgMar w:top="1008" w:right="1152" w:bottom="1008" w:left="1152" w:header="720" w:footer="720" w:gutter="0"/>
+      <w:pgMar w:top="864" w:right="1037" w:bottom="864" w:left="1037" w:header="720" w:footer="720" w:gutter="0"/>
       <w:cols w:space="720"/>
       <w:docGrid w:linePitch="360"/>
     </w:sectPr>
   </w:body>
 </w:document>
+</file>
+
+<file path=word/footer1.xml><?xml version="1.0" encoding="utf-8"?>
+<w:ftr xmlns:m="http://schemas.openxmlformats.org/officeDocument/2006/math" xmlns:mc="http://schemas.openxmlformats.org/markup-compatibility/2006" xmlns:mo="http://schemas.microsoft.com/office/mac/office/2008/main" xmlns:mv="urn:schemas-microsoft-com:mac:vml" xmlns:o="urn:schemas-microsoft-com:office:office" xmlns:r="http://schemas.openxmlformats.org/officeDocument/2006/relationships" xmlns:v="urn:schemas-microsoft-com:vml" xmlns:w10="urn:schemas-microsoft-com:office:word" xmlns:w14="http://schemas.microsoft.com/office/word/2010/wordml" xmlns:w="http://schemas.openxmlformats.org/wordprocessingml/2006/main" xmlns:wne="http://schemas.microsoft.com/office/word/2006/wordml" xmlns:wp14="http://schemas.microsoft.com/office/word/2010/wordprocessingDrawing" xmlns:wp="http://schemas.openxmlformats.org/drawingml/2006/wordprocessingDrawing" xmlns:wpc="http://schemas.microsoft.com/office/word/2010/wordprocessingCanvas" xmlns:wpg="http://schemas.microsoft.com/office/word/2010/wordprocessingGroup" xmlns:wpi="http://schemas.microsoft.com/office/word/2010/wordprocessingInk" xmlns:wps="http://schemas.microsoft.com/office/word/2010/wordprocessingShape" mc:Ignorable="w14 wp14">
+  <w:p>
+    <w:pPr>
+      <w:pStyle w:val="Footer"/>
+    </w:pPr>
+    <w:r>
+      <w:rPr>
+        <w:sz w:val="16"/>
+      </w:rPr>
+      <w:t>Dazzler sample template • presentation • Replace fictional details before use</w:t>
+    </w:r>
+  </w:p>
+</w:ftr>
 </file>
 
 <file path=word/numbering.xml><?xml version="1.0" encoding="utf-8"?>
@@ -610,12 +1798,12 @@
     <w:qFormat/>
     <w:rsid w:val="00FC693F"/>
     <w:pPr>
-      <w:spacing w:after="140" w:line="276" w:lineRule="auto"/>
+      <w:spacing w:line="259" w:lineRule="auto" w:after="120"/>
     </w:pPr>
     <w:rPr>
-      <w:rFonts w:ascii="Arial" w:hAnsi="Arial" w:eastAsia="Arial" w:cs="Arial"/>
+      <w:rFonts w:ascii="Arial" w:hAnsi="Arial"/>
       <w:color w:val="000000"/>
-      <w:sz w:val="21"/>
+      <w:sz w:val="20"/>
     </w:rPr>
   </w:style>
   <w:style w:type="paragraph" w:styleId="Header">
@@ -673,15 +1861,15 @@
     <w:pPr>
       <w:keepNext/>
       <w:keepLines/>
-      <w:spacing w:before="320" w:after="140"/>
+      <w:spacing w:before="240" w:after="120" w:line="259" w:lineRule="auto"/>
       <w:outlineLvl w:val="0"/>
     </w:pPr>
     <w:rPr>
-      <w:rFonts w:cstheme="majorBidi" w:ascii="Arial" w:hAnsi="Arial" w:eastAsia="Arial" w:cs="Arial"/>
+      <w:rFonts w:cstheme="majorBidi" w:ascii="Arial" w:hAnsi="Arial"/>
       <w:b/>
       <w:bCs/>
       <w:color w:val="000000"/>
-      <w:sz w:val="28"/>
+      <w:sz w:val="26"/>
       <w:szCs w:val="28"/>
     </w:rPr>
   </w:style>
@@ -697,15 +1885,15 @@
     <w:pPr>
       <w:keepNext/>
       <w:keepLines/>
-      <w:spacing w:before="200" w:after="140"/>
+      <w:spacing w:before="200" w:after="120" w:line="259" w:lineRule="auto"/>
       <w:outlineLvl w:val="1"/>
     </w:pPr>
     <w:rPr>
-      <w:rFonts w:cstheme="majorBidi" w:ascii="Arial" w:hAnsi="Arial" w:eastAsia="Arial" w:cs="Arial"/>
+      <w:rFonts w:cstheme="majorBidi" w:ascii="Arial" w:hAnsi="Arial"/>
       <w:b/>
       <w:bCs/>
       <w:color w:val="000000"/>
-      <w:sz w:val="26"/>
+      <w:sz w:val="22"/>
       <w:szCs w:val="26"/>
     </w:rPr>
   </w:style>
@@ -959,15 +2147,15 @@
     <w:qFormat/>
     <w:rsid w:val="00FC693F"/>
     <w:pPr>
-      <w:spacing w:after="200" w:line="240" w:lineRule="auto"/>
+      <w:spacing w:after="120" w:line="259" w:lineRule="auto"/>
       <w:contextualSpacing/>
     </w:pPr>
     <w:rPr>
-      <w:rFonts w:cstheme="majorBidi" w:ascii="Arial" w:hAnsi="Arial" w:eastAsia="Arial" w:cs="Arial"/>
+      <w:rFonts w:cstheme="majorBidi" w:ascii="Arial" w:hAnsi="Arial"/>
       <w:color w:val="000000"/>
       <w:spacing w:val="5"/>
       <w:kern w:val="28"/>
-      <w:sz w:val="58"/>
+      <w:sz w:val="56"/>
       <w:szCs w:val="52"/>
     </w:rPr>
   </w:style>
@@ -998,10 +2186,10 @@
       <w:numPr>
         <w:ilvl w:val="1"/>
       </w:numPr>
-      <w:spacing w:after="140"/>
+      <w:spacing w:line="259" w:lineRule="auto" w:after="120"/>
     </w:pPr>
     <w:rPr>
-      <w:rFonts w:cstheme="majorBidi" w:ascii="Arial" w:hAnsi="Arial" w:eastAsia="Arial" w:cs="Arial"/>
+      <w:rFonts w:cstheme="majorBidi" w:ascii="Arial" w:hAnsi="Arial"/>
       <w:i/>
       <w:iCs/>
       <w:color w:val="000000"/>
@@ -1142,8 +2330,14 @@
       <w:numPr>
         <w:numId w:val="1"/>
       </w:numPr>
+      <w:spacing w:line="259" w:lineRule="auto" w:after="120"/>
       <w:contextualSpacing/>
     </w:pPr>
+    <w:rPr>
+      <w:rFonts w:ascii="Arial" w:hAnsi="Arial"/>
+      <w:color w:val="000000"/>
+      <w:sz w:val="20"/>
+    </w:rPr>
   </w:style>
   <w:style w:type="paragraph" w:styleId="ListBullet2">
     <w:name w:val="List Bullet 2"/>

--- a/docs/templates/docx/presentation.docx
+++ b/docs/templates/docx/presentation.docx
@@ -6,17 +6,21 @@
       <w:r>
         <w:rPr>
           <w:b/>
-          <w:color w:val="353F87"/>
-          <w:sz w:val="18"/>
+          <w:color w:val="393783"/>
+          <w:sz w:val="16"/>
         </w:rPr>
-        <w:t>ALDER STUDIO  /  1</w:t>
+        <w:t>ALDER STUDIO   /   01</w:t>
       </w:r>
     </w:p>
     <w:p>
       <w:pPr>
         <w:pStyle w:val="Title"/>
+        <w:shd w:fill="232447"/>
       </w:pPr>
       <w:r>
+        <w:rPr>
+          <w:color w:val="E1F58B"/>
+        </w:rPr>
         <w:t>Approve the onboarding pilot</w:t>
       </w:r>
     </w:p>
@@ -25,23 +29,10 @@
         <w:pStyle w:val="Subtitle"/>
       </w:pPr>
       <w:r>
+        <w:rPr>
+          <w:i/>
+        </w:rPr>
         <w:t>Decision brief • Leadership review • 18 June 2027</w:t>
-      </w:r>
-    </w:p>
-    <w:p>
-      <w:pPr>
-        <w:spacing w:before="160" w:after="200"/>
-        <w:shd w:fill="EDEFFC"/>
-      </w:pPr>
-      <w:r>
-        <w:rPr>
-          <w:b/>
-        </w:rPr>
-        <w:t>THE ASK</w:t>
-        <w:br/>
-      </w:r>
-      <w:r>
-        <w:t>Approve a four-week pilot for 20 new customers, with a USD 6,000 spend limit and a named customer-success owner.</w:t>
       </w:r>
     </w:p>
     <w:tbl>
@@ -51,9 +42,9 @@
         <w:tblLook w:firstColumn="1" w:firstRow="1" w:lastColumn="0" w:lastRow="0" w:noHBand="0" w:noVBand="1" w:val="04A0"/>
       </w:tblPr>
       <w:tblGrid>
-        <w:gridCol w:w="4543"/>
-        <w:gridCol w:w="4680"/>
-        <w:gridCol w:w="4543"/>
+        <w:gridCol w:w="4685"/>
+        <w:gridCol w:w="4685"/>
+        <w:gridCol w:w="4685"/>
       </w:tblGrid>
       <w:tr>
         <w:trPr>
@@ -62,73 +53,80 @@
         </w:trPr>
         <w:tc>
           <w:tcPr>
-            <w:tcW w:type="dxa" w:w="4543"/>
-            <w:shd w:fill="EDEFFC"/>
+            <w:tcW w:type="dxa" w:w="4685"/>
+            <w:shd w:fill="393783"/>
             <w:tcMar>
-              <w:top w:w="80" w:type="dxa"/>
-              <w:left w:w="80" w:type="dxa"/>
-              <w:bottom w:w="80" w:type="dxa"/>
-              <w:right w:w="80" w:type="dxa"/>
+              <w:top w:w="85" w:type="dxa"/>
+              <w:left w:w="85" w:type="dxa"/>
+              <w:bottom w:w="85" w:type="dxa"/>
+              <w:right w:w="85" w:type="dxa"/>
             </w:tcMar>
           </w:tcPr>
           <w:p>
             <w:pPr>
-              <w:spacing w:after="20"/>
+              <w:spacing w:after="0"/>
             </w:pPr>
             <w:r>
               <w:rPr>
+                <w:rFonts w:ascii="Arial" w:hAnsi="Arial"/>
                 <w:b/>
-                <w:sz w:val="18"/>
+                <w:color w:val="FFFFFF"/>
+                <w:sz w:val="58"/>
               </w:rPr>
-              <w:t>Observed friction</w:t>
+              <w:t>20</w:t>
             </w:r>
           </w:p>
         </w:tc>
         <w:tc>
           <w:tcPr>
-            <w:tcW w:type="dxa" w:w="4680"/>
-            <w:shd w:fill="EDEFFC"/>
+            <w:tcW w:type="dxa" w:w="4685"/>
+            <w:shd w:fill="393783"/>
             <w:tcMar>
-              <w:top w:w="80" w:type="dxa"/>
-              <w:left w:w="80" w:type="dxa"/>
-              <w:bottom w:w="80" w:type="dxa"/>
-              <w:right w:w="80" w:type="dxa"/>
+              <w:top w:w="85" w:type="dxa"/>
+              <w:left w:w="85" w:type="dxa"/>
+              <w:bottom w:w="85" w:type="dxa"/>
+              <w:right w:w="85" w:type="dxa"/>
             </w:tcMar>
+            <w:shd w:fill="514287"/>
           </w:tcPr>
           <w:p>
             <w:pPr>
-              <w:spacing w:after="20"/>
+              <w:spacing w:after="0"/>
             </w:pPr>
             <w:r>
               <w:rPr>
+                <w:rFonts w:ascii="Arial" w:hAnsi="Arial"/>
                 <w:b/>
-                <w:sz w:val="18"/>
+                <w:color w:val="FFFFFF"/>
+                <w:sz w:val="58"/>
               </w:rPr>
-              <w:t>Proposed change</w:t>
+              <w:t>4 weeks</w:t>
             </w:r>
           </w:p>
         </w:tc>
         <w:tc>
           <w:tcPr>
-            <w:tcW w:type="dxa" w:w="4543"/>
-            <w:shd w:fill="EDEFFC"/>
+            <w:tcW w:type="dxa" w:w="4685"/>
+            <w:shd w:fill="393783"/>
             <w:tcMar>
-              <w:top w:w="80" w:type="dxa"/>
-              <w:left w:w="80" w:type="dxa"/>
-              <w:bottom w:w="80" w:type="dxa"/>
-              <w:right w:w="80" w:type="dxa"/>
+              <w:top w:w="85" w:type="dxa"/>
+              <w:left w:w="85" w:type="dxa"/>
+              <w:bottom w:w="85" w:type="dxa"/>
+              <w:right w:w="85" w:type="dxa"/>
             </w:tcMar>
           </w:tcPr>
           <w:p>
             <w:pPr>
-              <w:spacing w:after="20"/>
+              <w:spacing w:after="0"/>
             </w:pPr>
             <w:r>
               <w:rPr>
+                <w:rFonts w:ascii="Arial" w:hAnsi="Arial"/>
                 <w:b/>
-                <w:sz w:val="18"/>
+                <w:color w:val="FFFFFF"/>
+                <w:sz w:val="58"/>
               </w:rPr>
-              <w:t>Decision today</w:t>
+              <w:t>$6,000</w:t>
             </w:r>
           </w:p>
         </w:tc>
@@ -139,73 +137,79 @@
         </w:trPr>
         <w:tc>
           <w:tcPr>
-            <w:tcW w:type="dxa" w:w="4543"/>
-            <w:shd w:fill="FFFFFF"/>
+            <w:tcW w:type="dxa" w:w="4685"/>
+            <w:shd w:fill="F0F2F6"/>
             <w:tcMar>
-              <w:top w:w="80" w:type="dxa"/>
-              <w:left w:w="80" w:type="dxa"/>
-              <w:bottom w:w="80" w:type="dxa"/>
-              <w:right w:w="80" w:type="dxa"/>
+              <w:top w:w="85" w:type="dxa"/>
+              <w:left w:w="85" w:type="dxa"/>
+              <w:bottom w:w="85" w:type="dxa"/>
+              <w:right w:w="85" w:type="dxa"/>
             </w:tcMar>
           </w:tcPr>
           <w:p>
             <w:pPr>
-              <w:spacing w:after="20"/>
+              <w:spacing w:after="0"/>
             </w:pPr>
             <w:r>
               <w:rPr>
+                <w:rFonts w:ascii="Arial" w:hAnsi="Arial"/>
                 <w:b w:val="0"/>
-                <w:sz w:val="18"/>
+                <w:color w:val="172033"/>
+                <w:sz w:val="20"/>
               </w:rPr>
-              <w:t>Setup instructions span three emails</w:t>
+              <w:t>pilot customers</w:t>
             </w:r>
           </w:p>
         </w:tc>
         <w:tc>
           <w:tcPr>
-            <w:tcW w:type="dxa" w:w="4680"/>
-            <w:shd w:fill="FFFFFF"/>
+            <w:tcW w:type="dxa" w:w="4685"/>
+            <w:shd w:fill="F0F2F6"/>
             <w:tcMar>
-              <w:top w:w="80" w:type="dxa"/>
-              <w:left w:w="80" w:type="dxa"/>
-              <w:bottom w:w="80" w:type="dxa"/>
-              <w:right w:w="80" w:type="dxa"/>
+              <w:top w:w="85" w:type="dxa"/>
+              <w:left w:w="85" w:type="dxa"/>
+              <w:bottom w:w="85" w:type="dxa"/>
+              <w:right w:w="85" w:type="dxa"/>
             </w:tcMar>
           </w:tcPr>
           <w:p>
             <w:pPr>
-              <w:spacing w:after="20"/>
+              <w:spacing w:after="0"/>
             </w:pPr>
             <w:r>
               <w:rPr>
+                <w:rFonts w:ascii="Arial" w:hAnsi="Arial"/>
                 <w:b w:val="0"/>
-                <w:sz w:val="18"/>
+                <w:color w:val="172033"/>
+                <w:sz w:val="20"/>
               </w:rPr>
-              <w:t>One checklist and one welcome sequence</w:t>
+              <w:t>learning window</w:t>
             </w:r>
           </w:p>
         </w:tc>
         <w:tc>
           <w:tcPr>
-            <w:tcW w:type="dxa" w:w="4543"/>
-            <w:shd w:fill="FFFFFF"/>
+            <w:tcW w:type="dxa" w:w="4685"/>
+            <w:shd w:fill="F0F2F6"/>
             <w:tcMar>
-              <w:top w:w="80" w:type="dxa"/>
-              <w:left w:w="80" w:type="dxa"/>
-              <w:bottom w:w="80" w:type="dxa"/>
-              <w:right w:w="80" w:type="dxa"/>
+              <w:top w:w="85" w:type="dxa"/>
+              <w:left w:w="85" w:type="dxa"/>
+              <w:bottom w:w="85" w:type="dxa"/>
+              <w:right w:w="85" w:type="dxa"/>
             </w:tcMar>
           </w:tcPr>
           <w:p>
             <w:pPr>
-              <w:spacing w:after="20"/>
+              <w:spacing w:after="0"/>
             </w:pPr>
             <w:r>
               <w:rPr>
+                <w:rFonts w:ascii="Arial" w:hAnsi="Arial"/>
                 <w:b w:val="0"/>
-                <w:sz w:val="18"/>
+                <w:color w:val="172033"/>
+                <w:sz w:val="20"/>
               </w:rPr>
-              <w:t>Authorize the pilot and owner</w:t>
+              <w:t>spend ceiling</w:t>
             </w:r>
           </w:p>
         </w:tc>
@@ -213,27 +217,364 @@
     </w:tbl>
     <w:p>
       <w:pPr>
-        <w:spacing w:after="0"/>
+        <w:spacing w:after="0" w:before="0" w:line="60" w:lineRule="exact"/>
       </w:pPr>
+      <w:r>
+        <w:rPr>
+          <w:sz w:val="6"/>
+        </w:rPr>
+      </w:r>
+    </w:p>
+    <w:p>
+      <w:pPr>
+        <w:shd w:fill="EDF2F9"/>
+        <w:spacing w:before="120" w:after="160"/>
+      </w:pPr>
+      <w:r>
+        <w:rPr>
+          <w:b/>
+          <w:color w:val="393783"/>
+          <w:sz w:val="18"/>
+        </w:rPr>
+        <w:t>THE ASK</w:t>
+        <w:br/>
+      </w:r>
+      <w:r>
+        <w:rPr>
+          <w:b w:val="0"/>
+        </w:rPr>
+        <w:t xml:space="preserve">Approve a limited onboarding </w:t>
+      </w:r>
+      <w:r>
+        <w:rPr>
+          <w:b/>
+          <w:color w:val="393783"/>
+        </w:rPr>
+        <w:t>pilot</w:t>
+      </w:r>
+      <w:r>
+        <w:rPr>
+          <w:b w:val="0"/>
+        </w:rPr>
+        <w:t xml:space="preserve"> with Maya Chen accountable for delivery. Keep the existing platform; test a clearer welcome sequence and one checklist.</w:t>
+      </w:r>
     </w:p>
     <w:p>
       <w:pPr>
         <w:pStyle w:val="Heading1"/>
       </w:pPr>
       <w:r>
-        <w:t>Why this is worth testing</w:t>
+        <w:rPr>
+          <w:b w:val="0"/>
+        </w:rPr>
+        <w:t>A small bet with a visible exit</w:t>
       </w:r>
     </w:p>
     <w:p>
       <w:pPr/>
       <w:r>
-        <w:t>The pilot will test whether customers can finish setup with fewer support handoffs. It is an experiment with a defined end date, not a commitment to a full rollout.</w:t>
+        <w:rPr>
+          <w:b w:val="0"/>
+        </w:rPr>
+        <w:t xml:space="preserve">The team needs </w:t>
+      </w:r>
+      <w:r>
+        <w:rPr>
+          <w:b/>
+          <w:color w:val="393783"/>
+        </w:rPr>
+        <w:t>evidence</w:t>
+      </w:r>
+      <w:r>
+        <w:rPr>
+          <w:b w:val="0"/>
+        </w:rPr>
+        <w:t xml:space="preserve"> before committing to a full rollout. The </w:t>
+      </w:r>
+      <w:r>
+        <w:rPr>
+          <w:b/>
+          <w:color w:val="393783"/>
+        </w:rPr>
+        <w:t>pilot</w:t>
+      </w:r>
+      <w:r>
+        <w:rPr>
+          <w:b w:val="0"/>
+        </w:rPr>
+        <w:t xml:space="preserve"> tests completion, time to first value and support handoffs. It does not promise a revenue result.</w:t>
       </w:r>
     </w:p>
+    <w:tbl>
+      <w:tblPr>
+        <w:tblW w:type="auto" w:w="0"/>
+        <w:tblLayout w:type="fixed"/>
+        <w:tblLook w:firstColumn="1" w:firstRow="1" w:lastColumn="0" w:lastRow="0" w:noHBand="0" w:noVBand="1" w:val="04A0"/>
+      </w:tblPr>
+      <w:tblGrid>
+        <w:gridCol w:w="4685"/>
+        <w:gridCol w:w="4685"/>
+        <w:gridCol w:w="4685"/>
+      </w:tblGrid>
+      <w:tr>
+        <w:trPr>
+          <w:cantSplit/>
+          <w:tblHeader/>
+        </w:trPr>
+        <w:tc>
+          <w:tcPr>
+            <w:tcW w:type="dxa" w:w="4685"/>
+            <w:shd w:fill="393783"/>
+            <w:tcMar>
+              <w:top w:w="85" w:type="dxa"/>
+              <w:left w:w="85" w:type="dxa"/>
+              <w:bottom w:w="85" w:type="dxa"/>
+              <w:right w:w="85" w:type="dxa"/>
+            </w:tcMar>
+          </w:tcPr>
+          <w:p>
+            <w:pPr>
+              <w:spacing w:after="0"/>
+            </w:pPr>
+            <w:r>
+              <w:rPr>
+                <w:rFonts w:ascii="Arial" w:hAnsi="Arial"/>
+                <w:b/>
+                <w:color w:val="FFFFFF"/>
+                <w:sz w:val="20"/>
+              </w:rPr>
+              <w:t>Today</w:t>
+            </w:r>
+          </w:p>
+        </w:tc>
+        <w:tc>
+          <w:tcPr>
+            <w:tcW w:type="dxa" w:w="4685"/>
+            <w:shd w:fill="393783"/>
+            <w:tcMar>
+              <w:top w:w="85" w:type="dxa"/>
+              <w:left w:w="85" w:type="dxa"/>
+              <w:bottom w:w="85" w:type="dxa"/>
+              <w:right w:w="85" w:type="dxa"/>
+            </w:tcMar>
+          </w:tcPr>
+          <w:p>
+            <w:pPr>
+              <w:spacing w:after="0"/>
+            </w:pPr>
+            <w:r>
+              <w:rPr>
+                <w:rFonts w:ascii="Arial" w:hAnsi="Arial"/>
+                <w:b/>
+                <w:color w:val="FFFFFF"/>
+                <w:sz w:val="20"/>
+              </w:rPr>
+              <w:t>Pilot change</w:t>
+            </w:r>
+          </w:p>
+        </w:tc>
+        <w:tc>
+          <w:tcPr>
+            <w:tcW w:type="dxa" w:w="4685"/>
+            <w:shd w:fill="393783"/>
+            <w:tcMar>
+              <w:top w:w="85" w:type="dxa"/>
+              <w:left w:w="85" w:type="dxa"/>
+              <w:bottom w:w="85" w:type="dxa"/>
+              <w:right w:w="85" w:type="dxa"/>
+            </w:tcMar>
+          </w:tcPr>
+          <w:p>
+            <w:pPr>
+              <w:spacing w:after="0"/>
+            </w:pPr>
+            <w:r>
+              <w:rPr>
+                <w:rFonts w:ascii="Arial" w:hAnsi="Arial"/>
+                <w:b/>
+                <w:color w:val="FFFFFF"/>
+                <w:sz w:val="20"/>
+              </w:rPr>
+              <w:t>Decision gate</w:t>
+            </w:r>
+          </w:p>
+        </w:tc>
+      </w:tr>
+      <w:tr>
+        <w:trPr>
+          <w:cantSplit/>
+        </w:trPr>
+        <w:tc>
+          <w:tcPr>
+            <w:tcW w:type="dxa" w:w="4685"/>
+            <w:shd w:fill="F0F2F6"/>
+            <w:tcMar>
+              <w:top w:w="85" w:type="dxa"/>
+              <w:left w:w="85" w:type="dxa"/>
+              <w:bottom w:w="85" w:type="dxa"/>
+              <w:right w:w="85" w:type="dxa"/>
+            </w:tcMar>
+          </w:tcPr>
+          <w:p>
+            <w:pPr>
+              <w:spacing w:after="0"/>
+            </w:pPr>
+            <w:r>
+              <w:rPr>
+                <w:rFonts w:ascii="Arial" w:hAnsi="Arial"/>
+                <w:b w:val="0"/>
+                <w:color w:val="172033"/>
+                <w:sz w:val="20"/>
+              </w:rPr>
+              <w:t>3 separate setup emails</w:t>
+            </w:r>
+          </w:p>
+        </w:tc>
+        <w:tc>
+          <w:tcPr>
+            <w:tcW w:type="dxa" w:w="4685"/>
+            <w:shd w:fill="F0F2F6"/>
+            <w:tcMar>
+              <w:top w:w="85" w:type="dxa"/>
+              <w:left w:w="85" w:type="dxa"/>
+              <w:bottom w:w="85" w:type="dxa"/>
+              <w:right w:w="85" w:type="dxa"/>
+            </w:tcMar>
+          </w:tcPr>
+          <w:p>
+            <w:pPr>
+              <w:spacing w:after="0"/>
+            </w:pPr>
+            <w:r>
+              <w:rPr>
+                <w:rFonts w:ascii="Arial" w:hAnsi="Arial"/>
+                <w:b w:val="0"/>
+                <w:color w:val="172033"/>
+                <w:sz w:val="20"/>
+              </w:rPr>
+              <w:t>1 sequenced checklist</w:t>
+            </w:r>
+          </w:p>
+        </w:tc>
+        <w:tc>
+          <w:tcPr>
+            <w:tcW w:type="dxa" w:w="4685"/>
+            <w:shd w:fill="F0F2F6"/>
+            <w:tcMar>
+              <w:top w:w="85" w:type="dxa"/>
+              <w:left w:w="85" w:type="dxa"/>
+              <w:bottom w:w="85" w:type="dxa"/>
+              <w:right w:w="85" w:type="dxa"/>
+            </w:tcMar>
+          </w:tcPr>
+          <w:p>
+            <w:pPr>
+              <w:spacing w:after="0"/>
+            </w:pPr>
+            <w:r>
+              <w:rPr>
+                <w:rFonts w:ascii="Arial" w:hAnsi="Arial"/>
+                <w:b w:val="0"/>
+                <w:color w:val="172033"/>
+                <w:sz w:val="20"/>
+              </w:rPr>
+              <w:t>Review after four weeks</w:t>
+            </w:r>
+          </w:p>
+        </w:tc>
+      </w:tr>
+      <w:tr>
+        <w:trPr>
+          <w:cantSplit/>
+        </w:trPr>
+        <w:tc>
+          <w:tcPr>
+            <w:tcW w:type="dxa" w:w="4685"/>
+            <w:shd w:fill="FFFFFF"/>
+            <w:tcMar>
+              <w:top w:w="85" w:type="dxa"/>
+              <w:left w:w="85" w:type="dxa"/>
+              <w:bottom w:w="85" w:type="dxa"/>
+              <w:right w:w="85" w:type="dxa"/>
+            </w:tcMar>
+          </w:tcPr>
+          <w:p>
+            <w:pPr>
+              <w:spacing w:after="0"/>
+            </w:pPr>
+            <w:r>
+              <w:rPr>
+                <w:rFonts w:ascii="Arial" w:hAnsi="Arial"/>
+                <w:b w:val="0"/>
+                <w:color w:val="172033"/>
+                <w:sz w:val="20"/>
+              </w:rPr>
+              <w:t>Ownership is unclear</w:t>
+            </w:r>
+          </w:p>
+        </w:tc>
+        <w:tc>
+          <w:tcPr>
+            <w:tcW w:type="dxa" w:w="4685"/>
+            <w:shd w:fill="FFFFFF"/>
+            <w:tcMar>
+              <w:top w:w="85" w:type="dxa"/>
+              <w:left w:w="85" w:type="dxa"/>
+              <w:bottom w:w="85" w:type="dxa"/>
+              <w:right w:w="85" w:type="dxa"/>
+            </w:tcMar>
+          </w:tcPr>
+          <w:p>
+            <w:pPr>
+              <w:spacing w:after="0"/>
+            </w:pPr>
+            <w:r>
+              <w:rPr>
+                <w:rFonts w:ascii="Arial" w:hAnsi="Arial"/>
+                <w:b w:val="0"/>
+                <w:color w:val="172033"/>
+                <w:sz w:val="20"/>
+              </w:rPr>
+              <w:t>Named success owner</w:t>
+            </w:r>
+          </w:p>
+        </w:tc>
+        <w:tc>
+          <w:tcPr>
+            <w:tcW w:type="dxa" w:w="4685"/>
+            <w:shd w:fill="FFFFFF"/>
+            <w:tcMar>
+              <w:top w:w="85" w:type="dxa"/>
+              <w:left w:w="85" w:type="dxa"/>
+              <w:bottom w:w="85" w:type="dxa"/>
+              <w:right w:w="85" w:type="dxa"/>
+            </w:tcMar>
+          </w:tcPr>
+          <w:p>
+            <w:pPr>
+              <w:spacing w:after="0"/>
+            </w:pPr>
+            <w:r>
+              <w:rPr>
+                <w:rFonts w:ascii="Arial" w:hAnsi="Arial"/>
+                <w:b w:val="0"/>
+                <w:color w:val="172033"/>
+                <w:sz w:val="20"/>
+              </w:rPr>
+              <w:t>No scope expansion without review</w:t>
+            </w:r>
+          </w:p>
+        </w:tc>
+      </w:tr>
+    </w:tbl>
     <w:p>
-      <w:pPr/>
+      <w:pPr>
+        <w:spacing w:after="0" w:before="0" w:line="60" w:lineRule="exact"/>
+      </w:pPr>
       <w:r>
-        <w:t>Presenter note: open with the decision, then explain what the team will learn. All figures and organizations in this brief are illustrative.</w:t>
+        <w:rPr>
+          <w:sz w:val="6"/>
+        </w:rPr>
       </w:r>
     </w:p>
     <w:p>
@@ -245,18 +586,67 @@
       <w:r>
         <w:rPr>
           <w:b/>
-          <w:color w:val="353F87"/>
-          <w:sz w:val="18"/>
+          <w:color w:val="393783"/>
+          <w:sz w:val="16"/>
         </w:rPr>
-        <w:t>ALDER STUDIO  /  2</w:t>
+        <w:t>ALDER STUDIO   /   02</w:t>
       </w:r>
     </w:p>
     <w:p>
       <w:pPr>
         <w:pStyle w:val="Title"/>
+        <w:shd w:fill="232447"/>
       </w:pPr>
       <w:r>
+        <w:rPr>
+          <w:color w:val="E1F58B"/>
+        </w:rPr>
         <w:t>Compare the options</w:t>
+      </w:r>
+    </w:p>
+    <w:p>
+      <w:pPr>
+        <w:pStyle w:val="Heading2"/>
+        <w:keepNext/>
+      </w:pPr>
+      <w:r>
+        <w:t>Sample baseline and pilot target</w:t>
+      </w:r>
+    </w:p>
+    <w:p>
+      <w:r>
+        <w:drawing>
+          <wp:inline xmlns:a="http://schemas.openxmlformats.org/drawingml/2006/main" xmlns:pic="http://schemas.openxmlformats.org/drawingml/2006/picture">
+            <wp:extent cx="5669280" cy="2050902"/>
+            <wp:docPr id="1" name="Picture 1"/>
+            <wp:cNvGraphicFramePr>
+              <a:graphicFrameLocks noChangeAspect="1"/>
+            </wp:cNvGraphicFramePr>
+            <a:graphic>
+              <a:graphicData uri="http://schemas.openxmlformats.org/drawingml/2006/picture">
+                <pic:pic>
+                  <pic:nvPicPr>
+                    <pic:cNvPr id="0" name="presentation-1.png"/>
+                    <pic:cNvPicPr/>
+                  </pic:nvPicPr>
+                  <pic:blipFill>
+                    <a:blip r:embed="rId10"/>
+                    <a:stretch>
+                      <a:fillRect/>
+                    </a:stretch>
+                  </pic:blipFill>
+                  <pic:spPr>
+                    <a:xfrm>
+                      <a:off x="0" y="0"/>
+                      <a:ext cx="5669280" cy="2050902"/>
+                    </a:xfrm>
+                    <a:prstGeom prst="rect"/>
+                  </pic:spPr>
+                </pic:pic>
+              </a:graphicData>
+            </a:graphic>
+          </wp:inline>
+        </w:drawing>
       </w:r>
     </w:p>
     <w:tbl>
@@ -266,9 +656,9 @@
         <w:tblLook w:firstColumn="1" w:firstRow="1" w:lastColumn="0" w:lastRow="0" w:noHBand="0" w:noVBand="1" w:val="04A0"/>
       </w:tblPr>
       <w:tblGrid>
-        <w:gridCol w:w="3304"/>
-        <w:gridCol w:w="5231"/>
-        <w:gridCol w:w="5231"/>
+        <w:gridCol w:w="3373"/>
+        <w:gridCol w:w="5341"/>
+        <w:gridCol w:w="5341"/>
       </w:tblGrid>
       <w:tr>
         <w:trPr>
@@ -277,23 +667,25 @@
         </w:trPr>
         <w:tc>
           <w:tcPr>
-            <w:tcW w:type="dxa" w:w="3304"/>
-            <w:shd w:fill="EDEFFC"/>
+            <w:tcW w:type="dxa" w:w="3373"/>
+            <w:shd w:fill="393783"/>
             <w:tcMar>
-              <w:top w:w="80" w:type="dxa"/>
-              <w:left w:w="80" w:type="dxa"/>
-              <w:bottom w:w="80" w:type="dxa"/>
-              <w:right w:w="80" w:type="dxa"/>
+              <w:top w:w="85" w:type="dxa"/>
+              <w:left w:w="85" w:type="dxa"/>
+              <w:bottom w:w="85" w:type="dxa"/>
+              <w:right w:w="85" w:type="dxa"/>
             </w:tcMar>
           </w:tcPr>
           <w:p>
             <w:pPr>
-              <w:spacing w:after="20"/>
+              <w:spacing w:after="0"/>
             </w:pPr>
             <w:r>
               <w:rPr>
+                <w:rFonts w:ascii="Arial" w:hAnsi="Arial"/>
                 <w:b/>
-                <w:sz w:val="18"/>
+                <w:color w:val="FFFFFF"/>
+                <w:sz w:val="20"/>
               </w:rPr>
               <w:t>Option</w:t>
             </w:r>
@@ -301,23 +693,25 @@
         </w:tc>
         <w:tc>
           <w:tcPr>
-            <w:tcW w:type="dxa" w:w="5231"/>
-            <w:shd w:fill="EDEFFC"/>
+            <w:tcW w:type="dxa" w:w="5341"/>
+            <w:shd w:fill="393783"/>
             <w:tcMar>
-              <w:top w:w="80" w:type="dxa"/>
-              <w:left w:w="80" w:type="dxa"/>
-              <w:bottom w:w="80" w:type="dxa"/>
-              <w:right w:w="80" w:type="dxa"/>
+              <w:top w:w="85" w:type="dxa"/>
+              <w:left w:w="85" w:type="dxa"/>
+              <w:bottom w:w="85" w:type="dxa"/>
+              <w:right w:w="85" w:type="dxa"/>
             </w:tcMar>
           </w:tcPr>
           <w:p>
             <w:pPr>
-              <w:spacing w:after="20"/>
+              <w:spacing w:after="0"/>
             </w:pPr>
             <w:r>
               <w:rPr>
+                <w:rFonts w:ascii="Arial" w:hAnsi="Arial"/>
                 <w:b/>
-                <w:sz w:val="18"/>
+                <w:color w:val="FFFFFF"/>
+                <w:sz w:val="20"/>
               </w:rPr>
               <w:t>Benefit</w:t>
             </w:r>
@@ -325,23 +719,25 @@
         </w:tc>
         <w:tc>
           <w:tcPr>
-            <w:tcW w:type="dxa" w:w="5231"/>
-            <w:shd w:fill="EDEFFC"/>
+            <w:tcW w:type="dxa" w:w="5341"/>
+            <w:shd w:fill="393783"/>
             <w:tcMar>
-              <w:top w:w="80" w:type="dxa"/>
-              <w:left w:w="80" w:type="dxa"/>
-              <w:bottom w:w="80" w:type="dxa"/>
-              <w:right w:w="80" w:type="dxa"/>
+              <w:top w:w="85" w:type="dxa"/>
+              <w:left w:w="85" w:type="dxa"/>
+              <w:bottom w:w="85" w:type="dxa"/>
+              <w:right w:w="85" w:type="dxa"/>
             </w:tcMar>
           </w:tcPr>
           <w:p>
             <w:pPr>
-              <w:spacing w:after="20"/>
+              <w:spacing w:after="0"/>
             </w:pPr>
             <w:r>
               <w:rPr>
+                <w:rFonts w:ascii="Arial" w:hAnsi="Arial"/>
                 <w:b/>
-                <w:sz w:val="18"/>
+                <w:color w:val="FFFFFF"/>
+                <w:sz w:val="20"/>
               </w:rPr>
               <w:t>Trade-off</w:t>
             </w:r>
@@ -354,23 +750,25 @@
         </w:trPr>
         <w:tc>
           <w:tcPr>
-            <w:tcW w:type="dxa" w:w="3304"/>
-            <w:shd w:fill="FFFFFF"/>
+            <w:tcW w:type="dxa" w:w="3373"/>
+            <w:shd w:fill="F0F2F6"/>
             <w:tcMar>
-              <w:top w:w="80" w:type="dxa"/>
-              <w:left w:w="80" w:type="dxa"/>
-              <w:bottom w:w="80" w:type="dxa"/>
-              <w:right w:w="80" w:type="dxa"/>
+              <w:top w:w="85" w:type="dxa"/>
+              <w:left w:w="85" w:type="dxa"/>
+              <w:bottom w:w="85" w:type="dxa"/>
+              <w:right w:w="85" w:type="dxa"/>
             </w:tcMar>
           </w:tcPr>
           <w:p>
             <w:pPr>
-              <w:spacing w:after="20"/>
+              <w:spacing w:after="0"/>
             </w:pPr>
             <w:r>
               <w:rPr>
+                <w:rFonts w:ascii="Arial" w:hAnsi="Arial"/>
                 <w:b w:val="0"/>
-                <w:sz w:val="18"/>
+                <w:color w:val="172033"/>
+                <w:sz w:val="20"/>
               </w:rPr>
               <w:t>Keep the current process</w:t>
             </w:r>
@@ -378,23 +776,25 @@
         </w:tc>
         <w:tc>
           <w:tcPr>
-            <w:tcW w:type="dxa" w:w="5231"/>
-            <w:shd w:fill="FFFFFF"/>
+            <w:tcW w:type="dxa" w:w="5341"/>
+            <w:shd w:fill="F0F2F6"/>
             <w:tcMar>
-              <w:top w:w="80" w:type="dxa"/>
-              <w:left w:w="80" w:type="dxa"/>
-              <w:bottom w:w="80" w:type="dxa"/>
-              <w:right w:w="80" w:type="dxa"/>
+              <w:top w:w="85" w:type="dxa"/>
+              <w:left w:w="85" w:type="dxa"/>
+              <w:bottom w:w="85" w:type="dxa"/>
+              <w:right w:w="85" w:type="dxa"/>
             </w:tcMar>
           </w:tcPr>
           <w:p>
             <w:pPr>
-              <w:spacing w:after="20"/>
+              <w:spacing w:after="0"/>
             </w:pPr>
             <w:r>
               <w:rPr>
+                <w:rFonts w:ascii="Arial" w:hAnsi="Arial"/>
                 <w:b w:val="0"/>
-                <w:sz w:val="18"/>
+                <w:color w:val="172033"/>
+                <w:sz w:val="20"/>
               </w:rPr>
               <w:t>No near-term delivery cost</w:t>
             </w:r>
@@ -402,23 +802,25 @@
         </w:tc>
         <w:tc>
           <w:tcPr>
-            <w:tcW w:type="dxa" w:w="5231"/>
-            <w:shd w:fill="FFFFFF"/>
+            <w:tcW w:type="dxa" w:w="5341"/>
+            <w:shd w:fill="F0F2F6"/>
             <w:tcMar>
-              <w:top w:w="80" w:type="dxa"/>
-              <w:left w:w="80" w:type="dxa"/>
-              <w:bottom w:w="80" w:type="dxa"/>
-              <w:right w:w="80" w:type="dxa"/>
+              <w:top w:w="85" w:type="dxa"/>
+              <w:left w:w="85" w:type="dxa"/>
+              <w:bottom w:w="85" w:type="dxa"/>
+              <w:right w:w="85" w:type="dxa"/>
             </w:tcMar>
           </w:tcPr>
           <w:p>
             <w:pPr>
-              <w:spacing w:after="20"/>
+              <w:spacing w:after="0"/>
             </w:pPr>
             <w:r>
               <w:rPr>
+                <w:rFonts w:ascii="Arial" w:hAnsi="Arial"/>
                 <w:b w:val="0"/>
-                <w:sz w:val="18"/>
+                <w:color w:val="172033"/>
+                <w:sz w:val="20"/>
               </w:rPr>
               <w:t>Existing handoffs remain</w:t>
             </w:r>
@@ -431,23 +833,25 @@
         </w:trPr>
         <w:tc>
           <w:tcPr>
-            <w:tcW w:type="dxa" w:w="3304"/>
-            <w:shd w:fill="EDEFFC"/>
+            <w:tcW w:type="dxa" w:w="3373"/>
+            <w:shd w:fill="FFFFFF"/>
             <w:tcMar>
-              <w:top w:w="80" w:type="dxa"/>
-              <w:left w:w="80" w:type="dxa"/>
-              <w:bottom w:w="80" w:type="dxa"/>
-              <w:right w:w="80" w:type="dxa"/>
+              <w:top w:w="85" w:type="dxa"/>
+              <w:left w:w="85" w:type="dxa"/>
+              <w:bottom w:w="85" w:type="dxa"/>
+              <w:right w:w="85" w:type="dxa"/>
             </w:tcMar>
           </w:tcPr>
           <w:p>
             <w:pPr>
-              <w:spacing w:after="20"/>
+              <w:spacing w:after="0"/>
             </w:pPr>
             <w:r>
               <w:rPr>
+                <w:rFonts w:ascii="Arial" w:hAnsi="Arial"/>
                 <w:b w:val="0"/>
-                <w:sz w:val="18"/>
+                <w:color w:val="172033"/>
+                <w:sz w:val="20"/>
               </w:rPr>
               <w:t>Pilot with 20 customers</w:t>
             </w:r>
@@ -455,23 +859,25 @@
         </w:tc>
         <w:tc>
           <w:tcPr>
-            <w:tcW w:type="dxa" w:w="5231"/>
-            <w:shd w:fill="EDEFFC"/>
+            <w:tcW w:type="dxa" w:w="5341"/>
+            <w:shd w:fill="FFFFFF"/>
             <w:tcMar>
-              <w:top w:w="80" w:type="dxa"/>
-              <w:left w:w="80" w:type="dxa"/>
-              <w:bottom w:w="80" w:type="dxa"/>
-              <w:right w:w="80" w:type="dxa"/>
+              <w:top w:w="85" w:type="dxa"/>
+              <w:left w:w="85" w:type="dxa"/>
+              <w:bottom w:w="85" w:type="dxa"/>
+              <w:right w:w="85" w:type="dxa"/>
             </w:tcMar>
           </w:tcPr>
           <w:p>
             <w:pPr>
-              <w:spacing w:after="20"/>
+              <w:spacing w:after="0"/>
             </w:pPr>
             <w:r>
               <w:rPr>
+                <w:rFonts w:ascii="Arial" w:hAnsi="Arial"/>
                 <w:b w:val="0"/>
-                <w:sz w:val="18"/>
+                <w:color w:val="172033"/>
+                <w:sz w:val="20"/>
               </w:rPr>
               <w:t>Tests the approach before a broad change</w:t>
             </w:r>
@@ -479,23 +885,25 @@
         </w:tc>
         <w:tc>
           <w:tcPr>
-            <w:tcW w:type="dxa" w:w="5231"/>
-            <w:shd w:fill="EDEFFC"/>
+            <w:tcW w:type="dxa" w:w="5341"/>
+            <w:shd w:fill="FFFFFF"/>
             <w:tcMar>
-              <w:top w:w="80" w:type="dxa"/>
-              <w:left w:w="80" w:type="dxa"/>
-              <w:bottom w:w="80" w:type="dxa"/>
-              <w:right w:w="80" w:type="dxa"/>
+              <w:top w:w="85" w:type="dxa"/>
+              <w:left w:w="85" w:type="dxa"/>
+              <w:bottom w:w="85" w:type="dxa"/>
+              <w:right w:w="85" w:type="dxa"/>
             </w:tcMar>
           </w:tcPr>
           <w:p>
             <w:pPr>
-              <w:spacing w:after="20"/>
+              <w:spacing w:after="0"/>
             </w:pPr>
             <w:r>
               <w:rPr>
+                <w:rFonts w:ascii="Arial" w:hAnsi="Arial"/>
                 <w:b w:val="0"/>
-                <w:sz w:val="18"/>
+                <w:color w:val="172033"/>
+                <w:sz w:val="20"/>
               </w:rPr>
               <w:t>Requires four weeks and a dedicated owner</w:t>
             </w:r>
@@ -508,23 +916,25 @@
         </w:trPr>
         <w:tc>
           <w:tcPr>
-            <w:tcW w:type="dxa" w:w="3304"/>
-            <w:shd w:fill="FFFFFF"/>
+            <w:tcW w:type="dxa" w:w="3373"/>
+            <w:shd w:fill="F0F2F6"/>
             <w:tcMar>
-              <w:top w:w="80" w:type="dxa"/>
-              <w:left w:w="80" w:type="dxa"/>
-              <w:bottom w:w="80" w:type="dxa"/>
-              <w:right w:w="80" w:type="dxa"/>
+              <w:top w:w="85" w:type="dxa"/>
+              <w:left w:w="85" w:type="dxa"/>
+              <w:bottom w:w="85" w:type="dxa"/>
+              <w:right w:w="85" w:type="dxa"/>
             </w:tcMar>
           </w:tcPr>
           <w:p>
             <w:pPr>
-              <w:spacing w:after="20"/>
+              <w:spacing w:after="0"/>
             </w:pPr>
             <w:r>
               <w:rPr>
+                <w:rFonts w:ascii="Arial" w:hAnsi="Arial"/>
                 <w:b w:val="0"/>
-                <w:sz w:val="18"/>
+                <w:color w:val="172033"/>
+                <w:sz w:val="20"/>
               </w:rPr>
               <w:t>Rebuild immediately</w:t>
             </w:r>
@@ -532,23 +942,25 @@
         </w:tc>
         <w:tc>
           <w:tcPr>
-            <w:tcW w:type="dxa" w:w="5231"/>
-            <w:shd w:fill="FFFFFF"/>
+            <w:tcW w:type="dxa" w:w="5341"/>
+            <w:shd w:fill="F0F2F6"/>
             <w:tcMar>
-              <w:top w:w="80" w:type="dxa"/>
-              <w:left w:w="80" w:type="dxa"/>
-              <w:bottom w:w="80" w:type="dxa"/>
-              <w:right w:w="80" w:type="dxa"/>
+              <w:top w:w="85" w:type="dxa"/>
+              <w:left w:w="85" w:type="dxa"/>
+              <w:bottom w:w="85" w:type="dxa"/>
+              <w:right w:w="85" w:type="dxa"/>
             </w:tcMar>
           </w:tcPr>
           <w:p>
             <w:pPr>
-              <w:spacing w:after="20"/>
+              <w:spacing w:after="0"/>
             </w:pPr>
             <w:r>
               <w:rPr>
+                <w:rFonts w:ascii="Arial" w:hAnsi="Arial"/>
                 <w:b w:val="0"/>
-                <w:sz w:val="18"/>
+                <w:color w:val="172033"/>
+                <w:sz w:val="20"/>
               </w:rPr>
               <w:t>Moves directly to a single experience</w:t>
             </w:r>
@@ -556,23 +968,25 @@
         </w:tc>
         <w:tc>
           <w:tcPr>
-            <w:tcW w:type="dxa" w:w="5231"/>
-            <w:shd w:fill="FFFFFF"/>
+            <w:tcW w:type="dxa" w:w="5341"/>
+            <w:shd w:fill="F0F2F6"/>
             <w:tcMar>
-              <w:top w:w="80" w:type="dxa"/>
-              <w:left w:w="80" w:type="dxa"/>
-              <w:bottom w:w="80" w:type="dxa"/>
-              <w:right w:w="80" w:type="dxa"/>
+              <w:top w:w="85" w:type="dxa"/>
+              <w:left w:w="85" w:type="dxa"/>
+              <w:bottom w:w="85" w:type="dxa"/>
+              <w:right w:w="85" w:type="dxa"/>
             </w:tcMar>
           </w:tcPr>
           <w:p>
             <w:pPr>
-              <w:spacing w:after="20"/>
+              <w:spacing w:after="0"/>
             </w:pPr>
             <w:r>
               <w:rPr>
+                <w:rFonts w:ascii="Arial" w:hAnsi="Arial"/>
                 <w:b w:val="0"/>
-                <w:sz w:val="18"/>
+                <w:color w:val="172033"/>
+                <w:sz w:val="20"/>
               </w:rPr>
               <w:t>Commits more resources before learning</w:t>
             </w:r>
@@ -582,21 +996,45 @@
     </w:tbl>
     <w:p>
       <w:pPr>
-        <w:spacing w:after="0"/>
+        <w:spacing w:after="0" w:before="0" w:line="60" w:lineRule="exact"/>
       </w:pPr>
+      <w:r>
+        <w:rPr>
+          <w:sz w:val="6"/>
+        </w:rPr>
+      </w:r>
     </w:p>
     <w:p>
       <w:pPr>
         <w:pStyle w:val="Heading1"/>
       </w:pPr>
       <w:r>
+        <w:rPr>
+          <w:b w:val="0"/>
+        </w:rPr>
         <w:t>Recommended option</w:t>
       </w:r>
     </w:p>
     <w:p>
       <w:pPr/>
       <w:r>
-        <w:t>Run the limited pilot. Use the current system, rewrite the welcome sequence and add one checklist; defer any platform migration.</w:t>
+        <w:rPr>
+          <w:b w:val="0"/>
+        </w:rPr>
+        <w:t xml:space="preserve">Run the limited </w:t>
+      </w:r>
+      <w:r>
+        <w:rPr>
+          <w:b/>
+          <w:color w:val="393783"/>
+        </w:rPr>
+        <w:t>pilot</w:t>
+      </w:r>
+      <w:r>
+        <w:rPr>
+          <w:b w:val="0"/>
+        </w:rPr>
+        <w:t>. Use the current system, rewrite the welcome sequence and add one checklist; defer any platform migration.</w:t>
       </w:r>
     </w:p>
     <w:tbl>
@@ -606,9 +1044,9 @@
         <w:tblLook w:firstColumn="1" w:firstRow="1" w:lastColumn="0" w:lastRow="0" w:noHBand="0" w:noVBand="1" w:val="04A0"/>
       </w:tblPr>
       <w:tblGrid>
-        <w:gridCol w:w="4589"/>
-        <w:gridCol w:w="4589"/>
-        <w:gridCol w:w="4589"/>
+        <w:gridCol w:w="4685"/>
+        <w:gridCol w:w="4685"/>
+        <w:gridCol w:w="4685"/>
       </w:tblGrid>
       <w:tr>
         <w:trPr>
@@ -617,23 +1055,25 @@
         </w:trPr>
         <w:tc>
           <w:tcPr>
-            <w:tcW w:type="dxa" w:w="4589"/>
-            <w:shd w:fill="EDEFFC"/>
+            <w:tcW w:type="dxa" w:w="4685"/>
+            <w:shd w:fill="393783"/>
             <w:tcMar>
-              <w:top w:w="80" w:type="dxa"/>
-              <w:left w:w="80" w:type="dxa"/>
-              <w:bottom w:w="80" w:type="dxa"/>
-              <w:right w:w="80" w:type="dxa"/>
+              <w:top w:w="85" w:type="dxa"/>
+              <w:left w:w="85" w:type="dxa"/>
+              <w:bottom w:w="85" w:type="dxa"/>
+              <w:right w:w="85" w:type="dxa"/>
             </w:tcMar>
           </w:tcPr>
           <w:p>
             <w:pPr>
-              <w:spacing w:after="20"/>
+              <w:spacing w:after="0"/>
             </w:pPr>
             <w:r>
               <w:rPr>
+                <w:rFonts w:ascii="Arial" w:hAnsi="Arial"/>
                 <w:b/>
-                <w:sz w:val="18"/>
+                <w:color w:val="FFFFFF"/>
+                <w:sz w:val="20"/>
               </w:rPr>
               <w:t>Measure</w:t>
             </w:r>
@@ -641,23 +1081,25 @@
         </w:tc>
         <w:tc>
           <w:tcPr>
-            <w:tcW w:type="dxa" w:w="4589"/>
-            <w:shd w:fill="EDEFFC"/>
+            <w:tcW w:type="dxa" w:w="4685"/>
+            <w:shd w:fill="393783"/>
             <w:tcMar>
-              <w:top w:w="80" w:type="dxa"/>
-              <w:left w:w="80" w:type="dxa"/>
-              <w:bottom w:w="80" w:type="dxa"/>
-              <w:right w:w="80" w:type="dxa"/>
+              <w:top w:w="85" w:type="dxa"/>
+              <w:left w:w="85" w:type="dxa"/>
+              <w:bottom w:w="85" w:type="dxa"/>
+              <w:right w:w="85" w:type="dxa"/>
             </w:tcMar>
           </w:tcPr>
           <w:p>
             <w:pPr>
-              <w:spacing w:after="20"/>
+              <w:spacing w:after="0"/>
             </w:pPr>
             <w:r>
               <w:rPr>
+                <w:rFonts w:ascii="Arial" w:hAnsi="Arial"/>
                 <w:b/>
-                <w:sz w:val="18"/>
+                <w:color w:val="FFFFFF"/>
+                <w:sz w:val="20"/>
               </w:rPr>
               <w:t>Pilot target</w:t>
             </w:r>
@@ -665,23 +1107,25 @@
         </w:tc>
         <w:tc>
           <w:tcPr>
-            <w:tcW w:type="dxa" w:w="4589"/>
-            <w:shd w:fill="EDEFFC"/>
+            <w:tcW w:type="dxa" w:w="4685"/>
+            <w:shd w:fill="393783"/>
             <w:tcMar>
-              <w:top w:w="80" w:type="dxa"/>
-              <w:left w:w="80" w:type="dxa"/>
-              <w:bottom w:w="80" w:type="dxa"/>
-              <w:right w:w="80" w:type="dxa"/>
+              <w:top w:w="85" w:type="dxa"/>
+              <w:left w:w="85" w:type="dxa"/>
+              <w:bottom w:w="85" w:type="dxa"/>
+              <w:right w:w="85" w:type="dxa"/>
             </w:tcMar>
           </w:tcPr>
           <w:p>
             <w:pPr>
-              <w:spacing w:after="20"/>
+              <w:spacing w:after="0"/>
             </w:pPr>
             <w:r>
               <w:rPr>
+                <w:rFonts w:ascii="Arial" w:hAnsi="Arial"/>
                 <w:b/>
-                <w:sz w:val="18"/>
+                <w:color w:val="FFFFFF"/>
+                <w:sz w:val="20"/>
               </w:rPr>
               <w:t>Source</w:t>
             </w:r>
@@ -694,23 +1138,25 @@
         </w:trPr>
         <w:tc>
           <w:tcPr>
-            <w:tcW w:type="dxa" w:w="4589"/>
-            <w:shd w:fill="FFFFFF"/>
+            <w:tcW w:type="dxa" w:w="4685"/>
+            <w:shd w:fill="F0F2F6"/>
             <w:tcMar>
-              <w:top w:w="80" w:type="dxa"/>
-              <w:left w:w="80" w:type="dxa"/>
-              <w:bottom w:w="80" w:type="dxa"/>
-              <w:right w:w="80" w:type="dxa"/>
+              <w:top w:w="85" w:type="dxa"/>
+              <w:left w:w="85" w:type="dxa"/>
+              <w:bottom w:w="85" w:type="dxa"/>
+              <w:right w:w="85" w:type="dxa"/>
             </w:tcMar>
           </w:tcPr>
           <w:p>
             <w:pPr>
-              <w:spacing w:after="20"/>
+              <w:spacing w:after="0"/>
             </w:pPr>
             <w:r>
               <w:rPr>
+                <w:rFonts w:ascii="Arial" w:hAnsi="Arial"/>
                 <w:b w:val="0"/>
-                <w:sz w:val="18"/>
+                <w:color w:val="172033"/>
+                <w:sz w:val="20"/>
               </w:rPr>
               <w:t>Setup completed within 7 days</w:t>
             </w:r>
@@ -718,23 +1164,25 @@
         </w:tc>
         <w:tc>
           <w:tcPr>
-            <w:tcW w:type="dxa" w:w="4589"/>
-            <w:shd w:fill="FFFFFF"/>
+            <w:tcW w:type="dxa" w:w="4685"/>
+            <w:shd w:fill="F0F2F6"/>
             <w:tcMar>
-              <w:top w:w="80" w:type="dxa"/>
-              <w:left w:w="80" w:type="dxa"/>
-              <w:bottom w:w="80" w:type="dxa"/>
-              <w:right w:w="80" w:type="dxa"/>
+              <w:top w:w="85" w:type="dxa"/>
+              <w:left w:w="85" w:type="dxa"/>
+              <w:bottom w:w="85" w:type="dxa"/>
+              <w:right w:w="85" w:type="dxa"/>
             </w:tcMar>
           </w:tcPr>
           <w:p>
             <w:pPr>
-              <w:spacing w:after="20"/>
+              <w:spacing w:after="0"/>
             </w:pPr>
             <w:r>
               <w:rPr>
+                <w:rFonts w:ascii="Arial" w:hAnsi="Arial"/>
                 <w:b w:val="0"/>
-                <w:sz w:val="18"/>
+                <w:color w:val="172033"/>
+                <w:sz w:val="20"/>
               </w:rPr>
               <w:t>At least 16 of 20 participants</w:t>
             </w:r>
@@ -742,23 +1190,25 @@
         </w:tc>
         <w:tc>
           <w:tcPr>
-            <w:tcW w:type="dxa" w:w="4589"/>
-            <w:shd w:fill="FFFFFF"/>
+            <w:tcW w:type="dxa" w:w="4685"/>
+            <w:shd w:fill="F0F2F6"/>
             <w:tcMar>
-              <w:top w:w="80" w:type="dxa"/>
-              <w:left w:w="80" w:type="dxa"/>
-              <w:bottom w:w="80" w:type="dxa"/>
-              <w:right w:w="80" w:type="dxa"/>
+              <w:top w:w="85" w:type="dxa"/>
+              <w:left w:w="85" w:type="dxa"/>
+              <w:bottom w:w="85" w:type="dxa"/>
+              <w:right w:w="85" w:type="dxa"/>
             </w:tcMar>
           </w:tcPr>
           <w:p>
             <w:pPr>
-              <w:spacing w:after="20"/>
+              <w:spacing w:after="0"/>
             </w:pPr>
             <w:r>
               <w:rPr>
+                <w:rFonts w:ascii="Arial" w:hAnsi="Arial"/>
                 <w:b w:val="0"/>
-                <w:sz w:val="18"/>
+                <w:color w:val="172033"/>
+                <w:sz w:val="20"/>
               </w:rPr>
               <w:t>Checklist event log</w:t>
             </w:r>
@@ -771,23 +1221,25 @@
         </w:trPr>
         <w:tc>
           <w:tcPr>
-            <w:tcW w:type="dxa" w:w="4589"/>
-            <w:shd w:fill="EDEFFC"/>
+            <w:tcW w:type="dxa" w:w="4685"/>
+            <w:shd w:fill="FFFFFF"/>
             <w:tcMar>
-              <w:top w:w="80" w:type="dxa"/>
-              <w:left w:w="80" w:type="dxa"/>
-              <w:bottom w:w="80" w:type="dxa"/>
-              <w:right w:w="80" w:type="dxa"/>
+              <w:top w:w="85" w:type="dxa"/>
+              <w:left w:w="85" w:type="dxa"/>
+              <w:bottom w:w="85" w:type="dxa"/>
+              <w:right w:w="85" w:type="dxa"/>
             </w:tcMar>
           </w:tcPr>
           <w:p>
             <w:pPr>
-              <w:spacing w:after="20"/>
+              <w:spacing w:after="0"/>
             </w:pPr>
             <w:r>
               <w:rPr>
+                <w:rFonts w:ascii="Arial" w:hAnsi="Arial"/>
                 <w:b w:val="0"/>
-                <w:sz w:val="18"/>
+                <w:color w:val="172033"/>
+                <w:sz w:val="20"/>
               </w:rPr>
               <w:t>Support contacts in first week</w:t>
             </w:r>
@@ -795,23 +1247,25 @@
         </w:tc>
         <w:tc>
           <w:tcPr>
-            <w:tcW w:type="dxa" w:w="4589"/>
-            <w:shd w:fill="EDEFFC"/>
+            <w:tcW w:type="dxa" w:w="4685"/>
+            <w:shd w:fill="FFFFFF"/>
             <w:tcMar>
-              <w:top w:w="80" w:type="dxa"/>
-              <w:left w:w="80" w:type="dxa"/>
-              <w:bottom w:w="80" w:type="dxa"/>
-              <w:right w:w="80" w:type="dxa"/>
+              <w:top w:w="85" w:type="dxa"/>
+              <w:left w:w="85" w:type="dxa"/>
+              <w:bottom w:w="85" w:type="dxa"/>
+              <w:right w:w="85" w:type="dxa"/>
             </w:tcMar>
           </w:tcPr>
           <w:p>
             <w:pPr>
-              <w:spacing w:after="20"/>
+              <w:spacing w:after="0"/>
             </w:pPr>
             <w:r>
               <w:rPr>
+                <w:rFonts w:ascii="Arial" w:hAnsi="Arial"/>
                 <w:b w:val="0"/>
-                <w:sz w:val="18"/>
+                <w:color w:val="172033"/>
+                <w:sz w:val="20"/>
               </w:rPr>
               <w:t>Record per participant; compare with baseline</w:t>
             </w:r>
@@ -819,23 +1273,25 @@
         </w:tc>
         <w:tc>
           <w:tcPr>
-            <w:tcW w:type="dxa" w:w="4589"/>
-            <w:shd w:fill="EDEFFC"/>
+            <w:tcW w:type="dxa" w:w="4685"/>
+            <w:shd w:fill="FFFFFF"/>
             <w:tcMar>
-              <w:top w:w="80" w:type="dxa"/>
-              <w:left w:w="80" w:type="dxa"/>
-              <w:bottom w:w="80" w:type="dxa"/>
-              <w:right w:w="80" w:type="dxa"/>
+              <w:top w:w="85" w:type="dxa"/>
+              <w:left w:w="85" w:type="dxa"/>
+              <w:bottom w:w="85" w:type="dxa"/>
+              <w:right w:w="85" w:type="dxa"/>
             </w:tcMar>
           </w:tcPr>
           <w:p>
             <w:pPr>
-              <w:spacing w:after="20"/>
+              <w:spacing w:after="0"/>
             </w:pPr>
             <w:r>
               <w:rPr>
+                <w:rFonts w:ascii="Arial" w:hAnsi="Arial"/>
                 <w:b w:val="0"/>
-                <w:sz w:val="18"/>
+                <w:color w:val="172033"/>
+                <w:sz w:val="20"/>
               </w:rPr>
               <w:t>Support ticket report</w:t>
             </w:r>
@@ -848,23 +1304,25 @@
         </w:trPr>
         <w:tc>
           <w:tcPr>
-            <w:tcW w:type="dxa" w:w="4589"/>
-            <w:shd w:fill="FFFFFF"/>
+            <w:tcW w:type="dxa" w:w="4685"/>
+            <w:shd w:fill="F0F2F6"/>
             <w:tcMar>
-              <w:top w:w="80" w:type="dxa"/>
-              <w:left w:w="80" w:type="dxa"/>
-              <w:bottom w:w="80" w:type="dxa"/>
-              <w:right w:w="80" w:type="dxa"/>
+              <w:top w:w="85" w:type="dxa"/>
+              <w:left w:w="85" w:type="dxa"/>
+              <w:bottom w:w="85" w:type="dxa"/>
+              <w:right w:w="85" w:type="dxa"/>
             </w:tcMar>
           </w:tcPr>
           <w:p>
             <w:pPr>
-              <w:spacing w:after="20"/>
+              <w:spacing w:after="0"/>
             </w:pPr>
             <w:r>
               <w:rPr>
+                <w:rFonts w:ascii="Arial" w:hAnsi="Arial"/>
                 <w:b w:val="0"/>
-                <w:sz w:val="18"/>
+                <w:color w:val="172033"/>
+                <w:sz w:val="20"/>
               </w:rPr>
               <w:t>Serious account issues</w:t>
             </w:r>
@@ -872,23 +1330,25 @@
         </w:tc>
         <w:tc>
           <w:tcPr>
-            <w:tcW w:type="dxa" w:w="4589"/>
-            <w:shd w:fill="FFFFFF"/>
+            <w:tcW w:type="dxa" w:w="4685"/>
+            <w:shd w:fill="F0F2F6"/>
             <w:tcMar>
-              <w:top w:w="80" w:type="dxa"/>
-              <w:left w:w="80" w:type="dxa"/>
-              <w:bottom w:w="80" w:type="dxa"/>
-              <w:right w:w="80" w:type="dxa"/>
+              <w:top w:w="85" w:type="dxa"/>
+              <w:left w:w="85" w:type="dxa"/>
+              <w:bottom w:w="85" w:type="dxa"/>
+              <w:right w:w="85" w:type="dxa"/>
             </w:tcMar>
           </w:tcPr>
           <w:p>
             <w:pPr>
-              <w:spacing w:after="20"/>
+              <w:spacing w:after="0"/>
             </w:pPr>
             <w:r>
               <w:rPr>
+                <w:rFonts w:ascii="Arial" w:hAnsi="Arial"/>
                 <w:b w:val="0"/>
-                <w:sz w:val="18"/>
+                <w:color w:val="172033"/>
+                <w:sz w:val="20"/>
               </w:rPr>
               <w:t>Zero unresolved at closeout</w:t>
             </w:r>
@@ -896,23 +1356,25 @@
         </w:tc>
         <w:tc>
           <w:tcPr>
-            <w:tcW w:type="dxa" w:w="4589"/>
-            <w:shd w:fill="FFFFFF"/>
+            <w:tcW w:type="dxa" w:w="4685"/>
+            <w:shd w:fill="F0F2F6"/>
             <w:tcMar>
-              <w:top w:w="80" w:type="dxa"/>
-              <w:left w:w="80" w:type="dxa"/>
-              <w:bottom w:w="80" w:type="dxa"/>
-              <w:right w:w="80" w:type="dxa"/>
+              <w:top w:w="85" w:type="dxa"/>
+              <w:left w:w="85" w:type="dxa"/>
+              <w:bottom w:w="85" w:type="dxa"/>
+              <w:right w:w="85" w:type="dxa"/>
             </w:tcMar>
           </w:tcPr>
           <w:p>
             <w:pPr>
-              <w:spacing w:after="20"/>
+              <w:spacing w:after="0"/>
             </w:pPr>
             <w:r>
               <w:rPr>
+                <w:rFonts w:ascii="Arial" w:hAnsi="Arial"/>
                 <w:b w:val="0"/>
-                <w:sz w:val="18"/>
+                <w:color w:val="172033"/>
+                <w:sz w:val="20"/>
               </w:rPr>
               <w:t>Incident log</w:t>
             </w:r>
@@ -922,12 +1384,20 @@
     </w:tbl>
     <w:p>
       <w:pPr>
-        <w:spacing w:after="0"/>
+        <w:spacing w:after="0" w:before="0" w:line="60" w:lineRule="exact"/>
       </w:pPr>
+      <w:r>
+        <w:rPr>
+          <w:sz w:val="6"/>
+        </w:rPr>
+      </w:r>
     </w:p>
     <w:p>
       <w:pPr/>
       <w:r>
+        <w:rPr>
+          <w:b w:val="0"/>
+        </w:rPr>
         <w:t>Presenter note: targets are proposed thresholds for this sample, not reported results.</w:t>
       </w:r>
     </w:p>
@@ -940,17 +1410,21 @@
       <w:r>
         <w:rPr>
           <w:b/>
-          <w:color w:val="353F87"/>
-          <w:sz w:val="18"/>
+          <w:color w:val="393783"/>
+          <w:sz w:val="16"/>
         </w:rPr>
-        <w:t>ALDER STUDIO  /  3</w:t>
+        <w:t>ALDER STUDIO   /   03</w:t>
       </w:r>
     </w:p>
     <w:p>
       <w:pPr>
         <w:pStyle w:val="Title"/>
+        <w:shd w:fill="232447"/>
       </w:pPr>
       <w:r>
+        <w:rPr>
+          <w:color w:val="E1F58B"/>
+        </w:rPr>
         <w:t>Make the next month measurable</w:t>
       </w:r>
     </w:p>
@@ -961,9 +1435,9 @@
         <w:tblLook w:firstColumn="1" w:firstRow="1" w:lastColumn="0" w:lastRow="0" w:noHBand="0" w:noVBand="1" w:val="04A0"/>
       </w:tblPr>
       <w:tblGrid>
-        <w:gridCol w:w="4589"/>
-        <w:gridCol w:w="4589"/>
-        <w:gridCol w:w="4589"/>
+        <w:gridCol w:w="4685"/>
+        <w:gridCol w:w="4685"/>
+        <w:gridCol w:w="4685"/>
       </w:tblGrid>
       <w:tr>
         <w:trPr>
@@ -972,23 +1446,25 @@
         </w:trPr>
         <w:tc>
           <w:tcPr>
-            <w:tcW w:type="dxa" w:w="4589"/>
-            <w:shd w:fill="EDEFFC"/>
+            <w:tcW w:type="dxa" w:w="4685"/>
+            <w:shd w:fill="393783"/>
             <w:tcMar>
-              <w:top w:w="80" w:type="dxa"/>
-              <w:left w:w="80" w:type="dxa"/>
-              <w:bottom w:w="80" w:type="dxa"/>
-              <w:right w:w="80" w:type="dxa"/>
+              <w:top w:w="85" w:type="dxa"/>
+              <w:left w:w="85" w:type="dxa"/>
+              <w:bottom w:w="85" w:type="dxa"/>
+              <w:right w:w="85" w:type="dxa"/>
             </w:tcMar>
           </w:tcPr>
           <w:p>
             <w:pPr>
-              <w:spacing w:after="20"/>
+              <w:spacing w:after="0"/>
             </w:pPr>
             <w:r>
               <w:rPr>
+                <w:rFonts w:ascii="Arial" w:hAnsi="Arial"/>
                 <w:b/>
-                <w:sz w:val="18"/>
+                <w:color w:val="FFFFFF"/>
+                <w:sz w:val="20"/>
               </w:rPr>
               <w:t>Week</w:t>
             </w:r>
@@ -996,23 +1472,25 @@
         </w:tc>
         <w:tc>
           <w:tcPr>
-            <w:tcW w:type="dxa" w:w="4589"/>
-            <w:shd w:fill="EDEFFC"/>
+            <w:tcW w:type="dxa" w:w="4685"/>
+            <w:shd w:fill="393783"/>
             <w:tcMar>
-              <w:top w:w="80" w:type="dxa"/>
-              <w:left w:w="80" w:type="dxa"/>
-              <w:bottom w:w="80" w:type="dxa"/>
-              <w:right w:w="80" w:type="dxa"/>
+              <w:top w:w="85" w:type="dxa"/>
+              <w:left w:w="85" w:type="dxa"/>
+              <w:bottom w:w="85" w:type="dxa"/>
+              <w:right w:w="85" w:type="dxa"/>
             </w:tcMar>
           </w:tcPr>
           <w:p>
             <w:pPr>
-              <w:spacing w:after="20"/>
+              <w:spacing w:after="0"/>
             </w:pPr>
             <w:r>
               <w:rPr>
+                <w:rFonts w:ascii="Arial" w:hAnsi="Arial"/>
                 <w:b/>
-                <w:sz w:val="18"/>
+                <w:color w:val="FFFFFF"/>
+                <w:sz w:val="20"/>
               </w:rPr>
               <w:t>Work</w:t>
             </w:r>
@@ -1020,23 +1498,25 @@
         </w:tc>
         <w:tc>
           <w:tcPr>
-            <w:tcW w:type="dxa" w:w="4589"/>
-            <w:shd w:fill="EDEFFC"/>
+            <w:tcW w:type="dxa" w:w="4685"/>
+            <w:shd w:fill="393783"/>
             <w:tcMar>
-              <w:top w:w="80" w:type="dxa"/>
-              <w:left w:w="80" w:type="dxa"/>
-              <w:bottom w:w="80" w:type="dxa"/>
-              <w:right w:w="80" w:type="dxa"/>
+              <w:top w:w="85" w:type="dxa"/>
+              <w:left w:w="85" w:type="dxa"/>
+              <w:bottom w:w="85" w:type="dxa"/>
+              <w:right w:w="85" w:type="dxa"/>
             </w:tcMar>
           </w:tcPr>
           <w:p>
             <w:pPr>
-              <w:spacing w:after="20"/>
+              <w:spacing w:after="0"/>
             </w:pPr>
             <w:r>
               <w:rPr>
+                <w:rFonts w:ascii="Arial" w:hAnsi="Arial"/>
                 <w:b/>
-                <w:sz w:val="18"/>
+                <w:color w:val="FFFFFF"/>
+                <w:sz w:val="20"/>
               </w:rPr>
               <w:t>Accountable owner</w:t>
             </w:r>
@@ -1049,23 +1529,25 @@
         </w:trPr>
         <w:tc>
           <w:tcPr>
-            <w:tcW w:type="dxa" w:w="4589"/>
-            <w:shd w:fill="FFFFFF"/>
+            <w:tcW w:type="dxa" w:w="4685"/>
+            <w:shd w:fill="F0F2F6"/>
             <w:tcMar>
-              <w:top w:w="80" w:type="dxa"/>
-              <w:left w:w="80" w:type="dxa"/>
-              <w:bottom w:w="80" w:type="dxa"/>
-              <w:right w:w="80" w:type="dxa"/>
+              <w:top w:w="85" w:type="dxa"/>
+              <w:left w:w="85" w:type="dxa"/>
+              <w:bottom w:w="85" w:type="dxa"/>
+              <w:right w:w="85" w:type="dxa"/>
             </w:tcMar>
           </w:tcPr>
           <w:p>
             <w:pPr>
-              <w:spacing w:after="20"/>
+              <w:spacing w:after="0"/>
             </w:pPr>
             <w:r>
               <w:rPr>
+                <w:rFonts w:ascii="Arial" w:hAnsi="Arial"/>
                 <w:b w:val="0"/>
-                <w:sz w:val="18"/>
+                <w:color w:val="172033"/>
+                <w:sz w:val="20"/>
               </w:rPr>
               <w:t>1</w:t>
             </w:r>
@@ -1073,23 +1555,25 @@
         </w:tc>
         <w:tc>
           <w:tcPr>
-            <w:tcW w:type="dxa" w:w="4589"/>
-            <w:shd w:fill="FFFFFF"/>
+            <w:tcW w:type="dxa" w:w="4685"/>
+            <w:shd w:fill="F0F2F6"/>
             <w:tcMar>
-              <w:top w:w="80" w:type="dxa"/>
-              <w:left w:w="80" w:type="dxa"/>
-              <w:bottom w:w="80" w:type="dxa"/>
-              <w:right w:w="80" w:type="dxa"/>
+              <w:top w:w="85" w:type="dxa"/>
+              <w:left w:w="85" w:type="dxa"/>
+              <w:bottom w:w="85" w:type="dxa"/>
+              <w:right w:w="85" w:type="dxa"/>
             </w:tcMar>
           </w:tcPr>
           <w:p>
             <w:pPr>
-              <w:spacing w:after="20"/>
+              <w:spacing w:after="0"/>
             </w:pPr>
             <w:r>
               <w:rPr>
+                <w:rFonts w:ascii="Arial" w:hAnsi="Arial"/>
                 <w:b w:val="0"/>
-                <w:sz w:val="18"/>
+                <w:color w:val="172033"/>
+                <w:sz w:val="20"/>
               </w:rPr>
               <w:t>Finalize copy and baseline measures</w:t>
             </w:r>
@@ -1097,23 +1581,25 @@
         </w:tc>
         <w:tc>
           <w:tcPr>
-            <w:tcW w:type="dxa" w:w="4589"/>
-            <w:shd w:fill="FFFFFF"/>
+            <w:tcW w:type="dxa" w:w="4685"/>
+            <w:shd w:fill="F0F2F6"/>
             <w:tcMar>
-              <w:top w:w="80" w:type="dxa"/>
-              <w:left w:w="80" w:type="dxa"/>
-              <w:bottom w:w="80" w:type="dxa"/>
-              <w:right w:w="80" w:type="dxa"/>
+              <w:top w:w="85" w:type="dxa"/>
+              <w:left w:w="85" w:type="dxa"/>
+              <w:bottom w:w="85" w:type="dxa"/>
+              <w:right w:w="85" w:type="dxa"/>
             </w:tcMar>
           </w:tcPr>
           <w:p>
             <w:pPr>
-              <w:spacing w:after="20"/>
+              <w:spacing w:after="0"/>
             </w:pPr>
             <w:r>
               <w:rPr>
+                <w:rFonts w:ascii="Arial" w:hAnsi="Arial"/>
                 <w:b w:val="0"/>
-                <w:sz w:val="18"/>
+                <w:color w:val="172033"/>
+                <w:sz w:val="20"/>
               </w:rPr>
               <w:t>Maya • Customer success</w:t>
             </w:r>
@@ -1126,23 +1612,25 @@
         </w:trPr>
         <w:tc>
           <w:tcPr>
-            <w:tcW w:type="dxa" w:w="4589"/>
-            <w:shd w:fill="EDEFFC"/>
+            <w:tcW w:type="dxa" w:w="4685"/>
+            <w:shd w:fill="FFFFFF"/>
             <w:tcMar>
-              <w:top w:w="80" w:type="dxa"/>
-              <w:left w:w="80" w:type="dxa"/>
-              <w:bottom w:w="80" w:type="dxa"/>
-              <w:right w:w="80" w:type="dxa"/>
+              <w:top w:w="85" w:type="dxa"/>
+              <w:left w:w="85" w:type="dxa"/>
+              <w:bottom w:w="85" w:type="dxa"/>
+              <w:right w:w="85" w:type="dxa"/>
             </w:tcMar>
           </w:tcPr>
           <w:p>
             <w:pPr>
-              <w:spacing w:after="20"/>
+              <w:spacing w:after="0"/>
             </w:pPr>
             <w:r>
               <w:rPr>
+                <w:rFonts w:ascii="Arial" w:hAnsi="Arial"/>
                 <w:b w:val="0"/>
-                <w:sz w:val="18"/>
+                <w:color w:val="172033"/>
+                <w:sz w:val="20"/>
               </w:rPr>
               <w:t>2</w:t>
             </w:r>
@@ -1150,23 +1638,25 @@
         </w:tc>
         <w:tc>
           <w:tcPr>
-            <w:tcW w:type="dxa" w:w="4589"/>
-            <w:shd w:fill="EDEFFC"/>
+            <w:tcW w:type="dxa" w:w="4685"/>
+            <w:shd w:fill="FFFFFF"/>
             <w:tcMar>
-              <w:top w:w="80" w:type="dxa"/>
-              <w:left w:w="80" w:type="dxa"/>
-              <w:bottom w:w="80" w:type="dxa"/>
-              <w:right w:w="80" w:type="dxa"/>
+              <w:top w:w="85" w:type="dxa"/>
+              <w:left w:w="85" w:type="dxa"/>
+              <w:bottom w:w="85" w:type="dxa"/>
+              <w:right w:w="85" w:type="dxa"/>
             </w:tcMar>
           </w:tcPr>
           <w:p>
             <w:pPr>
-              <w:spacing w:after="20"/>
+              <w:spacing w:after="0"/>
             </w:pPr>
             <w:r>
               <w:rPr>
+                <w:rFonts w:ascii="Arial" w:hAnsi="Arial"/>
                 <w:b w:val="0"/>
-                <w:sz w:val="18"/>
+                <w:color w:val="172033"/>
+                <w:sz w:val="20"/>
               </w:rPr>
               <w:t>Invite participants and start the pilot</w:t>
             </w:r>
@@ -1174,23 +1664,25 @@
         </w:tc>
         <w:tc>
           <w:tcPr>
-            <w:tcW w:type="dxa" w:w="4589"/>
-            <w:shd w:fill="EDEFFC"/>
+            <w:tcW w:type="dxa" w:w="4685"/>
+            <w:shd w:fill="FFFFFF"/>
             <w:tcMar>
-              <w:top w:w="80" w:type="dxa"/>
-              <w:left w:w="80" w:type="dxa"/>
-              <w:bottom w:w="80" w:type="dxa"/>
-              <w:right w:w="80" w:type="dxa"/>
+              <w:top w:w="85" w:type="dxa"/>
+              <w:left w:w="85" w:type="dxa"/>
+              <w:bottom w:w="85" w:type="dxa"/>
+              <w:right w:w="85" w:type="dxa"/>
             </w:tcMar>
           </w:tcPr>
           <w:p>
             <w:pPr>
-              <w:spacing w:after="20"/>
+              <w:spacing w:after="0"/>
             </w:pPr>
             <w:r>
               <w:rPr>
+                <w:rFonts w:ascii="Arial" w:hAnsi="Arial"/>
                 <w:b w:val="0"/>
-                <w:sz w:val="18"/>
+                <w:color w:val="172033"/>
+                <w:sz w:val="20"/>
               </w:rPr>
               <w:t>Sam • Operations</w:t>
             </w:r>
@@ -1203,23 +1695,25 @@
         </w:trPr>
         <w:tc>
           <w:tcPr>
-            <w:tcW w:type="dxa" w:w="4589"/>
-            <w:shd w:fill="FFFFFF"/>
+            <w:tcW w:type="dxa" w:w="4685"/>
+            <w:shd w:fill="F0F2F6"/>
             <w:tcMar>
-              <w:top w:w="80" w:type="dxa"/>
-              <w:left w:w="80" w:type="dxa"/>
-              <w:bottom w:w="80" w:type="dxa"/>
-              <w:right w:w="80" w:type="dxa"/>
+              <w:top w:w="85" w:type="dxa"/>
+              <w:left w:w="85" w:type="dxa"/>
+              <w:bottom w:w="85" w:type="dxa"/>
+              <w:right w:w="85" w:type="dxa"/>
             </w:tcMar>
           </w:tcPr>
           <w:p>
             <w:pPr>
-              <w:spacing w:after="20"/>
+              <w:spacing w:after="0"/>
             </w:pPr>
             <w:r>
               <w:rPr>
+                <w:rFonts w:ascii="Arial" w:hAnsi="Arial"/>
                 <w:b w:val="0"/>
-                <w:sz w:val="18"/>
+                <w:color w:val="172033"/>
+                <w:sz w:val="20"/>
               </w:rPr>
               <w:t>3</w:t>
             </w:r>
@@ -1227,23 +1721,25 @@
         </w:tc>
         <w:tc>
           <w:tcPr>
-            <w:tcW w:type="dxa" w:w="4589"/>
-            <w:shd w:fill="FFFFFF"/>
+            <w:tcW w:type="dxa" w:w="4685"/>
+            <w:shd w:fill="F0F2F6"/>
             <w:tcMar>
-              <w:top w:w="80" w:type="dxa"/>
-              <w:left w:w="80" w:type="dxa"/>
-              <w:bottom w:w="80" w:type="dxa"/>
-              <w:right w:w="80" w:type="dxa"/>
+              <w:top w:w="85" w:type="dxa"/>
+              <w:left w:w="85" w:type="dxa"/>
+              <w:bottom w:w="85" w:type="dxa"/>
+              <w:right w:w="85" w:type="dxa"/>
             </w:tcMar>
           </w:tcPr>
           <w:p>
             <w:pPr>
-              <w:spacing w:after="20"/>
+              <w:spacing w:after="0"/>
             </w:pPr>
             <w:r>
               <w:rPr>
+                <w:rFonts w:ascii="Arial" w:hAnsi="Arial"/>
                 <w:b w:val="0"/>
-                <w:sz w:val="18"/>
+                <w:color w:val="172033"/>
+                <w:sz w:val="20"/>
               </w:rPr>
               <w:t>Review exceptions and fix copy gaps</w:t>
             </w:r>
@@ -1251,23 +1747,25 @@
         </w:tc>
         <w:tc>
           <w:tcPr>
-            <w:tcW w:type="dxa" w:w="4589"/>
-            <w:shd w:fill="FFFFFF"/>
+            <w:tcW w:type="dxa" w:w="4685"/>
+            <w:shd w:fill="F0F2F6"/>
             <w:tcMar>
-              <w:top w:w="80" w:type="dxa"/>
-              <w:left w:w="80" w:type="dxa"/>
-              <w:bottom w:w="80" w:type="dxa"/>
-              <w:right w:w="80" w:type="dxa"/>
+              <w:top w:w="85" w:type="dxa"/>
+              <w:left w:w="85" w:type="dxa"/>
+              <w:bottom w:w="85" w:type="dxa"/>
+              <w:right w:w="85" w:type="dxa"/>
             </w:tcMar>
           </w:tcPr>
           <w:p>
             <w:pPr>
-              <w:spacing w:after="20"/>
+              <w:spacing w:after="0"/>
             </w:pPr>
             <w:r>
               <w:rPr>
+                <w:rFonts w:ascii="Arial" w:hAnsi="Arial"/>
                 <w:b w:val="0"/>
-                <w:sz w:val="18"/>
+                <w:color w:val="172033"/>
+                <w:sz w:val="20"/>
               </w:rPr>
               <w:t>Alex • Product</w:t>
             </w:r>
@@ -1280,23 +1778,25 @@
         </w:trPr>
         <w:tc>
           <w:tcPr>
-            <w:tcW w:type="dxa" w:w="4589"/>
-            <w:shd w:fill="EDEFFC"/>
+            <w:tcW w:type="dxa" w:w="4685"/>
+            <w:shd w:fill="FFFFFF"/>
             <w:tcMar>
-              <w:top w:w="80" w:type="dxa"/>
-              <w:left w:w="80" w:type="dxa"/>
-              <w:bottom w:w="80" w:type="dxa"/>
-              <w:right w:w="80" w:type="dxa"/>
+              <w:top w:w="85" w:type="dxa"/>
+              <w:left w:w="85" w:type="dxa"/>
+              <w:bottom w:w="85" w:type="dxa"/>
+              <w:right w:w="85" w:type="dxa"/>
             </w:tcMar>
           </w:tcPr>
           <w:p>
             <w:pPr>
-              <w:spacing w:after="20"/>
+              <w:spacing w:after="0"/>
             </w:pPr>
             <w:r>
               <w:rPr>
+                <w:rFonts w:ascii="Arial" w:hAnsi="Arial"/>
                 <w:b w:val="0"/>
-                <w:sz w:val="18"/>
+                <w:color w:val="172033"/>
+                <w:sz w:val="20"/>
               </w:rPr>
               <w:t>4</w:t>
             </w:r>
@@ -1304,23 +1804,25 @@
         </w:tc>
         <w:tc>
           <w:tcPr>
-            <w:tcW w:type="dxa" w:w="4589"/>
-            <w:shd w:fill="EDEFFC"/>
+            <w:tcW w:type="dxa" w:w="4685"/>
+            <w:shd w:fill="FFFFFF"/>
             <w:tcMar>
-              <w:top w:w="80" w:type="dxa"/>
-              <w:left w:w="80" w:type="dxa"/>
-              <w:bottom w:w="80" w:type="dxa"/>
-              <w:right w:w="80" w:type="dxa"/>
+              <w:top w:w="85" w:type="dxa"/>
+              <w:left w:w="85" w:type="dxa"/>
+              <w:bottom w:w="85" w:type="dxa"/>
+              <w:right w:w="85" w:type="dxa"/>
             </w:tcMar>
           </w:tcPr>
           <w:p>
             <w:pPr>
-              <w:spacing w:after="20"/>
+              <w:spacing w:after="0"/>
             </w:pPr>
             <w:r>
               <w:rPr>
+                <w:rFonts w:ascii="Arial" w:hAnsi="Arial"/>
                 <w:b w:val="0"/>
-                <w:sz w:val="18"/>
+                <w:color w:val="172033"/>
+                <w:sz w:val="20"/>
               </w:rPr>
               <w:t>Report findings and recommend next step</w:t>
             </w:r>
@@ -1328,23 +1830,25 @@
         </w:tc>
         <w:tc>
           <w:tcPr>
-            <w:tcW w:type="dxa" w:w="4589"/>
-            <w:shd w:fill="EDEFFC"/>
+            <w:tcW w:type="dxa" w:w="4685"/>
+            <w:shd w:fill="FFFFFF"/>
             <w:tcMar>
-              <w:top w:w="80" w:type="dxa"/>
-              <w:left w:w="80" w:type="dxa"/>
-              <w:bottom w:w="80" w:type="dxa"/>
-              <w:right w:w="80" w:type="dxa"/>
+              <w:top w:w="85" w:type="dxa"/>
+              <w:left w:w="85" w:type="dxa"/>
+              <w:bottom w:w="85" w:type="dxa"/>
+              <w:right w:w="85" w:type="dxa"/>
             </w:tcMar>
           </w:tcPr>
           <w:p>
             <w:pPr>
-              <w:spacing w:after="20"/>
+              <w:spacing w:after="0"/>
             </w:pPr>
             <w:r>
               <w:rPr>
+                <w:rFonts w:ascii="Arial" w:hAnsi="Arial"/>
                 <w:b w:val="0"/>
-                <w:sz w:val="18"/>
+                <w:color w:val="172033"/>
+                <w:sz w:val="20"/>
               </w:rPr>
               <w:t>Maya • Customer success</w:t>
             </w:r>
@@ -1354,14 +1858,22 @@
     </w:tbl>
     <w:p>
       <w:pPr>
-        <w:spacing w:after="0"/>
+        <w:spacing w:after="0" w:before="0" w:line="60" w:lineRule="exact"/>
       </w:pPr>
+      <w:r>
+        <w:rPr>
+          <w:sz w:val="6"/>
+        </w:rPr>
+      </w:r>
     </w:p>
     <w:p>
       <w:pPr>
         <w:pStyle w:val="Heading1"/>
       </w:pPr>
       <w:r>
+        <w:rPr>
+          <w:b w:val="0"/>
+        </w:rPr>
         <w:t>Guardrails</w:t>
       </w:r>
     </w:p>
@@ -1370,6 +1882,9 @@
         <w:pStyle w:val="ListBullet"/>
       </w:pPr>
       <w:r>
+        <w:rPr>
+          <w:b w:val="0"/>
+        </w:rPr>
         <w:t>Pause new invitations if account access is affected.</w:t>
       </w:r>
     </w:p>
@@ -1378,6 +1893,9 @@
         <w:pStyle w:val="ListBullet"/>
       </w:pPr>
       <w:r>
+        <w:rPr>
+          <w:b w:val="0"/>
+        </w:rPr>
         <w:t>Keep the existing onboarding path available during the test.</w:t>
       </w:r>
     </w:p>
@@ -1386,31 +1904,115 @@
         <w:pStyle w:val="ListBullet"/>
       </w:pPr>
       <w:r>
-        <w:t>Do not expand the pilot without reviewing the final evidence.</w:t>
+        <w:rPr>
+          <w:b w:val="0"/>
+        </w:rPr>
+        <w:t xml:space="preserve">Do not expand the </w:t>
+      </w:r>
+      <w:r>
+        <w:rPr>
+          <w:b/>
+          <w:color w:val="393783"/>
+        </w:rPr>
+        <w:t>pilot</w:t>
+      </w:r>
+      <w:r>
+        <w:rPr>
+          <w:b w:val="0"/>
+        </w:rPr>
+        <w:t xml:space="preserve"> without reviewing the final </w:t>
+      </w:r>
+      <w:r>
+        <w:rPr>
+          <w:b/>
+          <w:color w:val="393783"/>
+        </w:rPr>
+        <w:t>evidence</w:t>
+      </w:r>
+      <w:r>
+        <w:rPr>
+          <w:b w:val="0"/>
+        </w:rPr>
+        <w:t>.</w:t>
       </w:r>
     </w:p>
     <w:p>
       <w:pPr>
-        <w:spacing w:before="160" w:after="200"/>
-        <w:shd w:fill="EDEFFC"/>
+        <w:shd w:fill="EDF2F9"/>
+        <w:spacing w:before="120" w:after="160"/>
       </w:pPr>
       <w:r>
         <w:rPr>
           <w:b/>
+          <w:color w:val="393783"/>
+          <w:sz w:val="18"/>
         </w:rPr>
         <w:t>RECORD THE DECISION</w:t>
         <w:br/>
       </w:r>
       <w:r>
-        <w:t>Sponsor: [Name]    Outcome: [Approve / revise / decline]</w:t>
+        <w:rPr>
+          <w:b w:val="0"/>
+        </w:rPr>
+        <w:t xml:space="preserve">Sponsor: Avery Kim    Outcome: </w:t>
+      </w:r>
+      <w:r>
+        <w:rPr>
+          <w:b/>
+          <w:color w:val="393783"/>
+        </w:rPr>
+        <w:t>Pilot</w:t>
+      </w:r>
+      <w:r>
+        <w:rPr>
+          <w:b w:val="0"/>
+        </w:rPr>
+        <w:t xml:space="preserve"> proposal for </w:t>
+      </w:r>
+      <w:r>
+        <w:rPr>
+          <w:b/>
+          <w:color w:val="393783"/>
+        </w:rPr>
+        <w:t>review</w:t>
+      </w:r>
+      <w:r>
+        <w:rPr>
+          <w:b w:val="0"/>
+        </w:rPr>
         <w:br/>
-        <w:t>Owner confirmed: [Name]    Review meeting: [Date]</w:t>
+      </w:r>
+      <w:r>
+        <w:rPr>
+          <w:b/>
+          <w:color w:val="393783"/>
+        </w:rPr>
+        <w:t>Owner</w:t>
+      </w:r>
+      <w:r>
+        <w:rPr>
+          <w:b w:val="0"/>
+        </w:rPr>
+        <w:t xml:space="preserve"> confirmed: Avery Kim    Review meeting: 21 June 2027</w:t>
+      </w:r>
+    </w:p>
+    <w:p>
+      <w:pPr>
+        <w:spacing w:before="140"/>
+      </w:pPr>
+      <w:r>
+        <w:rPr>
+          <w:i/>
+          <w:color w:val="505968"/>
+          <w:sz w:val="16"/>
+        </w:rPr>
+        <w:t>Design notes: Large type, strong contrast and decision-centered storytelling. Original Dazzler template, Apache-2.0. All sample facts are fictional.</w:t>
       </w:r>
     </w:p>
     <w:sectPr>
       <w:footerReference w:type="default" r:id="rId9"/>
       <w:pgSz w:w="15840" w:h="12240" w:orient="landscape"/>
-      <w:pgMar w:top="864" w:right="1037" w:bottom="864" w:left="1037" w:header="720" w:footer="720" w:gutter="0"/>
+      <w:pgMar w:top="749" w:right="893" w:bottom="749" w:left="893" w:header="720" w:footer="720" w:gutter="0"/>
       <w:cols w:space="720"/>
       <w:docGrid w:linePitch="360"/>
     </w:sectPr>
@@ -1426,10 +2028,26 @@
     </w:pPr>
     <w:r>
       <w:rPr>
+        <w:b w:val="0"/>
         <w:sz w:val="16"/>
       </w:rPr>
-      <w:t>Dazzler sample template • presentation • Replace fictional details before use</w:t>
     </w:r>
+    <w:r>
+      <w:rPr>
+        <w:b/>
+        <w:color w:val="393783"/>
+        <w:sz w:val="16"/>
+      </w:rPr>
+      <w:t>FICTIONAL</w:t>
+    </w:r>
+    <w:r>
+      <w:rPr>
+        <w:b w:val="0"/>
+        <w:sz w:val="16"/>
+      </w:rPr>
+      <w:t xml:space="preserve"> EXAMPLE  /  PRESENTATION   •   Dazzler   /   </w:t>
+    </w:r>
+    <w:fldSimple w:instr="PAGE"/>
   </w:p>
 </w:ftr>
 </file>
@@ -1798,11 +2416,11 @@
     <w:qFormat/>
     <w:rsid w:val="00FC693F"/>
     <w:pPr>
-      <w:spacing w:line="259" w:lineRule="auto" w:after="120"/>
+      <w:spacing w:after="80" w:line="240" w:lineRule="auto"/>
     </w:pPr>
     <w:rPr>
       <w:rFonts w:ascii="Arial" w:hAnsi="Arial"/>
-      <w:color w:val="000000"/>
+      <w:color w:val="172033"/>
       <w:sz w:val="20"/>
     </w:rPr>
   </w:style>
@@ -1861,15 +2479,15 @@
     <w:pPr>
       <w:keepNext/>
       <w:keepLines/>
-      <w:spacing w:before="240" w:after="120" w:line="259" w:lineRule="auto"/>
+      <w:spacing w:before="180" w:after="80" w:line="240" w:lineRule="auto"/>
       <w:outlineLvl w:val="0"/>
     </w:pPr>
     <w:rPr>
       <w:rFonts w:cstheme="majorBidi" w:ascii="Arial" w:hAnsi="Arial"/>
       <w:b/>
       <w:bCs/>
-      <w:color w:val="000000"/>
-      <w:sz w:val="26"/>
+      <w:color w:val="393783"/>
+      <w:sz w:val="30"/>
       <w:szCs w:val="28"/>
     </w:rPr>
   </w:style>
@@ -1885,15 +2503,15 @@
     <w:pPr>
       <w:keepNext/>
       <w:keepLines/>
-      <w:spacing w:before="200" w:after="120" w:line="259" w:lineRule="auto"/>
+      <w:spacing w:before="200" w:after="80" w:line="240" w:lineRule="auto"/>
       <w:outlineLvl w:val="1"/>
     </w:pPr>
     <w:rPr>
       <w:rFonts w:cstheme="majorBidi" w:ascii="Arial" w:hAnsi="Arial"/>
       <w:b/>
       <w:bCs/>
-      <w:color w:val="000000"/>
-      <w:sz w:val="22"/>
+      <w:color w:val="172033"/>
+      <w:sz w:val="24"/>
       <w:szCs w:val="26"/>
     </w:rPr>
   </w:style>
@@ -1913,7 +2531,7 @@
       <w:outlineLvl w:val="2"/>
     </w:pPr>
     <w:rPr>
-      <w:rFonts w:asciiTheme="majorHAnsi" w:eastAsiaTheme="majorEastAsia" w:hAnsiTheme="majorHAnsi" w:cstheme="majorBidi"/>
+      <w:rFonts w:cstheme="majorBidi"/>
       <w:b/>
       <w:bCs/>
       <w:color w:val="4F81BD" w:themeColor="accent1"/>
@@ -1936,7 +2554,7 @@
       <w:outlineLvl w:val="3"/>
     </w:pPr>
     <w:rPr>
-      <w:rFonts w:asciiTheme="majorHAnsi" w:eastAsiaTheme="majorEastAsia" w:hAnsiTheme="majorHAnsi" w:cstheme="majorBidi"/>
+      <w:rFonts w:cstheme="majorBidi"/>
       <w:b/>
       <w:bCs/>
       <w:i/>
@@ -1961,7 +2579,7 @@
       <w:outlineLvl w:val="4"/>
     </w:pPr>
     <w:rPr>
-      <w:rFonts w:asciiTheme="majorHAnsi" w:eastAsiaTheme="majorEastAsia" w:hAnsiTheme="majorHAnsi" w:cstheme="majorBidi"/>
+      <w:rFonts w:cstheme="majorBidi"/>
       <w:color w:val="243F60" w:themeColor="accent1" w:themeShade="7F"/>
     </w:rPr>
   </w:style>
@@ -1982,7 +2600,7 @@
       <w:outlineLvl w:val="5"/>
     </w:pPr>
     <w:rPr>
-      <w:rFonts w:asciiTheme="majorHAnsi" w:eastAsiaTheme="majorEastAsia" w:hAnsiTheme="majorHAnsi" w:cstheme="majorBidi"/>
+      <w:rFonts w:cstheme="majorBidi"/>
       <w:i/>
       <w:iCs/>
       <w:color w:val="243F60" w:themeColor="accent1" w:themeShade="7F"/>
@@ -2005,7 +2623,7 @@
       <w:outlineLvl w:val="6"/>
     </w:pPr>
     <w:rPr>
-      <w:rFonts w:asciiTheme="majorHAnsi" w:eastAsiaTheme="majorEastAsia" w:hAnsiTheme="majorHAnsi" w:cstheme="majorBidi"/>
+      <w:rFonts w:cstheme="majorBidi"/>
       <w:i/>
       <w:iCs/>
       <w:color w:val="404040" w:themeColor="text1" w:themeTint="BF"/>
@@ -2028,7 +2646,7 @@
       <w:outlineLvl w:val="7"/>
     </w:pPr>
     <w:rPr>
-      <w:rFonts w:asciiTheme="majorHAnsi" w:eastAsiaTheme="majorEastAsia" w:hAnsiTheme="majorHAnsi" w:cstheme="majorBidi"/>
+      <w:rFonts w:cstheme="majorBidi"/>
       <w:color w:val="4F81BD" w:themeColor="accent1"/>
       <w:sz w:val="20"/>
       <w:szCs w:val="20"/>
@@ -2051,7 +2669,7 @@
       <w:outlineLvl w:val="8"/>
     </w:pPr>
     <w:rPr>
-      <w:rFonts w:asciiTheme="majorHAnsi" w:eastAsiaTheme="majorEastAsia" w:hAnsiTheme="majorHAnsi" w:cstheme="majorBidi"/>
+      <w:rFonts w:cstheme="majorBidi"/>
       <w:i/>
       <w:iCs/>
       <w:color w:val="404040" w:themeColor="text1" w:themeTint="BF"/>
@@ -2102,7 +2720,7 @@
     <w:uiPriority w:val="9"/>
     <w:rsid w:val="00FC693F"/>
     <w:rPr>
-      <w:rFonts w:asciiTheme="majorHAnsi" w:eastAsiaTheme="majorEastAsia" w:hAnsiTheme="majorHAnsi" w:cstheme="majorBidi"/>
+      <w:rFonts w:cstheme="majorBidi"/>
       <w:b/>
       <w:bCs/>
       <w:color w:val="365F91" w:themeColor="accent1" w:themeShade="BF"/>
@@ -2117,7 +2735,7 @@
     <w:uiPriority w:val="9"/>
     <w:rsid w:val="00FC693F"/>
     <w:rPr>
-      <w:rFonts w:asciiTheme="majorHAnsi" w:eastAsiaTheme="majorEastAsia" w:hAnsiTheme="majorHAnsi" w:cstheme="majorBidi"/>
+      <w:rFonts w:cstheme="majorBidi"/>
       <w:b/>
       <w:bCs/>
       <w:color w:val="4F81BD" w:themeColor="accent1"/>
@@ -2132,7 +2750,7 @@
     <w:uiPriority w:val="9"/>
     <w:rsid w:val="00FC693F"/>
     <w:rPr>
-      <w:rFonts w:asciiTheme="majorHAnsi" w:eastAsiaTheme="majorEastAsia" w:hAnsiTheme="majorHAnsi" w:cstheme="majorBidi"/>
+      <w:rFonts w:cstheme="majorBidi"/>
       <w:b/>
       <w:bCs/>
       <w:color w:val="4F81BD" w:themeColor="accent1"/>
@@ -2147,15 +2765,17 @@
     <w:qFormat/>
     <w:rsid w:val="00FC693F"/>
     <w:pPr>
-      <w:spacing w:after="120" w:line="259" w:lineRule="auto"/>
+      <w:keepNext/>
+      <w:spacing w:after="80" w:line="240" w:lineRule="auto"/>
       <w:contextualSpacing/>
     </w:pPr>
     <w:rPr>
       <w:rFonts w:cstheme="majorBidi" w:ascii="Arial" w:hAnsi="Arial"/>
-      <w:color w:val="000000"/>
+      <w:b/>
+      <w:color w:val="393783"/>
       <w:spacing w:val="5"/>
       <w:kern w:val="28"/>
-      <w:sz w:val="56"/>
+      <w:sz w:val="70"/>
       <w:szCs w:val="52"/>
     </w:rPr>
   </w:style>
@@ -2166,7 +2786,7 @@
     <w:uiPriority w:val="10"/>
     <w:rsid w:val="00FC693F"/>
     <w:rPr>
-      <w:rFonts w:asciiTheme="majorHAnsi" w:eastAsiaTheme="majorEastAsia" w:hAnsiTheme="majorHAnsi" w:cstheme="majorBidi"/>
+      <w:rFonts w:cstheme="majorBidi"/>
       <w:color w:val="17365D" w:themeColor="text2" w:themeShade="BF"/>
       <w:spacing w:val="5"/>
       <w:kern w:val="28"/>
@@ -2186,13 +2806,13 @@
       <w:numPr>
         <w:ilvl w:val="1"/>
       </w:numPr>
-      <w:spacing w:line="259" w:lineRule="auto" w:after="120"/>
+      <w:spacing w:after="80" w:line="240" w:lineRule="auto"/>
     </w:pPr>
     <w:rPr>
       <w:rFonts w:cstheme="majorBidi" w:ascii="Arial" w:hAnsi="Arial"/>
       <w:i/>
       <w:iCs/>
-      <w:color w:val="000000"/>
+      <w:color w:val="172033"/>
       <w:spacing w:val="15"/>
       <w:sz w:val="24"/>
       <w:szCs w:val="24"/>
@@ -2205,7 +2825,7 @@
     <w:uiPriority w:val="11"/>
     <w:rsid w:val="00FC693F"/>
     <w:rPr>
-      <w:rFonts w:asciiTheme="majorHAnsi" w:eastAsiaTheme="majorEastAsia" w:hAnsiTheme="majorHAnsi" w:cstheme="majorBidi"/>
+      <w:rFonts w:cstheme="majorBidi"/>
       <w:i/>
       <w:iCs/>
       <w:color w:val="4F81BD" w:themeColor="accent1"/>
@@ -2330,12 +2950,12 @@
       <w:numPr>
         <w:numId w:val="1"/>
       </w:numPr>
-      <w:spacing w:line="259" w:lineRule="auto" w:after="120"/>
+      <w:spacing w:after="80" w:line="240" w:lineRule="auto"/>
       <w:contextualSpacing/>
     </w:pPr>
     <w:rPr>
       <w:rFonts w:ascii="Arial" w:hAnsi="Arial"/>
-      <w:color w:val="000000"/>
+      <w:color w:val="172033"/>
       <w:sz w:val="20"/>
     </w:rPr>
   </w:style>
@@ -2509,7 +3129,7 @@
     <w:semiHidden/>
     <w:rsid w:val="00FC693F"/>
     <w:rPr>
-      <w:rFonts w:asciiTheme="majorHAnsi" w:eastAsiaTheme="majorEastAsia" w:hAnsiTheme="majorHAnsi" w:cstheme="majorBidi"/>
+      <w:rFonts w:cstheme="majorBidi"/>
       <w:b/>
       <w:bCs/>
       <w:i/>
@@ -2525,7 +3145,7 @@
     <w:semiHidden/>
     <w:rsid w:val="00FC693F"/>
     <w:rPr>
-      <w:rFonts w:asciiTheme="majorHAnsi" w:eastAsiaTheme="majorEastAsia" w:hAnsiTheme="majorHAnsi" w:cstheme="majorBidi"/>
+      <w:rFonts w:cstheme="majorBidi"/>
       <w:color w:val="243F60" w:themeColor="accent1" w:themeShade="7F"/>
     </w:rPr>
   </w:style>
@@ -2537,7 +3157,7 @@
     <w:semiHidden/>
     <w:rsid w:val="00FC693F"/>
     <w:rPr>
-      <w:rFonts w:asciiTheme="majorHAnsi" w:eastAsiaTheme="majorEastAsia" w:hAnsiTheme="majorHAnsi" w:cstheme="majorBidi"/>
+      <w:rFonts w:cstheme="majorBidi"/>
       <w:i/>
       <w:iCs/>
       <w:color w:val="243F60" w:themeColor="accent1" w:themeShade="7F"/>
@@ -2551,7 +3171,7 @@
     <w:semiHidden/>
     <w:rsid w:val="00FC693F"/>
     <w:rPr>
-      <w:rFonts w:asciiTheme="majorHAnsi" w:eastAsiaTheme="majorEastAsia" w:hAnsiTheme="majorHAnsi" w:cstheme="majorBidi"/>
+      <w:rFonts w:cstheme="majorBidi"/>
       <w:i/>
       <w:iCs/>
       <w:color w:val="404040" w:themeColor="text1" w:themeTint="BF"/>
@@ -2565,7 +3185,7 @@
     <w:semiHidden/>
     <w:rsid w:val="00FC693F"/>
     <w:rPr>
-      <w:rFonts w:asciiTheme="majorHAnsi" w:eastAsiaTheme="majorEastAsia" w:hAnsiTheme="majorHAnsi" w:cstheme="majorBidi"/>
+      <w:rFonts w:cstheme="majorBidi"/>
       <w:color w:val="4F81BD" w:themeColor="accent1"/>
       <w:sz w:val="20"/>
       <w:szCs w:val="20"/>
@@ -2579,7 +3199,7 @@
     <w:semiHidden/>
     <w:rsid w:val="00FC693F"/>
     <w:rPr>
-      <w:rFonts w:asciiTheme="majorHAnsi" w:eastAsiaTheme="majorEastAsia" w:hAnsiTheme="majorHAnsi" w:cstheme="majorBidi"/>
+      <w:rFonts w:cstheme="majorBidi"/>
       <w:i/>
       <w:iCs/>
       <w:color w:val="404040" w:themeColor="text1" w:themeTint="BF"/>
@@ -4165,7 +4785,7 @@
         <w:spacing w:before="0" w:after="0" w:line="240" w:lineRule="auto"/>
       </w:pPr>
       <w:rPr>
-        <w:rFonts w:asciiTheme="majorHAnsi" w:eastAsiaTheme="majorEastAsia" w:hAnsiTheme="majorHAnsi" w:cstheme="majorBidi"/>
+        <w:rFonts w:cstheme="majorBidi"/>
         <w:b/>
         <w:bCs/>
       </w:rPr>
@@ -4186,7 +4806,7 @@
         <w:spacing w:before="0" w:after="0" w:line="240" w:lineRule="auto"/>
       </w:pPr>
       <w:rPr>
-        <w:rFonts w:asciiTheme="majorHAnsi" w:eastAsiaTheme="majorEastAsia" w:hAnsiTheme="majorHAnsi" w:cstheme="majorBidi"/>
+        <w:rFonts w:cstheme="majorBidi"/>
         <w:b/>
         <w:bCs/>
       </w:rPr>
@@ -4204,14 +4824,14 @@
     </w:tblStylePr>
     <w:tblStylePr w:type="firstCol">
       <w:rPr>
-        <w:rFonts w:asciiTheme="majorHAnsi" w:eastAsiaTheme="majorEastAsia" w:hAnsiTheme="majorHAnsi" w:cstheme="majorBidi"/>
+        <w:rFonts w:cstheme="majorBidi"/>
         <w:b/>
         <w:bCs/>
       </w:rPr>
     </w:tblStylePr>
     <w:tblStylePr w:type="lastCol">
       <w:rPr>
-        <w:rFonts w:asciiTheme="majorHAnsi" w:eastAsiaTheme="majorEastAsia" w:hAnsiTheme="majorHAnsi" w:cstheme="majorBidi"/>
+        <w:rFonts w:cstheme="majorBidi"/>
         <w:b/>
         <w:bCs/>
       </w:rPr>
@@ -4295,7 +4915,7 @@
         <w:spacing w:before="0" w:after="0" w:line="240" w:lineRule="auto"/>
       </w:pPr>
       <w:rPr>
-        <w:rFonts w:asciiTheme="majorHAnsi" w:eastAsiaTheme="majorEastAsia" w:hAnsiTheme="majorHAnsi" w:cstheme="majorBidi"/>
+        <w:rFonts w:cstheme="majorBidi"/>
         <w:b/>
         <w:bCs/>
       </w:rPr>
@@ -4316,7 +4936,7 @@
         <w:spacing w:before="0" w:after="0" w:line="240" w:lineRule="auto"/>
       </w:pPr>
       <w:rPr>
-        <w:rFonts w:asciiTheme="majorHAnsi" w:eastAsiaTheme="majorEastAsia" w:hAnsiTheme="majorHAnsi" w:cstheme="majorBidi"/>
+        <w:rFonts w:cstheme="majorBidi"/>
         <w:b/>
         <w:bCs/>
       </w:rPr>
@@ -4334,14 +4954,14 @@
     </w:tblStylePr>
     <w:tblStylePr w:type="firstCol">
       <w:rPr>
-        <w:rFonts w:asciiTheme="majorHAnsi" w:eastAsiaTheme="majorEastAsia" w:hAnsiTheme="majorHAnsi" w:cstheme="majorBidi"/>
+        <w:rFonts w:cstheme="majorBidi"/>
         <w:b/>
         <w:bCs/>
       </w:rPr>
     </w:tblStylePr>
     <w:tblStylePr w:type="lastCol">
       <w:rPr>
-        <w:rFonts w:asciiTheme="majorHAnsi" w:eastAsiaTheme="majorEastAsia" w:hAnsiTheme="majorHAnsi" w:cstheme="majorBidi"/>
+        <w:rFonts w:cstheme="majorBidi"/>
         <w:b/>
         <w:bCs/>
       </w:rPr>
@@ -4425,7 +5045,7 @@
         <w:spacing w:before="0" w:after="0" w:line="240" w:lineRule="auto"/>
       </w:pPr>
       <w:rPr>
-        <w:rFonts w:asciiTheme="majorHAnsi" w:eastAsiaTheme="majorEastAsia" w:hAnsiTheme="majorHAnsi" w:cstheme="majorBidi"/>
+        <w:rFonts w:cstheme="majorBidi"/>
         <w:b/>
         <w:bCs/>
       </w:rPr>
@@ -4446,7 +5066,7 @@
         <w:spacing w:before="0" w:after="0" w:line="240" w:lineRule="auto"/>
       </w:pPr>
       <w:rPr>
-        <w:rFonts w:asciiTheme="majorHAnsi" w:eastAsiaTheme="majorEastAsia" w:hAnsiTheme="majorHAnsi" w:cstheme="majorBidi"/>
+        <w:rFonts w:cstheme="majorBidi"/>
         <w:b/>
         <w:bCs/>
       </w:rPr>
@@ -4464,14 +5084,14 @@
     </w:tblStylePr>
     <w:tblStylePr w:type="firstCol">
       <w:rPr>
-        <w:rFonts w:asciiTheme="majorHAnsi" w:eastAsiaTheme="majorEastAsia" w:hAnsiTheme="majorHAnsi" w:cstheme="majorBidi"/>
+        <w:rFonts w:cstheme="majorBidi"/>
         <w:b/>
         <w:bCs/>
       </w:rPr>
     </w:tblStylePr>
     <w:tblStylePr w:type="lastCol">
       <w:rPr>
-        <w:rFonts w:asciiTheme="majorHAnsi" w:eastAsiaTheme="majorEastAsia" w:hAnsiTheme="majorHAnsi" w:cstheme="majorBidi"/>
+        <w:rFonts w:cstheme="majorBidi"/>
         <w:b/>
         <w:bCs/>
       </w:rPr>
@@ -4555,7 +5175,7 @@
         <w:spacing w:before="0" w:after="0" w:line="240" w:lineRule="auto"/>
       </w:pPr>
       <w:rPr>
-        <w:rFonts w:asciiTheme="majorHAnsi" w:eastAsiaTheme="majorEastAsia" w:hAnsiTheme="majorHAnsi" w:cstheme="majorBidi"/>
+        <w:rFonts w:cstheme="majorBidi"/>
         <w:b/>
         <w:bCs/>
       </w:rPr>
@@ -4576,7 +5196,7 @@
         <w:spacing w:before="0" w:after="0" w:line="240" w:lineRule="auto"/>
       </w:pPr>
       <w:rPr>
-        <w:rFonts w:asciiTheme="majorHAnsi" w:eastAsiaTheme="majorEastAsia" w:hAnsiTheme="majorHAnsi" w:cstheme="majorBidi"/>
+        <w:rFonts w:cstheme="majorBidi"/>
         <w:b/>
         <w:bCs/>
       </w:rPr>
@@ -4594,14 +5214,14 @@
     </w:tblStylePr>
     <w:tblStylePr w:type="firstCol">
       <w:rPr>
-        <w:rFonts w:asciiTheme="majorHAnsi" w:eastAsiaTheme="majorEastAsia" w:hAnsiTheme="majorHAnsi" w:cstheme="majorBidi"/>
+        <w:rFonts w:cstheme="majorBidi"/>
         <w:b/>
         <w:bCs/>
       </w:rPr>
     </w:tblStylePr>
     <w:tblStylePr w:type="lastCol">
       <w:rPr>
-        <w:rFonts w:asciiTheme="majorHAnsi" w:eastAsiaTheme="majorEastAsia" w:hAnsiTheme="majorHAnsi" w:cstheme="majorBidi"/>
+        <w:rFonts w:cstheme="majorBidi"/>
         <w:b/>
         <w:bCs/>
       </w:rPr>
@@ -4685,7 +5305,7 @@
         <w:spacing w:before="0" w:after="0" w:line="240" w:lineRule="auto"/>
       </w:pPr>
       <w:rPr>
-        <w:rFonts w:asciiTheme="majorHAnsi" w:eastAsiaTheme="majorEastAsia" w:hAnsiTheme="majorHAnsi" w:cstheme="majorBidi"/>
+        <w:rFonts w:cstheme="majorBidi"/>
         <w:b/>
         <w:bCs/>
       </w:rPr>
@@ -4706,7 +5326,7 @@
         <w:spacing w:before="0" w:after="0" w:line="240" w:lineRule="auto"/>
       </w:pPr>
       <w:rPr>
-        <w:rFonts w:asciiTheme="majorHAnsi" w:eastAsiaTheme="majorEastAsia" w:hAnsiTheme="majorHAnsi" w:cstheme="majorBidi"/>
+        <w:rFonts w:cstheme="majorBidi"/>
         <w:b/>
         <w:bCs/>
       </w:rPr>
@@ -4724,14 +5344,14 @@
     </w:tblStylePr>
     <w:tblStylePr w:type="firstCol">
       <w:rPr>
-        <w:rFonts w:asciiTheme="majorHAnsi" w:eastAsiaTheme="majorEastAsia" w:hAnsiTheme="majorHAnsi" w:cstheme="majorBidi"/>
+        <w:rFonts w:cstheme="majorBidi"/>
         <w:b/>
         <w:bCs/>
       </w:rPr>
     </w:tblStylePr>
     <w:tblStylePr w:type="lastCol">
       <w:rPr>
-        <w:rFonts w:asciiTheme="majorHAnsi" w:eastAsiaTheme="majorEastAsia" w:hAnsiTheme="majorHAnsi" w:cstheme="majorBidi"/>
+        <w:rFonts w:cstheme="majorBidi"/>
         <w:b/>
         <w:bCs/>
       </w:rPr>
@@ -4815,7 +5435,7 @@
         <w:spacing w:before="0" w:after="0" w:line="240" w:lineRule="auto"/>
       </w:pPr>
       <w:rPr>
-        <w:rFonts w:asciiTheme="majorHAnsi" w:eastAsiaTheme="majorEastAsia" w:hAnsiTheme="majorHAnsi" w:cstheme="majorBidi"/>
+        <w:rFonts w:cstheme="majorBidi"/>
         <w:b/>
         <w:bCs/>
       </w:rPr>
@@ -4836,7 +5456,7 @@
         <w:spacing w:before="0" w:after="0" w:line="240" w:lineRule="auto"/>
       </w:pPr>
       <w:rPr>
-        <w:rFonts w:asciiTheme="majorHAnsi" w:eastAsiaTheme="majorEastAsia" w:hAnsiTheme="majorHAnsi" w:cstheme="majorBidi"/>
+        <w:rFonts w:cstheme="majorBidi"/>
         <w:b/>
         <w:bCs/>
       </w:rPr>
@@ -4854,14 +5474,14 @@
     </w:tblStylePr>
     <w:tblStylePr w:type="firstCol">
       <w:rPr>
-        <w:rFonts w:asciiTheme="majorHAnsi" w:eastAsiaTheme="majorEastAsia" w:hAnsiTheme="majorHAnsi" w:cstheme="majorBidi"/>
+        <w:rFonts w:cstheme="majorBidi"/>
         <w:b/>
         <w:bCs/>
       </w:rPr>
     </w:tblStylePr>
     <w:tblStylePr w:type="lastCol">
       <w:rPr>
-        <w:rFonts w:asciiTheme="majorHAnsi" w:eastAsiaTheme="majorEastAsia" w:hAnsiTheme="majorHAnsi" w:cstheme="majorBidi"/>
+        <w:rFonts w:cstheme="majorBidi"/>
         <w:b/>
         <w:bCs/>
       </w:rPr>
@@ -4945,7 +5565,7 @@
         <w:spacing w:before="0" w:after="0" w:line="240" w:lineRule="auto"/>
       </w:pPr>
       <w:rPr>
-        <w:rFonts w:asciiTheme="majorHAnsi" w:eastAsiaTheme="majorEastAsia" w:hAnsiTheme="majorHAnsi" w:cstheme="majorBidi"/>
+        <w:rFonts w:cstheme="majorBidi"/>
         <w:b/>
         <w:bCs/>
       </w:rPr>
@@ -4966,7 +5586,7 @@
         <w:spacing w:before="0" w:after="0" w:line="240" w:lineRule="auto"/>
       </w:pPr>
       <w:rPr>
-        <w:rFonts w:asciiTheme="majorHAnsi" w:eastAsiaTheme="majorEastAsia" w:hAnsiTheme="majorHAnsi" w:cstheme="majorBidi"/>
+        <w:rFonts w:cstheme="majorBidi"/>
         <w:b/>
         <w:bCs/>
       </w:rPr>
@@ -4984,14 +5604,14 @@
     </w:tblStylePr>
     <w:tblStylePr w:type="firstCol">
       <w:rPr>
-        <w:rFonts w:asciiTheme="majorHAnsi" w:eastAsiaTheme="majorEastAsia" w:hAnsiTheme="majorHAnsi" w:cstheme="majorBidi"/>
+        <w:rFonts w:cstheme="majorBidi"/>
         <w:b/>
         <w:bCs/>
       </w:rPr>
     </w:tblStylePr>
     <w:tblStylePr w:type="lastCol">
       <w:rPr>
-        <w:rFonts w:asciiTheme="majorHAnsi" w:eastAsiaTheme="majorEastAsia" w:hAnsiTheme="majorHAnsi" w:cstheme="majorBidi"/>
+        <w:rFonts w:cstheme="majorBidi"/>
         <w:b/>
         <w:bCs/>
       </w:rPr>
@@ -6856,7 +7476,7 @@
     </w:tblPr>
     <w:tblStylePr w:type="firstRow">
       <w:rPr>
-        <w:rFonts w:asciiTheme="majorHAnsi" w:eastAsiaTheme="majorEastAsia" w:hAnsiTheme="majorHAnsi" w:cstheme="majorBidi"/>
+        <w:rFonts w:cstheme="majorBidi"/>
       </w:rPr>
       <w:tblPr/>
       <w:tcPr>
@@ -6940,7 +7560,7 @@
     </w:tblPr>
     <w:tblStylePr w:type="firstRow">
       <w:rPr>
-        <w:rFonts w:asciiTheme="majorHAnsi" w:eastAsiaTheme="majorEastAsia" w:hAnsiTheme="majorHAnsi" w:cstheme="majorBidi"/>
+        <w:rFonts w:cstheme="majorBidi"/>
       </w:rPr>
       <w:tblPr/>
       <w:tcPr>
@@ -7024,7 +7644,7 @@
     </w:tblPr>
     <w:tblStylePr w:type="firstRow">
       <w:rPr>
-        <w:rFonts w:asciiTheme="majorHAnsi" w:eastAsiaTheme="majorEastAsia" w:hAnsiTheme="majorHAnsi" w:cstheme="majorBidi"/>
+        <w:rFonts w:cstheme="majorBidi"/>
       </w:rPr>
       <w:tblPr/>
       <w:tcPr>
@@ -7108,7 +7728,7 @@
     </w:tblPr>
     <w:tblStylePr w:type="firstRow">
       <w:rPr>
-        <w:rFonts w:asciiTheme="majorHAnsi" w:eastAsiaTheme="majorEastAsia" w:hAnsiTheme="majorHAnsi" w:cstheme="majorBidi"/>
+        <w:rFonts w:cstheme="majorBidi"/>
       </w:rPr>
       <w:tblPr/>
       <w:tcPr>
@@ -7192,7 +7812,7 @@
     </w:tblPr>
     <w:tblStylePr w:type="firstRow">
       <w:rPr>
-        <w:rFonts w:asciiTheme="majorHAnsi" w:eastAsiaTheme="majorEastAsia" w:hAnsiTheme="majorHAnsi" w:cstheme="majorBidi"/>
+        <w:rFonts w:cstheme="majorBidi"/>
       </w:rPr>
       <w:tblPr/>
       <w:tcPr>
@@ -7276,7 +7896,7 @@
     </w:tblPr>
     <w:tblStylePr w:type="firstRow">
       <w:rPr>
-        <w:rFonts w:asciiTheme="majorHAnsi" w:eastAsiaTheme="majorEastAsia" w:hAnsiTheme="majorHAnsi" w:cstheme="majorBidi"/>
+        <w:rFonts w:cstheme="majorBidi"/>
       </w:rPr>
       <w:tblPr/>
       <w:tcPr>
@@ -7360,7 +7980,7 @@
     </w:tblPr>
     <w:tblStylePr w:type="firstRow">
       <w:rPr>
-        <w:rFonts w:asciiTheme="majorHAnsi" w:eastAsiaTheme="majorEastAsia" w:hAnsiTheme="majorHAnsi" w:cstheme="majorBidi"/>
+        <w:rFonts w:cstheme="majorBidi"/>
       </w:rPr>
       <w:tblPr/>
       <w:tcPr>
@@ -7425,7 +8045,7 @@
       <w:spacing w:after="0" w:line="240" w:lineRule="auto"/>
     </w:pPr>
     <w:rPr>
-      <w:rFonts w:asciiTheme="majorHAnsi" w:eastAsiaTheme="majorEastAsia" w:hAnsiTheme="majorHAnsi" w:cstheme="majorBidi"/>
+      <w:rFonts w:cstheme="majorBidi"/>
       <w:color w:val="000000" w:themeColor="text1"/>
     </w:rPr>
     <w:tblPr>
@@ -7553,7 +8173,7 @@
       <w:spacing w:after="0" w:line="240" w:lineRule="auto"/>
     </w:pPr>
     <w:rPr>
-      <w:rFonts w:asciiTheme="majorHAnsi" w:eastAsiaTheme="majorEastAsia" w:hAnsiTheme="majorHAnsi" w:cstheme="majorBidi"/>
+      <w:rFonts w:cstheme="majorBidi"/>
       <w:color w:val="000000" w:themeColor="text1"/>
     </w:rPr>
     <w:tblPr>
@@ -7681,7 +8301,7 @@
       <w:spacing w:after="0" w:line="240" w:lineRule="auto"/>
     </w:pPr>
     <w:rPr>
-      <w:rFonts w:asciiTheme="majorHAnsi" w:eastAsiaTheme="majorEastAsia" w:hAnsiTheme="majorHAnsi" w:cstheme="majorBidi"/>
+      <w:rFonts w:cstheme="majorBidi"/>
       <w:color w:val="000000" w:themeColor="text1"/>
     </w:rPr>
     <w:tblPr>
@@ -7809,7 +8429,7 @@
       <w:spacing w:after="0" w:line="240" w:lineRule="auto"/>
     </w:pPr>
     <w:rPr>
-      <w:rFonts w:asciiTheme="majorHAnsi" w:eastAsiaTheme="majorEastAsia" w:hAnsiTheme="majorHAnsi" w:cstheme="majorBidi"/>
+      <w:rFonts w:cstheme="majorBidi"/>
       <w:color w:val="000000" w:themeColor="text1"/>
     </w:rPr>
     <w:tblPr>
@@ -7937,7 +8557,7 @@
       <w:spacing w:after="0" w:line="240" w:lineRule="auto"/>
     </w:pPr>
     <w:rPr>
-      <w:rFonts w:asciiTheme="majorHAnsi" w:eastAsiaTheme="majorEastAsia" w:hAnsiTheme="majorHAnsi" w:cstheme="majorBidi"/>
+      <w:rFonts w:cstheme="majorBidi"/>
       <w:color w:val="000000" w:themeColor="text1"/>
     </w:rPr>
     <w:tblPr>
@@ -8065,7 +8685,7 @@
       <w:spacing w:after="0" w:line="240" w:lineRule="auto"/>
     </w:pPr>
     <w:rPr>
-      <w:rFonts w:asciiTheme="majorHAnsi" w:eastAsiaTheme="majorEastAsia" w:hAnsiTheme="majorHAnsi" w:cstheme="majorBidi"/>
+      <w:rFonts w:cstheme="majorBidi"/>
       <w:color w:val="000000" w:themeColor="text1"/>
     </w:rPr>
     <w:tblPr>
@@ -8193,7 +8813,7 @@
       <w:spacing w:after="0" w:line="240" w:lineRule="auto"/>
     </w:pPr>
     <w:rPr>
-      <w:rFonts w:asciiTheme="majorHAnsi" w:eastAsiaTheme="majorEastAsia" w:hAnsiTheme="majorHAnsi" w:cstheme="majorBidi"/>
+      <w:rFonts w:cstheme="majorBidi"/>
       <w:color w:val="000000" w:themeColor="text1"/>
     </w:rPr>
     <w:tblPr>
@@ -8832,7 +9452,7 @@
       <w:spacing w:after="0" w:line="240" w:lineRule="auto"/>
     </w:pPr>
     <w:rPr>
-      <w:rFonts w:asciiTheme="majorHAnsi" w:eastAsiaTheme="majorEastAsia" w:hAnsiTheme="majorHAnsi" w:cstheme="majorBidi"/>
+      <w:rFonts w:cstheme="majorBidi"/>
       <w:color w:val="000000" w:themeColor="text1"/>
     </w:rPr>
     <w:tblPr>
@@ -8957,7 +9577,7 @@
       <w:spacing w:after="0" w:line="240" w:lineRule="auto"/>
     </w:pPr>
     <w:rPr>
-      <w:rFonts w:asciiTheme="majorHAnsi" w:eastAsiaTheme="majorEastAsia" w:hAnsiTheme="majorHAnsi" w:cstheme="majorBidi"/>
+      <w:rFonts w:cstheme="majorBidi"/>
       <w:color w:val="000000" w:themeColor="text1"/>
     </w:rPr>
     <w:tblPr>
@@ -9082,7 +9702,7 @@
       <w:spacing w:after="0" w:line="240" w:lineRule="auto"/>
     </w:pPr>
     <w:rPr>
-      <w:rFonts w:asciiTheme="majorHAnsi" w:eastAsiaTheme="majorEastAsia" w:hAnsiTheme="majorHAnsi" w:cstheme="majorBidi"/>
+      <w:rFonts w:cstheme="majorBidi"/>
       <w:color w:val="000000" w:themeColor="text1"/>
     </w:rPr>
     <w:tblPr>
@@ -9207,7 +9827,7 @@
       <w:spacing w:after="0" w:line="240" w:lineRule="auto"/>
     </w:pPr>
     <w:rPr>
-      <w:rFonts w:asciiTheme="majorHAnsi" w:eastAsiaTheme="majorEastAsia" w:hAnsiTheme="majorHAnsi" w:cstheme="majorBidi"/>
+      <w:rFonts w:cstheme="majorBidi"/>
       <w:color w:val="000000" w:themeColor="text1"/>
     </w:rPr>
     <w:tblPr>
@@ -9332,7 +9952,7 @@
       <w:spacing w:after="0" w:line="240" w:lineRule="auto"/>
     </w:pPr>
     <w:rPr>
-      <w:rFonts w:asciiTheme="majorHAnsi" w:eastAsiaTheme="majorEastAsia" w:hAnsiTheme="majorHAnsi" w:cstheme="majorBidi"/>
+      <w:rFonts w:cstheme="majorBidi"/>
       <w:color w:val="000000" w:themeColor="text1"/>
     </w:rPr>
     <w:tblPr>
@@ -9457,7 +10077,7 @@
       <w:spacing w:after="0" w:line="240" w:lineRule="auto"/>
     </w:pPr>
     <w:rPr>
-      <w:rFonts w:asciiTheme="majorHAnsi" w:eastAsiaTheme="majorEastAsia" w:hAnsiTheme="majorHAnsi" w:cstheme="majorBidi"/>
+      <w:rFonts w:cstheme="majorBidi"/>
       <w:color w:val="000000" w:themeColor="text1"/>
     </w:rPr>
     <w:tblPr>
@@ -9582,7 +10202,7 @@
       <w:spacing w:after="0" w:line="240" w:lineRule="auto"/>
     </w:pPr>
     <w:rPr>
-      <w:rFonts w:asciiTheme="majorHAnsi" w:eastAsiaTheme="majorEastAsia" w:hAnsiTheme="majorHAnsi" w:cstheme="majorBidi"/>
+      <w:rFonts w:cstheme="majorBidi"/>
       <w:color w:val="000000" w:themeColor="text1"/>
     </w:rPr>
     <w:tblPr>

--- a/docs/templates/docx/presentation.docx
+++ b/docs/templates/docx/presentation.docx
@@ -21,7 +21,7 @@
         <w:rPr>
           <w:color w:val="E1F58B"/>
         </w:rPr>
-        <w:t>Approve the onboarding pilot</w:t>
+        <w:t>Approve the Onboarding Pilot</w:t>
       </w:r>
     </w:p>
     <w:p>
@@ -229,6 +229,7 @@
       <w:pPr>
         <w:shd w:fill="EDF2F9"/>
         <w:spacing w:before="120" w:after="160"/>
+        <w:ind w:right="8054"/>
       </w:pPr>
       <w:r>
         <w:rPr>
@@ -267,11 +268,13 @@
         <w:rPr>
           <w:b w:val="0"/>
         </w:rPr>
-        <w:t>A small bet with a visible exit</w:t>
+        <w:t>A Small Bet With a Visible Exit</w:t>
       </w:r>
     </w:p>
     <w:p>
-      <w:pPr/>
+      <w:pPr>
+        <w:ind w:right="8054"/>
+      </w:pPr>
       <w:r>
         <w:rPr>
           <w:b w:val="0"/>
@@ -601,7 +604,7 @@
         <w:rPr>
           <w:color w:val="E1F58B"/>
         </w:rPr>
-        <w:t>Compare the options</w:t>
+        <w:t>Compare the Options</w:t>
       </w:r>
     </w:p>
     <w:p>
@@ -1012,11 +1015,13 @@
         <w:rPr>
           <w:b w:val="0"/>
         </w:rPr>
-        <w:t>Recommended option</w:t>
+        <w:t>Recommended Option</w:t>
       </w:r>
     </w:p>
     <w:p>
-      <w:pPr/>
+      <w:pPr>
+        <w:ind w:right="8054"/>
+      </w:pPr>
       <w:r>
         <w:rPr>
           <w:b w:val="0"/>
@@ -1393,7 +1398,9 @@
       </w:r>
     </w:p>
     <w:p>
-      <w:pPr/>
+      <w:pPr>
+        <w:ind w:right="8054"/>
+      </w:pPr>
       <w:r>
         <w:rPr>
           <w:b w:val="0"/>
@@ -1425,7 +1432,7 @@
         <w:rPr>
           <w:color w:val="E1F58B"/>
         </w:rPr>
-        <w:t>Make the next month measurable</w:t>
+        <w:t>Make the Next Month Measurable</w:t>
       </w:r>
     </w:p>
     <w:tbl>
@@ -1940,6 +1947,7 @@
       <w:pPr>
         <w:shd w:fill="EDF2F9"/>
         <w:spacing w:before="120" w:after="160"/>
+        <w:ind w:right="8054"/>
       </w:pPr>
       <w:r>
         <w:rPr>
@@ -1999,6 +2007,7 @@
     <w:p>
       <w:pPr>
         <w:spacing w:before="140"/>
+        <w:ind w:right="8054"/>
       </w:pPr>
       <w:r>
         <w:rPr>

--- a/docs/templates/docx/presentation.docx
+++ b/docs/templates/docx/presentation.docx
@@ -138,7 +138,7 @@
         <w:tc>
           <w:tcPr>
             <w:tcW w:type="dxa" w:w="4685"/>
-            <w:shd w:fill="F0F2F6"/>
+            <w:shd w:fill="EEEAF9"/>
             <w:tcMar>
               <w:top w:w="85" w:type="dxa"/>
               <w:left w:w="85" w:type="dxa"/>
@@ -164,7 +164,7 @@
         <w:tc>
           <w:tcPr>
             <w:tcW w:type="dxa" w:w="4685"/>
-            <w:shd w:fill="F0F2F6"/>
+            <w:shd w:fill="EEEAF9"/>
             <w:tcMar>
               <w:top w:w="85" w:type="dxa"/>
               <w:left w:w="85" w:type="dxa"/>
@@ -190,7 +190,7 @@
         <w:tc>
           <w:tcPr>
             <w:tcW w:type="dxa" w:w="4685"/>
-            <w:shd w:fill="F0F2F6"/>
+            <w:shd w:fill="EEEAF9"/>
             <w:tcMar>
               <w:top w:w="85" w:type="dxa"/>
               <w:left w:w="85" w:type="dxa"/>
@@ -227,7 +227,7 @@
     </w:p>
     <w:p>
       <w:pPr>
-        <w:shd w:fill="EDF2F9"/>
+        <w:shd w:fill="EEEAF9"/>
         <w:spacing w:before="120" w:after="160"/>
         <w:ind w:right="8054"/>
       </w:pPr>
@@ -279,20 +279,7 @@
         <w:rPr>
           <w:b w:val="0"/>
         </w:rPr>
-        <w:t xml:space="preserve">The team needs </w:t>
-      </w:r>
-      <w:r>
-        <w:rPr>
-          <w:b/>
-          <w:color w:val="393783"/>
-        </w:rPr>
-        <w:t>evidence</w:t>
-      </w:r>
-      <w:r>
-        <w:rPr>
-          <w:b w:val="0"/>
-        </w:rPr>
-        <w:t xml:space="preserve"> before committing to a full rollout. The </w:t>
+        <w:t xml:space="preserve">The team needs evidence before committing to a full rollout. The </w:t>
       </w:r>
       <w:r>
         <w:rPr>
@@ -410,7 +397,7 @@
         <w:tc>
           <w:tcPr>
             <w:tcW w:type="dxa" w:w="4685"/>
-            <w:shd w:fill="F0F2F6"/>
+            <w:shd w:fill="EEEAF9"/>
             <w:tcMar>
               <w:top w:w="85" w:type="dxa"/>
               <w:left w:w="85" w:type="dxa"/>
@@ -436,7 +423,7 @@
         <w:tc>
           <w:tcPr>
             <w:tcW w:type="dxa" w:w="4685"/>
-            <w:shd w:fill="F0F2F6"/>
+            <w:shd w:fill="EEEAF9"/>
             <w:tcMar>
               <w:top w:w="85" w:type="dxa"/>
               <w:left w:w="85" w:type="dxa"/>
@@ -462,7 +449,7 @@
         <w:tc>
           <w:tcPr>
             <w:tcW w:type="dxa" w:w="4685"/>
-            <w:shd w:fill="F0F2F6"/>
+            <w:shd w:fill="EEEAF9"/>
             <w:tcMar>
               <w:top w:w="85" w:type="dxa"/>
               <w:left w:w="85" w:type="dxa"/>
@@ -613,7 +600,7 @@
         <w:keepNext/>
       </w:pPr>
       <w:r>
-        <w:t>Sample baseline and pilot target</w:t>
+        <w:t>Sample Baseline and Pilot Target</w:t>
       </w:r>
     </w:p>
     <w:p>
@@ -754,7 +741,7 @@
         <w:tc>
           <w:tcPr>
             <w:tcW w:type="dxa" w:w="3373"/>
-            <w:shd w:fill="F0F2F6"/>
+            <w:shd w:fill="EEEAF9"/>
             <w:tcMar>
               <w:top w:w="85" w:type="dxa"/>
               <w:left w:w="85" w:type="dxa"/>
@@ -780,7 +767,7 @@
         <w:tc>
           <w:tcPr>
             <w:tcW w:type="dxa" w:w="5341"/>
-            <w:shd w:fill="F0F2F6"/>
+            <w:shd w:fill="EEEAF9"/>
             <w:tcMar>
               <w:top w:w="85" w:type="dxa"/>
               <w:left w:w="85" w:type="dxa"/>
@@ -806,7 +793,7 @@
         <w:tc>
           <w:tcPr>
             <w:tcW w:type="dxa" w:w="5341"/>
-            <w:shd w:fill="F0F2F6"/>
+            <w:shd w:fill="EEEAF9"/>
             <w:tcMar>
               <w:top w:w="85" w:type="dxa"/>
               <w:left w:w="85" w:type="dxa"/>
@@ -920,7 +907,7 @@
         <w:tc>
           <w:tcPr>
             <w:tcW w:type="dxa" w:w="3373"/>
-            <w:shd w:fill="F0F2F6"/>
+            <w:shd w:fill="EEEAF9"/>
             <w:tcMar>
               <w:top w:w="85" w:type="dxa"/>
               <w:left w:w="85" w:type="dxa"/>
@@ -946,7 +933,7 @@
         <w:tc>
           <w:tcPr>
             <w:tcW w:type="dxa" w:w="5341"/>
-            <w:shd w:fill="F0F2F6"/>
+            <w:shd w:fill="EEEAF9"/>
             <w:tcMar>
               <w:top w:w="85" w:type="dxa"/>
               <w:left w:w="85" w:type="dxa"/>
@@ -972,7 +959,7 @@
         <w:tc>
           <w:tcPr>
             <w:tcW w:type="dxa" w:w="5341"/>
-            <w:shd w:fill="F0F2F6"/>
+            <w:shd w:fill="EEEAF9"/>
             <w:tcMar>
               <w:top w:w="85" w:type="dxa"/>
               <w:left w:w="85" w:type="dxa"/>
@@ -1144,7 +1131,7 @@
         <w:tc>
           <w:tcPr>
             <w:tcW w:type="dxa" w:w="4685"/>
-            <w:shd w:fill="F0F2F6"/>
+            <w:shd w:fill="EEEAF9"/>
             <w:tcMar>
               <w:top w:w="85" w:type="dxa"/>
               <w:left w:w="85" w:type="dxa"/>
@@ -1170,7 +1157,7 @@
         <w:tc>
           <w:tcPr>
             <w:tcW w:type="dxa" w:w="4685"/>
-            <w:shd w:fill="F0F2F6"/>
+            <w:shd w:fill="EEEAF9"/>
             <w:tcMar>
               <w:top w:w="85" w:type="dxa"/>
               <w:left w:w="85" w:type="dxa"/>
@@ -1196,7 +1183,7 @@
         <w:tc>
           <w:tcPr>
             <w:tcW w:type="dxa" w:w="4685"/>
-            <w:shd w:fill="F0F2F6"/>
+            <w:shd w:fill="EEEAF9"/>
             <w:tcMar>
               <w:top w:w="85" w:type="dxa"/>
               <w:left w:w="85" w:type="dxa"/>
@@ -1310,7 +1297,7 @@
         <w:tc>
           <w:tcPr>
             <w:tcW w:type="dxa" w:w="4685"/>
-            <w:shd w:fill="F0F2F6"/>
+            <w:shd w:fill="EEEAF9"/>
             <w:tcMar>
               <w:top w:w="85" w:type="dxa"/>
               <w:left w:w="85" w:type="dxa"/>
@@ -1336,7 +1323,7 @@
         <w:tc>
           <w:tcPr>
             <w:tcW w:type="dxa" w:w="4685"/>
-            <w:shd w:fill="F0F2F6"/>
+            <w:shd w:fill="EEEAF9"/>
             <w:tcMar>
               <w:top w:w="85" w:type="dxa"/>
               <w:left w:w="85" w:type="dxa"/>
@@ -1362,7 +1349,7 @@
         <w:tc>
           <w:tcPr>
             <w:tcW w:type="dxa" w:w="4685"/>
-            <w:shd w:fill="F0F2F6"/>
+            <w:shd w:fill="EEEAF9"/>
             <w:tcMar>
               <w:top w:w="85" w:type="dxa"/>
               <w:left w:w="85" w:type="dxa"/>
@@ -1537,7 +1524,7 @@
         <w:tc>
           <w:tcPr>
             <w:tcW w:type="dxa" w:w="4685"/>
-            <w:shd w:fill="F0F2F6"/>
+            <w:shd w:fill="EEEAF9"/>
             <w:tcMar>
               <w:top w:w="85" w:type="dxa"/>
               <w:left w:w="85" w:type="dxa"/>
@@ -1563,7 +1550,7 @@
         <w:tc>
           <w:tcPr>
             <w:tcW w:type="dxa" w:w="4685"/>
-            <w:shd w:fill="F0F2F6"/>
+            <w:shd w:fill="EEEAF9"/>
             <w:tcMar>
               <w:top w:w="85" w:type="dxa"/>
               <w:left w:w="85" w:type="dxa"/>
@@ -1589,7 +1576,7 @@
         <w:tc>
           <w:tcPr>
             <w:tcW w:type="dxa" w:w="4685"/>
-            <w:shd w:fill="F0F2F6"/>
+            <w:shd w:fill="EEEAF9"/>
             <w:tcMar>
               <w:top w:w="85" w:type="dxa"/>
               <w:left w:w="85" w:type="dxa"/>
@@ -1703,7 +1690,7 @@
         <w:tc>
           <w:tcPr>
             <w:tcW w:type="dxa" w:w="4685"/>
-            <w:shd w:fill="F0F2F6"/>
+            <w:shd w:fill="EEEAF9"/>
             <w:tcMar>
               <w:top w:w="85" w:type="dxa"/>
               <w:left w:w="85" w:type="dxa"/>
@@ -1729,7 +1716,7 @@
         <w:tc>
           <w:tcPr>
             <w:tcW w:type="dxa" w:w="4685"/>
-            <w:shd w:fill="F0F2F6"/>
+            <w:shd w:fill="EEEAF9"/>
             <w:tcMar>
               <w:top w:w="85" w:type="dxa"/>
               <w:left w:w="85" w:type="dxa"/>
@@ -1755,7 +1742,7 @@
         <w:tc>
           <w:tcPr>
             <w:tcW w:type="dxa" w:w="4685"/>
-            <w:shd w:fill="F0F2F6"/>
+            <w:shd w:fill="EEEAF9"/>
             <w:tcMar>
               <w:top w:w="85" w:type="dxa"/>
               <w:left w:w="85" w:type="dxa"/>
@@ -1927,25 +1914,12 @@
         <w:rPr>
           <w:b w:val="0"/>
         </w:rPr>
-        <w:t xml:space="preserve"> without reviewing the final </w:t>
-      </w:r>
-      <w:r>
-        <w:rPr>
-          <w:b/>
-          <w:color w:val="393783"/>
-        </w:rPr>
-        <w:t>evidence</w:t>
-      </w:r>
-      <w:r>
-        <w:rPr>
-          <w:b w:val="0"/>
-        </w:rPr>
-        <w:t>.</w:t>
+        <w:t xml:space="preserve"> without reviewing the final evidence.</w:t>
       </w:r>
     </w:p>
     <w:p>
       <w:pPr>
-        <w:shd w:fill="EDF2F9"/>
+        <w:shd w:fill="EEEAF9"/>
         <w:spacing w:before="120" w:after="160"/>
         <w:ind w:right="8054"/>
       </w:pPr>
@@ -1975,33 +1949,9 @@
         <w:rPr>
           <w:b w:val="0"/>
         </w:rPr>
-        <w:t xml:space="preserve"> proposal for </w:t>
-      </w:r>
-      <w:r>
-        <w:rPr>
-          <w:b/>
-          <w:color w:val="393783"/>
-        </w:rPr>
-        <w:t>review</w:t>
-      </w:r>
-      <w:r>
-        <w:rPr>
-          <w:b w:val="0"/>
-        </w:rPr>
+        <w:t xml:space="preserve"> proposal for review</w:t>
         <w:br/>
-      </w:r>
-      <w:r>
-        <w:rPr>
-          <w:b/>
-          <w:color w:val="393783"/>
-        </w:rPr>
-        <w:t>Owner</w:t>
-      </w:r>
-      <w:r>
-        <w:rPr>
-          <w:b w:val="0"/>
-        </w:rPr>
-        <w:t xml:space="preserve"> confirmed: Avery Kim    Review meeting: 21 June 2027</w:t>
+        <w:t>Owner confirmed: Avery Kim    Review meeting: 21 June 2027</w:t>
       </w:r>
     </w:p>
     <w:p>
@@ -2040,21 +1990,7 @@
         <w:b w:val="0"/>
         <w:sz w:val="16"/>
       </w:rPr>
-    </w:r>
-    <w:r>
-      <w:rPr>
-        <w:b/>
-        <w:color w:val="393783"/>
-        <w:sz w:val="16"/>
-      </w:rPr>
-      <w:t>FICTIONAL</w:t>
-    </w:r>
-    <w:r>
-      <w:rPr>
-        <w:b w:val="0"/>
-        <w:sz w:val="16"/>
-      </w:rPr>
-      <w:t xml:space="preserve"> EXAMPLE  /  PRESENTATION   •   Dazzler   /   </w:t>
+      <w:t xml:space="preserve">FICTIONAL EXAMPLE  /  PRESENTATION   •   Dazzler   /   </w:t>
     </w:r>
     <w:fldSimple w:instr="PAGE"/>
   </w:p>

--- a/docs/templates/docx/presentation.docx
+++ b/docs/templates/docx/presentation.docx
@@ -3,36 +3,235 @@
 <w:document xmlns:wpc="http://schemas.microsoft.com/office/word/2010/wordprocessingCanvas" xmlns:mo="http://schemas.microsoft.com/office/mac/office/2008/main" xmlns:mc="http://schemas.openxmlformats.org/markup-compatibility/2006" xmlns:mv="urn:schemas-microsoft-com:mac:vml" xmlns:o="urn:schemas-microsoft-com:office:office" xmlns:r="http://schemas.openxmlformats.org/officeDocument/2006/relationships" xmlns:m="http://schemas.openxmlformats.org/officeDocument/2006/math" xmlns:v="urn:schemas-microsoft-com:vml" xmlns:wp14="http://schemas.microsoft.com/office/word/2010/wordprocessingDrawing" xmlns:wp="http://schemas.openxmlformats.org/drawingml/2006/wordprocessingDrawing" xmlns:w10="urn:schemas-microsoft-com:office:word" xmlns:w="http://schemas.openxmlformats.org/wordprocessingml/2006/main" xmlns:w14="http://schemas.microsoft.com/office/word/2010/wordml" xmlns:wpg="http://schemas.microsoft.com/office/word/2010/wordprocessingGroup" xmlns:wpi="http://schemas.microsoft.com/office/word/2010/wordprocessingInk" xmlns:wne="http://schemas.microsoft.com/office/word/2006/wordml" xmlns:wps="http://schemas.microsoft.com/office/word/2010/wordprocessingShape" mc:Ignorable="w14 wp14">
   <w:body>
     <w:p>
+      <w:pPr>
+        <w:spacing w:after="280" w:line="269" w:lineRule="auto"/>
+      </w:pPr>
       <w:r>
         <w:rPr>
+          <w:rFonts w:ascii="Arial" w:hAnsi="Arial"/>
           <w:b/>
-          <w:color w:val="393783"/>
-          <w:sz w:val="16"/>
+          <w:i w:val="0"/>
+          <w:color w:val="482884"/>
+          <w:sz w:val="18"/>
         </w:rPr>
-        <w:t>ALDER STUDIO   /   01</w:t>
+        <w:t>CIVIC LAB / THREE MINUTE BRIEF</w:t>
       </w:r>
     </w:p>
     <w:p>
       <w:pPr>
         <w:pStyle w:val="Title"/>
-        <w:shd w:fill="232447"/>
+        <w:spacing w:after="160" w:line="269" w:lineRule="auto"/>
       </w:pPr>
       <w:r>
         <w:rPr>
-          <w:color w:val="E1F58B"/>
+          <w:rFonts w:ascii="Arial" w:hAnsi="Arial"/>
+          <w:b/>
+          <w:i w:val="0"/>
+          <w:color w:val="482884"/>
+          <w:sz w:val="68"/>
         </w:rPr>
-        <w:t>Approve the Onboarding Pilot</w:t>
+        <w:t>Library After Hours Pilot</w:t>
       </w:r>
     </w:p>
     <w:p>
       <w:pPr>
-        <w:pStyle w:val="Subtitle"/>
+        <w:spacing w:after="280" w:line="269" w:lineRule="auto"/>
       </w:pPr>
       <w:r>
         <w:rPr>
-          <w:i/>
+          <w:rFonts w:ascii="Arial" w:hAnsi="Arial"/>
+          <w:b w:val="0"/>
+          <w:i w:val="0"/>
+          <w:color w:val="17252B"/>
+          <w:sz w:val="26"/>
         </w:rPr>
-        <w:t>Decision brief • Leadership review • 18 June 2027</w:t>
+        <w:t>Test one late opening each week before committing to a permanent change.</w:t>
+      </w:r>
+    </w:p>
+    <w:p>
+      <w:pPr>
+        <w:spacing w:after="240" w:line="269" w:lineRule="auto"/>
+      </w:pPr>
+      <w:r>
+        <w:rPr>
+          <w:rFonts w:ascii="Arial" w:hAnsi="Arial"/>
+          <w:b w:val="0"/>
+          <w:i w:val="0"/>
+          <w:color w:val="17252B"/>
+          <w:sz w:val="22"/>
+        </w:rPr>
+        <w:t>This fictional presentation handout proposes Thursday openings until 21:00. Attendance, staffing and quiet-study demand will determine the next decision.</w:t>
+      </w:r>
+    </w:p>
+    <w:tbl>
+      <w:tblPr>
+        <w:tblW w:type="auto" w:w="0"/>
+        <w:tblLook w:firstColumn="1" w:firstRow="1" w:lastColumn="0" w:lastRow="0" w:noHBand="0" w:noVBand="1" w:val="04A0"/>
+      </w:tblPr>
+      <w:tblGrid>
+        <w:gridCol w:w="4656"/>
+        <w:gridCol w:w="4656"/>
+        <w:gridCol w:w="4656"/>
+      </w:tblGrid>
+      <w:tr>
+        <w:tc>
+          <w:tcPr>
+            <w:tcW w:type="dxa" w:w="4656"/>
+            <w:shd w:fill="F5EFFF"/>
+          </w:tcPr>
+          <w:p>
+            <w:pPr>
+              <w:spacing w:after="160" w:line="269" w:lineRule="auto"/>
+            </w:pPr>
+            <w:r>
+              <w:rPr>
+                <w:rFonts w:ascii="Arial" w:hAnsi="Arial"/>
+                <w:b/>
+                <w:color w:val="17252B"/>
+                <w:sz w:val="80"/>
+              </w:rPr>
+              <w:t>01</w:t>
+            </w:r>
+          </w:p>
+          <w:p>
+            <w:pPr>
+              <w:spacing w:after="160" w:line="269" w:lineRule="auto"/>
+            </w:pPr>
+            <w:r>
+              <w:rPr>
+                <w:rFonts w:ascii="Arial" w:hAnsi="Arial"/>
+                <w:b/>
+                <w:color w:val="17252B"/>
+                <w:sz w:val="30"/>
+              </w:rPr>
+              <w:t>The Need</w:t>
+            </w:r>
+          </w:p>
+          <w:p>
+            <w:pPr>
+              <w:spacing w:after="160" w:line="269" w:lineRule="auto"/>
+            </w:pPr>
+            <w:r>
+              <w:rPr>
+                <w:rFonts w:ascii="Arial" w:hAnsi="Arial"/>
+                <w:b w:val="0"/>
+                <w:color w:val="17252B"/>
+                <w:sz w:val="21"/>
+              </w:rPr>
+              <w:t>Evening visitors need access after work and classes. The pilot tests demand rather than assuming every weekday should open later.</w:t>
+            </w:r>
+          </w:p>
+        </w:tc>
+        <w:tc>
+          <w:tcPr>
+            <w:tcW w:type="dxa" w:w="4656"/>
+            <w:shd w:fill="482884"/>
+          </w:tcPr>
+          <w:p>
+            <w:pPr>
+              <w:spacing w:after="160" w:line="269" w:lineRule="auto"/>
+            </w:pPr>
+            <w:r>
+              <w:rPr>
+                <w:rFonts w:ascii="Arial" w:hAnsi="Arial"/>
+                <w:b/>
+                <w:color w:val="FFFFFF"/>
+                <w:sz w:val="80"/>
+              </w:rPr>
+              <w:t>02</w:t>
+            </w:r>
+          </w:p>
+          <w:p>
+            <w:pPr>
+              <w:spacing w:after="160" w:line="269" w:lineRule="auto"/>
+            </w:pPr>
+            <w:r>
+              <w:rPr>
+                <w:rFonts w:ascii="Arial" w:hAnsi="Arial"/>
+                <w:b/>
+                <w:color w:val="FFFFFF"/>
+                <w:sz w:val="30"/>
+              </w:rPr>
+              <w:t>The Experiment</w:t>
+            </w:r>
+          </w:p>
+          <w:p>
+            <w:pPr>
+              <w:spacing w:after="160" w:line="269" w:lineRule="auto"/>
+            </w:pPr>
+            <w:r>
+              <w:rPr>
+                <w:rFonts w:ascii="Arial" w:hAnsi="Arial"/>
+                <w:b w:val="0"/>
+                <w:color w:val="FFFFFF"/>
+                <w:sz w:val="21"/>
+              </w:rPr>
+              <w:t>Open on six Thursdays. Keep a quiet study zone, a staffed help point and a clear closing routine. Record occupancy every hour.</w:t>
+            </w:r>
+          </w:p>
+        </w:tc>
+        <w:tc>
+          <w:tcPr>
+            <w:tcW w:type="dxa" w:w="4656"/>
+            <w:shd w:fill="F5EFFF"/>
+          </w:tcPr>
+          <w:p>
+            <w:pPr>
+              <w:spacing w:after="160" w:line="269" w:lineRule="auto"/>
+            </w:pPr>
+            <w:r>
+              <w:rPr>
+                <w:rFonts w:ascii="Arial" w:hAnsi="Arial"/>
+                <w:b/>
+                <w:color w:val="17252B"/>
+                <w:sz w:val="80"/>
+              </w:rPr>
+              <w:t>03</w:t>
+            </w:r>
+          </w:p>
+          <w:p>
+            <w:pPr>
+              <w:spacing w:after="160" w:line="269" w:lineRule="auto"/>
+            </w:pPr>
+            <w:r>
+              <w:rPr>
+                <w:rFonts w:ascii="Arial" w:hAnsi="Arial"/>
+                <w:b/>
+                <w:color w:val="17252B"/>
+                <w:sz w:val="30"/>
+              </w:rPr>
+              <w:t>The Decision</w:t>
+            </w:r>
+          </w:p>
+          <w:p>
+            <w:pPr>
+              <w:spacing w:after="160" w:line="269" w:lineRule="auto"/>
+            </w:pPr>
+            <w:r>
+              <w:rPr>
+                <w:rFonts w:ascii="Arial" w:hAnsi="Arial"/>
+                <w:b w:val="0"/>
+                <w:color w:val="17252B"/>
+                <w:sz w:val="21"/>
+              </w:rPr>
+              <w:t>Continue only if demand is sustained and the staffing plan is workable. Publish the measured results, including low-attendance evenings.</w:t>
+            </w:r>
+          </w:p>
+        </w:tc>
+      </w:tr>
+    </w:tbl>
+    <w:p>
+      <w:pPr>
+        <w:spacing w:after="60" w:line="269" w:lineRule="auto"/>
+      </w:pPr>
+      <w:r>
+        <w:rPr>
+          <w:rFonts w:ascii="Arial" w:hAnsi="Arial"/>
+          <w:b w:val="0"/>
+          <w:i w:val="0"/>
+          <w:color w:val="17252B"/>
+          <w:sz w:val="6"/>
+        </w:rPr>
       </w:r>
     </w:p>
     <w:tbl>
@@ -40,11 +239,17 @@
         <w:tblW w:type="auto" w:w="0"/>
         <w:tblLayout w:type="fixed"/>
         <w:tblLook w:firstColumn="1" w:firstRow="1" w:lastColumn="0" w:lastRow="0" w:noHBand="0" w:noVBand="1" w:val="04A0"/>
+        <w:tblCellMar>
+          <w:top w:w="90" w:type="dxa"/>
+          <w:left w:w="90" w:type="dxa"/>
+          <w:bottom w:w="90" w:type="dxa"/>
+          <w:right w:w="90" w:type="dxa"/>
+        </w:tblCellMar>
       </w:tblPr>
       <w:tblGrid>
-        <w:gridCol w:w="4685"/>
-        <w:gridCol w:w="4685"/>
-        <w:gridCol w:w="4685"/>
+        <w:gridCol w:w="3492"/>
+        <w:gridCol w:w="5587"/>
+        <w:gridCol w:w="4889"/>
       </w:tblGrid>
       <w:tr>
         <w:trPr>
@@ -53,1012 +258,12 @@
         </w:trPr>
         <w:tc>
           <w:tcPr>
-            <w:tcW w:type="dxa" w:w="4685"/>
-            <w:shd w:fill="393783"/>
-            <w:tcMar>
-              <w:top w:w="85" w:type="dxa"/>
-              <w:left w:w="85" w:type="dxa"/>
-              <w:bottom w:w="85" w:type="dxa"/>
-              <w:right w:w="85" w:type="dxa"/>
-            </w:tcMar>
+            <w:tcW w:type="dxa" w:w="4656"/>
+            <w:shd w:fill="482884"/>
           </w:tcPr>
           <w:p>
             <w:pPr>
-              <w:spacing w:after="0"/>
-            </w:pPr>
-            <w:r>
-              <w:rPr>
-                <w:rFonts w:ascii="Arial" w:hAnsi="Arial"/>
-                <w:b/>
-                <w:color w:val="FFFFFF"/>
-                <w:sz w:val="58"/>
-              </w:rPr>
-              <w:t>20</w:t>
-            </w:r>
-          </w:p>
-        </w:tc>
-        <w:tc>
-          <w:tcPr>
-            <w:tcW w:type="dxa" w:w="4685"/>
-            <w:shd w:fill="393783"/>
-            <w:tcMar>
-              <w:top w:w="85" w:type="dxa"/>
-              <w:left w:w="85" w:type="dxa"/>
-              <w:bottom w:w="85" w:type="dxa"/>
-              <w:right w:w="85" w:type="dxa"/>
-            </w:tcMar>
-            <w:shd w:fill="514287"/>
-          </w:tcPr>
-          <w:p>
-            <w:pPr>
-              <w:spacing w:after="0"/>
-            </w:pPr>
-            <w:r>
-              <w:rPr>
-                <w:rFonts w:ascii="Arial" w:hAnsi="Arial"/>
-                <w:b/>
-                <w:color w:val="FFFFFF"/>
-                <w:sz w:val="58"/>
-              </w:rPr>
-              <w:t>4 weeks</w:t>
-            </w:r>
-          </w:p>
-        </w:tc>
-        <w:tc>
-          <w:tcPr>
-            <w:tcW w:type="dxa" w:w="4685"/>
-            <w:shd w:fill="393783"/>
-            <w:tcMar>
-              <w:top w:w="85" w:type="dxa"/>
-              <w:left w:w="85" w:type="dxa"/>
-              <w:bottom w:w="85" w:type="dxa"/>
-              <w:right w:w="85" w:type="dxa"/>
-            </w:tcMar>
-          </w:tcPr>
-          <w:p>
-            <w:pPr>
-              <w:spacing w:after="0"/>
-            </w:pPr>
-            <w:r>
-              <w:rPr>
-                <w:rFonts w:ascii="Arial" w:hAnsi="Arial"/>
-                <w:b/>
-                <w:color w:val="FFFFFF"/>
-                <w:sz w:val="58"/>
-              </w:rPr>
-              <w:t>$6,000</w:t>
-            </w:r>
-          </w:p>
-        </w:tc>
-      </w:tr>
-      <w:tr>
-        <w:trPr>
-          <w:cantSplit/>
-        </w:trPr>
-        <w:tc>
-          <w:tcPr>
-            <w:tcW w:type="dxa" w:w="4685"/>
-            <w:shd w:fill="EEEAF9"/>
-            <w:tcMar>
-              <w:top w:w="85" w:type="dxa"/>
-              <w:left w:w="85" w:type="dxa"/>
-              <w:bottom w:w="85" w:type="dxa"/>
-              <w:right w:w="85" w:type="dxa"/>
-            </w:tcMar>
-          </w:tcPr>
-          <w:p>
-            <w:pPr>
-              <w:spacing w:after="0"/>
-            </w:pPr>
-            <w:r>
-              <w:rPr>
-                <w:rFonts w:ascii="Arial" w:hAnsi="Arial"/>
-                <w:b w:val="0"/>
-                <w:color w:val="172033"/>
-                <w:sz w:val="20"/>
-              </w:rPr>
-              <w:t>pilot customers</w:t>
-            </w:r>
-          </w:p>
-        </w:tc>
-        <w:tc>
-          <w:tcPr>
-            <w:tcW w:type="dxa" w:w="4685"/>
-            <w:shd w:fill="EEEAF9"/>
-            <w:tcMar>
-              <w:top w:w="85" w:type="dxa"/>
-              <w:left w:w="85" w:type="dxa"/>
-              <w:bottom w:w="85" w:type="dxa"/>
-              <w:right w:w="85" w:type="dxa"/>
-            </w:tcMar>
-          </w:tcPr>
-          <w:p>
-            <w:pPr>
-              <w:spacing w:after="0"/>
-            </w:pPr>
-            <w:r>
-              <w:rPr>
-                <w:rFonts w:ascii="Arial" w:hAnsi="Arial"/>
-                <w:b w:val="0"/>
-                <w:color w:val="172033"/>
-                <w:sz w:val="20"/>
-              </w:rPr>
-              <w:t>learning window</w:t>
-            </w:r>
-          </w:p>
-        </w:tc>
-        <w:tc>
-          <w:tcPr>
-            <w:tcW w:type="dxa" w:w="4685"/>
-            <w:shd w:fill="EEEAF9"/>
-            <w:tcMar>
-              <w:top w:w="85" w:type="dxa"/>
-              <w:left w:w="85" w:type="dxa"/>
-              <w:bottom w:w="85" w:type="dxa"/>
-              <w:right w:w="85" w:type="dxa"/>
-            </w:tcMar>
-          </w:tcPr>
-          <w:p>
-            <w:pPr>
-              <w:spacing w:after="0"/>
-            </w:pPr>
-            <w:r>
-              <w:rPr>
-                <w:rFonts w:ascii="Arial" w:hAnsi="Arial"/>
-                <w:b w:val="0"/>
-                <w:color w:val="172033"/>
-                <w:sz w:val="20"/>
-              </w:rPr>
-              <w:t>spend ceiling</w:t>
-            </w:r>
-          </w:p>
-        </w:tc>
-      </w:tr>
-    </w:tbl>
-    <w:p>
-      <w:pPr>
-        <w:spacing w:after="0" w:before="0" w:line="60" w:lineRule="exact"/>
-      </w:pPr>
-      <w:r>
-        <w:rPr>
-          <w:sz w:val="6"/>
-        </w:rPr>
-      </w:r>
-    </w:p>
-    <w:p>
-      <w:pPr>
-        <w:shd w:fill="EEEAF9"/>
-        <w:spacing w:before="120" w:after="160"/>
-        <w:ind w:right="8054"/>
-      </w:pPr>
-      <w:r>
-        <w:rPr>
-          <w:b/>
-          <w:color w:val="393783"/>
-          <w:sz w:val="18"/>
-        </w:rPr>
-        <w:t>THE ASK</w:t>
-        <w:br/>
-      </w:r>
-      <w:r>
-        <w:rPr>
-          <w:b w:val="0"/>
-        </w:rPr>
-        <w:t xml:space="preserve">Approve a limited onboarding </w:t>
-      </w:r>
-      <w:r>
-        <w:rPr>
-          <w:b/>
-          <w:color w:val="393783"/>
-        </w:rPr>
-        <w:t>pilot</w:t>
-      </w:r>
-      <w:r>
-        <w:rPr>
-          <w:b w:val="0"/>
-        </w:rPr>
-        <w:t xml:space="preserve"> with Maya Chen accountable for delivery. Keep the existing platform; test a clearer welcome sequence and one checklist.</w:t>
-      </w:r>
-    </w:p>
-    <w:p>
-      <w:pPr>
-        <w:pStyle w:val="Heading1"/>
-      </w:pPr>
-      <w:r>
-        <w:rPr>
-          <w:b w:val="0"/>
-        </w:rPr>
-        <w:t>A Small Bet With a Visible Exit</w:t>
-      </w:r>
-    </w:p>
-    <w:p>
-      <w:pPr>
-        <w:ind w:right="8054"/>
-      </w:pPr>
-      <w:r>
-        <w:rPr>
-          <w:b w:val="0"/>
-        </w:rPr>
-        <w:t xml:space="preserve">The team needs evidence before committing to a full rollout. The </w:t>
-      </w:r>
-      <w:r>
-        <w:rPr>
-          <w:b/>
-          <w:color w:val="393783"/>
-        </w:rPr>
-        <w:t>pilot</w:t>
-      </w:r>
-      <w:r>
-        <w:rPr>
-          <w:b w:val="0"/>
-        </w:rPr>
-        <w:t xml:space="preserve"> tests completion, time to first value and support handoffs. It does not promise a revenue result.</w:t>
-      </w:r>
-    </w:p>
-    <w:tbl>
-      <w:tblPr>
-        <w:tblW w:type="auto" w:w="0"/>
-        <w:tblLayout w:type="fixed"/>
-        <w:tblLook w:firstColumn="1" w:firstRow="1" w:lastColumn="0" w:lastRow="0" w:noHBand="0" w:noVBand="1" w:val="04A0"/>
-      </w:tblPr>
-      <w:tblGrid>
-        <w:gridCol w:w="4685"/>
-        <w:gridCol w:w="4685"/>
-        <w:gridCol w:w="4685"/>
-      </w:tblGrid>
-      <w:tr>
-        <w:trPr>
-          <w:cantSplit/>
-          <w:tblHeader/>
-        </w:trPr>
-        <w:tc>
-          <w:tcPr>
-            <w:tcW w:type="dxa" w:w="4685"/>
-            <w:shd w:fill="393783"/>
-            <w:tcMar>
-              <w:top w:w="85" w:type="dxa"/>
-              <w:left w:w="85" w:type="dxa"/>
-              <w:bottom w:w="85" w:type="dxa"/>
-              <w:right w:w="85" w:type="dxa"/>
-            </w:tcMar>
-          </w:tcPr>
-          <w:p>
-            <w:pPr>
-              <w:spacing w:after="0"/>
-            </w:pPr>
-            <w:r>
-              <w:rPr>
-                <w:rFonts w:ascii="Arial" w:hAnsi="Arial"/>
-                <w:b/>
-                <w:color w:val="FFFFFF"/>
-                <w:sz w:val="20"/>
-              </w:rPr>
-              <w:t>Today</w:t>
-            </w:r>
-          </w:p>
-        </w:tc>
-        <w:tc>
-          <w:tcPr>
-            <w:tcW w:type="dxa" w:w="4685"/>
-            <w:shd w:fill="393783"/>
-            <w:tcMar>
-              <w:top w:w="85" w:type="dxa"/>
-              <w:left w:w="85" w:type="dxa"/>
-              <w:bottom w:w="85" w:type="dxa"/>
-              <w:right w:w="85" w:type="dxa"/>
-            </w:tcMar>
-          </w:tcPr>
-          <w:p>
-            <w:pPr>
-              <w:spacing w:after="0"/>
-            </w:pPr>
-            <w:r>
-              <w:rPr>
-                <w:rFonts w:ascii="Arial" w:hAnsi="Arial"/>
-                <w:b/>
-                <w:color w:val="FFFFFF"/>
-                <w:sz w:val="20"/>
-              </w:rPr>
-              <w:t>Pilot change</w:t>
-            </w:r>
-          </w:p>
-        </w:tc>
-        <w:tc>
-          <w:tcPr>
-            <w:tcW w:type="dxa" w:w="4685"/>
-            <w:shd w:fill="393783"/>
-            <w:tcMar>
-              <w:top w:w="85" w:type="dxa"/>
-              <w:left w:w="85" w:type="dxa"/>
-              <w:bottom w:w="85" w:type="dxa"/>
-              <w:right w:w="85" w:type="dxa"/>
-            </w:tcMar>
-          </w:tcPr>
-          <w:p>
-            <w:pPr>
-              <w:spacing w:after="0"/>
-            </w:pPr>
-            <w:r>
-              <w:rPr>
-                <w:rFonts w:ascii="Arial" w:hAnsi="Arial"/>
-                <w:b/>
-                <w:color w:val="FFFFFF"/>
-                <w:sz w:val="20"/>
-              </w:rPr>
-              <w:t>Decision gate</w:t>
-            </w:r>
-          </w:p>
-        </w:tc>
-      </w:tr>
-      <w:tr>
-        <w:trPr>
-          <w:cantSplit/>
-        </w:trPr>
-        <w:tc>
-          <w:tcPr>
-            <w:tcW w:type="dxa" w:w="4685"/>
-            <w:shd w:fill="EEEAF9"/>
-            <w:tcMar>
-              <w:top w:w="85" w:type="dxa"/>
-              <w:left w:w="85" w:type="dxa"/>
-              <w:bottom w:w="85" w:type="dxa"/>
-              <w:right w:w="85" w:type="dxa"/>
-            </w:tcMar>
-          </w:tcPr>
-          <w:p>
-            <w:pPr>
-              <w:spacing w:after="0"/>
-            </w:pPr>
-            <w:r>
-              <w:rPr>
-                <w:rFonts w:ascii="Arial" w:hAnsi="Arial"/>
-                <w:b w:val="0"/>
-                <w:color w:val="172033"/>
-                <w:sz w:val="20"/>
-              </w:rPr>
-              <w:t>3 separate setup emails</w:t>
-            </w:r>
-          </w:p>
-        </w:tc>
-        <w:tc>
-          <w:tcPr>
-            <w:tcW w:type="dxa" w:w="4685"/>
-            <w:shd w:fill="EEEAF9"/>
-            <w:tcMar>
-              <w:top w:w="85" w:type="dxa"/>
-              <w:left w:w="85" w:type="dxa"/>
-              <w:bottom w:w="85" w:type="dxa"/>
-              <w:right w:w="85" w:type="dxa"/>
-            </w:tcMar>
-          </w:tcPr>
-          <w:p>
-            <w:pPr>
-              <w:spacing w:after="0"/>
-            </w:pPr>
-            <w:r>
-              <w:rPr>
-                <w:rFonts w:ascii="Arial" w:hAnsi="Arial"/>
-                <w:b w:val="0"/>
-                <w:color w:val="172033"/>
-                <w:sz w:val="20"/>
-              </w:rPr>
-              <w:t>1 sequenced checklist</w:t>
-            </w:r>
-          </w:p>
-        </w:tc>
-        <w:tc>
-          <w:tcPr>
-            <w:tcW w:type="dxa" w:w="4685"/>
-            <w:shd w:fill="EEEAF9"/>
-            <w:tcMar>
-              <w:top w:w="85" w:type="dxa"/>
-              <w:left w:w="85" w:type="dxa"/>
-              <w:bottom w:w="85" w:type="dxa"/>
-              <w:right w:w="85" w:type="dxa"/>
-            </w:tcMar>
-          </w:tcPr>
-          <w:p>
-            <w:pPr>
-              <w:spacing w:after="0"/>
-            </w:pPr>
-            <w:r>
-              <w:rPr>
-                <w:rFonts w:ascii="Arial" w:hAnsi="Arial"/>
-                <w:b w:val="0"/>
-                <w:color w:val="172033"/>
-                <w:sz w:val="20"/>
-              </w:rPr>
-              <w:t>Review after four weeks</w:t>
-            </w:r>
-          </w:p>
-        </w:tc>
-      </w:tr>
-      <w:tr>
-        <w:trPr>
-          <w:cantSplit/>
-        </w:trPr>
-        <w:tc>
-          <w:tcPr>
-            <w:tcW w:type="dxa" w:w="4685"/>
-            <w:shd w:fill="FFFFFF"/>
-            <w:tcMar>
-              <w:top w:w="85" w:type="dxa"/>
-              <w:left w:w="85" w:type="dxa"/>
-              <w:bottom w:w="85" w:type="dxa"/>
-              <w:right w:w="85" w:type="dxa"/>
-            </w:tcMar>
-          </w:tcPr>
-          <w:p>
-            <w:pPr>
-              <w:spacing w:after="0"/>
-            </w:pPr>
-            <w:r>
-              <w:rPr>
-                <w:rFonts w:ascii="Arial" w:hAnsi="Arial"/>
-                <w:b w:val="0"/>
-                <w:color w:val="172033"/>
-                <w:sz w:val="20"/>
-              </w:rPr>
-              <w:t>Ownership is unclear</w:t>
-            </w:r>
-          </w:p>
-        </w:tc>
-        <w:tc>
-          <w:tcPr>
-            <w:tcW w:type="dxa" w:w="4685"/>
-            <w:shd w:fill="FFFFFF"/>
-            <w:tcMar>
-              <w:top w:w="85" w:type="dxa"/>
-              <w:left w:w="85" w:type="dxa"/>
-              <w:bottom w:w="85" w:type="dxa"/>
-              <w:right w:w="85" w:type="dxa"/>
-            </w:tcMar>
-          </w:tcPr>
-          <w:p>
-            <w:pPr>
-              <w:spacing w:after="0"/>
-            </w:pPr>
-            <w:r>
-              <w:rPr>
-                <w:rFonts w:ascii="Arial" w:hAnsi="Arial"/>
-                <w:b w:val="0"/>
-                <w:color w:val="172033"/>
-                <w:sz w:val="20"/>
-              </w:rPr>
-              <w:t>Named success owner</w:t>
-            </w:r>
-          </w:p>
-        </w:tc>
-        <w:tc>
-          <w:tcPr>
-            <w:tcW w:type="dxa" w:w="4685"/>
-            <w:shd w:fill="FFFFFF"/>
-            <w:tcMar>
-              <w:top w:w="85" w:type="dxa"/>
-              <w:left w:w="85" w:type="dxa"/>
-              <w:bottom w:w="85" w:type="dxa"/>
-              <w:right w:w="85" w:type="dxa"/>
-            </w:tcMar>
-          </w:tcPr>
-          <w:p>
-            <w:pPr>
-              <w:spacing w:after="0"/>
-            </w:pPr>
-            <w:r>
-              <w:rPr>
-                <w:rFonts w:ascii="Arial" w:hAnsi="Arial"/>
-                <w:b w:val="0"/>
-                <w:color w:val="172033"/>
-                <w:sz w:val="20"/>
-              </w:rPr>
-              <w:t>No scope expansion without review</w:t>
-            </w:r>
-          </w:p>
-        </w:tc>
-      </w:tr>
-    </w:tbl>
-    <w:p>
-      <w:pPr>
-        <w:spacing w:after="0" w:before="0" w:line="60" w:lineRule="exact"/>
-      </w:pPr>
-      <w:r>
-        <w:rPr>
-          <w:sz w:val="6"/>
-        </w:rPr>
-      </w:r>
-    </w:p>
-    <w:p>
-      <w:r>
-        <w:br w:type="page"/>
-      </w:r>
-    </w:p>
-    <w:p>
-      <w:r>
-        <w:rPr>
-          <w:b/>
-          <w:color w:val="393783"/>
-          <w:sz w:val="16"/>
-        </w:rPr>
-        <w:t>ALDER STUDIO   /   02</w:t>
-      </w:r>
-    </w:p>
-    <w:p>
-      <w:pPr>
-        <w:pStyle w:val="Title"/>
-        <w:shd w:fill="232447"/>
-      </w:pPr>
-      <w:r>
-        <w:rPr>
-          <w:color w:val="E1F58B"/>
-        </w:rPr>
-        <w:t>Compare the Options</w:t>
-      </w:r>
-    </w:p>
-    <w:p>
-      <w:pPr>
-        <w:pStyle w:val="Heading2"/>
-        <w:keepNext/>
-      </w:pPr>
-      <w:r>
-        <w:t>Sample Baseline and Pilot Target</w:t>
-      </w:r>
-    </w:p>
-    <w:p>
-      <w:r>
-        <w:drawing>
-          <wp:inline xmlns:a="http://schemas.openxmlformats.org/drawingml/2006/main" xmlns:pic="http://schemas.openxmlformats.org/drawingml/2006/picture">
-            <wp:extent cx="5669280" cy="2050902"/>
-            <wp:docPr id="1" name="Picture 1"/>
-            <wp:cNvGraphicFramePr>
-              <a:graphicFrameLocks noChangeAspect="1"/>
-            </wp:cNvGraphicFramePr>
-            <a:graphic>
-              <a:graphicData uri="http://schemas.openxmlformats.org/drawingml/2006/picture">
-                <pic:pic>
-                  <pic:nvPicPr>
-                    <pic:cNvPr id="0" name="presentation-1.png"/>
-                    <pic:cNvPicPr/>
-                  </pic:nvPicPr>
-                  <pic:blipFill>
-                    <a:blip r:embed="rId10"/>
-                    <a:stretch>
-                      <a:fillRect/>
-                    </a:stretch>
-                  </pic:blipFill>
-                  <pic:spPr>
-                    <a:xfrm>
-                      <a:off x="0" y="0"/>
-                      <a:ext cx="5669280" cy="2050902"/>
-                    </a:xfrm>
-                    <a:prstGeom prst="rect"/>
-                  </pic:spPr>
-                </pic:pic>
-              </a:graphicData>
-            </a:graphic>
-          </wp:inline>
-        </w:drawing>
-      </w:r>
-    </w:p>
-    <w:tbl>
-      <w:tblPr>
-        <w:tblW w:type="auto" w:w="0"/>
-        <w:tblLayout w:type="fixed"/>
-        <w:tblLook w:firstColumn="1" w:firstRow="1" w:lastColumn="0" w:lastRow="0" w:noHBand="0" w:noVBand="1" w:val="04A0"/>
-      </w:tblPr>
-      <w:tblGrid>
-        <w:gridCol w:w="3373"/>
-        <w:gridCol w:w="5341"/>
-        <w:gridCol w:w="5341"/>
-      </w:tblGrid>
-      <w:tr>
-        <w:trPr>
-          <w:cantSplit/>
-          <w:tblHeader/>
-        </w:trPr>
-        <w:tc>
-          <w:tcPr>
-            <w:tcW w:type="dxa" w:w="3373"/>
-            <w:shd w:fill="393783"/>
-            <w:tcMar>
-              <w:top w:w="85" w:type="dxa"/>
-              <w:left w:w="85" w:type="dxa"/>
-              <w:bottom w:w="85" w:type="dxa"/>
-              <w:right w:w="85" w:type="dxa"/>
-            </w:tcMar>
-          </w:tcPr>
-          <w:p>
-            <w:pPr>
-              <w:spacing w:after="0"/>
-            </w:pPr>
-            <w:r>
-              <w:rPr>
-                <w:rFonts w:ascii="Arial" w:hAnsi="Arial"/>
-                <w:b/>
-                <w:color w:val="FFFFFF"/>
-                <w:sz w:val="20"/>
-              </w:rPr>
-              <w:t>Option</w:t>
-            </w:r>
-          </w:p>
-        </w:tc>
-        <w:tc>
-          <w:tcPr>
-            <w:tcW w:type="dxa" w:w="5341"/>
-            <w:shd w:fill="393783"/>
-            <w:tcMar>
-              <w:top w:w="85" w:type="dxa"/>
-              <w:left w:w="85" w:type="dxa"/>
-              <w:bottom w:w="85" w:type="dxa"/>
-              <w:right w:w="85" w:type="dxa"/>
-            </w:tcMar>
-          </w:tcPr>
-          <w:p>
-            <w:pPr>
-              <w:spacing w:after="0"/>
-            </w:pPr>
-            <w:r>
-              <w:rPr>
-                <w:rFonts w:ascii="Arial" w:hAnsi="Arial"/>
-                <w:b/>
-                <w:color w:val="FFFFFF"/>
-                <w:sz w:val="20"/>
-              </w:rPr>
-              <w:t>Benefit</w:t>
-            </w:r>
-          </w:p>
-        </w:tc>
-        <w:tc>
-          <w:tcPr>
-            <w:tcW w:type="dxa" w:w="5341"/>
-            <w:shd w:fill="393783"/>
-            <w:tcMar>
-              <w:top w:w="85" w:type="dxa"/>
-              <w:left w:w="85" w:type="dxa"/>
-              <w:bottom w:w="85" w:type="dxa"/>
-              <w:right w:w="85" w:type="dxa"/>
-            </w:tcMar>
-          </w:tcPr>
-          <w:p>
-            <w:pPr>
-              <w:spacing w:after="0"/>
-            </w:pPr>
-            <w:r>
-              <w:rPr>
-                <w:rFonts w:ascii="Arial" w:hAnsi="Arial"/>
-                <w:b/>
-                <w:color w:val="FFFFFF"/>
-                <w:sz w:val="20"/>
-              </w:rPr>
-              <w:t>Trade-off</w:t>
-            </w:r>
-          </w:p>
-        </w:tc>
-      </w:tr>
-      <w:tr>
-        <w:trPr>
-          <w:cantSplit/>
-        </w:trPr>
-        <w:tc>
-          <w:tcPr>
-            <w:tcW w:type="dxa" w:w="3373"/>
-            <w:shd w:fill="EEEAF9"/>
-            <w:tcMar>
-              <w:top w:w="85" w:type="dxa"/>
-              <w:left w:w="85" w:type="dxa"/>
-              <w:bottom w:w="85" w:type="dxa"/>
-              <w:right w:w="85" w:type="dxa"/>
-            </w:tcMar>
-          </w:tcPr>
-          <w:p>
-            <w:pPr>
-              <w:spacing w:after="0"/>
-            </w:pPr>
-            <w:r>
-              <w:rPr>
-                <w:rFonts w:ascii="Arial" w:hAnsi="Arial"/>
-                <w:b w:val="0"/>
-                <w:color w:val="172033"/>
-                <w:sz w:val="20"/>
-              </w:rPr>
-              <w:t>Keep the current process</w:t>
-            </w:r>
-          </w:p>
-        </w:tc>
-        <w:tc>
-          <w:tcPr>
-            <w:tcW w:type="dxa" w:w="5341"/>
-            <w:shd w:fill="EEEAF9"/>
-            <w:tcMar>
-              <w:top w:w="85" w:type="dxa"/>
-              <w:left w:w="85" w:type="dxa"/>
-              <w:bottom w:w="85" w:type="dxa"/>
-              <w:right w:w="85" w:type="dxa"/>
-            </w:tcMar>
-          </w:tcPr>
-          <w:p>
-            <w:pPr>
-              <w:spacing w:after="0"/>
-            </w:pPr>
-            <w:r>
-              <w:rPr>
-                <w:rFonts w:ascii="Arial" w:hAnsi="Arial"/>
-                <w:b w:val="0"/>
-                <w:color w:val="172033"/>
-                <w:sz w:val="20"/>
-              </w:rPr>
-              <w:t>No near-term delivery cost</w:t>
-            </w:r>
-          </w:p>
-        </w:tc>
-        <w:tc>
-          <w:tcPr>
-            <w:tcW w:type="dxa" w:w="5341"/>
-            <w:shd w:fill="EEEAF9"/>
-            <w:tcMar>
-              <w:top w:w="85" w:type="dxa"/>
-              <w:left w:w="85" w:type="dxa"/>
-              <w:bottom w:w="85" w:type="dxa"/>
-              <w:right w:w="85" w:type="dxa"/>
-            </w:tcMar>
-          </w:tcPr>
-          <w:p>
-            <w:pPr>
-              <w:spacing w:after="0"/>
-            </w:pPr>
-            <w:r>
-              <w:rPr>
-                <w:rFonts w:ascii="Arial" w:hAnsi="Arial"/>
-                <w:b w:val="0"/>
-                <w:color w:val="172033"/>
-                <w:sz w:val="20"/>
-              </w:rPr>
-              <w:t>Existing handoffs remain</w:t>
-            </w:r>
-          </w:p>
-        </w:tc>
-      </w:tr>
-      <w:tr>
-        <w:trPr>
-          <w:cantSplit/>
-        </w:trPr>
-        <w:tc>
-          <w:tcPr>
-            <w:tcW w:type="dxa" w:w="3373"/>
-            <w:shd w:fill="FFFFFF"/>
-            <w:tcMar>
-              <w:top w:w="85" w:type="dxa"/>
-              <w:left w:w="85" w:type="dxa"/>
-              <w:bottom w:w="85" w:type="dxa"/>
-              <w:right w:w="85" w:type="dxa"/>
-            </w:tcMar>
-          </w:tcPr>
-          <w:p>
-            <w:pPr>
-              <w:spacing w:after="0"/>
-            </w:pPr>
-            <w:r>
-              <w:rPr>
-                <w:rFonts w:ascii="Arial" w:hAnsi="Arial"/>
-                <w:b w:val="0"/>
-                <w:color w:val="172033"/>
-                <w:sz w:val="20"/>
-              </w:rPr>
-              <w:t>Pilot with 20 customers</w:t>
-            </w:r>
-          </w:p>
-        </w:tc>
-        <w:tc>
-          <w:tcPr>
-            <w:tcW w:type="dxa" w:w="5341"/>
-            <w:shd w:fill="FFFFFF"/>
-            <w:tcMar>
-              <w:top w:w="85" w:type="dxa"/>
-              <w:left w:w="85" w:type="dxa"/>
-              <w:bottom w:w="85" w:type="dxa"/>
-              <w:right w:w="85" w:type="dxa"/>
-            </w:tcMar>
-          </w:tcPr>
-          <w:p>
-            <w:pPr>
-              <w:spacing w:after="0"/>
-            </w:pPr>
-            <w:r>
-              <w:rPr>
-                <w:rFonts w:ascii="Arial" w:hAnsi="Arial"/>
-                <w:b w:val="0"/>
-                <w:color w:val="172033"/>
-                <w:sz w:val="20"/>
-              </w:rPr>
-              <w:t>Tests the approach before a broad change</w:t>
-            </w:r>
-          </w:p>
-        </w:tc>
-        <w:tc>
-          <w:tcPr>
-            <w:tcW w:type="dxa" w:w="5341"/>
-            <w:shd w:fill="FFFFFF"/>
-            <w:tcMar>
-              <w:top w:w="85" w:type="dxa"/>
-              <w:left w:w="85" w:type="dxa"/>
-              <w:bottom w:w="85" w:type="dxa"/>
-              <w:right w:w="85" w:type="dxa"/>
-            </w:tcMar>
-          </w:tcPr>
-          <w:p>
-            <w:pPr>
-              <w:spacing w:after="0"/>
-            </w:pPr>
-            <w:r>
-              <w:rPr>
-                <w:rFonts w:ascii="Arial" w:hAnsi="Arial"/>
-                <w:b w:val="0"/>
-                <w:color w:val="172033"/>
-                <w:sz w:val="20"/>
-              </w:rPr>
-              <w:t>Requires four weeks and a dedicated owner</w:t>
-            </w:r>
-          </w:p>
-        </w:tc>
-      </w:tr>
-      <w:tr>
-        <w:trPr>
-          <w:cantSplit/>
-        </w:trPr>
-        <w:tc>
-          <w:tcPr>
-            <w:tcW w:type="dxa" w:w="3373"/>
-            <w:shd w:fill="EEEAF9"/>
-            <w:tcMar>
-              <w:top w:w="85" w:type="dxa"/>
-              <w:left w:w="85" w:type="dxa"/>
-              <w:bottom w:w="85" w:type="dxa"/>
-              <w:right w:w="85" w:type="dxa"/>
-            </w:tcMar>
-          </w:tcPr>
-          <w:p>
-            <w:pPr>
-              <w:spacing w:after="0"/>
-            </w:pPr>
-            <w:r>
-              <w:rPr>
-                <w:rFonts w:ascii="Arial" w:hAnsi="Arial"/>
-                <w:b w:val="0"/>
-                <w:color w:val="172033"/>
-                <w:sz w:val="20"/>
-              </w:rPr>
-              <w:t>Rebuild immediately</w:t>
-            </w:r>
-          </w:p>
-        </w:tc>
-        <w:tc>
-          <w:tcPr>
-            <w:tcW w:type="dxa" w:w="5341"/>
-            <w:shd w:fill="EEEAF9"/>
-            <w:tcMar>
-              <w:top w:w="85" w:type="dxa"/>
-              <w:left w:w="85" w:type="dxa"/>
-              <w:bottom w:w="85" w:type="dxa"/>
-              <w:right w:w="85" w:type="dxa"/>
-            </w:tcMar>
-          </w:tcPr>
-          <w:p>
-            <w:pPr>
-              <w:spacing w:after="0"/>
-            </w:pPr>
-            <w:r>
-              <w:rPr>
-                <w:rFonts w:ascii="Arial" w:hAnsi="Arial"/>
-                <w:b w:val="0"/>
-                <w:color w:val="172033"/>
-                <w:sz w:val="20"/>
-              </w:rPr>
-              <w:t>Moves directly to a single experience</w:t>
-            </w:r>
-          </w:p>
-        </w:tc>
-        <w:tc>
-          <w:tcPr>
-            <w:tcW w:type="dxa" w:w="5341"/>
-            <w:shd w:fill="EEEAF9"/>
-            <w:tcMar>
-              <w:top w:w="85" w:type="dxa"/>
-              <w:left w:w="85" w:type="dxa"/>
-              <w:bottom w:w="85" w:type="dxa"/>
-              <w:right w:w="85" w:type="dxa"/>
-            </w:tcMar>
-          </w:tcPr>
-          <w:p>
-            <w:pPr>
-              <w:spacing w:after="0"/>
-            </w:pPr>
-            <w:r>
-              <w:rPr>
-                <w:rFonts w:ascii="Arial" w:hAnsi="Arial"/>
-                <w:b w:val="0"/>
-                <w:color w:val="172033"/>
-                <w:sz w:val="20"/>
-              </w:rPr>
-              <w:t>Commits more resources before learning</w:t>
-            </w:r>
-          </w:p>
-        </w:tc>
-      </w:tr>
-    </w:tbl>
-    <w:p>
-      <w:pPr>
-        <w:spacing w:after="0" w:before="0" w:line="60" w:lineRule="exact"/>
-      </w:pPr>
-      <w:r>
-        <w:rPr>
-          <w:sz w:val="6"/>
-        </w:rPr>
-      </w:r>
-    </w:p>
-    <w:p>
-      <w:pPr>
-        <w:pStyle w:val="Heading1"/>
-      </w:pPr>
-      <w:r>
-        <w:rPr>
-          <w:b w:val="0"/>
-        </w:rPr>
-        <w:t>Recommended Option</w:t>
-      </w:r>
-    </w:p>
-    <w:p>
-      <w:pPr>
-        <w:ind w:right="8054"/>
-      </w:pPr>
-      <w:r>
-        <w:rPr>
-          <w:b w:val="0"/>
-        </w:rPr>
-        <w:t xml:space="preserve">Run the limited </w:t>
-      </w:r>
-      <w:r>
-        <w:rPr>
-          <w:b/>
-          <w:color w:val="393783"/>
-        </w:rPr>
-        <w:t>pilot</w:t>
-      </w:r>
-      <w:r>
-        <w:rPr>
-          <w:b w:val="0"/>
-        </w:rPr>
-        <w:t>. Use the current system, rewrite the welcome sequence and add one checklist; defer any platform migration.</w:t>
-      </w:r>
-    </w:p>
-    <w:tbl>
-      <w:tblPr>
-        <w:tblW w:type="auto" w:w="0"/>
-        <w:tblLayout w:type="fixed"/>
-        <w:tblLook w:firstColumn="1" w:firstRow="1" w:lastColumn="0" w:lastRow="0" w:noHBand="0" w:noVBand="1" w:val="04A0"/>
-      </w:tblPr>
-      <w:tblGrid>
-        <w:gridCol w:w="4685"/>
-        <w:gridCol w:w="4685"/>
-        <w:gridCol w:w="4685"/>
-      </w:tblGrid>
-      <w:tr>
-        <w:trPr>
-          <w:cantSplit/>
-          <w:tblHeader/>
-        </w:trPr>
-        <w:tc>
-          <w:tcPr>
-            <w:tcW w:type="dxa" w:w="4685"/>
-            <w:shd w:fill="393783"/>
-            <w:tcMar>
-              <w:top w:w="85" w:type="dxa"/>
-              <w:left w:w="85" w:type="dxa"/>
-              <w:bottom w:w="85" w:type="dxa"/>
-              <w:right w:w="85" w:type="dxa"/>
-            </w:tcMar>
-          </w:tcPr>
-          <w:p>
-            <w:pPr>
-              <w:spacing w:after="0"/>
+              <w:spacing w:after="160" w:line="269" w:lineRule="auto"/>
             </w:pPr>
             <w:r>
               <w:rPr>
@@ -1073,18 +278,12 @@
         </w:tc>
         <w:tc>
           <w:tcPr>
-            <w:tcW w:type="dxa" w:w="4685"/>
-            <w:shd w:fill="393783"/>
-            <w:tcMar>
-              <w:top w:w="85" w:type="dxa"/>
-              <w:left w:w="85" w:type="dxa"/>
-              <w:bottom w:w="85" w:type="dxa"/>
-              <w:right w:w="85" w:type="dxa"/>
-            </w:tcMar>
+            <w:tcW w:type="dxa" w:w="4656"/>
+            <w:shd w:fill="482884"/>
           </w:tcPr>
           <w:p>
             <w:pPr>
-              <w:spacing w:after="0"/>
+              <w:spacing w:after="160" w:line="269" w:lineRule="auto"/>
             </w:pPr>
             <w:r>
               <w:rPr>
@@ -1093,24 +292,18 @@
                 <w:color w:val="FFFFFF"/>
                 <w:sz w:val="20"/>
               </w:rPr>
-              <w:t>Pilot target</w:t>
+              <w:t>Collection</w:t>
             </w:r>
           </w:p>
         </w:tc>
         <w:tc>
           <w:tcPr>
-            <w:tcW w:type="dxa" w:w="4685"/>
-            <w:shd w:fill="393783"/>
-            <w:tcMar>
-              <w:top w:w="85" w:type="dxa"/>
-              <w:left w:w="85" w:type="dxa"/>
-              <w:bottom w:w="85" w:type="dxa"/>
-              <w:right w:w="85" w:type="dxa"/>
-            </w:tcMar>
+            <w:tcW w:type="dxa" w:w="4656"/>
+            <w:shd w:fill="482884"/>
           </w:tcPr>
           <w:p>
             <w:pPr>
-              <w:spacing w:after="0"/>
+              <w:spacing w:after="160" w:line="269" w:lineRule="auto"/>
             </w:pPr>
             <w:r>
               <w:rPr>
@@ -1119,7 +312,7 @@
                 <w:color w:val="FFFFFF"/>
                 <w:sz w:val="20"/>
               </w:rPr>
-              <w:t>Source</w:t>
+              <w:t>Review</w:t>
             </w:r>
           </w:p>
         </w:tc>
@@ -1130,79 +323,61 @@
         </w:trPr>
         <w:tc>
           <w:tcPr>
-            <w:tcW w:type="dxa" w:w="4685"/>
-            <w:shd w:fill="EEEAF9"/>
-            <w:tcMar>
-              <w:top w:w="85" w:type="dxa"/>
-              <w:left w:w="85" w:type="dxa"/>
-              <w:bottom w:w="85" w:type="dxa"/>
-              <w:right w:w="85" w:type="dxa"/>
-            </w:tcMar>
+            <w:tcW w:type="dxa" w:w="3492"/>
+            <w:shd w:fill="F5EFFF"/>
           </w:tcPr>
           <w:p>
             <w:pPr>
-              <w:spacing w:after="0"/>
+              <w:spacing w:after="160" w:line="269" w:lineRule="auto"/>
+            </w:pPr>
+            <w:r>
+              <w:rPr>
+                <w:rFonts w:ascii="Arial" w:hAnsi="Arial"/>
+                <w:b/>
+                <w:color w:val="17252B"/>
+                <w:sz w:val="20"/>
+              </w:rPr>
+              <w:t>Visitors</w:t>
+            </w:r>
+          </w:p>
+        </w:tc>
+        <w:tc>
+          <w:tcPr>
+            <w:tcW w:type="dxa" w:w="5587"/>
+            <w:shd w:fill="F5EFFF"/>
+          </w:tcPr>
+          <w:p>
+            <w:pPr>
+              <w:spacing w:after="160" w:line="269" w:lineRule="auto"/>
             </w:pPr>
             <w:r>
               <w:rPr>
                 <w:rFonts w:ascii="Arial" w:hAnsi="Arial"/>
                 <w:b w:val="0"/>
-                <w:color w:val="172033"/>
+                <w:color w:val="17252B"/>
                 <w:sz w:val="20"/>
               </w:rPr>
-              <w:t>Setup completed within 7 days</w:t>
+              <w:t>Hourly count</w:t>
             </w:r>
           </w:p>
         </w:tc>
         <w:tc>
           <w:tcPr>
-            <w:tcW w:type="dxa" w:w="4685"/>
-            <w:shd w:fill="EEEAF9"/>
-            <w:tcMar>
-              <w:top w:w="85" w:type="dxa"/>
-              <w:left w:w="85" w:type="dxa"/>
-              <w:bottom w:w="85" w:type="dxa"/>
-              <w:right w:w="85" w:type="dxa"/>
-            </w:tcMar>
+            <w:tcW w:type="dxa" w:w="4889"/>
+            <w:shd w:fill="F5EFFF"/>
           </w:tcPr>
           <w:p>
             <w:pPr>
-              <w:spacing w:after="0"/>
+              <w:spacing w:after="160" w:line="269" w:lineRule="auto"/>
             </w:pPr>
             <w:r>
               <w:rPr>
                 <w:rFonts w:ascii="Arial" w:hAnsi="Arial"/>
                 <w:b w:val="0"/>
-                <w:color w:val="172033"/>
+                <w:color w:val="17252B"/>
                 <w:sz w:val="20"/>
               </w:rPr>
-              <w:t>At least 16 of 20 participants</w:t>
-            </w:r>
-          </w:p>
-        </w:tc>
-        <w:tc>
-          <w:tcPr>
-            <w:tcW w:type="dxa" w:w="4685"/>
-            <w:shd w:fill="EEEAF9"/>
-            <w:tcMar>
-              <w:top w:w="85" w:type="dxa"/>
-              <w:left w:w="85" w:type="dxa"/>
-              <w:bottom w:w="85" w:type="dxa"/>
-              <w:right w:w="85" w:type="dxa"/>
-            </w:tcMar>
-          </w:tcPr>
-          <w:p>
-            <w:pPr>
-              <w:spacing w:after="0"/>
-            </w:pPr>
-            <w:r>
-              <w:rPr>
-                <w:rFonts w:ascii="Arial" w:hAnsi="Arial"/>
-                <w:b w:val="0"/>
-                <w:color w:val="172033"/>
-                <w:sz w:val="20"/>
-              </w:rPr>
-              <w:t>Checklist event log</w:t>
+              <w:t>Demand by hour</w:t>
             </w:r>
           </w:p>
         </w:tc>
@@ -1213,79 +388,61 @@
         </w:trPr>
         <w:tc>
           <w:tcPr>
-            <w:tcW w:type="dxa" w:w="4685"/>
+            <w:tcW w:type="dxa" w:w="3492"/>
             <w:shd w:fill="FFFFFF"/>
-            <w:tcMar>
-              <w:top w:w="85" w:type="dxa"/>
-              <w:left w:w="85" w:type="dxa"/>
-              <w:bottom w:w="85" w:type="dxa"/>
-              <w:right w:w="85" w:type="dxa"/>
-            </w:tcMar>
           </w:tcPr>
           <w:p>
             <w:pPr>
-              <w:spacing w:after="0"/>
+              <w:spacing w:after="160" w:line="269" w:lineRule="auto"/>
+            </w:pPr>
+            <w:r>
+              <w:rPr>
+                <w:rFonts w:ascii="Arial" w:hAnsi="Arial"/>
+                <w:b/>
+                <w:color w:val="17252B"/>
+                <w:sz w:val="20"/>
+              </w:rPr>
+              <w:t>Quiet seats</w:t>
+            </w:r>
+          </w:p>
+        </w:tc>
+        <w:tc>
+          <w:tcPr>
+            <w:tcW w:type="dxa" w:w="5587"/>
+            <w:shd w:fill="FFFFFF"/>
+          </w:tcPr>
+          <w:p>
+            <w:pPr>
+              <w:spacing w:after="160" w:line="269" w:lineRule="auto"/>
             </w:pPr>
             <w:r>
               <w:rPr>
                 <w:rFonts w:ascii="Arial" w:hAnsi="Arial"/>
                 <w:b w:val="0"/>
-                <w:color w:val="172033"/>
+                <w:color w:val="17252B"/>
                 <w:sz w:val="20"/>
               </w:rPr>
-              <w:t>Support contacts in first week</w:t>
+              <w:t>Occupied / available</w:t>
             </w:r>
           </w:p>
         </w:tc>
         <w:tc>
           <w:tcPr>
-            <w:tcW w:type="dxa" w:w="4685"/>
+            <w:tcW w:type="dxa" w:w="4889"/>
             <w:shd w:fill="FFFFFF"/>
-            <w:tcMar>
-              <w:top w:w="85" w:type="dxa"/>
-              <w:left w:w="85" w:type="dxa"/>
-              <w:bottom w:w="85" w:type="dxa"/>
-              <w:right w:w="85" w:type="dxa"/>
-            </w:tcMar>
           </w:tcPr>
           <w:p>
             <w:pPr>
-              <w:spacing w:after="0"/>
+              <w:spacing w:after="160" w:line="269" w:lineRule="auto"/>
             </w:pPr>
             <w:r>
               <w:rPr>
                 <w:rFonts w:ascii="Arial" w:hAnsi="Arial"/>
                 <w:b w:val="0"/>
-                <w:color w:val="172033"/>
+                <w:color w:val="17252B"/>
                 <w:sz w:val="20"/>
               </w:rPr>
-              <w:t>Record per participant; compare with baseline</w:t>
-            </w:r>
-          </w:p>
-        </w:tc>
-        <w:tc>
-          <w:tcPr>
-            <w:tcW w:type="dxa" w:w="4685"/>
-            <w:shd w:fill="FFFFFF"/>
-            <w:tcMar>
-              <w:top w:w="85" w:type="dxa"/>
-              <w:left w:w="85" w:type="dxa"/>
-              <w:bottom w:w="85" w:type="dxa"/>
-              <w:right w:w="85" w:type="dxa"/>
-            </w:tcMar>
-          </w:tcPr>
-          <w:p>
-            <w:pPr>
-              <w:spacing w:after="0"/>
-            </w:pPr>
-            <w:r>
-              <w:rPr>
-                <w:rFonts w:ascii="Arial" w:hAnsi="Arial"/>
-                <w:b w:val="0"/>
-                <w:color w:val="172033"/>
-                <w:sz w:val="20"/>
-              </w:rPr>
-              <w:t>Support ticket report</w:t>
+              <w:t>Capacity pressure</w:t>
             </w:r>
           </w:p>
         </w:tc>
@@ -1296,79 +453,61 @@
         </w:trPr>
         <w:tc>
           <w:tcPr>
-            <w:tcW w:type="dxa" w:w="4685"/>
-            <w:shd w:fill="EEEAF9"/>
-            <w:tcMar>
-              <w:top w:w="85" w:type="dxa"/>
-              <w:left w:w="85" w:type="dxa"/>
-              <w:bottom w:w="85" w:type="dxa"/>
-              <w:right w:w="85" w:type="dxa"/>
-            </w:tcMar>
+            <w:tcW w:type="dxa" w:w="3492"/>
+            <w:shd w:fill="F5EFFF"/>
           </w:tcPr>
           <w:p>
             <w:pPr>
-              <w:spacing w:after="0"/>
+              <w:spacing w:after="160" w:line="269" w:lineRule="auto"/>
+            </w:pPr>
+            <w:r>
+              <w:rPr>
+                <w:rFonts w:ascii="Arial" w:hAnsi="Arial"/>
+                <w:b/>
+                <w:color w:val="17252B"/>
+                <w:sz w:val="20"/>
+              </w:rPr>
+              <w:t>Staff hours</w:t>
+            </w:r>
+          </w:p>
+        </w:tc>
+        <w:tc>
+          <w:tcPr>
+            <w:tcW w:type="dxa" w:w="5587"/>
+            <w:shd w:fill="F5EFFF"/>
+          </w:tcPr>
+          <w:p>
+            <w:pPr>
+              <w:spacing w:after="160" w:line="269" w:lineRule="auto"/>
             </w:pPr>
             <w:r>
               <w:rPr>
                 <w:rFonts w:ascii="Arial" w:hAnsi="Arial"/>
                 <w:b w:val="0"/>
-                <w:color w:val="172033"/>
+                <w:color w:val="17252B"/>
                 <w:sz w:val="20"/>
               </w:rPr>
-              <w:t>Serious account issues</w:t>
+              <w:t>Scheduled and actual</w:t>
             </w:r>
           </w:p>
         </w:tc>
         <w:tc>
           <w:tcPr>
-            <w:tcW w:type="dxa" w:w="4685"/>
-            <w:shd w:fill="EEEAF9"/>
-            <w:tcMar>
-              <w:top w:w="85" w:type="dxa"/>
-              <w:left w:w="85" w:type="dxa"/>
-              <w:bottom w:w="85" w:type="dxa"/>
-              <w:right w:w="85" w:type="dxa"/>
-            </w:tcMar>
+            <w:tcW w:type="dxa" w:w="4889"/>
+            <w:shd w:fill="F5EFFF"/>
           </w:tcPr>
           <w:p>
             <w:pPr>
-              <w:spacing w:after="0"/>
+              <w:spacing w:after="160" w:line="269" w:lineRule="auto"/>
             </w:pPr>
             <w:r>
               <w:rPr>
                 <w:rFonts w:ascii="Arial" w:hAnsi="Arial"/>
                 <w:b w:val="0"/>
-                <w:color w:val="172033"/>
+                <w:color w:val="17252B"/>
                 <w:sz w:val="20"/>
               </w:rPr>
-              <w:t>Zero unresolved at closeout</w:t>
-            </w:r>
-          </w:p>
-        </w:tc>
-        <w:tc>
-          <w:tcPr>
-            <w:tcW w:type="dxa" w:w="4685"/>
-            <w:shd w:fill="EEEAF9"/>
-            <w:tcMar>
-              <w:top w:w="85" w:type="dxa"/>
-              <w:left w:w="85" w:type="dxa"/>
-              <w:bottom w:w="85" w:type="dxa"/>
-              <w:right w:w="85" w:type="dxa"/>
-            </w:tcMar>
-          </w:tcPr>
-          <w:p>
-            <w:pPr>
-              <w:spacing w:after="0"/>
-            </w:pPr>
-            <w:r>
-              <w:rPr>
-                <w:rFonts w:ascii="Arial" w:hAnsi="Arial"/>
-                <w:b w:val="0"/>
-                <w:color w:val="172033"/>
-                <w:sz w:val="20"/>
-              </w:rPr>
-              <w:t>Incident log</w:t>
+              <w:t>Operating effort</w:t>
             </w:r>
           </w:p>
         </w:tc>
@@ -1376,602 +515,23 @@
     </w:tbl>
     <w:p>
       <w:pPr>
-        <w:spacing w:after="0" w:before="0" w:line="60" w:lineRule="exact"/>
+        <w:spacing w:after="80" w:line="269" w:lineRule="auto"/>
       </w:pPr>
       <w:r>
         <w:rPr>
-          <w:sz w:val="6"/>
-        </w:rPr>
-      </w:r>
-    </w:p>
-    <w:p>
-      <w:pPr>
-        <w:ind w:right="8054"/>
-      </w:pPr>
-      <w:r>
-        <w:rPr>
-          <w:b w:val="0"/>
-        </w:rPr>
-        <w:t>Presenter note: targets are proposed thresholds for this sample, not reported results.</w:t>
-      </w:r>
-    </w:p>
-    <w:p>
-      <w:r>
-        <w:br w:type="page"/>
-      </w:r>
-    </w:p>
-    <w:p>
-      <w:r>
-        <w:rPr>
+          <w:rFonts w:ascii="Arial" w:hAnsi="Arial"/>
           <w:b/>
-          <w:color w:val="393783"/>
-          <w:sz w:val="16"/>
-        </w:rPr>
-        <w:t>ALDER STUDIO   /   03</w:t>
-      </w:r>
-    </w:p>
-    <w:p>
-      <w:pPr>
-        <w:pStyle w:val="Title"/>
-        <w:shd w:fill="232447"/>
-      </w:pPr>
-      <w:r>
-        <w:rPr>
-          <w:color w:val="E1F58B"/>
-        </w:rPr>
-        <w:t>Make the Next Month Measurable</w:t>
-      </w:r>
-    </w:p>
-    <w:tbl>
-      <w:tblPr>
-        <w:tblW w:type="auto" w:w="0"/>
-        <w:tblLayout w:type="fixed"/>
-        <w:tblLook w:firstColumn="1" w:firstRow="1" w:lastColumn="0" w:lastRow="0" w:noHBand="0" w:noVBand="1" w:val="04A0"/>
-      </w:tblPr>
-      <w:tblGrid>
-        <w:gridCol w:w="4685"/>
-        <w:gridCol w:w="4685"/>
-        <w:gridCol w:w="4685"/>
-      </w:tblGrid>
-      <w:tr>
-        <w:trPr>
-          <w:cantSplit/>
-          <w:tblHeader/>
-        </w:trPr>
-        <w:tc>
-          <w:tcPr>
-            <w:tcW w:type="dxa" w:w="4685"/>
-            <w:shd w:fill="393783"/>
-            <w:tcMar>
-              <w:top w:w="85" w:type="dxa"/>
-              <w:left w:w="85" w:type="dxa"/>
-              <w:bottom w:w="85" w:type="dxa"/>
-              <w:right w:w="85" w:type="dxa"/>
-            </w:tcMar>
-          </w:tcPr>
-          <w:p>
-            <w:pPr>
-              <w:spacing w:after="0"/>
-            </w:pPr>
-            <w:r>
-              <w:rPr>
-                <w:rFonts w:ascii="Arial" w:hAnsi="Arial"/>
-                <w:b/>
-                <w:color w:val="FFFFFF"/>
-                <w:sz w:val="20"/>
-              </w:rPr>
-              <w:t>Week</w:t>
-            </w:r>
-          </w:p>
-        </w:tc>
-        <w:tc>
-          <w:tcPr>
-            <w:tcW w:type="dxa" w:w="4685"/>
-            <w:shd w:fill="393783"/>
-            <w:tcMar>
-              <w:top w:w="85" w:type="dxa"/>
-              <w:left w:w="85" w:type="dxa"/>
-              <w:bottom w:w="85" w:type="dxa"/>
-              <w:right w:w="85" w:type="dxa"/>
-            </w:tcMar>
-          </w:tcPr>
-          <w:p>
-            <w:pPr>
-              <w:spacing w:after="0"/>
-            </w:pPr>
-            <w:r>
-              <w:rPr>
-                <w:rFonts w:ascii="Arial" w:hAnsi="Arial"/>
-                <w:b/>
-                <w:color w:val="FFFFFF"/>
-                <w:sz w:val="20"/>
-              </w:rPr>
-              <w:t>Work</w:t>
-            </w:r>
-          </w:p>
-        </w:tc>
-        <w:tc>
-          <w:tcPr>
-            <w:tcW w:type="dxa" w:w="4685"/>
-            <w:shd w:fill="393783"/>
-            <w:tcMar>
-              <w:top w:w="85" w:type="dxa"/>
-              <w:left w:w="85" w:type="dxa"/>
-              <w:bottom w:w="85" w:type="dxa"/>
-              <w:right w:w="85" w:type="dxa"/>
-            </w:tcMar>
-          </w:tcPr>
-          <w:p>
-            <w:pPr>
-              <w:spacing w:after="0"/>
-            </w:pPr>
-            <w:r>
-              <w:rPr>
-                <w:rFonts w:ascii="Arial" w:hAnsi="Arial"/>
-                <w:b/>
-                <w:color w:val="FFFFFF"/>
-                <w:sz w:val="20"/>
-              </w:rPr>
-              <w:t>Accountable owner</w:t>
-            </w:r>
-          </w:p>
-        </w:tc>
-      </w:tr>
-      <w:tr>
-        <w:trPr>
-          <w:cantSplit/>
-        </w:trPr>
-        <w:tc>
-          <w:tcPr>
-            <w:tcW w:type="dxa" w:w="4685"/>
-            <w:shd w:fill="EEEAF9"/>
-            <w:tcMar>
-              <w:top w:w="85" w:type="dxa"/>
-              <w:left w:w="85" w:type="dxa"/>
-              <w:bottom w:w="85" w:type="dxa"/>
-              <w:right w:w="85" w:type="dxa"/>
-            </w:tcMar>
-          </w:tcPr>
-          <w:p>
-            <w:pPr>
-              <w:spacing w:after="0"/>
-            </w:pPr>
-            <w:r>
-              <w:rPr>
-                <w:rFonts w:ascii="Arial" w:hAnsi="Arial"/>
-                <w:b w:val="0"/>
-                <w:color w:val="172033"/>
-                <w:sz w:val="20"/>
-              </w:rPr>
-              <w:t>1</w:t>
-            </w:r>
-          </w:p>
-        </w:tc>
-        <w:tc>
-          <w:tcPr>
-            <w:tcW w:type="dxa" w:w="4685"/>
-            <w:shd w:fill="EEEAF9"/>
-            <w:tcMar>
-              <w:top w:w="85" w:type="dxa"/>
-              <w:left w:w="85" w:type="dxa"/>
-              <w:bottom w:w="85" w:type="dxa"/>
-              <w:right w:w="85" w:type="dxa"/>
-            </w:tcMar>
-          </w:tcPr>
-          <w:p>
-            <w:pPr>
-              <w:spacing w:after="0"/>
-            </w:pPr>
-            <w:r>
-              <w:rPr>
-                <w:rFonts w:ascii="Arial" w:hAnsi="Arial"/>
-                <w:b w:val="0"/>
-                <w:color w:val="172033"/>
-                <w:sz w:val="20"/>
-              </w:rPr>
-              <w:t>Finalize copy and baseline measures</w:t>
-            </w:r>
-          </w:p>
-        </w:tc>
-        <w:tc>
-          <w:tcPr>
-            <w:tcW w:type="dxa" w:w="4685"/>
-            <w:shd w:fill="EEEAF9"/>
-            <w:tcMar>
-              <w:top w:w="85" w:type="dxa"/>
-              <w:left w:w="85" w:type="dxa"/>
-              <w:bottom w:w="85" w:type="dxa"/>
-              <w:right w:w="85" w:type="dxa"/>
-            </w:tcMar>
-          </w:tcPr>
-          <w:p>
-            <w:pPr>
-              <w:spacing w:after="0"/>
-            </w:pPr>
-            <w:r>
-              <w:rPr>
-                <w:rFonts w:ascii="Arial" w:hAnsi="Arial"/>
-                <w:b w:val="0"/>
-                <w:color w:val="172033"/>
-                <w:sz w:val="20"/>
-              </w:rPr>
-              <w:t>Maya • Customer success</w:t>
-            </w:r>
-          </w:p>
-        </w:tc>
-      </w:tr>
-      <w:tr>
-        <w:trPr>
-          <w:cantSplit/>
-        </w:trPr>
-        <w:tc>
-          <w:tcPr>
-            <w:tcW w:type="dxa" w:w="4685"/>
-            <w:shd w:fill="FFFFFF"/>
-            <w:tcMar>
-              <w:top w:w="85" w:type="dxa"/>
-              <w:left w:w="85" w:type="dxa"/>
-              <w:bottom w:w="85" w:type="dxa"/>
-              <w:right w:w="85" w:type="dxa"/>
-            </w:tcMar>
-          </w:tcPr>
-          <w:p>
-            <w:pPr>
-              <w:spacing w:after="0"/>
-            </w:pPr>
-            <w:r>
-              <w:rPr>
-                <w:rFonts w:ascii="Arial" w:hAnsi="Arial"/>
-                <w:b w:val="0"/>
-                <w:color w:val="172033"/>
-                <w:sz w:val="20"/>
-              </w:rPr>
-              <w:t>2</w:t>
-            </w:r>
-          </w:p>
-        </w:tc>
-        <w:tc>
-          <w:tcPr>
-            <w:tcW w:type="dxa" w:w="4685"/>
-            <w:shd w:fill="FFFFFF"/>
-            <w:tcMar>
-              <w:top w:w="85" w:type="dxa"/>
-              <w:left w:w="85" w:type="dxa"/>
-              <w:bottom w:w="85" w:type="dxa"/>
-              <w:right w:w="85" w:type="dxa"/>
-            </w:tcMar>
-          </w:tcPr>
-          <w:p>
-            <w:pPr>
-              <w:spacing w:after="0"/>
-            </w:pPr>
-            <w:r>
-              <w:rPr>
-                <w:rFonts w:ascii="Arial" w:hAnsi="Arial"/>
-                <w:b w:val="0"/>
-                <w:color w:val="172033"/>
-                <w:sz w:val="20"/>
-              </w:rPr>
-              <w:t>Invite participants and start the pilot</w:t>
-            </w:r>
-          </w:p>
-        </w:tc>
-        <w:tc>
-          <w:tcPr>
-            <w:tcW w:type="dxa" w:w="4685"/>
-            <w:shd w:fill="FFFFFF"/>
-            <w:tcMar>
-              <w:top w:w="85" w:type="dxa"/>
-              <w:left w:w="85" w:type="dxa"/>
-              <w:bottom w:w="85" w:type="dxa"/>
-              <w:right w:w="85" w:type="dxa"/>
-            </w:tcMar>
-          </w:tcPr>
-          <w:p>
-            <w:pPr>
-              <w:spacing w:after="0"/>
-            </w:pPr>
-            <w:r>
-              <w:rPr>
-                <w:rFonts w:ascii="Arial" w:hAnsi="Arial"/>
-                <w:b w:val="0"/>
-                <w:color w:val="172033"/>
-                <w:sz w:val="20"/>
-              </w:rPr>
-              <w:t>Sam • Operations</w:t>
-            </w:r>
-          </w:p>
-        </w:tc>
-      </w:tr>
-      <w:tr>
-        <w:trPr>
-          <w:cantSplit/>
-        </w:trPr>
-        <w:tc>
-          <w:tcPr>
-            <w:tcW w:type="dxa" w:w="4685"/>
-            <w:shd w:fill="EEEAF9"/>
-            <w:tcMar>
-              <w:top w:w="85" w:type="dxa"/>
-              <w:left w:w="85" w:type="dxa"/>
-              <w:bottom w:w="85" w:type="dxa"/>
-              <w:right w:w="85" w:type="dxa"/>
-            </w:tcMar>
-          </w:tcPr>
-          <w:p>
-            <w:pPr>
-              <w:spacing w:after="0"/>
-            </w:pPr>
-            <w:r>
-              <w:rPr>
-                <w:rFonts w:ascii="Arial" w:hAnsi="Arial"/>
-                <w:b w:val="0"/>
-                <w:color w:val="172033"/>
-                <w:sz w:val="20"/>
-              </w:rPr>
-              <w:t>3</w:t>
-            </w:r>
-          </w:p>
-        </w:tc>
-        <w:tc>
-          <w:tcPr>
-            <w:tcW w:type="dxa" w:w="4685"/>
-            <w:shd w:fill="EEEAF9"/>
-            <w:tcMar>
-              <w:top w:w="85" w:type="dxa"/>
-              <w:left w:w="85" w:type="dxa"/>
-              <w:bottom w:w="85" w:type="dxa"/>
-              <w:right w:w="85" w:type="dxa"/>
-            </w:tcMar>
-          </w:tcPr>
-          <w:p>
-            <w:pPr>
-              <w:spacing w:after="0"/>
-            </w:pPr>
-            <w:r>
-              <w:rPr>
-                <w:rFonts w:ascii="Arial" w:hAnsi="Arial"/>
-                <w:b w:val="0"/>
-                <w:color w:val="172033"/>
-                <w:sz w:val="20"/>
-              </w:rPr>
-              <w:t>Review exceptions and fix copy gaps</w:t>
-            </w:r>
-          </w:p>
-        </w:tc>
-        <w:tc>
-          <w:tcPr>
-            <w:tcW w:type="dxa" w:w="4685"/>
-            <w:shd w:fill="EEEAF9"/>
-            <w:tcMar>
-              <w:top w:w="85" w:type="dxa"/>
-              <w:left w:w="85" w:type="dxa"/>
-              <w:bottom w:w="85" w:type="dxa"/>
-              <w:right w:w="85" w:type="dxa"/>
-            </w:tcMar>
-          </w:tcPr>
-          <w:p>
-            <w:pPr>
-              <w:spacing w:after="0"/>
-            </w:pPr>
-            <w:r>
-              <w:rPr>
-                <w:rFonts w:ascii="Arial" w:hAnsi="Arial"/>
-                <w:b w:val="0"/>
-                <w:color w:val="172033"/>
-                <w:sz w:val="20"/>
-              </w:rPr>
-              <w:t>Alex • Product</w:t>
-            </w:r>
-          </w:p>
-        </w:tc>
-      </w:tr>
-      <w:tr>
-        <w:trPr>
-          <w:cantSplit/>
-        </w:trPr>
-        <w:tc>
-          <w:tcPr>
-            <w:tcW w:type="dxa" w:w="4685"/>
-            <w:shd w:fill="FFFFFF"/>
-            <w:tcMar>
-              <w:top w:w="85" w:type="dxa"/>
-              <w:left w:w="85" w:type="dxa"/>
-              <w:bottom w:w="85" w:type="dxa"/>
-              <w:right w:w="85" w:type="dxa"/>
-            </w:tcMar>
-          </w:tcPr>
-          <w:p>
-            <w:pPr>
-              <w:spacing w:after="0"/>
-            </w:pPr>
-            <w:r>
-              <w:rPr>
-                <w:rFonts w:ascii="Arial" w:hAnsi="Arial"/>
-                <w:b w:val="0"/>
-                <w:color w:val="172033"/>
-                <w:sz w:val="20"/>
-              </w:rPr>
-              <w:t>4</w:t>
-            </w:r>
-          </w:p>
-        </w:tc>
-        <w:tc>
-          <w:tcPr>
-            <w:tcW w:type="dxa" w:w="4685"/>
-            <w:shd w:fill="FFFFFF"/>
-            <w:tcMar>
-              <w:top w:w="85" w:type="dxa"/>
-              <w:left w:w="85" w:type="dxa"/>
-              <w:bottom w:w="85" w:type="dxa"/>
-              <w:right w:w="85" w:type="dxa"/>
-            </w:tcMar>
-          </w:tcPr>
-          <w:p>
-            <w:pPr>
-              <w:spacing w:after="0"/>
-            </w:pPr>
-            <w:r>
-              <w:rPr>
-                <w:rFonts w:ascii="Arial" w:hAnsi="Arial"/>
-                <w:b w:val="0"/>
-                <w:color w:val="172033"/>
-                <w:sz w:val="20"/>
-              </w:rPr>
-              <w:t>Report findings and recommend next step</w:t>
-            </w:r>
-          </w:p>
-        </w:tc>
-        <w:tc>
-          <w:tcPr>
-            <w:tcW w:type="dxa" w:w="4685"/>
-            <w:shd w:fill="FFFFFF"/>
-            <w:tcMar>
-              <w:top w:w="85" w:type="dxa"/>
-              <w:left w:w="85" w:type="dxa"/>
-              <w:bottom w:w="85" w:type="dxa"/>
-              <w:right w:w="85" w:type="dxa"/>
-            </w:tcMar>
-          </w:tcPr>
-          <w:p>
-            <w:pPr>
-              <w:spacing w:after="0"/>
-            </w:pPr>
-            <w:r>
-              <w:rPr>
-                <w:rFonts w:ascii="Arial" w:hAnsi="Arial"/>
-                <w:b w:val="0"/>
-                <w:color w:val="172033"/>
-                <w:sz w:val="20"/>
-              </w:rPr>
-              <w:t>Maya • Customer success</w:t>
-            </w:r>
-          </w:p>
-        </w:tc>
-      </w:tr>
-    </w:tbl>
-    <w:p>
-      <w:pPr>
-        <w:spacing w:after="0" w:before="0" w:line="60" w:lineRule="exact"/>
-      </w:pPr>
-      <w:r>
-        <w:rPr>
-          <w:sz w:val="6"/>
-        </w:rPr>
-      </w:r>
-    </w:p>
-    <w:p>
-      <w:pPr>
-        <w:pStyle w:val="Heading1"/>
-      </w:pPr>
-      <w:r>
-        <w:rPr>
-          <w:b w:val="0"/>
-        </w:rPr>
-        <w:t>Guardrails</w:t>
-      </w:r>
-    </w:p>
-    <w:p>
-      <w:pPr>
-        <w:pStyle w:val="ListBullet"/>
-      </w:pPr>
-      <w:r>
-        <w:rPr>
-          <w:b w:val="0"/>
-        </w:rPr>
-        <w:t>Pause new invitations if account access is affected.</w:t>
-      </w:r>
-    </w:p>
-    <w:p>
-      <w:pPr>
-        <w:pStyle w:val="ListBullet"/>
-      </w:pPr>
-      <w:r>
-        <w:rPr>
-          <w:b w:val="0"/>
-        </w:rPr>
-        <w:t>Keep the existing onboarding path available during the test.</w:t>
-      </w:r>
-    </w:p>
-    <w:p>
-      <w:pPr>
-        <w:pStyle w:val="ListBullet"/>
-      </w:pPr>
-      <w:r>
-        <w:rPr>
-          <w:b w:val="0"/>
-        </w:rPr>
-        <w:t xml:space="preserve">Do not expand the </w:t>
-      </w:r>
-      <w:r>
-        <w:rPr>
-          <w:b/>
-          <w:color w:val="393783"/>
-        </w:rPr>
-        <w:t>pilot</w:t>
-      </w:r>
-      <w:r>
-        <w:rPr>
-          <w:b w:val="0"/>
-        </w:rPr>
-        <w:t xml:space="preserve"> without reviewing the final evidence.</w:t>
-      </w:r>
-    </w:p>
-    <w:p>
-      <w:pPr>
-        <w:shd w:fill="EEEAF9"/>
-        <w:spacing w:before="120" w:after="160"/>
-        <w:ind w:right="8054"/>
-      </w:pPr>
-      <w:r>
-        <w:rPr>
-          <w:b/>
-          <w:color w:val="393783"/>
+          <w:i w:val="0"/>
+          <w:color w:val="482884"/>
           <w:sz w:val="18"/>
         </w:rPr>
-        <w:t>RECORD THE DECISION</w:t>
-        <w:br/>
-      </w:r>
-      <w:r>
-        <w:rPr>
-          <w:b w:val="0"/>
-        </w:rPr>
-        <w:t xml:space="preserve">Sponsor: Avery Kim    Outcome: </w:t>
-      </w:r>
-      <w:r>
-        <w:rPr>
-          <w:b/>
-          <w:color w:val="393783"/>
-        </w:rPr>
-        <w:t>Pilot</w:t>
-      </w:r>
-      <w:r>
-        <w:rPr>
-          <w:b w:val="0"/>
-        </w:rPr>
-        <w:t xml:space="preserve"> proposal for review</w:t>
-        <w:br/>
-        <w:t>Owner confirmed: Avery Kim    Review meeting: 21 June 2027</w:t>
-      </w:r>
-    </w:p>
-    <w:p>
-      <w:pPr>
-        <w:spacing w:before="140"/>
-        <w:ind w:right="8054"/>
-      </w:pPr>
-      <w:r>
-        <w:rPr>
-          <w:i/>
-          <w:color w:val="505968"/>
-          <w:sz w:val="16"/>
-        </w:rPr>
-        <w:t>Design notes: Large type, strong contrast and decision-centered storytelling. Original Dazzler template, Apache-2.0. All sample facts are fictional.</w:t>
+        <w:t>Pilot proposal only · Synthetic example, not a funded program.</w:t>
       </w:r>
     </w:p>
     <w:sectPr>
       <w:footerReference w:type="default" r:id="rId9"/>
-      <w:pgSz w:w="15840" w:h="12240" w:orient="landscape"/>
-      <w:pgMar w:top="749" w:right="893" w:bottom="749" w:left="893" w:header="720" w:footer="720" w:gutter="0"/>
+      <w:pgSz w:w="15840" w:h="12240"/>
+      <w:pgMar w:top="792" w:right="936" w:bottom="792" w:left="936" w:header="720" w:footer="720" w:gutter="0"/>
       <w:cols w:space="720"/>
       <w:docGrid w:linePitch="360"/>
     </w:sectPr>
@@ -1987,12 +547,11 @@
     </w:pPr>
     <w:r>
       <w:rPr>
-        <w:b w:val="0"/>
+        <w:color w:val="482884"/>
         <w:sz w:val="16"/>
       </w:rPr>
-      <w:t xml:space="preserve">FICTIONAL EXAMPLE  /  PRESENTATION   •   Dazzler   /   </w:t>
+      <w:t>DAZZLER  /  FICTIONAL EXAMPLE  /  PRESENTATION</w:t>
     </w:r>
-    <w:fldSimple w:instr="PAGE"/>
   </w:p>
 </w:ftr>
 </file>
@@ -2361,12 +920,11 @@
     <w:qFormat/>
     <w:rsid w:val="00FC693F"/>
     <w:pPr>
-      <w:spacing w:after="80" w:line="240" w:lineRule="auto"/>
+      <w:spacing w:after="160"/>
     </w:pPr>
     <w:rPr>
       <w:rFonts w:ascii="Arial" w:hAnsi="Arial"/>
-      <w:color w:val="172033"/>
-      <w:sz w:val="20"/>
+      <w:sz w:val="21"/>
     </w:rPr>
   </w:style>
   <w:style w:type="paragraph" w:styleId="Header">
@@ -2424,15 +982,15 @@
     <w:pPr>
       <w:keepNext/>
       <w:keepLines/>
-      <w:spacing w:before="180" w:after="80" w:line="240" w:lineRule="auto"/>
+      <w:spacing w:before="480" w:after="0"/>
       <w:outlineLvl w:val="0"/>
     </w:pPr>
     <w:rPr>
-      <w:rFonts w:cstheme="majorBidi" w:ascii="Arial" w:hAnsi="Arial"/>
+      <w:rFonts w:asciiTheme="majorHAnsi" w:eastAsiaTheme="majorEastAsia" w:hAnsiTheme="majorHAnsi" w:cstheme="majorBidi"/>
       <w:b/>
       <w:bCs/>
-      <w:color w:val="393783"/>
-      <w:sz w:val="30"/>
+      <w:color w:val="365F91" w:themeColor="accent1" w:themeShade="BF"/>
+      <w:sz w:val="28"/>
       <w:szCs w:val="28"/>
     </w:rPr>
   </w:style>
@@ -2448,15 +1006,15 @@
     <w:pPr>
       <w:keepNext/>
       <w:keepLines/>
-      <w:spacing w:before="200" w:after="80" w:line="240" w:lineRule="auto"/>
+      <w:spacing w:before="200" w:after="0"/>
       <w:outlineLvl w:val="1"/>
     </w:pPr>
     <w:rPr>
-      <w:rFonts w:cstheme="majorBidi" w:ascii="Arial" w:hAnsi="Arial"/>
+      <w:rFonts w:asciiTheme="majorHAnsi" w:eastAsiaTheme="majorEastAsia" w:hAnsiTheme="majorHAnsi" w:cstheme="majorBidi"/>
       <w:b/>
       <w:bCs/>
-      <w:color w:val="172033"/>
-      <w:sz w:val="24"/>
+      <w:color w:val="4F81BD" w:themeColor="accent1"/>
+      <w:sz w:val="26"/>
       <w:szCs w:val="26"/>
     </w:rPr>
   </w:style>
@@ -2476,7 +1034,7 @@
       <w:outlineLvl w:val="2"/>
     </w:pPr>
     <w:rPr>
-      <w:rFonts w:cstheme="majorBidi"/>
+      <w:rFonts w:asciiTheme="majorHAnsi" w:eastAsiaTheme="majorEastAsia" w:hAnsiTheme="majorHAnsi" w:cstheme="majorBidi"/>
       <w:b/>
       <w:bCs/>
       <w:color w:val="4F81BD" w:themeColor="accent1"/>
@@ -2499,7 +1057,7 @@
       <w:outlineLvl w:val="3"/>
     </w:pPr>
     <w:rPr>
-      <w:rFonts w:cstheme="majorBidi"/>
+      <w:rFonts w:asciiTheme="majorHAnsi" w:eastAsiaTheme="majorEastAsia" w:hAnsiTheme="majorHAnsi" w:cstheme="majorBidi"/>
       <w:b/>
       <w:bCs/>
       <w:i/>
@@ -2524,7 +1082,7 @@
       <w:outlineLvl w:val="4"/>
     </w:pPr>
     <w:rPr>
-      <w:rFonts w:cstheme="majorBidi"/>
+      <w:rFonts w:asciiTheme="majorHAnsi" w:eastAsiaTheme="majorEastAsia" w:hAnsiTheme="majorHAnsi" w:cstheme="majorBidi"/>
       <w:color w:val="243F60" w:themeColor="accent1" w:themeShade="7F"/>
     </w:rPr>
   </w:style>
@@ -2545,7 +1103,7 @@
       <w:outlineLvl w:val="5"/>
     </w:pPr>
     <w:rPr>
-      <w:rFonts w:cstheme="majorBidi"/>
+      <w:rFonts w:asciiTheme="majorHAnsi" w:eastAsiaTheme="majorEastAsia" w:hAnsiTheme="majorHAnsi" w:cstheme="majorBidi"/>
       <w:i/>
       <w:iCs/>
       <w:color w:val="243F60" w:themeColor="accent1" w:themeShade="7F"/>
@@ -2568,7 +1126,7 @@
       <w:outlineLvl w:val="6"/>
     </w:pPr>
     <w:rPr>
-      <w:rFonts w:cstheme="majorBidi"/>
+      <w:rFonts w:asciiTheme="majorHAnsi" w:eastAsiaTheme="majorEastAsia" w:hAnsiTheme="majorHAnsi" w:cstheme="majorBidi"/>
       <w:i/>
       <w:iCs/>
       <w:color w:val="404040" w:themeColor="text1" w:themeTint="BF"/>
@@ -2591,7 +1149,7 @@
       <w:outlineLvl w:val="7"/>
     </w:pPr>
     <w:rPr>
-      <w:rFonts w:cstheme="majorBidi"/>
+      <w:rFonts w:asciiTheme="majorHAnsi" w:eastAsiaTheme="majorEastAsia" w:hAnsiTheme="majorHAnsi" w:cstheme="majorBidi"/>
       <w:color w:val="4F81BD" w:themeColor="accent1"/>
       <w:sz w:val="20"/>
       <w:szCs w:val="20"/>
@@ -2614,7 +1172,7 @@
       <w:outlineLvl w:val="8"/>
     </w:pPr>
     <w:rPr>
-      <w:rFonts w:cstheme="majorBidi"/>
+      <w:rFonts w:asciiTheme="majorHAnsi" w:eastAsiaTheme="majorEastAsia" w:hAnsiTheme="majorHAnsi" w:cstheme="majorBidi"/>
       <w:i/>
       <w:iCs/>
       <w:color w:val="404040" w:themeColor="text1" w:themeTint="BF"/>
@@ -2665,7 +1223,7 @@
     <w:uiPriority w:val="9"/>
     <w:rsid w:val="00FC693F"/>
     <w:rPr>
-      <w:rFonts w:cstheme="majorBidi"/>
+      <w:rFonts w:asciiTheme="majorHAnsi" w:eastAsiaTheme="majorEastAsia" w:hAnsiTheme="majorHAnsi" w:cstheme="majorBidi"/>
       <w:b/>
       <w:bCs/>
       <w:color w:val="365F91" w:themeColor="accent1" w:themeShade="BF"/>
@@ -2680,7 +1238,7 @@
     <w:uiPriority w:val="9"/>
     <w:rsid w:val="00FC693F"/>
     <w:rPr>
-      <w:rFonts w:cstheme="majorBidi"/>
+      <w:rFonts w:asciiTheme="majorHAnsi" w:eastAsiaTheme="majorEastAsia" w:hAnsiTheme="majorHAnsi" w:cstheme="majorBidi"/>
       <w:b/>
       <w:bCs/>
       <w:color w:val="4F81BD" w:themeColor="accent1"/>
@@ -2695,7 +1253,7 @@
     <w:uiPriority w:val="9"/>
     <w:rsid w:val="00FC693F"/>
     <w:rPr>
-      <w:rFonts w:cstheme="majorBidi"/>
+      <w:rFonts w:asciiTheme="majorHAnsi" w:eastAsiaTheme="majorEastAsia" w:hAnsiTheme="majorHAnsi" w:cstheme="majorBidi"/>
       <w:b/>
       <w:bCs/>
       <w:color w:val="4F81BD" w:themeColor="accent1"/>
@@ -2710,17 +1268,15 @@
     <w:qFormat/>
     <w:rsid w:val="00FC693F"/>
     <w:pPr>
-      <w:keepNext/>
-      <w:spacing w:after="80" w:line="240" w:lineRule="auto"/>
+      <w:spacing w:after="300" w:line="240" w:lineRule="auto"/>
       <w:contextualSpacing/>
     </w:pPr>
     <w:rPr>
-      <w:rFonts w:cstheme="majorBidi" w:ascii="Arial" w:hAnsi="Arial"/>
-      <w:b/>
-      <w:color w:val="393783"/>
+      <w:rFonts w:asciiTheme="majorHAnsi" w:eastAsiaTheme="majorEastAsia" w:hAnsiTheme="majorHAnsi" w:cstheme="majorBidi"/>
+      <w:color w:val="17365D" w:themeColor="text2" w:themeShade="BF"/>
       <w:spacing w:val="5"/>
       <w:kern w:val="28"/>
-      <w:sz w:val="70"/>
+      <w:sz w:val="52"/>
       <w:szCs w:val="52"/>
     </w:rPr>
   </w:style>
@@ -2731,7 +1287,7 @@
     <w:uiPriority w:val="10"/>
     <w:rsid w:val="00FC693F"/>
     <w:rPr>
-      <w:rFonts w:cstheme="majorBidi"/>
+      <w:rFonts w:asciiTheme="majorHAnsi" w:eastAsiaTheme="majorEastAsia" w:hAnsiTheme="majorHAnsi" w:cstheme="majorBidi"/>
       <w:color w:val="17365D" w:themeColor="text2" w:themeShade="BF"/>
       <w:spacing w:val="5"/>
       <w:kern w:val="28"/>
@@ -2751,13 +1307,12 @@
       <w:numPr>
         <w:ilvl w:val="1"/>
       </w:numPr>
-      <w:spacing w:after="80" w:line="240" w:lineRule="auto"/>
     </w:pPr>
     <w:rPr>
-      <w:rFonts w:cstheme="majorBidi" w:ascii="Arial" w:hAnsi="Arial"/>
+      <w:rFonts w:asciiTheme="majorHAnsi" w:eastAsiaTheme="majorEastAsia" w:hAnsiTheme="majorHAnsi" w:cstheme="majorBidi"/>
       <w:i/>
       <w:iCs/>
-      <w:color w:val="172033"/>
+      <w:color w:val="4F81BD" w:themeColor="accent1"/>
       <w:spacing w:val="15"/>
       <w:sz w:val="24"/>
       <w:szCs w:val="24"/>
@@ -2770,7 +1325,7 @@
     <w:uiPriority w:val="11"/>
     <w:rsid w:val="00FC693F"/>
     <w:rPr>
-      <w:rFonts w:cstheme="majorBidi"/>
+      <w:rFonts w:asciiTheme="majorHAnsi" w:eastAsiaTheme="majorEastAsia" w:hAnsiTheme="majorHAnsi" w:cstheme="majorBidi"/>
       <w:i/>
       <w:iCs/>
       <w:color w:val="4F81BD" w:themeColor="accent1"/>
@@ -2895,14 +1450,8 @@
       <w:numPr>
         <w:numId w:val="1"/>
       </w:numPr>
-      <w:spacing w:after="80" w:line="240" w:lineRule="auto"/>
       <w:contextualSpacing/>
     </w:pPr>
-    <w:rPr>
-      <w:rFonts w:ascii="Arial" w:hAnsi="Arial"/>
-      <w:color w:val="172033"/>
-      <w:sz w:val="20"/>
-    </w:rPr>
   </w:style>
   <w:style w:type="paragraph" w:styleId="ListBullet2">
     <w:name w:val="List Bullet 2"/>
@@ -3074,7 +1623,7 @@
     <w:semiHidden/>
     <w:rsid w:val="00FC693F"/>
     <w:rPr>
-      <w:rFonts w:cstheme="majorBidi"/>
+      <w:rFonts w:asciiTheme="majorHAnsi" w:eastAsiaTheme="majorEastAsia" w:hAnsiTheme="majorHAnsi" w:cstheme="majorBidi"/>
       <w:b/>
       <w:bCs/>
       <w:i/>
@@ -3090,7 +1639,7 @@
     <w:semiHidden/>
     <w:rsid w:val="00FC693F"/>
     <w:rPr>
-      <w:rFonts w:cstheme="majorBidi"/>
+      <w:rFonts w:asciiTheme="majorHAnsi" w:eastAsiaTheme="majorEastAsia" w:hAnsiTheme="majorHAnsi" w:cstheme="majorBidi"/>
       <w:color w:val="243F60" w:themeColor="accent1" w:themeShade="7F"/>
     </w:rPr>
   </w:style>
@@ -3102,7 +1651,7 @@
     <w:semiHidden/>
     <w:rsid w:val="00FC693F"/>
     <w:rPr>
-      <w:rFonts w:cstheme="majorBidi"/>
+      <w:rFonts w:asciiTheme="majorHAnsi" w:eastAsiaTheme="majorEastAsia" w:hAnsiTheme="majorHAnsi" w:cstheme="majorBidi"/>
       <w:i/>
       <w:iCs/>
       <w:color w:val="243F60" w:themeColor="accent1" w:themeShade="7F"/>
@@ -3116,7 +1665,7 @@
     <w:semiHidden/>
     <w:rsid w:val="00FC693F"/>
     <w:rPr>
-      <w:rFonts w:cstheme="majorBidi"/>
+      <w:rFonts w:asciiTheme="majorHAnsi" w:eastAsiaTheme="majorEastAsia" w:hAnsiTheme="majorHAnsi" w:cstheme="majorBidi"/>
       <w:i/>
       <w:iCs/>
       <w:color w:val="404040" w:themeColor="text1" w:themeTint="BF"/>
@@ -3130,7 +1679,7 @@
     <w:semiHidden/>
     <w:rsid w:val="00FC693F"/>
     <w:rPr>
-      <w:rFonts w:cstheme="majorBidi"/>
+      <w:rFonts w:asciiTheme="majorHAnsi" w:eastAsiaTheme="majorEastAsia" w:hAnsiTheme="majorHAnsi" w:cstheme="majorBidi"/>
       <w:color w:val="4F81BD" w:themeColor="accent1"/>
       <w:sz w:val="20"/>
       <w:szCs w:val="20"/>
@@ -3144,7 +1693,7 @@
     <w:semiHidden/>
     <w:rsid w:val="00FC693F"/>
     <w:rPr>
-      <w:rFonts w:cstheme="majorBidi"/>
+      <w:rFonts w:asciiTheme="majorHAnsi" w:eastAsiaTheme="majorEastAsia" w:hAnsiTheme="majorHAnsi" w:cstheme="majorBidi"/>
       <w:i/>
       <w:iCs/>
       <w:color w:val="404040" w:themeColor="text1" w:themeTint="BF"/>
@@ -4730,7 +3279,7 @@
         <w:spacing w:before="0" w:after="0" w:line="240" w:lineRule="auto"/>
       </w:pPr>
       <w:rPr>
-        <w:rFonts w:cstheme="majorBidi"/>
+        <w:rFonts w:asciiTheme="majorHAnsi" w:eastAsiaTheme="majorEastAsia" w:hAnsiTheme="majorHAnsi" w:cstheme="majorBidi"/>
         <w:b/>
         <w:bCs/>
       </w:rPr>
@@ -4751,7 +3300,7 @@
         <w:spacing w:before="0" w:after="0" w:line="240" w:lineRule="auto"/>
       </w:pPr>
       <w:rPr>
-        <w:rFonts w:cstheme="majorBidi"/>
+        <w:rFonts w:asciiTheme="majorHAnsi" w:eastAsiaTheme="majorEastAsia" w:hAnsiTheme="majorHAnsi" w:cstheme="majorBidi"/>
         <w:b/>
         <w:bCs/>
       </w:rPr>
@@ -4769,14 +3318,14 @@
     </w:tblStylePr>
     <w:tblStylePr w:type="firstCol">
       <w:rPr>
-        <w:rFonts w:cstheme="majorBidi"/>
+        <w:rFonts w:asciiTheme="majorHAnsi" w:eastAsiaTheme="majorEastAsia" w:hAnsiTheme="majorHAnsi" w:cstheme="majorBidi"/>
         <w:b/>
         <w:bCs/>
       </w:rPr>
     </w:tblStylePr>
     <w:tblStylePr w:type="lastCol">
       <w:rPr>
-        <w:rFonts w:cstheme="majorBidi"/>
+        <w:rFonts w:asciiTheme="majorHAnsi" w:eastAsiaTheme="majorEastAsia" w:hAnsiTheme="majorHAnsi" w:cstheme="majorBidi"/>
         <w:b/>
         <w:bCs/>
       </w:rPr>
@@ -4860,7 +3409,7 @@
         <w:spacing w:before="0" w:after="0" w:line="240" w:lineRule="auto"/>
       </w:pPr>
       <w:rPr>
-        <w:rFonts w:cstheme="majorBidi"/>
+        <w:rFonts w:asciiTheme="majorHAnsi" w:eastAsiaTheme="majorEastAsia" w:hAnsiTheme="majorHAnsi" w:cstheme="majorBidi"/>
         <w:b/>
         <w:bCs/>
       </w:rPr>
@@ -4881,7 +3430,7 @@
         <w:spacing w:before="0" w:after="0" w:line="240" w:lineRule="auto"/>
       </w:pPr>
       <w:rPr>
-        <w:rFonts w:cstheme="majorBidi"/>
+        <w:rFonts w:asciiTheme="majorHAnsi" w:eastAsiaTheme="majorEastAsia" w:hAnsiTheme="majorHAnsi" w:cstheme="majorBidi"/>
         <w:b/>
         <w:bCs/>
       </w:rPr>
@@ -4899,14 +3448,14 @@
     </w:tblStylePr>
     <w:tblStylePr w:type="firstCol">
       <w:rPr>
-        <w:rFonts w:cstheme="majorBidi"/>
+        <w:rFonts w:asciiTheme="majorHAnsi" w:eastAsiaTheme="majorEastAsia" w:hAnsiTheme="majorHAnsi" w:cstheme="majorBidi"/>
         <w:b/>
         <w:bCs/>
       </w:rPr>
     </w:tblStylePr>
     <w:tblStylePr w:type="lastCol">
       <w:rPr>
-        <w:rFonts w:cstheme="majorBidi"/>
+        <w:rFonts w:asciiTheme="majorHAnsi" w:eastAsiaTheme="majorEastAsia" w:hAnsiTheme="majorHAnsi" w:cstheme="majorBidi"/>
         <w:b/>
         <w:bCs/>
       </w:rPr>
@@ -4990,7 +3539,7 @@
         <w:spacing w:before="0" w:after="0" w:line="240" w:lineRule="auto"/>
       </w:pPr>
       <w:rPr>
-        <w:rFonts w:cstheme="majorBidi"/>
+        <w:rFonts w:asciiTheme="majorHAnsi" w:eastAsiaTheme="majorEastAsia" w:hAnsiTheme="majorHAnsi" w:cstheme="majorBidi"/>
         <w:b/>
         <w:bCs/>
       </w:rPr>
@@ -5011,7 +3560,7 @@
         <w:spacing w:before="0" w:after="0" w:line="240" w:lineRule="auto"/>
       </w:pPr>
       <w:rPr>
-        <w:rFonts w:cstheme="majorBidi"/>
+        <w:rFonts w:asciiTheme="majorHAnsi" w:eastAsiaTheme="majorEastAsia" w:hAnsiTheme="majorHAnsi" w:cstheme="majorBidi"/>
         <w:b/>
         <w:bCs/>
       </w:rPr>
@@ -5029,14 +3578,14 @@
     </w:tblStylePr>
     <w:tblStylePr w:type="firstCol">
       <w:rPr>
-        <w:rFonts w:cstheme="majorBidi"/>
+        <w:rFonts w:asciiTheme="majorHAnsi" w:eastAsiaTheme="majorEastAsia" w:hAnsiTheme="majorHAnsi" w:cstheme="majorBidi"/>
         <w:b/>
         <w:bCs/>
       </w:rPr>
     </w:tblStylePr>
     <w:tblStylePr w:type="lastCol">
       <w:rPr>
-        <w:rFonts w:cstheme="majorBidi"/>
+        <w:rFonts w:asciiTheme="majorHAnsi" w:eastAsiaTheme="majorEastAsia" w:hAnsiTheme="majorHAnsi" w:cstheme="majorBidi"/>
         <w:b/>
         <w:bCs/>
       </w:rPr>
@@ -5120,7 +3669,7 @@
         <w:spacing w:before="0" w:after="0" w:line="240" w:lineRule="auto"/>
       </w:pPr>
       <w:rPr>
-        <w:rFonts w:cstheme="majorBidi"/>
+        <w:rFonts w:asciiTheme="majorHAnsi" w:eastAsiaTheme="majorEastAsia" w:hAnsiTheme="majorHAnsi" w:cstheme="majorBidi"/>
         <w:b/>
         <w:bCs/>
       </w:rPr>
@@ -5141,7 +3690,7 @@
         <w:spacing w:before="0" w:after="0" w:line="240" w:lineRule="auto"/>
       </w:pPr>
       <w:rPr>
-        <w:rFonts w:cstheme="majorBidi"/>
+        <w:rFonts w:asciiTheme="majorHAnsi" w:eastAsiaTheme="majorEastAsia" w:hAnsiTheme="majorHAnsi" w:cstheme="majorBidi"/>
         <w:b/>
         <w:bCs/>
       </w:rPr>
@@ -5159,14 +3708,14 @@
     </w:tblStylePr>
     <w:tblStylePr w:type="firstCol">
       <w:rPr>
-        <w:rFonts w:cstheme="majorBidi"/>
+        <w:rFonts w:asciiTheme="majorHAnsi" w:eastAsiaTheme="majorEastAsia" w:hAnsiTheme="majorHAnsi" w:cstheme="majorBidi"/>
         <w:b/>
         <w:bCs/>
       </w:rPr>
     </w:tblStylePr>
     <w:tblStylePr w:type="lastCol">
       <w:rPr>
-        <w:rFonts w:cstheme="majorBidi"/>
+        <w:rFonts w:asciiTheme="majorHAnsi" w:eastAsiaTheme="majorEastAsia" w:hAnsiTheme="majorHAnsi" w:cstheme="majorBidi"/>
         <w:b/>
         <w:bCs/>
       </w:rPr>
@@ -5250,7 +3799,7 @@
         <w:spacing w:before="0" w:after="0" w:line="240" w:lineRule="auto"/>
       </w:pPr>
       <w:rPr>
-        <w:rFonts w:cstheme="majorBidi"/>
+        <w:rFonts w:asciiTheme="majorHAnsi" w:eastAsiaTheme="majorEastAsia" w:hAnsiTheme="majorHAnsi" w:cstheme="majorBidi"/>
         <w:b/>
         <w:bCs/>
       </w:rPr>
@@ -5271,7 +3820,7 @@
         <w:spacing w:before="0" w:after="0" w:line="240" w:lineRule="auto"/>
       </w:pPr>
       <w:rPr>
-        <w:rFonts w:cstheme="majorBidi"/>
+        <w:rFonts w:asciiTheme="majorHAnsi" w:eastAsiaTheme="majorEastAsia" w:hAnsiTheme="majorHAnsi" w:cstheme="majorBidi"/>
         <w:b/>
         <w:bCs/>
       </w:rPr>
@@ -5289,14 +3838,14 @@
     </w:tblStylePr>
     <w:tblStylePr w:type="firstCol">
       <w:rPr>
-        <w:rFonts w:cstheme="majorBidi"/>
+        <w:rFonts w:asciiTheme="majorHAnsi" w:eastAsiaTheme="majorEastAsia" w:hAnsiTheme="majorHAnsi" w:cstheme="majorBidi"/>
         <w:b/>
         <w:bCs/>
       </w:rPr>
     </w:tblStylePr>
     <w:tblStylePr w:type="lastCol">
       <w:rPr>
-        <w:rFonts w:cstheme="majorBidi"/>
+        <w:rFonts w:asciiTheme="majorHAnsi" w:eastAsiaTheme="majorEastAsia" w:hAnsiTheme="majorHAnsi" w:cstheme="majorBidi"/>
         <w:b/>
         <w:bCs/>
       </w:rPr>
@@ -5380,7 +3929,7 @@
         <w:spacing w:before="0" w:after="0" w:line="240" w:lineRule="auto"/>
       </w:pPr>
       <w:rPr>
-        <w:rFonts w:cstheme="majorBidi"/>
+        <w:rFonts w:asciiTheme="majorHAnsi" w:eastAsiaTheme="majorEastAsia" w:hAnsiTheme="majorHAnsi" w:cstheme="majorBidi"/>
         <w:b/>
         <w:bCs/>
       </w:rPr>
@@ -5401,7 +3950,7 @@
         <w:spacing w:before="0" w:after="0" w:line="240" w:lineRule="auto"/>
       </w:pPr>
       <w:rPr>
-        <w:rFonts w:cstheme="majorBidi"/>
+        <w:rFonts w:asciiTheme="majorHAnsi" w:eastAsiaTheme="majorEastAsia" w:hAnsiTheme="majorHAnsi" w:cstheme="majorBidi"/>
         <w:b/>
         <w:bCs/>
       </w:rPr>
@@ -5419,14 +3968,14 @@
     </w:tblStylePr>
     <w:tblStylePr w:type="firstCol">
       <w:rPr>
-        <w:rFonts w:cstheme="majorBidi"/>
+        <w:rFonts w:asciiTheme="majorHAnsi" w:eastAsiaTheme="majorEastAsia" w:hAnsiTheme="majorHAnsi" w:cstheme="majorBidi"/>
         <w:b/>
         <w:bCs/>
       </w:rPr>
     </w:tblStylePr>
     <w:tblStylePr w:type="lastCol">
       <w:rPr>
-        <w:rFonts w:cstheme="majorBidi"/>
+        <w:rFonts w:asciiTheme="majorHAnsi" w:eastAsiaTheme="majorEastAsia" w:hAnsiTheme="majorHAnsi" w:cstheme="majorBidi"/>
         <w:b/>
         <w:bCs/>
       </w:rPr>
@@ -5510,7 +4059,7 @@
         <w:spacing w:before="0" w:after="0" w:line="240" w:lineRule="auto"/>
       </w:pPr>
       <w:rPr>
-        <w:rFonts w:cstheme="majorBidi"/>
+        <w:rFonts w:asciiTheme="majorHAnsi" w:eastAsiaTheme="majorEastAsia" w:hAnsiTheme="majorHAnsi" w:cstheme="majorBidi"/>
         <w:b/>
         <w:bCs/>
       </w:rPr>
@@ -5531,7 +4080,7 @@
         <w:spacing w:before="0" w:after="0" w:line="240" w:lineRule="auto"/>
       </w:pPr>
       <w:rPr>
-        <w:rFonts w:cstheme="majorBidi"/>
+        <w:rFonts w:asciiTheme="majorHAnsi" w:eastAsiaTheme="majorEastAsia" w:hAnsiTheme="majorHAnsi" w:cstheme="majorBidi"/>
         <w:b/>
         <w:bCs/>
       </w:rPr>
@@ -5549,14 +4098,14 @@
     </w:tblStylePr>
     <w:tblStylePr w:type="firstCol">
       <w:rPr>
-        <w:rFonts w:cstheme="majorBidi"/>
+        <w:rFonts w:asciiTheme="majorHAnsi" w:eastAsiaTheme="majorEastAsia" w:hAnsiTheme="majorHAnsi" w:cstheme="majorBidi"/>
         <w:b/>
         <w:bCs/>
       </w:rPr>
     </w:tblStylePr>
     <w:tblStylePr w:type="lastCol">
       <w:rPr>
-        <w:rFonts w:cstheme="majorBidi"/>
+        <w:rFonts w:asciiTheme="majorHAnsi" w:eastAsiaTheme="majorEastAsia" w:hAnsiTheme="majorHAnsi" w:cstheme="majorBidi"/>
         <w:b/>
         <w:bCs/>
       </w:rPr>
@@ -7421,7 +5970,7 @@
     </w:tblPr>
     <w:tblStylePr w:type="firstRow">
       <w:rPr>
-        <w:rFonts w:cstheme="majorBidi"/>
+        <w:rFonts w:asciiTheme="majorHAnsi" w:eastAsiaTheme="majorEastAsia" w:hAnsiTheme="majorHAnsi" w:cstheme="majorBidi"/>
       </w:rPr>
       <w:tblPr/>
       <w:tcPr>
@@ -7505,7 +6054,7 @@
     </w:tblPr>
     <w:tblStylePr w:type="firstRow">
       <w:rPr>
-        <w:rFonts w:cstheme="majorBidi"/>
+        <w:rFonts w:asciiTheme="majorHAnsi" w:eastAsiaTheme="majorEastAsia" w:hAnsiTheme="majorHAnsi" w:cstheme="majorBidi"/>
       </w:rPr>
       <w:tblPr/>
       <w:tcPr>
@@ -7589,7 +6138,7 @@
     </w:tblPr>
     <w:tblStylePr w:type="firstRow">
       <w:rPr>
-        <w:rFonts w:cstheme="majorBidi"/>
+        <w:rFonts w:asciiTheme="majorHAnsi" w:eastAsiaTheme="majorEastAsia" w:hAnsiTheme="majorHAnsi" w:cstheme="majorBidi"/>
       </w:rPr>
       <w:tblPr/>
       <w:tcPr>
@@ -7673,7 +6222,7 @@
     </w:tblPr>
     <w:tblStylePr w:type="firstRow">
       <w:rPr>
-        <w:rFonts w:cstheme="majorBidi"/>
+        <w:rFonts w:asciiTheme="majorHAnsi" w:eastAsiaTheme="majorEastAsia" w:hAnsiTheme="majorHAnsi" w:cstheme="majorBidi"/>
       </w:rPr>
       <w:tblPr/>
       <w:tcPr>
@@ -7757,7 +6306,7 @@
     </w:tblPr>
     <w:tblStylePr w:type="firstRow">
       <w:rPr>
-        <w:rFonts w:cstheme="majorBidi"/>
+        <w:rFonts w:asciiTheme="majorHAnsi" w:eastAsiaTheme="majorEastAsia" w:hAnsiTheme="majorHAnsi" w:cstheme="majorBidi"/>
       </w:rPr>
       <w:tblPr/>
       <w:tcPr>
@@ -7841,7 +6390,7 @@
     </w:tblPr>
     <w:tblStylePr w:type="firstRow">
       <w:rPr>
-        <w:rFonts w:cstheme="majorBidi"/>
+        <w:rFonts w:asciiTheme="majorHAnsi" w:eastAsiaTheme="majorEastAsia" w:hAnsiTheme="majorHAnsi" w:cstheme="majorBidi"/>
       </w:rPr>
       <w:tblPr/>
       <w:tcPr>
@@ -7925,7 +6474,7 @@
     </w:tblPr>
     <w:tblStylePr w:type="firstRow">
       <w:rPr>
-        <w:rFonts w:cstheme="majorBidi"/>
+        <w:rFonts w:asciiTheme="majorHAnsi" w:eastAsiaTheme="majorEastAsia" w:hAnsiTheme="majorHAnsi" w:cstheme="majorBidi"/>
       </w:rPr>
       <w:tblPr/>
       <w:tcPr>
@@ -7990,7 +6539,7 @@
       <w:spacing w:after="0" w:line="240" w:lineRule="auto"/>
     </w:pPr>
     <w:rPr>
-      <w:rFonts w:cstheme="majorBidi"/>
+      <w:rFonts w:asciiTheme="majorHAnsi" w:eastAsiaTheme="majorEastAsia" w:hAnsiTheme="majorHAnsi" w:cstheme="majorBidi"/>
       <w:color w:val="000000" w:themeColor="text1"/>
     </w:rPr>
     <w:tblPr>
@@ -8118,7 +6667,7 @@
       <w:spacing w:after="0" w:line="240" w:lineRule="auto"/>
     </w:pPr>
     <w:rPr>
-      <w:rFonts w:cstheme="majorBidi"/>
+      <w:rFonts w:asciiTheme="majorHAnsi" w:eastAsiaTheme="majorEastAsia" w:hAnsiTheme="majorHAnsi" w:cstheme="majorBidi"/>
       <w:color w:val="000000" w:themeColor="text1"/>
     </w:rPr>
     <w:tblPr>
@@ -8246,7 +6795,7 @@
       <w:spacing w:after="0" w:line="240" w:lineRule="auto"/>
     </w:pPr>
     <w:rPr>
-      <w:rFonts w:cstheme="majorBidi"/>
+      <w:rFonts w:asciiTheme="majorHAnsi" w:eastAsiaTheme="majorEastAsia" w:hAnsiTheme="majorHAnsi" w:cstheme="majorBidi"/>
       <w:color w:val="000000" w:themeColor="text1"/>
     </w:rPr>
     <w:tblPr>
@@ -8374,7 +6923,7 @@
       <w:spacing w:after="0" w:line="240" w:lineRule="auto"/>
     </w:pPr>
     <w:rPr>
-      <w:rFonts w:cstheme="majorBidi"/>
+      <w:rFonts w:asciiTheme="majorHAnsi" w:eastAsiaTheme="majorEastAsia" w:hAnsiTheme="majorHAnsi" w:cstheme="majorBidi"/>
       <w:color w:val="000000" w:themeColor="text1"/>
     </w:rPr>
     <w:tblPr>
@@ -8502,7 +7051,7 @@
       <w:spacing w:after="0" w:line="240" w:lineRule="auto"/>
     </w:pPr>
     <w:rPr>
-      <w:rFonts w:cstheme="majorBidi"/>
+      <w:rFonts w:asciiTheme="majorHAnsi" w:eastAsiaTheme="majorEastAsia" w:hAnsiTheme="majorHAnsi" w:cstheme="majorBidi"/>
       <w:color w:val="000000" w:themeColor="text1"/>
     </w:rPr>
     <w:tblPr>
@@ -8630,7 +7179,7 @@
       <w:spacing w:after="0" w:line="240" w:lineRule="auto"/>
     </w:pPr>
     <w:rPr>
-      <w:rFonts w:cstheme="majorBidi"/>
+      <w:rFonts w:asciiTheme="majorHAnsi" w:eastAsiaTheme="majorEastAsia" w:hAnsiTheme="majorHAnsi" w:cstheme="majorBidi"/>
       <w:color w:val="000000" w:themeColor="text1"/>
     </w:rPr>
     <w:tblPr>
@@ -8758,7 +7307,7 @@
       <w:spacing w:after="0" w:line="240" w:lineRule="auto"/>
     </w:pPr>
     <w:rPr>
-      <w:rFonts w:cstheme="majorBidi"/>
+      <w:rFonts w:asciiTheme="majorHAnsi" w:eastAsiaTheme="majorEastAsia" w:hAnsiTheme="majorHAnsi" w:cstheme="majorBidi"/>
       <w:color w:val="000000" w:themeColor="text1"/>
     </w:rPr>
     <w:tblPr>
@@ -9397,7 +7946,7 @@
       <w:spacing w:after="0" w:line="240" w:lineRule="auto"/>
     </w:pPr>
     <w:rPr>
-      <w:rFonts w:cstheme="majorBidi"/>
+      <w:rFonts w:asciiTheme="majorHAnsi" w:eastAsiaTheme="majorEastAsia" w:hAnsiTheme="majorHAnsi" w:cstheme="majorBidi"/>
       <w:color w:val="000000" w:themeColor="text1"/>
     </w:rPr>
     <w:tblPr>
@@ -9522,7 +8071,7 @@
       <w:spacing w:after="0" w:line="240" w:lineRule="auto"/>
     </w:pPr>
     <w:rPr>
-      <w:rFonts w:cstheme="majorBidi"/>
+      <w:rFonts w:asciiTheme="majorHAnsi" w:eastAsiaTheme="majorEastAsia" w:hAnsiTheme="majorHAnsi" w:cstheme="majorBidi"/>
       <w:color w:val="000000" w:themeColor="text1"/>
     </w:rPr>
     <w:tblPr>
@@ -9647,7 +8196,7 @@
       <w:spacing w:after="0" w:line="240" w:lineRule="auto"/>
     </w:pPr>
     <w:rPr>
-      <w:rFonts w:cstheme="majorBidi"/>
+      <w:rFonts w:asciiTheme="majorHAnsi" w:eastAsiaTheme="majorEastAsia" w:hAnsiTheme="majorHAnsi" w:cstheme="majorBidi"/>
       <w:color w:val="000000" w:themeColor="text1"/>
     </w:rPr>
     <w:tblPr>
@@ -9772,7 +8321,7 @@
       <w:spacing w:after="0" w:line="240" w:lineRule="auto"/>
     </w:pPr>
     <w:rPr>
-      <w:rFonts w:cstheme="majorBidi"/>
+      <w:rFonts w:asciiTheme="majorHAnsi" w:eastAsiaTheme="majorEastAsia" w:hAnsiTheme="majorHAnsi" w:cstheme="majorBidi"/>
       <w:color w:val="000000" w:themeColor="text1"/>
     </w:rPr>
     <w:tblPr>
@@ -9897,7 +8446,7 @@
       <w:spacing w:after="0" w:line="240" w:lineRule="auto"/>
     </w:pPr>
     <w:rPr>
-      <w:rFonts w:cstheme="majorBidi"/>
+      <w:rFonts w:asciiTheme="majorHAnsi" w:eastAsiaTheme="majorEastAsia" w:hAnsiTheme="majorHAnsi" w:cstheme="majorBidi"/>
       <w:color w:val="000000" w:themeColor="text1"/>
     </w:rPr>
     <w:tblPr>
@@ -10022,7 +8571,7 @@
       <w:spacing w:after="0" w:line="240" w:lineRule="auto"/>
     </w:pPr>
     <w:rPr>
-      <w:rFonts w:cstheme="majorBidi"/>
+      <w:rFonts w:asciiTheme="majorHAnsi" w:eastAsiaTheme="majorEastAsia" w:hAnsiTheme="majorHAnsi" w:cstheme="majorBidi"/>
       <w:color w:val="000000" w:themeColor="text1"/>
     </w:rPr>
     <w:tblPr>
@@ -10147,7 +8696,7 @@
       <w:spacing w:after="0" w:line="240" w:lineRule="auto"/>
     </w:pPr>
     <w:rPr>
-      <w:rFonts w:cstheme="majorBidi"/>
+      <w:rFonts w:asciiTheme="majorHAnsi" w:eastAsiaTheme="majorEastAsia" w:hAnsiTheme="majorHAnsi" w:cstheme="majorBidi"/>
       <w:color w:val="000000" w:themeColor="text1"/>
     </w:rPr>
     <w:tblPr>

--- a/docs/templates/docx/presentation.docx
+++ b/docs/templates/docx/presentation.docx
@@ -11,7 +11,7 @@
           <w:rFonts w:ascii="Arial" w:hAnsi="Arial"/>
           <w:b/>
           <w:i w:val="0"/>
-          <w:color w:val="482884"/>
+          <w:color w:val="FFFFFF"/>
           <w:sz w:val="18"/>
         </w:rPr>
         <w:t>CIVIC LAB / THREE MINUTE BRIEF</w:t>
@@ -27,7 +27,7 @@
           <w:rFonts w:ascii="Arial" w:hAnsi="Arial"/>
           <w:b/>
           <w:i w:val="0"/>
-          <w:color w:val="482884"/>
+          <w:color w:val="FFFFFF"/>
           <w:sz w:val="68"/>
         </w:rPr>
         <w:t>Library After Hours Pilot</w:t>
@@ -42,7 +42,7 @@
           <w:rFonts w:ascii="Arial" w:hAnsi="Arial"/>
           <w:b w:val="0"/>
           <w:i w:val="0"/>
-          <w:color w:val="17252B"/>
+          <w:color w:val="F3F4F3"/>
           <w:sz w:val="26"/>
         </w:rPr>
         <w:t>Test one late opening each week before committing to a permanent change.</w:t>
@@ -57,7 +57,7 @@
           <w:rFonts w:ascii="Arial" w:hAnsi="Arial"/>
           <w:b w:val="0"/>
           <w:i w:val="0"/>
-          <w:color w:val="17252B"/>
+          <w:color w:val="F3F4F3"/>
           <w:sz w:val="22"/>
         </w:rPr>
         <w:t>This fictional presentation handout proposes Thursday openings until 21:00. Attendance, staffing and quiet-study demand will determine the next decision.</w:t>
@@ -77,7 +77,7 @@
         <w:tc>
           <w:tcPr>
             <w:tcW w:type="dxa" w:w="4656"/>
-            <w:shd w:fill="F5EFFF"/>
+            <w:shd w:fill="4821CE"/>
           </w:tcPr>
           <w:p>
             <w:pPr>
@@ -87,7 +87,7 @@
               <w:rPr>
                 <w:rFonts w:ascii="Arial" w:hAnsi="Arial"/>
                 <w:b/>
-                <w:color w:val="17252B"/>
+                <w:color w:val="F3F4F3"/>
                 <w:sz w:val="80"/>
               </w:rPr>
               <w:t>01</w:t>
@@ -101,7 +101,7 @@
               <w:rPr>
                 <w:rFonts w:ascii="Arial" w:hAnsi="Arial"/>
                 <w:b/>
-                <w:color w:val="17252B"/>
+                <w:color w:val="F3F4F3"/>
                 <w:sz w:val="30"/>
               </w:rPr>
               <w:t>The Need</w:t>
@@ -115,7 +115,7 @@
               <w:rPr>
                 <w:rFonts w:ascii="Arial" w:hAnsi="Arial"/>
                 <w:b w:val="0"/>
-                <w:color w:val="17252B"/>
+                <w:color w:val="F3F4F3"/>
                 <w:sz w:val="21"/>
               </w:rPr>
               <w:t>Evening visitors need access after work and classes. The pilot tests demand rather than assuming every weekday should open later.</w:t>
@@ -125,7 +125,7 @@
         <w:tc>
           <w:tcPr>
             <w:tcW w:type="dxa" w:w="4656"/>
-            <w:shd w:fill="482884"/>
+            <w:shd w:fill="F4FF53"/>
           </w:tcPr>
           <w:p>
             <w:pPr>
@@ -135,7 +135,7 @@
               <w:rPr>
                 <w:rFonts w:ascii="Arial" w:hAnsi="Arial"/>
                 <w:b/>
-                <w:color w:val="FFFFFF"/>
+                <w:color w:val="000000"/>
                 <w:sz w:val="80"/>
               </w:rPr>
               <w:t>02</w:t>
@@ -149,7 +149,7 @@
               <w:rPr>
                 <w:rFonts w:ascii="Arial" w:hAnsi="Arial"/>
                 <w:b/>
-                <w:color w:val="FFFFFF"/>
+                <w:color w:val="000000"/>
                 <w:sz w:val="30"/>
               </w:rPr>
               <w:t>The Experiment</w:t>
@@ -163,7 +163,7 @@
               <w:rPr>
                 <w:rFonts w:ascii="Arial" w:hAnsi="Arial"/>
                 <w:b w:val="0"/>
-                <w:color w:val="FFFFFF"/>
+                <w:color w:val="000000"/>
                 <w:sz w:val="21"/>
               </w:rPr>
               <w:t>Open on six Thursdays. Keep a quiet study zone, a staffed help point and a clear closing routine. Record occupancy every hour.</w:t>
@@ -173,7 +173,7 @@
         <w:tc>
           <w:tcPr>
             <w:tcW w:type="dxa" w:w="4656"/>
-            <w:shd w:fill="F5EFFF"/>
+            <w:shd w:fill="4821CE"/>
           </w:tcPr>
           <w:p>
             <w:pPr>
@@ -183,7 +183,7 @@
               <w:rPr>
                 <w:rFonts w:ascii="Arial" w:hAnsi="Arial"/>
                 <w:b/>
-                <w:color w:val="17252B"/>
+                <w:color w:val="F3F4F3"/>
                 <w:sz w:val="80"/>
               </w:rPr>
               <w:t>03</w:t>
@@ -197,7 +197,7 @@
               <w:rPr>
                 <w:rFonts w:ascii="Arial" w:hAnsi="Arial"/>
                 <w:b/>
-                <w:color w:val="17252B"/>
+                <w:color w:val="F3F4F3"/>
                 <w:sz w:val="30"/>
               </w:rPr>
               <w:t>The Decision</w:t>
@@ -211,7 +211,7 @@
               <w:rPr>
                 <w:rFonts w:ascii="Arial" w:hAnsi="Arial"/>
                 <w:b w:val="0"/>
-                <w:color w:val="17252B"/>
+                <w:color w:val="F3F4F3"/>
                 <w:sz w:val="21"/>
               </w:rPr>
               <w:t>Continue only if demand is sustained and the staffing plan is workable. Publish the measured results, including low-attendance evenings.</w:t>
@@ -229,7 +229,7 @@
           <w:rFonts w:ascii="Arial" w:hAnsi="Arial"/>
           <w:b w:val="0"/>
           <w:i w:val="0"/>
-          <w:color w:val="17252B"/>
+          <w:color w:val="F3F4F3"/>
           <w:sz w:val="6"/>
         </w:rPr>
       </w:r>
@@ -259,7 +259,7 @@
         <w:tc>
           <w:tcPr>
             <w:tcW w:type="dxa" w:w="4656"/>
-            <w:shd w:fill="482884"/>
+            <w:shd w:fill="FB7C52"/>
           </w:tcPr>
           <w:p>
             <w:pPr>
@@ -269,7 +269,7 @@
               <w:rPr>
                 <w:rFonts w:ascii="Arial" w:hAnsi="Arial"/>
                 <w:b/>
-                <w:color w:val="FFFFFF"/>
+                <w:color w:val="000000"/>
                 <w:sz w:val="20"/>
               </w:rPr>
               <w:t>Measure</w:t>
@@ -279,7 +279,7 @@
         <w:tc>
           <w:tcPr>
             <w:tcW w:type="dxa" w:w="4656"/>
-            <w:shd w:fill="482884"/>
+            <w:shd w:fill="FB7C52"/>
           </w:tcPr>
           <w:p>
             <w:pPr>
@@ -289,7 +289,7 @@
               <w:rPr>
                 <w:rFonts w:ascii="Arial" w:hAnsi="Arial"/>
                 <w:b/>
-                <w:color w:val="FFFFFF"/>
+                <w:color w:val="000000"/>
                 <w:sz w:val="20"/>
               </w:rPr>
               <w:t>Collection</w:t>
@@ -299,7 +299,7 @@
         <w:tc>
           <w:tcPr>
             <w:tcW w:type="dxa" w:w="4656"/>
-            <w:shd w:fill="482884"/>
+            <w:shd w:fill="FB7C52"/>
           </w:tcPr>
           <w:p>
             <w:pPr>
@@ -309,7 +309,7 @@
               <w:rPr>
                 <w:rFonts w:ascii="Arial" w:hAnsi="Arial"/>
                 <w:b/>
-                <w:color w:val="FFFFFF"/>
+                <w:color w:val="000000"/>
                 <w:sz w:val="20"/>
               </w:rPr>
               <w:t>Review</w:t>
@@ -324,7 +324,7 @@
         <w:tc>
           <w:tcPr>
             <w:tcW w:type="dxa" w:w="3492"/>
-            <w:shd w:fill="F5EFFF"/>
+            <w:shd w:fill="4821CE"/>
           </w:tcPr>
           <w:p>
             <w:pPr>
@@ -334,7 +334,7 @@
               <w:rPr>
                 <w:rFonts w:ascii="Arial" w:hAnsi="Arial"/>
                 <w:b/>
-                <w:color w:val="17252B"/>
+                <w:color w:val="F3F4F3"/>
                 <w:sz w:val="20"/>
               </w:rPr>
               <w:t>Visitors</w:t>
@@ -344,7 +344,7 @@
         <w:tc>
           <w:tcPr>
             <w:tcW w:type="dxa" w:w="5587"/>
-            <w:shd w:fill="F5EFFF"/>
+            <w:shd w:fill="4821CE"/>
           </w:tcPr>
           <w:p>
             <w:pPr>
@@ -354,7 +354,7 @@
               <w:rPr>
                 <w:rFonts w:ascii="Arial" w:hAnsi="Arial"/>
                 <w:b w:val="0"/>
-                <w:color w:val="17252B"/>
+                <w:color w:val="F3F4F3"/>
                 <w:sz w:val="20"/>
               </w:rPr>
               <w:t>Hourly count</w:t>
@@ -364,7 +364,7 @@
         <w:tc>
           <w:tcPr>
             <w:tcW w:type="dxa" w:w="4889"/>
-            <w:shd w:fill="F5EFFF"/>
+            <w:shd w:fill="4821CE"/>
           </w:tcPr>
           <w:p>
             <w:pPr>
@@ -374,7 +374,7 @@
               <w:rPr>
                 <w:rFonts w:ascii="Arial" w:hAnsi="Arial"/>
                 <w:b w:val="0"/>
-                <w:color w:val="17252B"/>
+                <w:color w:val="F3F4F3"/>
                 <w:sz w:val="20"/>
               </w:rPr>
               <w:t>Demand by hour</w:t>
@@ -389,7 +389,7 @@
         <w:tc>
           <w:tcPr>
             <w:tcW w:type="dxa" w:w="3492"/>
-            <w:shd w:fill="FFFFFF"/>
+            <w:shd w:fill="4821CE"/>
           </w:tcPr>
           <w:p>
             <w:pPr>
@@ -399,7 +399,7 @@
               <w:rPr>
                 <w:rFonts w:ascii="Arial" w:hAnsi="Arial"/>
                 <w:b/>
-                <w:color w:val="17252B"/>
+                <w:color w:val="F3F4F3"/>
                 <w:sz w:val="20"/>
               </w:rPr>
               <w:t>Quiet seats</w:t>
@@ -409,7 +409,7 @@
         <w:tc>
           <w:tcPr>
             <w:tcW w:type="dxa" w:w="5587"/>
-            <w:shd w:fill="FFFFFF"/>
+            <w:shd w:fill="4821CE"/>
           </w:tcPr>
           <w:p>
             <w:pPr>
@@ -419,7 +419,7 @@
               <w:rPr>
                 <w:rFonts w:ascii="Arial" w:hAnsi="Arial"/>
                 <w:b w:val="0"/>
-                <w:color w:val="17252B"/>
+                <w:color w:val="F3F4F3"/>
                 <w:sz w:val="20"/>
               </w:rPr>
               <w:t>Occupied / available</w:t>
@@ -429,7 +429,7 @@
         <w:tc>
           <w:tcPr>
             <w:tcW w:type="dxa" w:w="4889"/>
-            <w:shd w:fill="FFFFFF"/>
+            <w:shd w:fill="4821CE"/>
           </w:tcPr>
           <w:p>
             <w:pPr>
@@ -439,7 +439,7 @@
               <w:rPr>
                 <w:rFonts w:ascii="Arial" w:hAnsi="Arial"/>
                 <w:b w:val="0"/>
-                <w:color w:val="17252B"/>
+                <w:color w:val="F3F4F3"/>
                 <w:sz w:val="20"/>
               </w:rPr>
               <w:t>Capacity pressure</w:t>
@@ -454,7 +454,7 @@
         <w:tc>
           <w:tcPr>
             <w:tcW w:type="dxa" w:w="3492"/>
-            <w:shd w:fill="F5EFFF"/>
+            <w:shd w:fill="4821CE"/>
           </w:tcPr>
           <w:p>
             <w:pPr>
@@ -464,7 +464,7 @@
               <w:rPr>
                 <w:rFonts w:ascii="Arial" w:hAnsi="Arial"/>
                 <w:b/>
-                <w:color w:val="17252B"/>
+                <w:color w:val="F3F4F3"/>
                 <w:sz w:val="20"/>
               </w:rPr>
               <w:t>Staff hours</w:t>
@@ -474,7 +474,7 @@
         <w:tc>
           <w:tcPr>
             <w:tcW w:type="dxa" w:w="5587"/>
-            <w:shd w:fill="F5EFFF"/>
+            <w:shd w:fill="4821CE"/>
           </w:tcPr>
           <w:p>
             <w:pPr>
@@ -484,7 +484,7 @@
               <w:rPr>
                 <w:rFonts w:ascii="Arial" w:hAnsi="Arial"/>
                 <w:b w:val="0"/>
-                <w:color w:val="17252B"/>
+                <w:color w:val="F3F4F3"/>
                 <w:sz w:val="20"/>
               </w:rPr>
               <w:t>Scheduled and actual</w:t>
@@ -494,7 +494,7 @@
         <w:tc>
           <w:tcPr>
             <w:tcW w:type="dxa" w:w="4889"/>
-            <w:shd w:fill="F5EFFF"/>
+            <w:shd w:fill="4821CE"/>
           </w:tcPr>
           <w:p>
             <w:pPr>
@@ -504,7 +504,7 @@
               <w:rPr>
                 <w:rFonts w:ascii="Arial" w:hAnsi="Arial"/>
                 <w:b w:val="0"/>
-                <w:color w:val="17252B"/>
+                <w:color w:val="F3F4F3"/>
                 <w:sz w:val="20"/>
               </w:rPr>
               <w:t>Operating effort</w:t>
@@ -522,7 +522,7 @@
           <w:rFonts w:ascii="Arial" w:hAnsi="Arial"/>
           <w:b/>
           <w:i w:val="0"/>
-          <w:color w:val="482884"/>
+          <w:color w:val="FFFFFF"/>
           <w:sz w:val="18"/>
         </w:rPr>
         <w:t>Pilot proposal only · Synthetic example, not a funded program.</w:t>
@@ -530,6 +530,7 @@
     </w:p>
     <w:sectPr>
       <w:footerReference w:type="default" r:id="rId9"/>
+      <w:headerReference w:type="default" r:id="rId10"/>
       <w:pgSz w:w="15840" w:h="12240"/>
       <w:pgMar w:top="792" w:right="936" w:bottom="792" w:left="936" w:header="720" w:footer="720" w:gutter="0"/>
       <w:cols w:space="720"/>
@@ -547,13 +548,30 @@
     </w:pPr>
     <w:r>
       <w:rPr>
-        <w:color w:val="482884"/>
+        <w:color w:val="F3F4F3"/>
         <w:sz w:val="16"/>
       </w:rPr>
       <w:t>DAZZLER  /  FICTIONAL EXAMPLE  /  PRESENTATION</w:t>
     </w:r>
   </w:p>
 </w:ftr>
+</file>
+
+<file path=word/header1.xml><?xml version="1.0" encoding="utf-8"?>
+<w:hdr xmlns:m="http://schemas.openxmlformats.org/officeDocument/2006/math" xmlns:mc="http://schemas.openxmlformats.org/markup-compatibility/2006" xmlns:mo="http://schemas.microsoft.com/office/mac/office/2008/main" xmlns:mv="urn:schemas-microsoft-com:mac:vml" xmlns:o="urn:schemas-microsoft-com:office:office" xmlns:r="http://schemas.openxmlformats.org/officeDocument/2006/relationships" xmlns:v="urn:schemas-microsoft-com:vml" xmlns:w10="urn:schemas-microsoft-com:office:word" xmlns:w14="http://schemas.microsoft.com/office/word/2010/wordml" xmlns:w="http://schemas.openxmlformats.org/wordprocessingml/2006/main" xmlns:wne="http://schemas.microsoft.com/office/word/2006/wordml" xmlns:wp14="http://schemas.microsoft.com/office/word/2010/wordprocessingDrawing" xmlns:wp="http://schemas.openxmlformats.org/drawingml/2006/wordprocessingDrawing" xmlns:wpc="http://schemas.microsoft.com/office/word/2010/wordprocessingCanvas" xmlns:wpg="http://schemas.microsoft.com/office/word/2010/wordprocessingGroup" xmlns:wpi="http://schemas.microsoft.com/office/word/2010/wordprocessingInk" xmlns:wps="http://schemas.microsoft.com/office/word/2010/wordprocessingShape" mc:Ignorable="w14 wp14">
+  <w:p>
+    <w:pPr>
+      <w:pStyle w:val="Header"/>
+    </w:pPr>
+    <w:r>
+      <w:pict>
+        <v:rect id="DazzlerPageSurface" style="position:absolute;margin-left:0;margin-top:0;width:792.0pt;height:612.0pt;z-index:-251654144;mso-position-horizontal-relative:page;mso-position-vertical-relative:page" fillcolor="#4821CE" stroked="f">
+          <v:fill color="#4821CE"/>
+        </v:rect>
+      </w:pict>
+    </w:r>
+  </w:p>
+</w:hdr>
 </file>
 
 <file path=word/numbering.xml><?xml version="1.0" encoding="utf-8"?>

--- a/docs/templates/docx/presentation.docx
+++ b/docs/templates/docx/presentation.docx
@@ -4,63 +4,45 @@
   <w:body>
     <w:p>
       <w:pPr>
-        <w:spacing w:after="280" w:line="269" w:lineRule="auto"/>
+        <w:spacing w:after="140" w:line="269" w:lineRule="auto"/>
       </w:pPr>
       <w:r>
         <w:rPr>
           <w:rFonts w:ascii="Arial" w:hAnsi="Arial"/>
           <w:b/>
-          <w:i w:val="0"/>
-          <w:color w:val="FFFFFF"/>
+          <w:color w:val="5526A5"/>
           <w:sz w:val="18"/>
         </w:rPr>
-        <w:t>CIVIC LAB / THREE MINUTE BRIEF</w:t>
+        <w:t>CIVIC LAB / THREE MINUTE BRIEF / THE SPEAKER BRIEF</w:t>
       </w:r>
     </w:p>
     <w:p>
       <w:pPr>
         <w:pStyle w:val="Title"/>
-        <w:spacing w:after="160" w:line="269" w:lineRule="auto"/>
+        <w:spacing w:after="140" w:line="269" w:lineRule="auto"/>
       </w:pPr>
       <w:r>
         <w:rPr>
           <w:rFonts w:ascii="Arial" w:hAnsi="Arial"/>
           <w:b/>
-          <w:i w:val="0"/>
-          <w:color w:val="FFFFFF"/>
-          <w:sz w:val="68"/>
+          <w:color w:val="000000"/>
+          <w:sz w:val="64"/>
         </w:rPr>
         <w:t>Library After Hours Pilot</w:t>
       </w:r>
     </w:p>
     <w:p>
       <w:pPr>
-        <w:spacing w:after="280" w:line="269" w:lineRule="auto"/>
+        <w:spacing w:after="140" w:line="269" w:lineRule="auto"/>
       </w:pPr>
       <w:r>
         <w:rPr>
           <w:rFonts w:ascii="Arial" w:hAnsi="Arial"/>
-          <w:b w:val="0"/>
-          <w:i w:val="0"/>
-          <w:color w:val="F3F4F3"/>
-          <w:sz w:val="26"/>
+          <w:b/>
+          <w:color w:val="5526A5"/>
+          <w:sz w:val="24"/>
         </w:rPr>
         <w:t>Test one late opening each week before committing to a permanent change.</w:t>
-      </w:r>
-    </w:p>
-    <w:p>
-      <w:pPr>
-        <w:spacing w:after="240" w:line="269" w:lineRule="auto"/>
-      </w:pPr>
-      <w:r>
-        <w:rPr>
-          <w:rFonts w:ascii="Arial" w:hAnsi="Arial"/>
-          <w:b w:val="0"/>
-          <w:i w:val="0"/>
-          <w:color w:val="F3F4F3"/>
-          <w:sz w:val="22"/>
-        </w:rPr>
-        <w:t>This fictional presentation handout proposes Thursday openings until 21:00. Attendance, staffing and quiet-study demand will determine the next decision.</w:t>
       </w:r>
     </w:p>
     <w:tbl>
@@ -69,152 +51,27 @@
         <w:tblLook w:firstColumn="1" w:firstRow="1" w:lastColumn="0" w:lastRow="0" w:noHBand="0" w:noVBand="1" w:val="04A0"/>
       </w:tblPr>
       <w:tblGrid>
-        <w:gridCol w:w="4656"/>
-        <w:gridCol w:w="4656"/>
-        <w:gridCol w:w="4656"/>
+        <w:gridCol w:w="10224"/>
       </w:tblGrid>
       <w:tr>
         <w:tc>
           <w:tcPr>
-            <w:tcW w:type="dxa" w:w="4656"/>
-            <w:shd w:fill="4821CE"/>
+            <w:tcW w:type="dxa" w:w="10224"/>
+            <w:shd w:fill="5526A5"/>
           </w:tcPr>
+          <w:p/>
           <w:p>
             <w:pPr>
-              <w:spacing w:after="160" w:line="269" w:lineRule="auto"/>
+              <w:spacing w:after="140" w:line="269" w:lineRule="auto"/>
             </w:pPr>
             <w:r>
               <w:rPr>
                 <w:rFonts w:ascii="Arial" w:hAnsi="Arial"/>
                 <w:b/>
-                <w:color w:val="F3F4F3"/>
-                <w:sz w:val="80"/>
+                <w:color w:val="FFFFFF"/>
+                <w:sz w:val="36"/>
               </w:rPr>
-              <w:t>01</w:t>
-            </w:r>
-          </w:p>
-          <w:p>
-            <w:pPr>
-              <w:spacing w:after="160" w:line="269" w:lineRule="auto"/>
-            </w:pPr>
-            <w:r>
-              <w:rPr>
-                <w:rFonts w:ascii="Arial" w:hAnsi="Arial"/>
-                <w:b/>
-                <w:color w:val="F3F4F3"/>
-                <w:sz w:val="30"/>
-              </w:rPr>
-              <w:t>The Need</w:t>
-            </w:r>
-          </w:p>
-          <w:p>
-            <w:pPr>
-              <w:spacing w:after="160" w:line="269" w:lineRule="auto"/>
-            </w:pPr>
-            <w:r>
-              <w:rPr>
-                <w:rFonts w:ascii="Arial" w:hAnsi="Arial"/>
-                <w:b w:val="0"/>
-                <w:color w:val="F3F4F3"/>
-                <w:sz w:val="21"/>
-              </w:rPr>
-              <w:t>Evening visitors need access after work and classes. The pilot tests demand rather than assuming every weekday should open later.</w:t>
-            </w:r>
-          </w:p>
-        </w:tc>
-        <w:tc>
-          <w:tcPr>
-            <w:tcW w:type="dxa" w:w="4656"/>
-            <w:shd w:fill="F4FF53"/>
-          </w:tcPr>
-          <w:p>
-            <w:pPr>
-              <w:spacing w:after="160" w:line="269" w:lineRule="auto"/>
-            </w:pPr>
-            <w:r>
-              <w:rPr>
-                <w:rFonts w:ascii="Arial" w:hAnsi="Arial"/>
-                <w:b/>
-                <w:color w:val="000000"/>
-                <w:sz w:val="80"/>
-              </w:rPr>
-              <w:t>02</w:t>
-            </w:r>
-          </w:p>
-          <w:p>
-            <w:pPr>
-              <w:spacing w:after="160" w:line="269" w:lineRule="auto"/>
-            </w:pPr>
-            <w:r>
-              <w:rPr>
-                <w:rFonts w:ascii="Arial" w:hAnsi="Arial"/>
-                <w:b/>
-                <w:color w:val="000000"/>
-                <w:sz w:val="30"/>
-              </w:rPr>
-              <w:t>The Experiment</w:t>
-            </w:r>
-          </w:p>
-          <w:p>
-            <w:pPr>
-              <w:spacing w:after="160" w:line="269" w:lineRule="auto"/>
-            </w:pPr>
-            <w:r>
-              <w:rPr>
-                <w:rFonts w:ascii="Arial" w:hAnsi="Arial"/>
-                <w:b w:val="0"/>
-                <w:color w:val="000000"/>
-                <w:sz w:val="21"/>
-              </w:rPr>
-              <w:t>Open on six Thursdays. Keep a quiet study zone, a staffed help point and a clear closing routine. Record occupancy every hour.</w:t>
-            </w:r>
-          </w:p>
-        </w:tc>
-        <w:tc>
-          <w:tcPr>
-            <w:tcW w:type="dxa" w:w="4656"/>
-            <w:shd w:fill="4821CE"/>
-          </w:tcPr>
-          <w:p>
-            <w:pPr>
-              <w:spacing w:after="160" w:line="269" w:lineRule="auto"/>
-            </w:pPr>
-            <w:r>
-              <w:rPr>
-                <w:rFonts w:ascii="Arial" w:hAnsi="Arial"/>
-                <w:b/>
-                <w:color w:val="F3F4F3"/>
-                <w:sz w:val="80"/>
-              </w:rPr>
-              <w:t>03</w:t>
-            </w:r>
-          </w:p>
-          <w:p>
-            <w:pPr>
-              <w:spacing w:after="160" w:line="269" w:lineRule="auto"/>
-            </w:pPr>
-            <w:r>
-              <w:rPr>
-                <w:rFonts w:ascii="Arial" w:hAnsi="Arial"/>
-                <w:b/>
-                <w:color w:val="F3F4F3"/>
-                <w:sz w:val="30"/>
-              </w:rPr>
-              <w:t>The Decision</w:t>
-            </w:r>
-          </w:p>
-          <w:p>
-            <w:pPr>
-              <w:spacing w:after="160" w:line="269" w:lineRule="auto"/>
-            </w:pPr>
-            <w:r>
-              <w:rPr>
-                <w:rFonts w:ascii="Arial" w:hAnsi="Arial"/>
-                <w:b w:val="0"/>
-                <w:color w:val="F3F4F3"/>
-                <w:sz w:val="21"/>
-              </w:rPr>
-              <w:t>Continue only if demand is sustained and the staffing plan is workable. Publish the measured results, including low-attendance evenings.</w:t>
+              <w:t>6 WEEKS / a bounded pilot with a clear review point</w:t>
             </w:r>
           </w:p>
         </w:tc>
@@ -222,54 +79,133 @@
     </w:tbl>
     <w:p>
       <w:pPr>
-        <w:spacing w:after="60" w:line="269" w:lineRule="auto"/>
+        <w:spacing w:after="140" w:line="269" w:lineRule="auto"/>
       </w:pPr>
       <w:r>
         <w:rPr>
           <w:rFonts w:ascii="Arial" w:hAnsi="Arial"/>
           <w:b w:val="0"/>
-          <w:i w:val="0"/>
-          <w:color w:val="F3F4F3"/>
-          <w:sz w:val="6"/>
+          <w:color w:val="17212B"/>
+          <w:sz w:val="22"/>
         </w:rPr>
+        <w:t>This fictional presentation handout proposes Thursday openings until 21:00. Attendance, staffing and quiet-study demand will determine the next decision.</w:t>
+      </w:r>
+    </w:p>
+    <w:p>
+      <w:pPr>
+        <w:pStyle w:val="Heading1"/>
+        <w:spacing w:after="140" w:line="269" w:lineRule="auto"/>
+      </w:pPr>
+      <w:r>
+        <w:rPr>
+          <w:rFonts w:ascii="Arial" w:hAnsi="Arial"/>
+          <w:b/>
+          <w:color w:val="5526A5"/>
+          <w:sz w:val="44"/>
+        </w:rPr>
+        <w:t>1  The Need</w:t>
+      </w:r>
+    </w:p>
+    <w:p>
+      <w:pPr>
+        <w:spacing w:after="140" w:line="269" w:lineRule="auto"/>
+      </w:pPr>
+      <w:r>
+        <w:rPr>
+          <w:rFonts w:ascii="Arial" w:hAnsi="Arial"/>
+          <w:b w:val="0"/>
+          <w:color w:val="17212B"/>
+          <w:sz w:val="24"/>
+        </w:rPr>
+        <w:t>Evening visitors need access after work and classes. The pilot tests demand rather than assuming every weekday should open later.</w:t>
+      </w:r>
+    </w:p>
+    <w:p>
+      <w:pPr>
+        <w:pStyle w:val="Heading1"/>
+        <w:spacing w:after="140" w:line="269" w:lineRule="auto"/>
+      </w:pPr>
+      <w:r>
+        <w:rPr>
+          <w:rFonts w:ascii="Arial" w:hAnsi="Arial"/>
+          <w:b/>
+          <w:color w:val="5526A5"/>
+          <w:sz w:val="44"/>
+        </w:rPr>
+        <w:t>2  The Experiment</w:t>
+      </w:r>
+    </w:p>
+    <w:p>
+      <w:pPr>
+        <w:spacing w:after="140" w:line="269" w:lineRule="auto"/>
+      </w:pPr>
+      <w:r>
+        <w:rPr>
+          <w:rFonts w:ascii="Arial" w:hAnsi="Arial"/>
+          <w:b w:val="0"/>
+          <w:color w:val="17212B"/>
+          <w:sz w:val="24"/>
+        </w:rPr>
+        <w:t>Open on six Thursdays. Keep a quiet study zone, a staffed help point and a clear closing routine. Record occupancy every hour.</w:t>
+      </w:r>
+    </w:p>
+    <w:p>
+      <w:pPr>
+        <w:pStyle w:val="Heading1"/>
+        <w:spacing w:after="140" w:line="269" w:lineRule="auto"/>
+      </w:pPr>
+      <w:r>
+        <w:rPr>
+          <w:rFonts w:ascii="Arial" w:hAnsi="Arial"/>
+          <w:b/>
+          <w:color w:val="5526A5"/>
+          <w:sz w:val="44"/>
+        </w:rPr>
+        <w:t>3  The Decision</w:t>
+      </w:r>
+    </w:p>
+    <w:p>
+      <w:pPr>
+        <w:spacing w:after="140" w:line="269" w:lineRule="auto"/>
+      </w:pPr>
+      <w:r>
+        <w:rPr>
+          <w:rFonts w:ascii="Arial" w:hAnsi="Arial"/>
+          <w:b w:val="0"/>
+          <w:color w:val="17212B"/>
+          <w:sz w:val="24"/>
+        </w:rPr>
+        <w:t>Continue only if demand is sustained and the staffing plan is workable. Publish the measured results, including low-attendance evenings.</w:t>
       </w:r>
     </w:p>
     <w:tbl>
       <w:tblPr>
         <w:tblW w:type="auto" w:w="0"/>
-        <w:tblLayout w:type="fixed"/>
         <w:tblLook w:firstColumn="1" w:firstRow="1" w:lastColumn="0" w:lastRow="0" w:noHBand="0" w:noVBand="1" w:val="04A0"/>
-        <w:tblCellMar>
-          <w:top w:w="90" w:type="dxa"/>
-          <w:left w:w="90" w:type="dxa"/>
-          <w:bottom w:w="90" w:type="dxa"/>
-          <w:right w:w="90" w:type="dxa"/>
-        </w:tblCellMar>
       </w:tblPr>
       <w:tblGrid>
-        <w:gridCol w:w="3492"/>
-        <w:gridCol w:w="5587"/>
-        <w:gridCol w:w="4889"/>
+        <w:gridCol w:w="3408"/>
+        <w:gridCol w:w="3408"/>
+        <w:gridCol w:w="3408"/>
       </w:tblGrid>
       <w:tr>
         <w:trPr>
-          <w:cantSplit/>
           <w:tblHeader/>
         </w:trPr>
         <w:tc>
           <w:tcPr>
-            <w:tcW w:type="dxa" w:w="4656"/>
-            <w:shd w:fill="FB7C52"/>
+            <w:tcW w:type="dxa" w:w="3408"/>
+            <w:shd w:fill="5526A5"/>
           </w:tcPr>
           <w:p>
             <w:pPr>
-              <w:spacing w:after="160" w:line="269" w:lineRule="auto"/>
+              <w:spacing w:after="160" w:before="100"/>
             </w:pPr>
             <w:r>
               <w:rPr>
                 <w:rFonts w:ascii="Arial" w:hAnsi="Arial"/>
                 <w:b/>
-                <w:color w:val="000000"/>
+                <w:color w:val="FFFFFF"/>
                 <w:sz w:val="20"/>
               </w:rPr>
               <w:t>Measure</w:t>
@@ -278,18 +214,18 @@
         </w:tc>
         <w:tc>
           <w:tcPr>
-            <w:tcW w:type="dxa" w:w="4656"/>
-            <w:shd w:fill="FB7C52"/>
+            <w:tcW w:type="dxa" w:w="3408"/>
+            <w:shd w:fill="5526A5"/>
           </w:tcPr>
           <w:p>
             <w:pPr>
-              <w:spacing w:after="160" w:line="269" w:lineRule="auto"/>
+              <w:spacing w:after="160" w:before="100"/>
             </w:pPr>
             <w:r>
               <w:rPr>
                 <w:rFonts w:ascii="Arial" w:hAnsi="Arial"/>
                 <w:b/>
-                <w:color w:val="000000"/>
+                <w:color w:val="FFFFFF"/>
                 <w:sz w:val="20"/>
               </w:rPr>
               <w:t>Collection</w:t>
@@ -298,18 +234,18 @@
         </w:tc>
         <w:tc>
           <w:tcPr>
-            <w:tcW w:type="dxa" w:w="4656"/>
-            <w:shd w:fill="FB7C52"/>
+            <w:tcW w:type="dxa" w:w="3408"/>
+            <w:shd w:fill="5526A5"/>
           </w:tcPr>
           <w:p>
             <w:pPr>
-              <w:spacing w:after="160" w:line="269" w:lineRule="auto"/>
+              <w:spacing w:after="160" w:before="100"/>
             </w:pPr>
             <w:r>
               <w:rPr>
                 <w:rFonts w:ascii="Arial" w:hAnsi="Arial"/>
                 <w:b/>
-                <w:color w:val="000000"/>
+                <w:color w:val="FFFFFF"/>
                 <w:sz w:val="20"/>
               </w:rPr>
               <w:t>Review</w:t>
@@ -318,23 +254,20 @@
         </w:tc>
       </w:tr>
       <w:tr>
-        <w:trPr>
-          <w:cantSplit/>
-        </w:trPr>
         <w:tc>
           <w:tcPr>
-            <w:tcW w:type="dxa" w:w="3492"/>
-            <w:shd w:fill="4821CE"/>
+            <w:tcW w:type="dxa" w:w="3408"/>
+            <w:shd w:fill="FFFFFF"/>
           </w:tcPr>
           <w:p>
             <w:pPr>
-              <w:spacing w:after="160" w:line="269" w:lineRule="auto"/>
+              <w:spacing w:after="160" w:before="100"/>
             </w:pPr>
             <w:r>
               <w:rPr>
                 <w:rFonts w:ascii="Arial" w:hAnsi="Arial"/>
-                <w:b/>
-                <w:color w:val="F3F4F3"/>
+                <w:b w:val="0"/>
+                <w:color w:val="17212B"/>
                 <w:sz w:val="20"/>
               </w:rPr>
               <w:t>Visitors</w:t>
@@ -343,18 +276,18 @@
         </w:tc>
         <w:tc>
           <w:tcPr>
-            <w:tcW w:type="dxa" w:w="5587"/>
-            <w:shd w:fill="4821CE"/>
+            <w:tcW w:type="dxa" w:w="3408"/>
+            <w:shd w:fill="FFFFFF"/>
           </w:tcPr>
           <w:p>
             <w:pPr>
-              <w:spacing w:after="160" w:line="269" w:lineRule="auto"/>
+              <w:spacing w:after="160" w:before="100"/>
             </w:pPr>
             <w:r>
               <w:rPr>
                 <w:rFonts w:ascii="Arial" w:hAnsi="Arial"/>
                 <w:b w:val="0"/>
-                <w:color w:val="F3F4F3"/>
+                <w:color w:val="17212B"/>
                 <w:sz w:val="20"/>
               </w:rPr>
               <w:t>Hourly count</w:t>
@@ -363,18 +296,18 @@
         </w:tc>
         <w:tc>
           <w:tcPr>
-            <w:tcW w:type="dxa" w:w="4889"/>
-            <w:shd w:fill="4821CE"/>
+            <w:tcW w:type="dxa" w:w="3408"/>
+            <w:shd w:fill="FFFFFF"/>
           </w:tcPr>
           <w:p>
             <w:pPr>
-              <w:spacing w:after="160" w:line="269" w:lineRule="auto"/>
+              <w:spacing w:after="160" w:before="100"/>
             </w:pPr>
             <w:r>
               <w:rPr>
                 <w:rFonts w:ascii="Arial" w:hAnsi="Arial"/>
                 <w:b w:val="0"/>
-                <w:color w:val="F3F4F3"/>
+                <w:color w:val="17212B"/>
                 <w:sz w:val="20"/>
               </w:rPr>
               <w:t>Demand by hour</w:t>
@@ -383,23 +316,20 @@
         </w:tc>
       </w:tr>
       <w:tr>
-        <w:trPr>
-          <w:cantSplit/>
-        </w:trPr>
         <w:tc>
           <w:tcPr>
-            <w:tcW w:type="dxa" w:w="3492"/>
-            <w:shd w:fill="4821CE"/>
+            <w:tcW w:type="dxa" w:w="3408"/>
+            <w:shd w:fill="FFFFFF"/>
           </w:tcPr>
           <w:p>
             <w:pPr>
-              <w:spacing w:after="160" w:line="269" w:lineRule="auto"/>
+              <w:spacing w:after="160" w:before="100"/>
             </w:pPr>
             <w:r>
               <w:rPr>
                 <w:rFonts w:ascii="Arial" w:hAnsi="Arial"/>
-                <w:b/>
-                <w:color w:val="F3F4F3"/>
+                <w:b w:val="0"/>
+                <w:color w:val="17212B"/>
                 <w:sz w:val="20"/>
               </w:rPr>
               <w:t>Quiet seats</w:t>
@@ -408,18 +338,18 @@
         </w:tc>
         <w:tc>
           <w:tcPr>
-            <w:tcW w:type="dxa" w:w="5587"/>
-            <w:shd w:fill="4821CE"/>
+            <w:tcW w:type="dxa" w:w="3408"/>
+            <w:shd w:fill="FFFFFF"/>
           </w:tcPr>
           <w:p>
             <w:pPr>
-              <w:spacing w:after="160" w:line="269" w:lineRule="auto"/>
+              <w:spacing w:after="160" w:before="100"/>
             </w:pPr>
             <w:r>
               <w:rPr>
                 <w:rFonts w:ascii="Arial" w:hAnsi="Arial"/>
                 <w:b w:val="0"/>
-                <w:color w:val="F3F4F3"/>
+                <w:color w:val="17212B"/>
                 <w:sz w:val="20"/>
               </w:rPr>
               <w:t>Occupied / available</w:t>
@@ -428,18 +358,18 @@
         </w:tc>
         <w:tc>
           <w:tcPr>
-            <w:tcW w:type="dxa" w:w="4889"/>
-            <w:shd w:fill="4821CE"/>
+            <w:tcW w:type="dxa" w:w="3408"/>
+            <w:shd w:fill="FFFFFF"/>
           </w:tcPr>
           <w:p>
             <w:pPr>
-              <w:spacing w:after="160" w:line="269" w:lineRule="auto"/>
+              <w:spacing w:after="160" w:before="100"/>
             </w:pPr>
             <w:r>
               <w:rPr>
                 <w:rFonts w:ascii="Arial" w:hAnsi="Arial"/>
                 <w:b w:val="0"/>
-                <w:color w:val="F3F4F3"/>
+                <w:color w:val="17212B"/>
                 <w:sz w:val="20"/>
               </w:rPr>
               <w:t>Capacity pressure</w:t>
@@ -448,23 +378,20 @@
         </w:tc>
       </w:tr>
       <w:tr>
-        <w:trPr>
-          <w:cantSplit/>
-        </w:trPr>
         <w:tc>
           <w:tcPr>
-            <w:tcW w:type="dxa" w:w="3492"/>
-            <w:shd w:fill="4821CE"/>
+            <w:tcW w:type="dxa" w:w="3408"/>
+            <w:shd w:fill="FFFFFF"/>
           </w:tcPr>
           <w:p>
             <w:pPr>
-              <w:spacing w:after="160" w:line="269" w:lineRule="auto"/>
+              <w:spacing w:after="160" w:before="100"/>
             </w:pPr>
             <w:r>
               <w:rPr>
                 <w:rFonts w:ascii="Arial" w:hAnsi="Arial"/>
-                <w:b/>
-                <w:color w:val="F3F4F3"/>
+                <w:b w:val="0"/>
+                <w:color w:val="17212B"/>
                 <w:sz w:val="20"/>
               </w:rPr>
               <w:t>Staff hours</w:t>
@@ -473,18 +400,18 @@
         </w:tc>
         <w:tc>
           <w:tcPr>
-            <w:tcW w:type="dxa" w:w="5587"/>
-            <w:shd w:fill="4821CE"/>
+            <w:tcW w:type="dxa" w:w="3408"/>
+            <w:shd w:fill="FFFFFF"/>
           </w:tcPr>
           <w:p>
             <w:pPr>
-              <w:spacing w:after="160" w:line="269" w:lineRule="auto"/>
+              <w:spacing w:after="160" w:before="100"/>
             </w:pPr>
             <w:r>
               <w:rPr>
                 <w:rFonts w:ascii="Arial" w:hAnsi="Arial"/>
                 <w:b w:val="0"/>
-                <w:color w:val="F3F4F3"/>
+                <w:color w:val="17212B"/>
                 <w:sz w:val="20"/>
               </w:rPr>
               <w:t>Scheduled and actual</w:t>
@@ -493,18 +420,18 @@
         </w:tc>
         <w:tc>
           <w:tcPr>
-            <w:tcW w:type="dxa" w:w="4889"/>
-            <w:shd w:fill="4821CE"/>
+            <w:tcW w:type="dxa" w:w="3408"/>
+            <w:shd w:fill="FFFFFF"/>
           </w:tcPr>
           <w:p>
             <w:pPr>
-              <w:spacing w:after="160" w:line="269" w:lineRule="auto"/>
+              <w:spacing w:after="160" w:before="100"/>
             </w:pPr>
             <w:r>
               <w:rPr>
                 <w:rFonts w:ascii="Arial" w:hAnsi="Arial"/>
                 <w:b w:val="0"/>
-                <w:color w:val="F3F4F3"/>
+                <w:color w:val="17212B"/>
                 <w:sz w:val="20"/>
               </w:rPr>
               <w:t>Operating effort</w:t>
@@ -515,24 +442,22 @@
     </w:tbl>
     <w:p>
       <w:pPr>
-        <w:spacing w:after="80" w:line="269" w:lineRule="auto"/>
+        <w:spacing w:after="140" w:line="269" w:lineRule="auto"/>
       </w:pPr>
       <w:r>
         <w:rPr>
           <w:rFonts w:ascii="Arial" w:hAnsi="Arial"/>
           <w:b/>
-          <w:i w:val="0"/>
-          <w:color w:val="FFFFFF"/>
-          <w:sz w:val="18"/>
+          <w:color w:val="5526A5"/>
+          <w:sz w:val="20"/>
         </w:rPr>
         <w:t>Pilot proposal only · Synthetic example, not a funded program.</w:t>
       </w:r>
     </w:p>
     <w:sectPr>
       <w:footerReference w:type="default" r:id="rId9"/>
-      <w:headerReference w:type="default" r:id="rId10"/>
-      <w:pgSz w:w="15840" w:h="12240"/>
-      <w:pgMar w:top="792" w:right="936" w:bottom="792" w:left="936" w:header="720" w:footer="720" w:gutter="0"/>
+      <w:pgSz w:w="11952" w:h="16848"/>
+      <w:pgMar w:top="792" w:right="864" w:bottom="792" w:left="864" w:header="720" w:footer="720" w:gutter="0"/>
       <w:cols w:space="720"/>
       <w:docGrid w:linePitch="360"/>
     </w:sectPr>
@@ -546,32 +471,22 @@
     <w:pPr>
       <w:pStyle w:val="Footer"/>
     </w:pPr>
+  </w:p>
+  <w:p>
+    <w:pPr>
+      <w:spacing w:after="140" w:line="269" w:lineRule="auto"/>
+    </w:pPr>
     <w:r>
       <w:rPr>
-        <w:color w:val="F3F4F3"/>
+        <w:rFonts w:ascii="Arial" w:hAnsi="Arial"/>
+        <w:b w:val="0"/>
+        <w:color w:val="17212B"/>
         <w:sz w:val="16"/>
       </w:rPr>
-      <w:t>DAZZLER  /  FICTIONAL EXAMPLE  /  PRESENTATION</w:t>
+      <w:t>Fictional Worked Example / The Speaker Brief / 01</w:t>
     </w:r>
   </w:p>
 </w:ftr>
-</file>
-
-<file path=word/header1.xml><?xml version="1.0" encoding="utf-8"?>
-<w:hdr xmlns:m="http://schemas.openxmlformats.org/officeDocument/2006/math" xmlns:mc="http://schemas.openxmlformats.org/markup-compatibility/2006" xmlns:mo="http://schemas.microsoft.com/office/mac/office/2008/main" xmlns:mv="urn:schemas-microsoft-com:mac:vml" xmlns:o="urn:schemas-microsoft-com:office:office" xmlns:r="http://schemas.openxmlformats.org/officeDocument/2006/relationships" xmlns:v="urn:schemas-microsoft-com:vml" xmlns:w10="urn:schemas-microsoft-com:office:word" xmlns:w14="http://schemas.microsoft.com/office/word/2010/wordml" xmlns:w="http://schemas.openxmlformats.org/wordprocessingml/2006/main" xmlns:wne="http://schemas.microsoft.com/office/word/2006/wordml" xmlns:wp14="http://schemas.microsoft.com/office/word/2010/wordprocessingDrawing" xmlns:wp="http://schemas.openxmlformats.org/drawingml/2006/wordprocessingDrawing" xmlns:wpc="http://schemas.microsoft.com/office/word/2010/wordprocessingCanvas" xmlns:wpg="http://schemas.microsoft.com/office/word/2010/wordprocessingGroup" xmlns:wpi="http://schemas.microsoft.com/office/word/2010/wordprocessingInk" xmlns:wps="http://schemas.microsoft.com/office/word/2010/wordprocessingShape" mc:Ignorable="w14 wp14">
-  <w:p>
-    <w:pPr>
-      <w:pStyle w:val="Header"/>
-    </w:pPr>
-    <w:r>
-      <w:pict>
-        <v:rect id="DazzlerPageSurface" style="position:absolute;margin-left:0;margin-top:0;width:792.0pt;height:612.0pt;z-index:-251654144;mso-position-horizontal-relative:page;mso-position-vertical-relative:page" fillcolor="#4821CE" stroked="f">
-          <v:fill color="#4821CE"/>
-        </v:rect>
-      </w:pict>
-    </w:r>
-  </w:p>
-</w:hdr>
 </file>
 
 <file path=word/numbering.xml><?xml version="1.0" encoding="utf-8"?>
@@ -937,12 +852,9 @@
     <w:name w:val="Normal"/>
     <w:qFormat/>
     <w:rsid w:val="00FC693F"/>
-    <w:pPr>
-      <w:spacing w:after="160"/>
-    </w:pPr>
     <w:rPr>
       <w:rFonts w:ascii="Arial" w:hAnsi="Arial"/>
-      <w:sz w:val="21"/>
+      <w:sz w:val="22"/>
     </w:rPr>
   </w:style>
   <w:style w:type="paragraph" w:styleId="Header">
@@ -959,6 +871,10 @@
       </w:tabs>
       <w:spacing w:after="0" w:line="240" w:lineRule="auto"/>
     </w:pPr>
+    <w:rPr>
+      <w:rFonts w:ascii="Arial" w:hAnsi="Arial"/>
+      <w:sz w:val="22"/>
+    </w:rPr>
   </w:style>
   <w:style w:type="character" w:customStyle="1" w:styleId="HeaderChar">
     <w:name w:val="Header Char"/>
@@ -981,6 +897,10 @@
       </w:tabs>
       <w:spacing w:after="0" w:line="240" w:lineRule="auto"/>
     </w:pPr>
+    <w:rPr>
+      <w:rFonts w:ascii="Arial" w:hAnsi="Arial"/>
+      <w:sz w:val="22"/>
+    </w:rPr>
   </w:style>
   <w:style w:type="character" w:customStyle="1" w:styleId="FooterChar">
     <w:name w:val="Footer Char"/>
@@ -1004,11 +924,11 @@
       <w:outlineLvl w:val="0"/>
     </w:pPr>
     <w:rPr>
-      <w:rFonts w:asciiTheme="majorHAnsi" w:eastAsiaTheme="majorEastAsia" w:hAnsiTheme="majorHAnsi" w:cstheme="majorBidi"/>
+      <w:rFonts w:cstheme="majorBidi" w:ascii="Arial" w:hAnsi="Arial"/>
       <w:b/>
       <w:bCs/>
       <w:color w:val="365F91" w:themeColor="accent1" w:themeShade="BF"/>
-      <w:sz w:val="28"/>
+      <w:sz w:val="22"/>
       <w:szCs w:val="28"/>
     </w:rPr>
   </w:style>
@@ -1028,11 +948,11 @@
       <w:outlineLvl w:val="1"/>
     </w:pPr>
     <w:rPr>
-      <w:rFonts w:asciiTheme="majorHAnsi" w:eastAsiaTheme="majorEastAsia" w:hAnsiTheme="majorHAnsi" w:cstheme="majorBidi"/>
+      <w:rFonts w:cstheme="majorBidi" w:ascii="Arial" w:hAnsi="Arial"/>
       <w:b/>
       <w:bCs/>
       <w:color w:val="4F81BD" w:themeColor="accent1"/>
-      <w:sz w:val="26"/>
+      <w:sz w:val="22"/>
       <w:szCs w:val="26"/>
     </w:rPr>
   </w:style>
@@ -1052,10 +972,11 @@
       <w:outlineLvl w:val="2"/>
     </w:pPr>
     <w:rPr>
-      <w:rFonts w:asciiTheme="majorHAnsi" w:eastAsiaTheme="majorEastAsia" w:hAnsiTheme="majorHAnsi" w:cstheme="majorBidi"/>
+      <w:rFonts w:cstheme="majorBidi" w:ascii="Arial" w:hAnsi="Arial"/>
       <w:b/>
       <w:bCs/>
       <w:color w:val="4F81BD" w:themeColor="accent1"/>
+      <w:sz w:val="22"/>
     </w:rPr>
   </w:style>
   <w:style w:type="paragraph" w:styleId="Heading4">
@@ -1075,12 +996,13 @@
       <w:outlineLvl w:val="3"/>
     </w:pPr>
     <w:rPr>
-      <w:rFonts w:asciiTheme="majorHAnsi" w:eastAsiaTheme="majorEastAsia" w:hAnsiTheme="majorHAnsi" w:cstheme="majorBidi"/>
+      <w:rFonts w:cstheme="majorBidi" w:ascii="Arial" w:hAnsi="Arial"/>
       <w:b/>
       <w:bCs/>
       <w:i/>
       <w:iCs/>
       <w:color w:val="4F81BD" w:themeColor="accent1"/>
+      <w:sz w:val="22"/>
     </w:rPr>
   </w:style>
   <w:style w:type="paragraph" w:styleId="Heading5">
@@ -1100,8 +1022,9 @@
       <w:outlineLvl w:val="4"/>
     </w:pPr>
     <w:rPr>
-      <w:rFonts w:asciiTheme="majorHAnsi" w:eastAsiaTheme="majorEastAsia" w:hAnsiTheme="majorHAnsi" w:cstheme="majorBidi"/>
+      <w:rFonts w:cstheme="majorBidi" w:ascii="Arial" w:hAnsi="Arial"/>
       <w:color w:val="243F60" w:themeColor="accent1" w:themeShade="7F"/>
+      <w:sz w:val="22"/>
     </w:rPr>
   </w:style>
   <w:style w:type="paragraph" w:styleId="Heading6">
@@ -1121,10 +1044,11 @@
       <w:outlineLvl w:val="5"/>
     </w:pPr>
     <w:rPr>
-      <w:rFonts w:asciiTheme="majorHAnsi" w:eastAsiaTheme="majorEastAsia" w:hAnsiTheme="majorHAnsi" w:cstheme="majorBidi"/>
+      <w:rFonts w:cstheme="majorBidi" w:ascii="Arial" w:hAnsi="Arial"/>
       <w:i/>
       <w:iCs/>
       <w:color w:val="243F60" w:themeColor="accent1" w:themeShade="7F"/>
+      <w:sz w:val="22"/>
     </w:rPr>
   </w:style>
   <w:style w:type="paragraph" w:styleId="Heading7">
@@ -1144,10 +1068,11 @@
       <w:outlineLvl w:val="6"/>
     </w:pPr>
     <w:rPr>
-      <w:rFonts w:asciiTheme="majorHAnsi" w:eastAsiaTheme="majorEastAsia" w:hAnsiTheme="majorHAnsi" w:cstheme="majorBidi"/>
+      <w:rFonts w:cstheme="majorBidi" w:ascii="Arial" w:hAnsi="Arial"/>
       <w:i/>
       <w:iCs/>
       <w:color w:val="404040" w:themeColor="text1" w:themeTint="BF"/>
+      <w:sz w:val="22"/>
     </w:rPr>
   </w:style>
   <w:style w:type="paragraph" w:styleId="Heading8">
@@ -1167,9 +1092,9 @@
       <w:outlineLvl w:val="7"/>
     </w:pPr>
     <w:rPr>
-      <w:rFonts w:asciiTheme="majorHAnsi" w:eastAsiaTheme="majorEastAsia" w:hAnsiTheme="majorHAnsi" w:cstheme="majorBidi"/>
+      <w:rFonts w:cstheme="majorBidi" w:ascii="Arial" w:hAnsi="Arial"/>
       <w:color w:val="4F81BD" w:themeColor="accent1"/>
-      <w:sz w:val="20"/>
+      <w:sz w:val="22"/>
       <w:szCs w:val="20"/>
     </w:rPr>
   </w:style>
@@ -1190,11 +1115,11 @@
       <w:outlineLvl w:val="8"/>
     </w:pPr>
     <w:rPr>
-      <w:rFonts w:asciiTheme="majorHAnsi" w:eastAsiaTheme="majorEastAsia" w:hAnsiTheme="majorHAnsi" w:cstheme="majorBidi"/>
+      <w:rFonts w:cstheme="majorBidi" w:ascii="Arial" w:hAnsi="Arial"/>
       <w:i/>
       <w:iCs/>
       <w:color w:val="404040" w:themeColor="text1" w:themeTint="BF"/>
-      <w:sz w:val="20"/>
+      <w:sz w:val="22"/>
       <w:szCs w:val="20"/>
     </w:rPr>
   </w:style>
@@ -1233,6 +1158,10 @@
     <w:pPr>
       <w:spacing w:after="0" w:line="240" w:lineRule="auto"/>
     </w:pPr>
+    <w:rPr>
+      <w:rFonts w:ascii="Arial" w:hAnsi="Arial"/>
+      <w:sz w:val="22"/>
+    </w:rPr>
   </w:style>
   <w:style w:type="character" w:customStyle="1" w:styleId="Heading1Char">
     <w:name w:val="Heading 1 Char"/>
@@ -1290,11 +1219,11 @@
       <w:contextualSpacing/>
     </w:pPr>
     <w:rPr>
-      <w:rFonts w:asciiTheme="majorHAnsi" w:eastAsiaTheme="majorEastAsia" w:hAnsiTheme="majorHAnsi" w:cstheme="majorBidi"/>
+      <w:rFonts w:cstheme="majorBidi" w:ascii="Arial" w:hAnsi="Arial"/>
       <w:color w:val="17365D" w:themeColor="text2" w:themeShade="BF"/>
       <w:spacing w:val="5"/>
       <w:kern w:val="28"/>
-      <w:sz w:val="52"/>
+      <w:sz w:val="22"/>
       <w:szCs w:val="52"/>
     </w:rPr>
   </w:style>
@@ -1327,12 +1256,12 @@
       </w:numPr>
     </w:pPr>
     <w:rPr>
-      <w:rFonts w:asciiTheme="majorHAnsi" w:eastAsiaTheme="majorEastAsia" w:hAnsiTheme="majorHAnsi" w:cstheme="majorBidi"/>
+      <w:rFonts w:cstheme="majorBidi" w:ascii="Arial" w:hAnsi="Arial"/>
       <w:i/>
       <w:iCs/>
       <w:color w:val="4F81BD" w:themeColor="accent1"/>
       <w:spacing w:val="15"/>
-      <w:sz w:val="24"/>
+      <w:sz w:val="22"/>
       <w:szCs w:val="24"/>
     </w:rPr>
   </w:style>
@@ -1362,6 +1291,10 @@
       <w:ind w:left="720"/>
       <w:contextualSpacing/>
     </w:pPr>
+    <w:rPr>
+      <w:rFonts w:ascii="Arial" w:hAnsi="Arial"/>
+      <w:sz w:val="22"/>
+    </w:rPr>
   </w:style>
   <w:style w:type="paragraph" w:styleId="BodyText">
     <w:name w:val="Body Text"/>
@@ -1373,6 +1306,10 @@
     <w:pPr>
       <w:spacing w:after="120"/>
     </w:pPr>
+    <w:rPr>
+      <w:rFonts w:ascii="Arial" w:hAnsi="Arial"/>
+      <w:sz w:val="22"/>
+    </w:rPr>
   </w:style>
   <w:style w:type="character" w:customStyle="1" w:styleId="BodyTextChar">
     <w:name w:val="Body Text Char"/>
@@ -1391,6 +1328,10 @@
     <w:pPr>
       <w:spacing w:after="120" w:line="480" w:lineRule="auto"/>
     </w:pPr>
+    <w:rPr>
+      <w:rFonts w:ascii="Arial" w:hAnsi="Arial"/>
+      <w:sz w:val="22"/>
+    </w:rPr>
   </w:style>
   <w:style w:type="character" w:customStyle="1" w:styleId="BodyText2Char">
     <w:name w:val="Body Text 2 Char"/>
@@ -1410,7 +1351,8 @@
       <w:spacing w:after="120"/>
     </w:pPr>
     <w:rPr>
-      <w:sz w:val="16"/>
+      <w:rFonts w:ascii="Arial" w:hAnsi="Arial"/>
+      <w:sz w:val="22"/>
       <w:szCs w:val="16"/>
     </w:rPr>
   </w:style>
@@ -1435,6 +1377,10 @@
       <w:ind w:left="360" w:hanging="360"/>
       <w:contextualSpacing/>
     </w:pPr>
+    <w:rPr>
+      <w:rFonts w:ascii="Arial" w:hAnsi="Arial"/>
+      <w:sz w:val="22"/>
+    </w:rPr>
   </w:style>
   <w:style w:type="paragraph" w:styleId="List2">
     <w:name w:val="List 2"/>
@@ -1446,6 +1392,10 @@
       <w:ind w:left="720" w:hanging="360"/>
       <w:contextualSpacing/>
     </w:pPr>
+    <w:rPr>
+      <w:rFonts w:ascii="Arial" w:hAnsi="Arial"/>
+      <w:sz w:val="22"/>
+    </w:rPr>
   </w:style>
   <w:style w:type="paragraph" w:styleId="List3">
     <w:name w:val="List 3"/>
@@ -1457,6 +1407,10 @@
       <w:ind w:left="1080" w:hanging="360"/>
       <w:contextualSpacing/>
     </w:pPr>
+    <w:rPr>
+      <w:rFonts w:ascii="Arial" w:hAnsi="Arial"/>
+      <w:sz w:val="22"/>
+    </w:rPr>
   </w:style>
   <w:style w:type="paragraph" w:styleId="ListBullet">
     <w:name w:val="List Bullet"/>
@@ -1470,6 +1424,10 @@
       </w:numPr>
       <w:contextualSpacing/>
     </w:pPr>
+    <w:rPr>
+      <w:rFonts w:ascii="Arial" w:hAnsi="Arial"/>
+      <w:sz w:val="22"/>
+    </w:rPr>
   </w:style>
   <w:style w:type="paragraph" w:styleId="ListBullet2">
     <w:name w:val="List Bullet 2"/>
@@ -1483,6 +1441,10 @@
       </w:numPr>
       <w:contextualSpacing/>
     </w:pPr>
+    <w:rPr>
+      <w:rFonts w:ascii="Arial" w:hAnsi="Arial"/>
+      <w:sz w:val="22"/>
+    </w:rPr>
   </w:style>
   <w:style w:type="paragraph" w:styleId="ListBullet3">
     <w:name w:val="List Bullet 3"/>
@@ -1496,6 +1458,10 @@
       </w:numPr>
       <w:contextualSpacing/>
     </w:pPr>
+    <w:rPr>
+      <w:rFonts w:ascii="Arial" w:hAnsi="Arial"/>
+      <w:sz w:val="22"/>
+    </w:rPr>
   </w:style>
   <w:style w:type="paragraph" w:styleId="ListNumber">
     <w:name w:val="List Number"/>
@@ -1509,6 +1475,10 @@
       </w:numPr>
       <w:contextualSpacing/>
     </w:pPr>
+    <w:rPr>
+      <w:rFonts w:ascii="Arial" w:hAnsi="Arial"/>
+      <w:sz w:val="22"/>
+    </w:rPr>
   </w:style>
   <w:style w:type="paragraph" w:styleId="ListNumber2">
     <w:name w:val="List Number 2"/>
@@ -1522,6 +1492,10 @@
       </w:numPr>
       <w:contextualSpacing/>
     </w:pPr>
+    <w:rPr>
+      <w:rFonts w:ascii="Arial" w:hAnsi="Arial"/>
+      <w:sz w:val="22"/>
+    </w:rPr>
   </w:style>
   <w:style w:type="paragraph" w:styleId="ListNumber3">
     <w:name w:val="List Number 3"/>
@@ -1535,6 +1509,10 @@
       </w:numPr>
       <w:contextualSpacing/>
     </w:pPr>
+    <w:rPr>
+      <w:rFonts w:ascii="Arial" w:hAnsi="Arial"/>
+      <w:sz w:val="22"/>
+    </w:rPr>
   </w:style>
   <w:style w:type="paragraph" w:styleId="ListContinue">
     <w:name w:val="List Continue"/>
@@ -1547,6 +1525,10 @@
       <w:ind w:left="360"/>
       <w:contextualSpacing/>
     </w:pPr>
+    <w:rPr>
+      <w:rFonts w:ascii="Arial" w:hAnsi="Arial"/>
+      <w:sz w:val="22"/>
+    </w:rPr>
   </w:style>
   <w:style w:type="paragraph" w:styleId="ListContinue2">
     <w:name w:val="List Continue 2"/>
@@ -1559,6 +1541,10 @@
       <w:ind w:left="720"/>
       <w:contextualSpacing/>
     </w:pPr>
+    <w:rPr>
+      <w:rFonts w:ascii="Arial" w:hAnsi="Arial"/>
+      <w:sz w:val="22"/>
+    </w:rPr>
   </w:style>
   <w:style w:type="paragraph" w:styleId="ListContinue3">
     <w:name w:val="List Continue 3"/>
@@ -1571,6 +1557,10 @@
       <w:ind w:left="1080"/>
       <w:contextualSpacing/>
     </w:pPr>
+    <w:rPr>
+      <w:rFonts w:ascii="Arial" w:hAnsi="Arial"/>
+      <w:sz w:val="22"/>
+    </w:rPr>
   </w:style>
   <w:style w:type="paragraph" w:styleId="MacroText">
     <w:name w:val="macro"/>
@@ -1590,8 +1580,8 @@
       </w:tabs>
     </w:pPr>
     <w:rPr>
-      <w:rFonts w:ascii="Courier" w:hAnsi="Courier"/>
-      <w:sz w:val="20"/>
+      <w:rFonts w:ascii="Arial" w:hAnsi="Arial"/>
+      <w:sz w:val="22"/>
       <w:szCs w:val="20"/>
     </w:rPr>
   </w:style>
@@ -1616,9 +1606,11 @@
     <w:qFormat/>
     <w:rsid w:val="00FC693F"/>
     <w:rPr>
+      <w:rFonts w:ascii="Arial" w:hAnsi="Arial"/>
       <w:i/>
       <w:iCs/>
       <w:color w:val="000000" w:themeColor="text1"/>
+      <w:sz w:val="22"/>
     </w:rPr>
   </w:style>
   <w:style w:type="character" w:customStyle="1" w:styleId="QuoteChar">
@@ -1732,10 +1724,11 @@
       <w:spacing w:line="240" w:lineRule="auto"/>
     </w:pPr>
     <w:rPr>
+      <w:rFonts w:ascii="Arial" w:hAnsi="Arial"/>
       <w:b/>
       <w:bCs/>
       <w:color w:val="4F81BD" w:themeColor="accent1"/>
-      <w:sz w:val="18"/>
+      <w:sz w:val="22"/>
       <w:szCs w:val="18"/>
     </w:rPr>
   </w:style>
@@ -1774,11 +1767,13 @@
       <w:ind w:left="936" w:right="936"/>
     </w:pPr>
     <w:rPr>
+      <w:rFonts w:ascii="Arial" w:hAnsi="Arial"/>
       <w:b/>
       <w:bCs/>
       <w:i/>
       <w:iCs/>
       <w:color w:val="4F81BD" w:themeColor="accent1"/>
+      <w:sz w:val="22"/>
     </w:rPr>
   </w:style>
   <w:style w:type="character" w:customStyle="1" w:styleId="IntenseQuoteChar">
@@ -1873,6 +1868,10 @@
     <w:pPr>
       <w:outlineLvl w:val="9"/>
     </w:pPr>
+    <w:rPr>
+      <w:rFonts w:ascii="Arial" w:hAnsi="Arial"/>
+      <w:sz w:val="22"/>
+    </w:rPr>
   </w:style>
   <w:style w:type="table" w:styleId="TableGrid">
     <w:name w:val="Table Grid"/>

--- a/docs/templates/docx/presentation.docx
+++ b/docs/templates/docx/presentation.docx
@@ -4,209 +4,262 @@
   <w:body>
     <w:p>
       <w:pPr>
-        <w:spacing w:after="140" w:line="269" w:lineRule="auto"/>
+        <w:spacing w:after="140" w:line="259" w:lineRule="auto"/>
       </w:pPr>
       <w:r>
         <w:rPr>
-          <w:rFonts w:ascii="Arial" w:hAnsi="Arial"/>
+          <w:rFonts w:ascii="Georgia" w:hAnsi="Georgia"/>
           <w:b/>
-          <w:color w:val="5526A5"/>
+          <w:color w:val="173D75"/>
           <w:sz w:val="18"/>
         </w:rPr>
-        <w:t>CIVIC LAB / THREE MINUTE BRIEF / THE SPEAKER BRIEF</w:t>
+        <w:t>CIVIC LAB / THREE MINUTE BRIEF</w:t>
       </w:r>
     </w:p>
-    <w:p>
-      <w:pPr>
-        <w:pStyle w:val="Title"/>
-        <w:spacing w:after="140" w:line="269" w:lineRule="auto"/>
-      </w:pPr>
-      <w:r>
-        <w:rPr>
-          <w:rFonts w:ascii="Arial" w:hAnsi="Arial"/>
-          <w:b/>
-          <w:color w:val="000000"/>
-          <w:sz w:val="64"/>
-        </w:rPr>
-        <w:t>Library After Hours Pilot</w:t>
-      </w:r>
-    </w:p>
-    <w:p>
-      <w:pPr>
-        <w:spacing w:after="140" w:line="269" w:lineRule="auto"/>
-      </w:pPr>
-      <w:r>
-        <w:rPr>
-          <w:rFonts w:ascii="Arial" w:hAnsi="Arial"/>
-          <w:b/>
-          <w:color w:val="5526A5"/>
-          <w:sz w:val="24"/>
-        </w:rPr>
-        <w:t>Test one late opening each week before committing to a permanent change.</w:t>
-      </w:r>
-    </w:p>
+    <w:tbl>
+      <w:tblPr>
+        <w:tblW w:type="auto" w:w="0"/>
+        <w:tblLayout w:type="fixed"/>
+        <w:tblLook w:firstColumn="1" w:firstRow="1" w:lastColumn="0" w:lastRow="0" w:noHBand="0" w:noVBand="1" w:val="04A0"/>
+      </w:tblPr>
+      <w:tblGrid>
+        <w:gridCol w:w="8352"/>
+        <w:gridCol w:w="6624"/>
+      </w:tblGrid>
+      <w:tr>
+        <w:tc>
+          <w:tcPr>
+            <w:tcW w:type="dxa" w:w="8352"/>
+          </w:tcPr>
+          <w:p/>
+          <w:p>
+            <w:pPr>
+              <w:pStyle w:val="Title"/>
+              <w:spacing w:after="140" w:line="259" w:lineRule="auto"/>
+            </w:pPr>
+            <w:r>
+              <w:rPr>
+                <w:rFonts w:ascii="Georgia" w:hAnsi="Georgia"/>
+                <w:b/>
+                <w:color w:val="17212B"/>
+                <w:sz w:val="54"/>
+              </w:rPr>
+              <w:t>Library After Hours Pilot</w:t>
+            </w:r>
+          </w:p>
+          <w:p>
+            <w:pPr>
+              <w:spacing w:after="140" w:line="259" w:lineRule="auto"/>
+            </w:pPr>
+            <w:r>
+              <w:rPr>
+                <w:rFonts w:ascii="Georgia" w:hAnsi="Georgia"/>
+                <w:b/>
+                <w:color w:val="173D75"/>
+                <w:sz w:val="24"/>
+              </w:rPr>
+              <w:t>Test one late opening each week before committing to a permanent change.</w:t>
+            </w:r>
+          </w:p>
+          <w:p>
+            <w:pPr>
+              <w:spacing w:after="140" w:line="259" w:lineRule="auto"/>
+              <w:ind w:right="2262"/>
+            </w:pPr>
+            <w:r>
+              <w:rPr>
+                <w:rFonts w:ascii="Georgia" w:hAnsi="Georgia"/>
+                <w:b w:val="0"/>
+                <w:color w:val="17212B"/>
+                <w:sz w:val="21"/>
+              </w:rPr>
+              <w:t>This fictional presentation handout proposes Thursday openings until 21:00. Attendance, staffing and quiet-study demand will determine the next decision.</w:t>
+            </w:r>
+          </w:p>
+        </w:tc>
+        <w:tc>
+          <w:tcPr>
+            <w:tcW w:type="dxa" w:w="6624"/>
+            <w:shd w:fill="FFFFFF"/>
+          </w:tcPr>
+          <w:p/>
+          <w:p>
+            <w:pPr>
+              <w:spacing w:after="140" w:line="259" w:lineRule="auto"/>
+            </w:pPr>
+            <w:r>
+              <w:rPr>
+                <w:rFonts w:ascii="Georgia" w:hAnsi="Georgia"/>
+                <w:b/>
+                <w:color w:val="173D75"/>
+                <w:sz w:val="58"/>
+              </w:rPr>
+              <w:t>6 WEEKS</w:t>
+            </w:r>
+          </w:p>
+          <w:p>
+            <w:pPr>
+              <w:spacing w:after="140" w:line="259" w:lineRule="auto"/>
+            </w:pPr>
+            <w:r>
+              <w:rPr>
+                <w:rFonts w:ascii="Georgia" w:hAnsi="Georgia"/>
+                <w:b w:val="0"/>
+                <w:color w:val="17212B"/>
+                <w:sz w:val="20"/>
+              </w:rPr>
+              <w:t>a bounded pilot with a clear review point</w:t>
+            </w:r>
+          </w:p>
+          <w:p>
+            <w:pPr>
+              <w:pStyle w:val="Heading1"/>
+              <w:spacing w:after="140" w:line="259" w:lineRule="auto"/>
+            </w:pPr>
+            <w:r>
+              <w:rPr>
+                <w:rFonts w:ascii="Georgia" w:hAnsi="Georgia"/>
+                <w:b/>
+                <w:color w:val="173D75"/>
+                <w:sz w:val="28"/>
+              </w:rPr>
+              <w:t>The Experiment</w:t>
+            </w:r>
+          </w:p>
+          <w:p>
+            <w:pPr>
+              <w:spacing w:after="140" w:line="259" w:lineRule="auto"/>
+              <w:ind w:right="534"/>
+            </w:pPr>
+            <w:r>
+              <w:rPr>
+                <w:rFonts w:ascii="Georgia" w:hAnsi="Georgia"/>
+                <w:b w:val="0"/>
+                <w:color w:val="17212B"/>
+                <w:sz w:val="21"/>
+              </w:rPr>
+              <w:t>Open on six Thursdays. Keep a quiet study zone, a staffed help point and a clear closing routine. Record occupancy every hour.</w:t>
+            </w:r>
+          </w:p>
+        </w:tc>
+      </w:tr>
+    </w:tbl>
+    <w:tbl>
+      <w:tblPr>
+        <w:tblW w:type="auto" w:w="0"/>
+        <w:tblLayout w:type="fixed"/>
+        <w:tblLook w:firstColumn="1" w:firstRow="1" w:lastColumn="0" w:lastRow="0" w:noHBand="0" w:noVBand="1" w:val="04A0"/>
+      </w:tblPr>
+      <w:tblGrid>
+        <w:gridCol w:w="7488"/>
+        <w:gridCol w:w="7488"/>
+      </w:tblGrid>
+      <w:tr>
+        <w:tc>
+          <w:tcPr>
+            <w:tcW w:type="dxa" w:w="7488"/>
+          </w:tcPr>
+          <w:p/>
+          <w:p>
+            <w:pPr>
+              <w:pStyle w:val="Heading1"/>
+              <w:spacing w:after="140" w:line="259" w:lineRule="auto"/>
+            </w:pPr>
+            <w:r>
+              <w:rPr>
+                <w:rFonts w:ascii="Georgia" w:hAnsi="Georgia"/>
+                <w:b/>
+                <w:color w:val="173D75"/>
+                <w:sz w:val="28"/>
+              </w:rPr>
+              <w:t>The Need</w:t>
+            </w:r>
+          </w:p>
+          <w:p>
+            <w:pPr>
+              <w:spacing w:after="140" w:line="259" w:lineRule="auto"/>
+              <w:ind w:right="1398"/>
+            </w:pPr>
+            <w:r>
+              <w:rPr>
+                <w:rFonts w:ascii="Georgia" w:hAnsi="Georgia"/>
+                <w:b w:val="0"/>
+                <w:color w:val="17212B"/>
+                <w:sz w:val="21"/>
+              </w:rPr>
+              <w:t>Evening visitors need access after work and classes. The pilot tests demand rather than assuming every weekday should open later.</w:t>
+            </w:r>
+          </w:p>
+        </w:tc>
+        <w:tc>
+          <w:tcPr>
+            <w:tcW w:type="dxa" w:w="7488"/>
+          </w:tcPr>
+          <w:p/>
+          <w:p>
+            <w:pPr>
+              <w:pStyle w:val="Heading1"/>
+              <w:spacing w:after="140" w:line="259" w:lineRule="auto"/>
+            </w:pPr>
+            <w:r>
+              <w:rPr>
+                <w:rFonts w:ascii="Georgia" w:hAnsi="Georgia"/>
+                <w:b/>
+                <w:color w:val="173D75"/>
+                <w:sz w:val="28"/>
+              </w:rPr>
+              <w:t>The Decision</w:t>
+            </w:r>
+          </w:p>
+          <w:p>
+            <w:pPr>
+              <w:spacing w:after="140" w:line="259" w:lineRule="auto"/>
+              <w:ind w:right="1398"/>
+            </w:pPr>
+            <w:r>
+              <w:rPr>
+                <w:rFonts w:ascii="Georgia" w:hAnsi="Georgia"/>
+                <w:b w:val="0"/>
+                <w:color w:val="17212B"/>
+                <w:sz w:val="21"/>
+              </w:rPr>
+              <w:t>Continue only if demand is sustained and the staffing plan is workable. Publish the measured results, including low-attendance evenings.</w:t>
+            </w:r>
+          </w:p>
+        </w:tc>
+      </w:tr>
+    </w:tbl>
     <w:tbl>
       <w:tblPr>
         <w:tblW w:type="auto" w:w="0"/>
         <w:tblLook w:firstColumn="1" w:firstRow="1" w:lastColumn="0" w:lastRow="0" w:noHBand="0" w:noVBand="1" w:val="04A0"/>
       </w:tblPr>
       <w:tblGrid>
-        <w:gridCol w:w="10224"/>
+        <w:gridCol w:w="5088"/>
+        <w:gridCol w:w="5088"/>
+        <w:gridCol w:w="5088"/>
       </w:tblGrid>
       <w:tr>
+        <w:trPr>
+          <w:tblHeader/>
+          <w:cantSplit/>
+        </w:trPr>
         <w:tc>
           <w:tcPr>
-            <w:tcW w:type="dxa" w:w="10224"/>
-            <w:shd w:fill="5526A5"/>
+            <w:tcW w:type="dxa" w:w="5088"/>
+            <w:shd w:fill="173D75"/>
           </w:tcPr>
           <w:p/>
           <w:p>
             <w:pPr>
-              <w:spacing w:after="140" w:line="269" w:lineRule="auto"/>
+              <w:spacing w:after="140" w:line="259" w:lineRule="auto"/>
             </w:pPr>
             <w:r>
               <w:rPr>
-                <w:rFonts w:ascii="Arial" w:hAnsi="Arial"/>
+                <w:rFonts w:ascii="Georgia" w:hAnsi="Georgia"/>
                 <w:b/>
                 <w:color w:val="FFFFFF"/>
-                <w:sz w:val="36"/>
-              </w:rPr>
-              <w:t>6 WEEKS / a bounded pilot with a clear review point</w:t>
-            </w:r>
-          </w:p>
-        </w:tc>
-      </w:tr>
-    </w:tbl>
-    <w:p>
-      <w:pPr>
-        <w:spacing w:after="140" w:line="269" w:lineRule="auto"/>
-      </w:pPr>
-      <w:r>
-        <w:rPr>
-          <w:rFonts w:ascii="Arial" w:hAnsi="Arial"/>
-          <w:b w:val="0"/>
-          <w:color w:val="17212B"/>
-          <w:sz w:val="22"/>
-        </w:rPr>
-        <w:t>This fictional presentation handout proposes Thursday openings until 21:00. Attendance, staffing and quiet-study demand will determine the next decision.</w:t>
-      </w:r>
-    </w:p>
-    <w:p>
-      <w:pPr>
-        <w:pStyle w:val="Heading1"/>
-        <w:spacing w:after="140" w:line="269" w:lineRule="auto"/>
-      </w:pPr>
-      <w:r>
-        <w:rPr>
-          <w:rFonts w:ascii="Arial" w:hAnsi="Arial"/>
-          <w:b/>
-          <w:color w:val="5526A5"/>
-          <w:sz w:val="44"/>
-        </w:rPr>
-        <w:t>1  The Need</w:t>
-      </w:r>
-    </w:p>
-    <w:p>
-      <w:pPr>
-        <w:spacing w:after="140" w:line="269" w:lineRule="auto"/>
-      </w:pPr>
-      <w:r>
-        <w:rPr>
-          <w:rFonts w:ascii="Arial" w:hAnsi="Arial"/>
-          <w:b w:val="0"/>
-          <w:color w:val="17212B"/>
-          <w:sz w:val="24"/>
-        </w:rPr>
-        <w:t>Evening visitors need access after work and classes. The pilot tests demand rather than assuming every weekday should open later.</w:t>
-      </w:r>
-    </w:p>
-    <w:p>
-      <w:pPr>
-        <w:pStyle w:val="Heading1"/>
-        <w:spacing w:after="140" w:line="269" w:lineRule="auto"/>
-      </w:pPr>
-      <w:r>
-        <w:rPr>
-          <w:rFonts w:ascii="Arial" w:hAnsi="Arial"/>
-          <w:b/>
-          <w:color w:val="5526A5"/>
-          <w:sz w:val="44"/>
-        </w:rPr>
-        <w:t>2  The Experiment</w:t>
-      </w:r>
-    </w:p>
-    <w:p>
-      <w:pPr>
-        <w:spacing w:after="140" w:line="269" w:lineRule="auto"/>
-      </w:pPr>
-      <w:r>
-        <w:rPr>
-          <w:rFonts w:ascii="Arial" w:hAnsi="Arial"/>
-          <w:b w:val="0"/>
-          <w:color w:val="17212B"/>
-          <w:sz w:val="24"/>
-        </w:rPr>
-        <w:t>Open on six Thursdays. Keep a quiet study zone, a staffed help point and a clear closing routine. Record occupancy every hour.</w:t>
-      </w:r>
-    </w:p>
-    <w:p>
-      <w:pPr>
-        <w:pStyle w:val="Heading1"/>
-        <w:spacing w:after="140" w:line="269" w:lineRule="auto"/>
-      </w:pPr>
-      <w:r>
-        <w:rPr>
-          <w:rFonts w:ascii="Arial" w:hAnsi="Arial"/>
-          <w:b/>
-          <w:color w:val="5526A5"/>
-          <w:sz w:val="44"/>
-        </w:rPr>
-        <w:t>3  The Decision</w:t>
-      </w:r>
-    </w:p>
-    <w:p>
-      <w:pPr>
-        <w:spacing w:after="140" w:line="269" w:lineRule="auto"/>
-      </w:pPr>
-      <w:r>
-        <w:rPr>
-          <w:rFonts w:ascii="Arial" w:hAnsi="Arial"/>
-          <w:b w:val="0"/>
-          <w:color w:val="17212B"/>
-          <w:sz w:val="24"/>
-        </w:rPr>
-        <w:t>Continue only if demand is sustained and the staffing plan is workable. Publish the measured results, including low-attendance evenings.</w:t>
-      </w:r>
-    </w:p>
-    <w:tbl>
-      <w:tblPr>
-        <w:tblW w:type="auto" w:w="0"/>
-        <w:tblLook w:firstColumn="1" w:firstRow="1" w:lastColumn="0" w:lastRow="0" w:noHBand="0" w:noVBand="1" w:val="04A0"/>
-      </w:tblPr>
-      <w:tblGrid>
-        <w:gridCol w:w="3408"/>
-        <w:gridCol w:w="3408"/>
-        <w:gridCol w:w="3408"/>
-      </w:tblGrid>
-      <w:tr>
-        <w:trPr>
-          <w:tblHeader/>
-        </w:trPr>
-        <w:tc>
-          <w:tcPr>
-            <w:tcW w:type="dxa" w:w="3408"/>
-            <w:shd w:fill="5526A5"/>
-          </w:tcPr>
-          <w:p>
-            <w:pPr>
-              <w:spacing w:after="160" w:before="100"/>
-            </w:pPr>
-            <w:r>
-              <w:rPr>
-                <w:rFonts w:ascii="Arial" w:hAnsi="Arial"/>
-                <w:b/>
-                <w:color w:val="FFFFFF"/>
-                <w:sz w:val="20"/>
+                <w:sz w:val="18"/>
               </w:rPr>
               <w:t>Measure</w:t>
             </w:r>
@@ -214,19 +267,20 @@
         </w:tc>
         <w:tc>
           <w:tcPr>
-            <w:tcW w:type="dxa" w:w="3408"/>
-            <w:shd w:fill="5526A5"/>
+            <w:tcW w:type="dxa" w:w="5088"/>
+            <w:shd w:fill="173D75"/>
           </w:tcPr>
+          <w:p/>
           <w:p>
             <w:pPr>
-              <w:spacing w:after="160" w:before="100"/>
+              <w:spacing w:after="140" w:line="259" w:lineRule="auto"/>
             </w:pPr>
             <w:r>
               <w:rPr>
-                <w:rFonts w:ascii="Arial" w:hAnsi="Arial"/>
+                <w:rFonts w:ascii="Georgia" w:hAnsi="Georgia"/>
                 <w:b/>
                 <w:color w:val="FFFFFF"/>
-                <w:sz w:val="20"/>
+                <w:sz w:val="18"/>
               </w:rPr>
               <w:t>Collection</w:t>
             </w:r>
@@ -234,19 +288,20 @@
         </w:tc>
         <w:tc>
           <w:tcPr>
-            <w:tcW w:type="dxa" w:w="3408"/>
-            <w:shd w:fill="5526A5"/>
+            <w:tcW w:type="dxa" w:w="5088"/>
+            <w:shd w:fill="173D75"/>
           </w:tcPr>
+          <w:p/>
           <w:p>
             <w:pPr>
-              <w:spacing w:after="160" w:before="100"/>
+              <w:spacing w:after="140" w:line="259" w:lineRule="auto"/>
             </w:pPr>
             <w:r>
               <w:rPr>
-                <w:rFonts w:ascii="Arial" w:hAnsi="Arial"/>
+                <w:rFonts w:ascii="Georgia" w:hAnsi="Georgia"/>
                 <w:b/>
                 <w:color w:val="FFFFFF"/>
-                <w:sz w:val="20"/>
+                <w:sz w:val="18"/>
               </w:rPr>
               <w:t>Review</w:t>
             </w:r>
@@ -254,21 +309,25 @@
         </w:tc>
       </w:tr>
       <w:tr>
+        <w:trPr>
+          <w:cantSplit/>
+        </w:trPr>
         <w:tc>
           <w:tcPr>
-            <w:tcW w:type="dxa" w:w="3408"/>
+            <w:tcW w:type="dxa" w:w="5088"/>
             <w:shd w:fill="FFFFFF"/>
           </w:tcPr>
+          <w:p/>
           <w:p>
             <w:pPr>
-              <w:spacing w:after="160" w:before="100"/>
+              <w:spacing w:after="140" w:line="259" w:lineRule="auto"/>
             </w:pPr>
             <w:r>
               <w:rPr>
-                <w:rFonts w:ascii="Arial" w:hAnsi="Arial"/>
+                <w:rFonts w:ascii="Georgia" w:hAnsi="Georgia"/>
                 <w:b w:val="0"/>
                 <w:color w:val="17212B"/>
-                <w:sz w:val="20"/>
+                <w:sz w:val="18"/>
               </w:rPr>
               <w:t>Visitors</w:t>
             </w:r>
@@ -276,19 +335,20 @@
         </w:tc>
         <w:tc>
           <w:tcPr>
-            <w:tcW w:type="dxa" w:w="3408"/>
+            <w:tcW w:type="dxa" w:w="5088"/>
             <w:shd w:fill="FFFFFF"/>
           </w:tcPr>
+          <w:p/>
           <w:p>
             <w:pPr>
-              <w:spacing w:after="160" w:before="100"/>
+              <w:spacing w:after="140" w:line="259" w:lineRule="auto"/>
             </w:pPr>
             <w:r>
               <w:rPr>
-                <w:rFonts w:ascii="Arial" w:hAnsi="Arial"/>
+                <w:rFonts w:ascii="Georgia" w:hAnsi="Georgia"/>
                 <w:b w:val="0"/>
                 <w:color w:val="17212B"/>
-                <w:sz w:val="20"/>
+                <w:sz w:val="18"/>
               </w:rPr>
               <w:t>Hourly count</w:t>
             </w:r>
@@ -296,19 +356,20 @@
         </w:tc>
         <w:tc>
           <w:tcPr>
-            <w:tcW w:type="dxa" w:w="3408"/>
+            <w:tcW w:type="dxa" w:w="5088"/>
             <w:shd w:fill="FFFFFF"/>
           </w:tcPr>
+          <w:p/>
           <w:p>
             <w:pPr>
-              <w:spacing w:after="160" w:before="100"/>
+              <w:spacing w:after="140" w:line="259" w:lineRule="auto"/>
             </w:pPr>
             <w:r>
               <w:rPr>
-                <w:rFonts w:ascii="Arial" w:hAnsi="Arial"/>
+                <w:rFonts w:ascii="Georgia" w:hAnsi="Georgia"/>
                 <w:b w:val="0"/>
                 <w:color w:val="17212B"/>
-                <w:sz w:val="20"/>
+                <w:sz w:val="18"/>
               </w:rPr>
               <w:t>Demand by hour</w:t>
             </w:r>
@@ -316,21 +377,25 @@
         </w:tc>
       </w:tr>
       <w:tr>
+        <w:trPr>
+          <w:cantSplit/>
+        </w:trPr>
         <w:tc>
           <w:tcPr>
-            <w:tcW w:type="dxa" w:w="3408"/>
+            <w:tcW w:type="dxa" w:w="5088"/>
             <w:shd w:fill="FFFFFF"/>
           </w:tcPr>
+          <w:p/>
           <w:p>
             <w:pPr>
-              <w:spacing w:after="160" w:before="100"/>
+              <w:spacing w:after="140" w:line="259" w:lineRule="auto"/>
             </w:pPr>
             <w:r>
               <w:rPr>
-                <w:rFonts w:ascii="Arial" w:hAnsi="Arial"/>
+                <w:rFonts w:ascii="Georgia" w:hAnsi="Georgia"/>
                 <w:b w:val="0"/>
                 <w:color w:val="17212B"/>
-                <w:sz w:val="20"/>
+                <w:sz w:val="18"/>
               </w:rPr>
               <w:t>Quiet seats</w:t>
             </w:r>
@@ -338,19 +403,20 @@
         </w:tc>
         <w:tc>
           <w:tcPr>
-            <w:tcW w:type="dxa" w:w="3408"/>
+            <w:tcW w:type="dxa" w:w="5088"/>
             <w:shd w:fill="FFFFFF"/>
           </w:tcPr>
+          <w:p/>
           <w:p>
             <w:pPr>
-              <w:spacing w:after="160" w:before="100"/>
+              <w:spacing w:after="140" w:line="259" w:lineRule="auto"/>
             </w:pPr>
             <w:r>
               <w:rPr>
-                <w:rFonts w:ascii="Arial" w:hAnsi="Arial"/>
+                <w:rFonts w:ascii="Georgia" w:hAnsi="Georgia"/>
                 <w:b w:val="0"/>
                 <w:color w:val="17212B"/>
-                <w:sz w:val="20"/>
+                <w:sz w:val="18"/>
               </w:rPr>
               <w:t>Occupied / available</w:t>
             </w:r>
@@ -358,19 +424,20 @@
         </w:tc>
         <w:tc>
           <w:tcPr>
-            <w:tcW w:type="dxa" w:w="3408"/>
+            <w:tcW w:type="dxa" w:w="5088"/>
             <w:shd w:fill="FFFFFF"/>
           </w:tcPr>
+          <w:p/>
           <w:p>
             <w:pPr>
-              <w:spacing w:after="160" w:before="100"/>
+              <w:spacing w:after="140" w:line="259" w:lineRule="auto"/>
             </w:pPr>
             <w:r>
               <w:rPr>
-                <w:rFonts w:ascii="Arial" w:hAnsi="Arial"/>
+                <w:rFonts w:ascii="Georgia" w:hAnsi="Georgia"/>
                 <w:b w:val="0"/>
                 <w:color w:val="17212B"/>
-                <w:sz w:val="20"/>
+                <w:sz w:val="18"/>
               </w:rPr>
               <w:t>Capacity pressure</w:t>
             </w:r>
@@ -378,21 +445,25 @@
         </w:tc>
       </w:tr>
       <w:tr>
+        <w:trPr>
+          <w:cantSplit/>
+        </w:trPr>
         <w:tc>
           <w:tcPr>
-            <w:tcW w:type="dxa" w:w="3408"/>
+            <w:tcW w:type="dxa" w:w="5088"/>
             <w:shd w:fill="FFFFFF"/>
           </w:tcPr>
+          <w:p/>
           <w:p>
             <w:pPr>
-              <w:spacing w:after="160" w:before="100"/>
+              <w:spacing w:after="140" w:line="259" w:lineRule="auto"/>
             </w:pPr>
             <w:r>
               <w:rPr>
-                <w:rFonts w:ascii="Arial" w:hAnsi="Arial"/>
+                <w:rFonts w:ascii="Georgia" w:hAnsi="Georgia"/>
                 <w:b w:val="0"/>
                 <w:color w:val="17212B"/>
-                <w:sz w:val="20"/>
+                <w:sz w:val="18"/>
               </w:rPr>
               <w:t>Staff hours</w:t>
             </w:r>
@@ -400,19 +471,20 @@
         </w:tc>
         <w:tc>
           <w:tcPr>
-            <w:tcW w:type="dxa" w:w="3408"/>
+            <w:tcW w:type="dxa" w:w="5088"/>
             <w:shd w:fill="FFFFFF"/>
           </w:tcPr>
+          <w:p/>
           <w:p>
             <w:pPr>
-              <w:spacing w:after="160" w:before="100"/>
+              <w:spacing w:after="140" w:line="259" w:lineRule="auto"/>
             </w:pPr>
             <w:r>
               <w:rPr>
-                <w:rFonts w:ascii="Arial" w:hAnsi="Arial"/>
+                <w:rFonts w:ascii="Georgia" w:hAnsi="Georgia"/>
                 <w:b w:val="0"/>
                 <w:color w:val="17212B"/>
-                <w:sz w:val="20"/>
+                <w:sz w:val="18"/>
               </w:rPr>
               <w:t>Scheduled and actual</w:t>
             </w:r>
@@ -420,19 +492,20 @@
         </w:tc>
         <w:tc>
           <w:tcPr>
-            <w:tcW w:type="dxa" w:w="3408"/>
+            <w:tcW w:type="dxa" w:w="5088"/>
             <w:shd w:fill="FFFFFF"/>
           </w:tcPr>
+          <w:p/>
           <w:p>
             <w:pPr>
-              <w:spacing w:after="160" w:before="100"/>
+              <w:spacing w:after="140" w:line="259" w:lineRule="auto"/>
             </w:pPr>
             <w:r>
               <w:rPr>
-                <w:rFonts w:ascii="Arial" w:hAnsi="Arial"/>
+                <w:rFonts w:ascii="Georgia" w:hAnsi="Georgia"/>
                 <w:b w:val="0"/>
                 <w:color w:val="17212B"/>
-                <w:sz w:val="20"/>
+                <w:sz w:val="18"/>
               </w:rPr>
               <w:t>Operating effort</w:t>
             </w:r>
@@ -442,22 +515,23 @@
     </w:tbl>
     <w:p>
       <w:pPr>
-        <w:spacing w:after="140" w:line="269" w:lineRule="auto"/>
+        <w:spacing w:after="140" w:line="259" w:lineRule="auto"/>
       </w:pPr>
       <w:r>
         <w:rPr>
-          <w:rFonts w:ascii="Arial" w:hAnsi="Arial"/>
+          <w:rFonts w:ascii="Georgia" w:hAnsi="Georgia"/>
           <w:b/>
-          <w:color w:val="5526A5"/>
-          <w:sz w:val="20"/>
+          <w:color w:val="173D75"/>
+          <w:sz w:val="18"/>
         </w:rPr>
         <w:t>Pilot proposal only · Synthetic example, not a funded program.</w:t>
       </w:r>
     </w:p>
     <w:sectPr>
       <w:footerReference w:type="default" r:id="rId9"/>
-      <w:pgSz w:w="11952" w:h="16848"/>
-      <w:pgMar w:top="792" w:right="864" w:bottom="792" w:left="864" w:header="720" w:footer="720" w:gutter="0"/>
+      <w:headerReference w:type="default" r:id="rId10"/>
+      <w:pgSz w:w="16848" w:h="11952"/>
+      <w:pgMar w:top="691" w:right="792" w:bottom="691" w:left="792" w:header="720" w:footer="720" w:gutter="0"/>
       <w:cols w:space="720"/>
       <w:docGrid w:linePitch="360"/>
     </w:sectPr>
@@ -474,19 +548,36 @@
   </w:p>
   <w:p>
     <w:pPr>
-      <w:spacing w:after="140" w:line="269" w:lineRule="auto"/>
+      <w:spacing w:after="140" w:line="259" w:lineRule="auto"/>
     </w:pPr>
     <w:r>
       <w:rPr>
-        <w:rFonts w:ascii="Arial" w:hAnsi="Arial"/>
+        <w:rFonts w:ascii="Georgia" w:hAnsi="Georgia"/>
         <w:b w:val="0"/>
         <w:color w:val="17212B"/>
         <w:sz w:val="16"/>
       </w:rPr>
-      <w:t>Fictional Worked Example / The Speaker Brief / 01</w:t>
+      <w:t>Fictional Dazzler example / Apache-2.0 / Editable text and tables</w:t>
     </w:r>
   </w:p>
 </w:ftr>
+</file>
+
+<file path=word/header1.xml><?xml version="1.0" encoding="utf-8"?>
+<w:hdr xmlns:m="http://schemas.openxmlformats.org/officeDocument/2006/math" xmlns:mc="http://schemas.openxmlformats.org/markup-compatibility/2006" xmlns:mo="http://schemas.microsoft.com/office/mac/office/2008/main" xmlns:mv="urn:schemas-microsoft-com:mac:vml" xmlns:o="urn:schemas-microsoft-com:office:office" xmlns:r="http://schemas.openxmlformats.org/officeDocument/2006/relationships" xmlns:v="urn:schemas-microsoft-com:vml" xmlns:w10="urn:schemas-microsoft-com:office:word" xmlns:w14="http://schemas.microsoft.com/office/word/2010/wordml" xmlns:w="http://schemas.openxmlformats.org/wordprocessingml/2006/main" xmlns:wne="http://schemas.microsoft.com/office/word/2006/wordml" xmlns:wp14="http://schemas.microsoft.com/office/word/2010/wordprocessingDrawing" xmlns:wp="http://schemas.openxmlformats.org/drawingml/2006/wordprocessingDrawing" xmlns:wpc="http://schemas.microsoft.com/office/word/2010/wordprocessingCanvas" xmlns:wpg="http://schemas.microsoft.com/office/word/2010/wordprocessingGroup" xmlns:wpi="http://schemas.microsoft.com/office/word/2010/wordprocessingInk" xmlns:wps="http://schemas.microsoft.com/office/word/2010/wordprocessingShape" mc:Ignorable="w14 wp14">
+  <w:p>
+    <w:pPr>
+      <w:pStyle w:val="Header"/>
+    </w:pPr>
+    <w:r>
+      <w:pict>
+        <v:rect id="DazzlerPageSurface" style="position:absolute;margin-left:0;margin-top:0;width:842.4pt;height:597.6pt;z-index:-251654144;mso-position-horizontal-relative:page;mso-position-vertical-relative:page" fillcolor="#C2E9FF" stroked="f">
+          <v:fill color="#C2E9FF"/>
+        </v:rect>
+      </w:pict>
+    </w:r>
+  </w:p>
+</w:hdr>
 </file>
 
 <file path=word/numbering.xml><?xml version="1.0" encoding="utf-8"?>
@@ -852,9 +943,13 @@
     <w:name w:val="Normal"/>
     <w:qFormat/>
     <w:rsid w:val="00FC693F"/>
+    <w:pPr>
+      <w:spacing w:after="120"/>
+    </w:pPr>
     <w:rPr>
-      <w:rFonts w:ascii="Arial" w:hAnsi="Arial"/>
-      <w:sz w:val="22"/>
+      <w:rFonts w:ascii="Georgia" w:hAnsi="Georgia"/>
+      <w:color w:val="17212B"/>
+      <w:sz w:val="21"/>
     </w:rPr>
   </w:style>
   <w:style w:type="paragraph" w:styleId="Header">
@@ -871,10 +966,6 @@
       </w:tabs>
       <w:spacing w:after="0" w:line="240" w:lineRule="auto"/>
     </w:pPr>
-    <w:rPr>
-      <w:rFonts w:ascii="Arial" w:hAnsi="Arial"/>
-      <w:sz w:val="22"/>
-    </w:rPr>
   </w:style>
   <w:style w:type="character" w:customStyle="1" w:styleId="HeaderChar">
     <w:name w:val="Header Char"/>
@@ -897,10 +988,6 @@
       </w:tabs>
       <w:spacing w:after="0" w:line="240" w:lineRule="auto"/>
     </w:pPr>
-    <w:rPr>
-      <w:rFonts w:ascii="Arial" w:hAnsi="Arial"/>
-      <w:sz w:val="22"/>
-    </w:rPr>
   </w:style>
   <w:style w:type="character" w:customStyle="1" w:styleId="FooterChar">
     <w:name w:val="Footer Char"/>
@@ -920,15 +1007,15 @@
     <w:pPr>
       <w:keepNext/>
       <w:keepLines/>
-      <w:spacing w:before="480" w:after="0"/>
+      <w:spacing w:before="480" w:after="120"/>
       <w:outlineLvl w:val="0"/>
     </w:pPr>
     <w:rPr>
-      <w:rFonts w:cstheme="majorBidi" w:ascii="Arial" w:hAnsi="Arial"/>
+      <w:rFonts w:asciiTheme="majorHAnsi" w:eastAsiaTheme="majorEastAsia" w:hAnsiTheme="majorHAnsi" w:cstheme="majorBidi" w:ascii="Georgia" w:hAnsi="Georgia"/>
       <w:b/>
       <w:bCs/>
-      <w:color w:val="365F91" w:themeColor="accent1" w:themeShade="BF"/>
-      <w:sz w:val="22"/>
+      <w:color w:val="17212B"/>
+      <w:sz w:val="21"/>
       <w:szCs w:val="28"/>
     </w:rPr>
   </w:style>
@@ -944,15 +1031,15 @@
     <w:pPr>
       <w:keepNext/>
       <w:keepLines/>
-      <w:spacing w:before="200" w:after="0"/>
+      <w:spacing w:before="200" w:after="120"/>
       <w:outlineLvl w:val="1"/>
     </w:pPr>
     <w:rPr>
-      <w:rFonts w:cstheme="majorBidi" w:ascii="Arial" w:hAnsi="Arial"/>
+      <w:rFonts w:asciiTheme="majorHAnsi" w:eastAsiaTheme="majorEastAsia" w:hAnsiTheme="majorHAnsi" w:cstheme="majorBidi" w:ascii="Georgia" w:hAnsi="Georgia"/>
       <w:b/>
       <w:bCs/>
-      <w:color w:val="4F81BD" w:themeColor="accent1"/>
-      <w:sz w:val="22"/>
+      <w:color w:val="17212B"/>
+      <w:sz w:val="21"/>
       <w:szCs w:val="26"/>
     </w:rPr>
   </w:style>
@@ -972,11 +1059,10 @@
       <w:outlineLvl w:val="2"/>
     </w:pPr>
     <w:rPr>
-      <w:rFonts w:cstheme="majorBidi" w:ascii="Arial" w:hAnsi="Arial"/>
+      <w:rFonts w:asciiTheme="majorHAnsi" w:eastAsiaTheme="majorEastAsia" w:hAnsiTheme="majorHAnsi" w:cstheme="majorBidi"/>
       <w:b/>
       <w:bCs/>
       <w:color w:val="4F81BD" w:themeColor="accent1"/>
-      <w:sz w:val="22"/>
     </w:rPr>
   </w:style>
   <w:style w:type="paragraph" w:styleId="Heading4">
@@ -996,13 +1082,12 @@
       <w:outlineLvl w:val="3"/>
     </w:pPr>
     <w:rPr>
-      <w:rFonts w:cstheme="majorBidi" w:ascii="Arial" w:hAnsi="Arial"/>
+      <w:rFonts w:asciiTheme="majorHAnsi" w:eastAsiaTheme="majorEastAsia" w:hAnsiTheme="majorHAnsi" w:cstheme="majorBidi"/>
       <w:b/>
       <w:bCs/>
       <w:i/>
       <w:iCs/>
       <w:color w:val="4F81BD" w:themeColor="accent1"/>
-      <w:sz w:val="22"/>
     </w:rPr>
   </w:style>
   <w:style w:type="paragraph" w:styleId="Heading5">
@@ -1022,9 +1107,8 @@
       <w:outlineLvl w:val="4"/>
     </w:pPr>
     <w:rPr>
-      <w:rFonts w:cstheme="majorBidi" w:ascii="Arial" w:hAnsi="Arial"/>
+      <w:rFonts w:asciiTheme="majorHAnsi" w:eastAsiaTheme="majorEastAsia" w:hAnsiTheme="majorHAnsi" w:cstheme="majorBidi"/>
       <w:color w:val="243F60" w:themeColor="accent1" w:themeShade="7F"/>
-      <w:sz w:val="22"/>
     </w:rPr>
   </w:style>
   <w:style w:type="paragraph" w:styleId="Heading6">
@@ -1044,11 +1128,10 @@
       <w:outlineLvl w:val="5"/>
     </w:pPr>
     <w:rPr>
-      <w:rFonts w:cstheme="majorBidi" w:ascii="Arial" w:hAnsi="Arial"/>
+      <w:rFonts w:asciiTheme="majorHAnsi" w:eastAsiaTheme="majorEastAsia" w:hAnsiTheme="majorHAnsi" w:cstheme="majorBidi"/>
       <w:i/>
       <w:iCs/>
       <w:color w:val="243F60" w:themeColor="accent1" w:themeShade="7F"/>
-      <w:sz w:val="22"/>
     </w:rPr>
   </w:style>
   <w:style w:type="paragraph" w:styleId="Heading7">
@@ -1068,11 +1151,10 @@
       <w:outlineLvl w:val="6"/>
     </w:pPr>
     <w:rPr>
-      <w:rFonts w:cstheme="majorBidi" w:ascii="Arial" w:hAnsi="Arial"/>
+      <w:rFonts w:asciiTheme="majorHAnsi" w:eastAsiaTheme="majorEastAsia" w:hAnsiTheme="majorHAnsi" w:cstheme="majorBidi"/>
       <w:i/>
       <w:iCs/>
       <w:color w:val="404040" w:themeColor="text1" w:themeTint="BF"/>
-      <w:sz w:val="22"/>
     </w:rPr>
   </w:style>
   <w:style w:type="paragraph" w:styleId="Heading8">
@@ -1092,9 +1174,9 @@
       <w:outlineLvl w:val="7"/>
     </w:pPr>
     <w:rPr>
-      <w:rFonts w:cstheme="majorBidi" w:ascii="Arial" w:hAnsi="Arial"/>
+      <w:rFonts w:asciiTheme="majorHAnsi" w:eastAsiaTheme="majorEastAsia" w:hAnsiTheme="majorHAnsi" w:cstheme="majorBidi"/>
       <w:color w:val="4F81BD" w:themeColor="accent1"/>
-      <w:sz w:val="22"/>
+      <w:sz w:val="20"/>
       <w:szCs w:val="20"/>
     </w:rPr>
   </w:style>
@@ -1115,11 +1197,11 @@
       <w:outlineLvl w:val="8"/>
     </w:pPr>
     <w:rPr>
-      <w:rFonts w:cstheme="majorBidi" w:ascii="Arial" w:hAnsi="Arial"/>
+      <w:rFonts w:asciiTheme="majorHAnsi" w:eastAsiaTheme="majorEastAsia" w:hAnsiTheme="majorHAnsi" w:cstheme="majorBidi"/>
       <w:i/>
       <w:iCs/>
       <w:color w:val="404040" w:themeColor="text1" w:themeTint="BF"/>
-      <w:sz w:val="22"/>
+      <w:sz w:val="20"/>
       <w:szCs w:val="20"/>
     </w:rPr>
   </w:style>
@@ -1158,10 +1240,6 @@
     <w:pPr>
       <w:spacing w:after="0" w:line="240" w:lineRule="auto"/>
     </w:pPr>
-    <w:rPr>
-      <w:rFonts w:ascii="Arial" w:hAnsi="Arial"/>
-      <w:sz w:val="22"/>
-    </w:rPr>
   </w:style>
   <w:style w:type="character" w:customStyle="1" w:styleId="Heading1Char">
     <w:name w:val="Heading 1 Char"/>
@@ -1215,15 +1293,15 @@
     <w:qFormat/>
     <w:rsid w:val="00FC693F"/>
     <w:pPr>
-      <w:spacing w:after="300" w:line="240" w:lineRule="auto"/>
+      <w:spacing w:after="120" w:line="240" w:lineRule="auto"/>
       <w:contextualSpacing/>
     </w:pPr>
     <w:rPr>
-      <w:rFonts w:cstheme="majorBidi" w:ascii="Arial" w:hAnsi="Arial"/>
-      <w:color w:val="17365D" w:themeColor="text2" w:themeShade="BF"/>
+      <w:rFonts w:asciiTheme="majorHAnsi" w:eastAsiaTheme="majorEastAsia" w:hAnsiTheme="majorHAnsi" w:cstheme="majorBidi" w:ascii="Georgia" w:hAnsi="Georgia"/>
+      <w:color w:val="17212B"/>
       <w:spacing w:val="5"/>
       <w:kern w:val="28"/>
-      <w:sz w:val="22"/>
+      <w:sz w:val="21"/>
       <w:szCs w:val="52"/>
     </w:rPr>
   </w:style>
@@ -1256,12 +1334,12 @@
       </w:numPr>
     </w:pPr>
     <w:rPr>
-      <w:rFonts w:cstheme="majorBidi" w:ascii="Arial" w:hAnsi="Arial"/>
+      <w:rFonts w:asciiTheme="majorHAnsi" w:eastAsiaTheme="majorEastAsia" w:hAnsiTheme="majorHAnsi" w:cstheme="majorBidi"/>
       <w:i/>
       <w:iCs/>
       <w:color w:val="4F81BD" w:themeColor="accent1"/>
       <w:spacing w:val="15"/>
-      <w:sz w:val="22"/>
+      <w:sz w:val="24"/>
       <w:szCs w:val="24"/>
     </w:rPr>
   </w:style>
@@ -1291,10 +1369,6 @@
       <w:ind w:left="720"/>
       <w:contextualSpacing/>
     </w:pPr>
-    <w:rPr>
-      <w:rFonts w:ascii="Arial" w:hAnsi="Arial"/>
-      <w:sz w:val="22"/>
-    </w:rPr>
   </w:style>
   <w:style w:type="paragraph" w:styleId="BodyText">
     <w:name w:val="Body Text"/>
@@ -1306,10 +1380,6 @@
     <w:pPr>
       <w:spacing w:after="120"/>
     </w:pPr>
-    <w:rPr>
-      <w:rFonts w:ascii="Arial" w:hAnsi="Arial"/>
-      <w:sz w:val="22"/>
-    </w:rPr>
   </w:style>
   <w:style w:type="character" w:customStyle="1" w:styleId="BodyTextChar">
     <w:name w:val="Body Text Char"/>
@@ -1328,10 +1398,6 @@
     <w:pPr>
       <w:spacing w:after="120" w:line="480" w:lineRule="auto"/>
     </w:pPr>
-    <w:rPr>
-      <w:rFonts w:ascii="Arial" w:hAnsi="Arial"/>
-      <w:sz w:val="22"/>
-    </w:rPr>
   </w:style>
   <w:style w:type="character" w:customStyle="1" w:styleId="BodyText2Char">
     <w:name w:val="Body Text 2 Char"/>
@@ -1351,8 +1417,7 @@
       <w:spacing w:after="120"/>
     </w:pPr>
     <w:rPr>
-      <w:rFonts w:ascii="Arial" w:hAnsi="Arial"/>
-      <w:sz w:val="22"/>
+      <w:sz w:val="16"/>
       <w:szCs w:val="16"/>
     </w:rPr>
   </w:style>
@@ -1377,10 +1442,6 @@
       <w:ind w:left="360" w:hanging="360"/>
       <w:contextualSpacing/>
     </w:pPr>
-    <w:rPr>
-      <w:rFonts w:ascii="Arial" w:hAnsi="Arial"/>
-      <w:sz w:val="22"/>
-    </w:rPr>
   </w:style>
   <w:style w:type="paragraph" w:styleId="List2">
     <w:name w:val="List 2"/>
@@ -1392,10 +1453,6 @@
       <w:ind w:left="720" w:hanging="360"/>
       <w:contextualSpacing/>
     </w:pPr>
-    <w:rPr>
-      <w:rFonts w:ascii="Arial" w:hAnsi="Arial"/>
-      <w:sz w:val="22"/>
-    </w:rPr>
   </w:style>
   <w:style w:type="paragraph" w:styleId="List3">
     <w:name w:val="List 3"/>
@@ -1407,10 +1464,6 @@
       <w:ind w:left="1080" w:hanging="360"/>
       <w:contextualSpacing/>
     </w:pPr>
-    <w:rPr>
-      <w:rFonts w:ascii="Arial" w:hAnsi="Arial"/>
-      <w:sz w:val="22"/>
-    </w:rPr>
   </w:style>
   <w:style w:type="paragraph" w:styleId="ListBullet">
     <w:name w:val="List Bullet"/>
@@ -1424,10 +1477,6 @@
       </w:numPr>
       <w:contextualSpacing/>
     </w:pPr>
-    <w:rPr>
-      <w:rFonts w:ascii="Arial" w:hAnsi="Arial"/>
-      <w:sz w:val="22"/>
-    </w:rPr>
   </w:style>
   <w:style w:type="paragraph" w:styleId="ListBullet2">
     <w:name w:val="List Bullet 2"/>
@@ -1441,10 +1490,6 @@
       </w:numPr>
       <w:contextualSpacing/>
     </w:pPr>
-    <w:rPr>
-      <w:rFonts w:ascii="Arial" w:hAnsi="Arial"/>
-      <w:sz w:val="22"/>
-    </w:rPr>
   </w:style>
   <w:style w:type="paragraph" w:styleId="ListBullet3">
     <w:name w:val="List Bullet 3"/>
@@ -1458,10 +1503,6 @@
       </w:numPr>
       <w:contextualSpacing/>
     </w:pPr>
-    <w:rPr>
-      <w:rFonts w:ascii="Arial" w:hAnsi="Arial"/>
-      <w:sz w:val="22"/>
-    </w:rPr>
   </w:style>
   <w:style w:type="paragraph" w:styleId="ListNumber">
     <w:name w:val="List Number"/>
@@ -1475,10 +1516,6 @@
       </w:numPr>
       <w:contextualSpacing/>
     </w:pPr>
-    <w:rPr>
-      <w:rFonts w:ascii="Arial" w:hAnsi="Arial"/>
-      <w:sz w:val="22"/>
-    </w:rPr>
   </w:style>
   <w:style w:type="paragraph" w:styleId="ListNumber2">
     <w:name w:val="List Number 2"/>
@@ -1492,10 +1529,6 @@
       </w:numPr>
       <w:contextualSpacing/>
     </w:pPr>
-    <w:rPr>
-      <w:rFonts w:ascii="Arial" w:hAnsi="Arial"/>
-      <w:sz w:val="22"/>
-    </w:rPr>
   </w:style>
   <w:style w:type="paragraph" w:styleId="ListNumber3">
     <w:name w:val="List Number 3"/>
@@ -1509,10 +1542,6 @@
       </w:numPr>
       <w:contextualSpacing/>
     </w:pPr>
-    <w:rPr>
-      <w:rFonts w:ascii="Arial" w:hAnsi="Arial"/>
-      <w:sz w:val="22"/>
-    </w:rPr>
   </w:style>
   <w:style w:type="paragraph" w:styleId="ListContinue">
     <w:name w:val="List Continue"/>
@@ -1525,10 +1554,6 @@
       <w:ind w:left="360"/>
       <w:contextualSpacing/>
     </w:pPr>
-    <w:rPr>
-      <w:rFonts w:ascii="Arial" w:hAnsi="Arial"/>
-      <w:sz w:val="22"/>
-    </w:rPr>
   </w:style>
   <w:style w:type="paragraph" w:styleId="ListContinue2">
     <w:name w:val="List Continue 2"/>
@@ -1541,10 +1566,6 @@
       <w:ind w:left="720"/>
       <w:contextualSpacing/>
     </w:pPr>
-    <w:rPr>
-      <w:rFonts w:ascii="Arial" w:hAnsi="Arial"/>
-      <w:sz w:val="22"/>
-    </w:rPr>
   </w:style>
   <w:style w:type="paragraph" w:styleId="ListContinue3">
     <w:name w:val="List Continue 3"/>
@@ -1557,10 +1578,6 @@
       <w:ind w:left="1080"/>
       <w:contextualSpacing/>
     </w:pPr>
-    <w:rPr>
-      <w:rFonts w:ascii="Arial" w:hAnsi="Arial"/>
-      <w:sz w:val="22"/>
-    </w:rPr>
   </w:style>
   <w:style w:type="paragraph" w:styleId="MacroText">
     <w:name w:val="macro"/>
@@ -1580,8 +1597,8 @@
       </w:tabs>
     </w:pPr>
     <w:rPr>
-      <w:rFonts w:ascii="Arial" w:hAnsi="Arial"/>
-      <w:sz w:val="22"/>
+      <w:rFonts w:ascii="Courier" w:hAnsi="Courier"/>
+      <w:sz w:val="20"/>
       <w:szCs w:val="20"/>
     </w:rPr>
   </w:style>
@@ -1606,11 +1623,9 @@
     <w:qFormat/>
     <w:rsid w:val="00FC693F"/>
     <w:rPr>
-      <w:rFonts w:ascii="Arial" w:hAnsi="Arial"/>
       <w:i/>
       <w:iCs/>
       <w:color w:val="000000" w:themeColor="text1"/>
-      <w:sz w:val="22"/>
     </w:rPr>
   </w:style>
   <w:style w:type="character" w:customStyle="1" w:styleId="QuoteChar">
@@ -1724,11 +1739,10 @@
       <w:spacing w:line="240" w:lineRule="auto"/>
     </w:pPr>
     <w:rPr>
-      <w:rFonts w:ascii="Arial" w:hAnsi="Arial"/>
       <w:b/>
       <w:bCs/>
       <w:color w:val="4F81BD" w:themeColor="accent1"/>
-      <w:sz w:val="22"/>
+      <w:sz w:val="18"/>
       <w:szCs w:val="18"/>
     </w:rPr>
   </w:style>
@@ -1767,13 +1781,11 @@
       <w:ind w:left="936" w:right="936"/>
     </w:pPr>
     <w:rPr>
-      <w:rFonts w:ascii="Arial" w:hAnsi="Arial"/>
       <w:b/>
       <w:bCs/>
       <w:i/>
       <w:iCs/>
       <w:color w:val="4F81BD" w:themeColor="accent1"/>
-      <w:sz w:val="22"/>
     </w:rPr>
   </w:style>
   <w:style w:type="character" w:customStyle="1" w:styleId="IntenseQuoteChar">
@@ -1868,10 +1880,6 @@
     <w:pPr>
       <w:outlineLvl w:val="9"/>
     </w:pPr>
-    <w:rPr>
-      <w:rFonts w:ascii="Arial" w:hAnsi="Arial"/>
-      <w:sz w:val="22"/>
-    </w:rPr>
   </w:style>
   <w:style w:type="table" w:styleId="TableGrid">
     <w:name w:val="Table Grid"/>

--- a/docs/templates/docx/presentation.docx
+++ b/docs/templates/docx/presentation.docx
@@ -8,79 +8,136 @@
       </w:pPr>
       <w:r>
         <w:rPr>
-          <w:rFonts w:ascii="Georgia" w:hAnsi="Georgia"/>
+          <w:rFonts w:ascii="Arial" w:hAnsi="Arial"/>
           <w:b/>
-          <w:color w:val="173D75"/>
+          <w:color w:val="633A20"/>
           <w:sz w:val="18"/>
         </w:rPr>
         <w:t>CIVIC LAB / THREE MINUTE BRIEF</w:t>
       </w:r>
     </w:p>
+    <w:p>
+      <w:pPr>
+        <w:spacing w:after="140" w:line="259" w:lineRule="auto"/>
+      </w:pPr>
+      <w:r>
+        <w:rPr>
+          <w:rFonts w:ascii="Arial" w:hAnsi="Arial"/>
+          <w:b/>
+          <w:color w:val="633A20"/>
+          <w:sz w:val="50"/>
+        </w:rPr>
+        <w:t>6 WEEKS</w:t>
+      </w:r>
+    </w:p>
+    <w:p>
+      <w:pPr>
+        <w:spacing w:after="140" w:line="259" w:lineRule="auto"/>
+      </w:pPr>
+      <w:r>
+        <w:rPr>
+          <w:rFonts w:ascii="Arial" w:hAnsi="Arial"/>
+          <w:b w:val="0"/>
+          <w:color w:val="17212B"/>
+          <w:sz w:val="22"/>
+        </w:rPr>
+        <w:t>a bounded pilot with a clear review point</w:t>
+      </w:r>
+    </w:p>
+    <w:p>
+      <w:pPr>
+        <w:pStyle w:val="Title"/>
+        <w:spacing w:after="140" w:line="259" w:lineRule="auto"/>
+      </w:pPr>
+      <w:r>
+        <w:rPr>
+          <w:rFonts w:ascii="Arial" w:hAnsi="Arial"/>
+          <w:b/>
+          <w:color w:val="17212B"/>
+          <w:sz w:val="58"/>
+        </w:rPr>
+        <w:t>Library After Hours Pilot</w:t>
+      </w:r>
+    </w:p>
+    <w:p>
+      <w:pPr>
+        <w:spacing w:after="140" w:line="259" w:lineRule="auto"/>
+      </w:pPr>
+      <w:r>
+        <w:rPr>
+          <w:rFonts w:ascii="Arial" w:hAnsi="Arial"/>
+          <w:b/>
+          <w:color w:val="633A20"/>
+          <w:sz w:val="22"/>
+        </w:rPr>
+        <w:t>Test one late opening each week before committing to a permanent change.</w:t>
+      </w:r>
+    </w:p>
+    <w:p>
+      <w:pPr>
+        <w:spacing w:after="140" w:line="259" w:lineRule="auto"/>
+        <w:ind w:right="3548"/>
+      </w:pPr>
+      <w:r>
+        <w:rPr>
+          <w:rFonts w:ascii="Arial" w:hAnsi="Arial"/>
+          <w:b w:val="0"/>
+          <w:color w:val="17212B"/>
+          <w:sz w:val="22"/>
+        </w:rPr>
+        <w:t>This fictional presentation handout proposes Thursday openings until 21:00. Attendance, staffing and quiet-study demand will determine the next decision.</w:t>
+      </w:r>
+    </w:p>
+    <w:p>
+      <w:pPr>
+        <w:pStyle w:val="Heading1"/>
+        <w:spacing w:after="140" w:line="259" w:lineRule="auto"/>
+      </w:pPr>
+      <w:r>
+        <w:rPr>
+          <w:rFonts w:ascii="Arial" w:hAnsi="Arial"/>
+          <w:b/>
+          <w:color w:val="633A20"/>
+          <w:sz w:val="26"/>
+        </w:rPr>
+        <w:t>The Need</w:t>
+      </w:r>
+    </w:p>
+    <w:p>
+      <w:pPr>
+        <w:spacing w:after="140" w:line="259" w:lineRule="auto"/>
+        <w:ind w:right="3548"/>
+      </w:pPr>
+      <w:r>
+        <w:rPr>
+          <w:rFonts w:ascii="Arial" w:hAnsi="Arial"/>
+          <w:b w:val="0"/>
+          <w:color w:val="17212B"/>
+          <w:sz w:val="22"/>
+        </w:rPr>
+        <w:t>Evening visitors need access after work and classes. The pilot tests demand rather than assuming every weekday should open later.</w:t>
+      </w:r>
+    </w:p>
     <w:tbl>
       <w:tblPr>
         <w:tblW w:type="auto" w:w="0"/>
-        <w:tblLayout w:type="fixed"/>
+        <w:tblLayout w:type="autofit"/>
         <w:tblLook w:firstColumn="1" w:firstRow="1" w:lastColumn="0" w:lastRow="0" w:noHBand="0" w:noVBand="1" w:val="04A0"/>
       </w:tblPr>
       <w:tblGrid>
-        <w:gridCol w:w="8352"/>
-        <w:gridCol w:w="6624"/>
+        <w:gridCol w:w="3456"/>
+        <w:gridCol w:w="3456"/>
+        <w:gridCol w:w="3456"/>
       </w:tblGrid>
       <w:tr>
+        <w:trPr>
+          <w:tblHeader/>
+          <w:cantSplit/>
+        </w:trPr>
         <w:tc>
           <w:tcPr>
-            <w:tcW w:type="dxa" w:w="8352"/>
-          </w:tcPr>
-          <w:p/>
-          <w:p>
-            <w:pPr>
-              <w:pStyle w:val="Title"/>
-              <w:spacing w:after="140" w:line="259" w:lineRule="auto"/>
-            </w:pPr>
-            <w:r>
-              <w:rPr>
-                <w:rFonts w:ascii="Georgia" w:hAnsi="Georgia"/>
-                <w:b/>
-                <w:color w:val="17212B"/>
-                <w:sz w:val="54"/>
-              </w:rPr>
-              <w:t>Library After Hours Pilot</w:t>
-            </w:r>
-          </w:p>
-          <w:p>
-            <w:pPr>
-              <w:spacing w:after="140" w:line="259" w:lineRule="auto"/>
-            </w:pPr>
-            <w:r>
-              <w:rPr>
-                <w:rFonts w:ascii="Georgia" w:hAnsi="Georgia"/>
-                <w:b/>
-                <w:color w:val="173D75"/>
-                <w:sz w:val="24"/>
-              </w:rPr>
-              <w:t>Test one late opening each week before committing to a permanent change.</w:t>
-            </w:r>
-          </w:p>
-          <w:p>
-            <w:pPr>
-              <w:spacing w:after="140" w:line="259" w:lineRule="auto"/>
-              <w:ind w:right="2262"/>
-            </w:pPr>
-            <w:r>
-              <w:rPr>
-                <w:rFonts w:ascii="Georgia" w:hAnsi="Georgia"/>
-                <w:b w:val="0"/>
-                <w:color w:val="17212B"/>
-                <w:sz w:val="21"/>
-              </w:rPr>
-              <w:t>This fictional presentation handout proposes Thursday openings until 21:00. Attendance, staffing and quiet-study demand will determine the next decision.</w:t>
-            </w:r>
-          </w:p>
-        </w:tc>
-        <w:tc>
-          <w:tcPr>
-            <w:tcW w:type="dxa" w:w="6624"/>
-            <w:shd w:fill="FFFFFF"/>
+            <w:tcW w:type="dxa" w:w="3456"/>
+            <w:shd w:fill="633A20"/>
           </w:tcPr>
           <w:p/>
           <w:p>
@@ -89,165 +146,19 @@
             </w:pPr>
             <w:r>
               <w:rPr>
-                <w:rFonts w:ascii="Georgia" w:hAnsi="Georgia"/>
+                <w:rFonts w:ascii="Arial" w:hAnsi="Arial"/>
                 <w:b/>
-                <w:color w:val="173D75"/>
-                <w:sz w:val="58"/>
-              </w:rPr>
-              <w:t>6 WEEKS</w:t>
-            </w:r>
-          </w:p>
-          <w:p>
-            <w:pPr>
-              <w:spacing w:after="140" w:line="259" w:lineRule="auto"/>
-            </w:pPr>
-            <w:r>
-              <w:rPr>
-                <w:rFonts w:ascii="Georgia" w:hAnsi="Georgia"/>
-                <w:b w:val="0"/>
-                <w:color w:val="17212B"/>
+                <w:color w:val="FFFFFF"/>
                 <w:sz w:val="20"/>
               </w:rPr>
-              <w:t>a bounded pilot with a clear review point</w:t>
-            </w:r>
-          </w:p>
-          <w:p>
-            <w:pPr>
-              <w:pStyle w:val="Heading1"/>
-              <w:spacing w:after="140" w:line="259" w:lineRule="auto"/>
-            </w:pPr>
-            <w:r>
-              <w:rPr>
-                <w:rFonts w:ascii="Georgia" w:hAnsi="Georgia"/>
-                <w:b/>
-                <w:color w:val="173D75"/>
-                <w:sz w:val="28"/>
-              </w:rPr>
-              <w:t>The Experiment</w:t>
-            </w:r>
-          </w:p>
-          <w:p>
-            <w:pPr>
-              <w:spacing w:after="140" w:line="259" w:lineRule="auto"/>
-              <w:ind w:right="534"/>
-            </w:pPr>
-            <w:r>
-              <w:rPr>
-                <w:rFonts w:ascii="Georgia" w:hAnsi="Georgia"/>
-                <w:b w:val="0"/>
-                <w:color w:val="17212B"/>
-                <w:sz w:val="21"/>
-              </w:rPr>
-              <w:t>Open on six Thursdays. Keep a quiet study zone, a staffed help point and a clear closing routine. Record occupancy every hour.</w:t>
-            </w:r>
-          </w:p>
-        </w:tc>
-      </w:tr>
-    </w:tbl>
-    <w:tbl>
-      <w:tblPr>
-        <w:tblW w:type="auto" w:w="0"/>
-        <w:tblLayout w:type="fixed"/>
-        <w:tblLook w:firstColumn="1" w:firstRow="1" w:lastColumn="0" w:lastRow="0" w:noHBand="0" w:noVBand="1" w:val="04A0"/>
-      </w:tblPr>
-      <w:tblGrid>
-        <w:gridCol w:w="7488"/>
-        <w:gridCol w:w="7488"/>
-      </w:tblGrid>
-      <w:tr>
-        <w:tc>
-          <w:tcPr>
-            <w:tcW w:type="dxa" w:w="7488"/>
-          </w:tcPr>
-          <w:p/>
-          <w:p>
-            <w:pPr>
-              <w:pStyle w:val="Heading1"/>
-              <w:spacing w:after="140" w:line="259" w:lineRule="auto"/>
-            </w:pPr>
-            <w:r>
-              <w:rPr>
-                <w:rFonts w:ascii="Georgia" w:hAnsi="Georgia"/>
-                <w:b/>
-                <w:color w:val="173D75"/>
-                <w:sz w:val="28"/>
-              </w:rPr>
-              <w:t>The Need</w:t>
-            </w:r>
-          </w:p>
-          <w:p>
-            <w:pPr>
-              <w:spacing w:after="140" w:line="259" w:lineRule="auto"/>
-              <w:ind w:right="1398"/>
-            </w:pPr>
-            <w:r>
-              <w:rPr>
-                <w:rFonts w:ascii="Georgia" w:hAnsi="Georgia"/>
-                <w:b w:val="0"/>
-                <w:color w:val="17212B"/>
-                <w:sz w:val="21"/>
-              </w:rPr>
-              <w:t>Evening visitors need access after work and classes. The pilot tests demand rather than assuming every weekday should open later.</w:t>
+              <w:t>Measure</w:t>
             </w:r>
           </w:p>
         </w:tc>
         <w:tc>
           <w:tcPr>
-            <w:tcW w:type="dxa" w:w="7488"/>
-          </w:tcPr>
-          <w:p/>
-          <w:p>
-            <w:pPr>
-              <w:pStyle w:val="Heading1"/>
-              <w:spacing w:after="140" w:line="259" w:lineRule="auto"/>
-            </w:pPr>
-            <w:r>
-              <w:rPr>
-                <w:rFonts w:ascii="Georgia" w:hAnsi="Georgia"/>
-                <w:b/>
-                <w:color w:val="173D75"/>
-                <w:sz w:val="28"/>
-              </w:rPr>
-              <w:t>The Decision</w:t>
-            </w:r>
-          </w:p>
-          <w:p>
-            <w:pPr>
-              <w:spacing w:after="140" w:line="259" w:lineRule="auto"/>
-              <w:ind w:right="1398"/>
-            </w:pPr>
-            <w:r>
-              <w:rPr>
-                <w:rFonts w:ascii="Georgia" w:hAnsi="Georgia"/>
-                <w:b w:val="0"/>
-                <w:color w:val="17212B"/>
-                <w:sz w:val="21"/>
-              </w:rPr>
-              <w:t>Continue only if demand is sustained and the staffing plan is workable. Publish the measured results, including low-attendance evenings.</w:t>
-            </w:r>
-          </w:p>
-        </w:tc>
-      </w:tr>
-    </w:tbl>
-    <w:tbl>
-      <w:tblPr>
-        <w:tblW w:type="auto" w:w="0"/>
-        <w:tblLook w:firstColumn="1" w:firstRow="1" w:lastColumn="0" w:lastRow="0" w:noHBand="0" w:noVBand="1" w:val="04A0"/>
-      </w:tblPr>
-      <w:tblGrid>
-        <w:gridCol w:w="5088"/>
-        <w:gridCol w:w="5088"/>
-        <w:gridCol w:w="5088"/>
-      </w:tblGrid>
-      <w:tr>
-        <w:trPr>
-          <w:tblHeader/>
-          <w:cantSplit/>
-        </w:trPr>
-        <w:tc>
-          <w:tcPr>
-            <w:tcW w:type="dxa" w:w="5088"/>
-            <w:shd w:fill="173D75"/>
+            <w:tcW w:type="dxa" w:w="3456"/>
+            <w:shd w:fill="633A20"/>
           </w:tcPr>
           <w:p/>
           <w:p>
@@ -256,19 +167,19 @@
             </w:pPr>
             <w:r>
               <w:rPr>
-                <w:rFonts w:ascii="Georgia" w:hAnsi="Georgia"/>
+                <w:rFonts w:ascii="Arial" w:hAnsi="Arial"/>
                 <w:b/>
                 <w:color w:val="FFFFFF"/>
-                <w:sz w:val="18"/>
+                <w:sz w:val="20"/>
               </w:rPr>
-              <w:t>Measure</w:t>
+              <w:t>Collection</w:t>
             </w:r>
           </w:p>
         </w:tc>
         <w:tc>
           <w:tcPr>
-            <w:tcW w:type="dxa" w:w="5088"/>
-            <w:shd w:fill="173D75"/>
+            <w:tcW w:type="dxa" w:w="3456"/>
+            <w:shd w:fill="633A20"/>
           </w:tcPr>
           <w:p/>
           <w:p>
@@ -277,31 +188,10 @@
             </w:pPr>
             <w:r>
               <w:rPr>
-                <w:rFonts w:ascii="Georgia" w:hAnsi="Georgia"/>
+                <w:rFonts w:ascii="Arial" w:hAnsi="Arial"/>
                 <w:b/>
                 <w:color w:val="FFFFFF"/>
-                <w:sz w:val="18"/>
-              </w:rPr>
-              <w:t>Collection</w:t>
-            </w:r>
-          </w:p>
-        </w:tc>
-        <w:tc>
-          <w:tcPr>
-            <w:tcW w:type="dxa" w:w="5088"/>
-            <w:shd w:fill="173D75"/>
-          </w:tcPr>
-          <w:p/>
-          <w:p>
-            <w:pPr>
-              <w:spacing w:after="140" w:line="259" w:lineRule="auto"/>
-            </w:pPr>
-            <w:r>
-              <w:rPr>
-                <w:rFonts w:ascii="Georgia" w:hAnsi="Georgia"/>
-                <w:b/>
-                <w:color w:val="FFFFFF"/>
-                <w:sz w:val="18"/>
+                <w:sz w:val="20"/>
               </w:rPr>
               <w:t>Review</w:t>
             </w:r>
@@ -314,8 +204,7 @@
         </w:trPr>
         <w:tc>
           <w:tcPr>
-            <w:tcW w:type="dxa" w:w="5088"/>
-            <w:shd w:fill="FFFFFF"/>
+            <w:tcW w:type="dxa" w:w="3456"/>
           </w:tcPr>
           <w:p/>
           <w:p>
@@ -324,10 +213,10 @@
             </w:pPr>
             <w:r>
               <w:rPr>
-                <w:rFonts w:ascii="Georgia" w:hAnsi="Georgia"/>
+                <w:rFonts w:ascii="Arial" w:hAnsi="Arial"/>
                 <w:b w:val="0"/>
                 <w:color w:val="17212B"/>
-                <w:sz w:val="18"/>
+                <w:sz w:val="20"/>
               </w:rPr>
               <w:t>Visitors</w:t>
             </w:r>
@@ -335,8 +224,7 @@
         </w:tc>
         <w:tc>
           <w:tcPr>
-            <w:tcW w:type="dxa" w:w="5088"/>
-            <w:shd w:fill="FFFFFF"/>
+            <w:tcW w:type="dxa" w:w="3456"/>
           </w:tcPr>
           <w:p/>
           <w:p>
@@ -345,10 +233,10 @@
             </w:pPr>
             <w:r>
               <w:rPr>
-                <w:rFonts w:ascii="Georgia" w:hAnsi="Georgia"/>
+                <w:rFonts w:ascii="Arial" w:hAnsi="Arial"/>
                 <w:b w:val="0"/>
                 <w:color w:val="17212B"/>
-                <w:sz w:val="18"/>
+                <w:sz w:val="20"/>
               </w:rPr>
               <w:t>Hourly count</w:t>
             </w:r>
@@ -356,8 +244,7 @@
         </w:tc>
         <w:tc>
           <w:tcPr>
-            <w:tcW w:type="dxa" w:w="5088"/>
-            <w:shd w:fill="FFFFFF"/>
+            <w:tcW w:type="dxa" w:w="3456"/>
           </w:tcPr>
           <w:p/>
           <w:p>
@@ -366,10 +253,10 @@
             </w:pPr>
             <w:r>
               <w:rPr>
-                <w:rFonts w:ascii="Georgia" w:hAnsi="Georgia"/>
+                <w:rFonts w:ascii="Arial" w:hAnsi="Arial"/>
                 <w:b w:val="0"/>
                 <w:color w:val="17212B"/>
-                <w:sz w:val="18"/>
+                <w:sz w:val="20"/>
               </w:rPr>
               <w:t>Demand by hour</w:t>
             </w:r>
@@ -382,8 +269,7 @@
         </w:trPr>
         <w:tc>
           <w:tcPr>
-            <w:tcW w:type="dxa" w:w="5088"/>
-            <w:shd w:fill="FFFFFF"/>
+            <w:tcW w:type="dxa" w:w="3456"/>
           </w:tcPr>
           <w:p/>
           <w:p>
@@ -392,10 +278,10 @@
             </w:pPr>
             <w:r>
               <w:rPr>
-                <w:rFonts w:ascii="Georgia" w:hAnsi="Georgia"/>
+                <w:rFonts w:ascii="Arial" w:hAnsi="Arial"/>
                 <w:b w:val="0"/>
                 <w:color w:val="17212B"/>
-                <w:sz w:val="18"/>
+                <w:sz w:val="20"/>
               </w:rPr>
               <w:t>Quiet seats</w:t>
             </w:r>
@@ -403,8 +289,7 @@
         </w:tc>
         <w:tc>
           <w:tcPr>
-            <w:tcW w:type="dxa" w:w="5088"/>
-            <w:shd w:fill="FFFFFF"/>
+            <w:tcW w:type="dxa" w:w="3456"/>
           </w:tcPr>
           <w:p/>
           <w:p>
@@ -413,10 +298,10 @@
             </w:pPr>
             <w:r>
               <w:rPr>
-                <w:rFonts w:ascii="Georgia" w:hAnsi="Georgia"/>
+                <w:rFonts w:ascii="Arial" w:hAnsi="Arial"/>
                 <w:b w:val="0"/>
                 <w:color w:val="17212B"/>
-                <w:sz w:val="18"/>
+                <w:sz w:val="20"/>
               </w:rPr>
               <w:t>Occupied / available</w:t>
             </w:r>
@@ -424,8 +309,7 @@
         </w:tc>
         <w:tc>
           <w:tcPr>
-            <w:tcW w:type="dxa" w:w="5088"/>
-            <w:shd w:fill="FFFFFF"/>
+            <w:tcW w:type="dxa" w:w="3456"/>
           </w:tcPr>
           <w:p/>
           <w:p>
@@ -434,10 +318,10 @@
             </w:pPr>
             <w:r>
               <w:rPr>
-                <w:rFonts w:ascii="Georgia" w:hAnsi="Georgia"/>
+                <w:rFonts w:ascii="Arial" w:hAnsi="Arial"/>
                 <w:b w:val="0"/>
                 <w:color w:val="17212B"/>
-                <w:sz w:val="18"/>
+                <w:sz w:val="20"/>
               </w:rPr>
               <w:t>Capacity pressure</w:t>
             </w:r>
@@ -450,8 +334,7 @@
         </w:trPr>
         <w:tc>
           <w:tcPr>
-            <w:tcW w:type="dxa" w:w="5088"/>
-            <w:shd w:fill="FFFFFF"/>
+            <w:tcW w:type="dxa" w:w="3456"/>
           </w:tcPr>
           <w:p/>
           <w:p>
@@ -460,10 +343,10 @@
             </w:pPr>
             <w:r>
               <w:rPr>
-                <w:rFonts w:ascii="Georgia" w:hAnsi="Georgia"/>
+                <w:rFonts w:ascii="Arial" w:hAnsi="Arial"/>
                 <w:b w:val="0"/>
                 <w:color w:val="17212B"/>
-                <w:sz w:val="18"/>
+                <w:sz w:val="20"/>
               </w:rPr>
               <w:t>Staff hours</w:t>
             </w:r>
@@ -471,8 +354,7 @@
         </w:tc>
         <w:tc>
           <w:tcPr>
-            <w:tcW w:type="dxa" w:w="5088"/>
-            <w:shd w:fill="FFFFFF"/>
+            <w:tcW w:type="dxa" w:w="3456"/>
           </w:tcPr>
           <w:p/>
           <w:p>
@@ -481,10 +363,10 @@
             </w:pPr>
             <w:r>
               <w:rPr>
-                <w:rFonts w:ascii="Georgia" w:hAnsi="Georgia"/>
+                <w:rFonts w:ascii="Arial" w:hAnsi="Arial"/>
                 <w:b w:val="0"/>
                 <w:color w:val="17212B"/>
-                <w:sz w:val="18"/>
+                <w:sz w:val="20"/>
               </w:rPr>
               <w:t>Scheduled and actual</w:t>
             </w:r>
@@ -492,8 +374,7 @@
         </w:tc>
         <w:tc>
           <w:tcPr>
-            <w:tcW w:type="dxa" w:w="5088"/>
-            <w:shd w:fill="FFFFFF"/>
+            <w:tcW w:type="dxa" w:w="3456"/>
           </w:tcPr>
           <w:p/>
           <w:p>
@@ -502,10 +383,10 @@
             </w:pPr>
             <w:r>
               <w:rPr>
-                <w:rFonts w:ascii="Georgia" w:hAnsi="Georgia"/>
+                <w:rFonts w:ascii="Arial" w:hAnsi="Arial"/>
                 <w:b w:val="0"/>
                 <w:color w:val="17212B"/>
-                <w:sz w:val="18"/>
+                <w:sz w:val="20"/>
               </w:rPr>
               <w:t>Operating effort</w:t>
             </w:r>
@@ -515,13 +396,73 @@
     </w:tbl>
     <w:p>
       <w:pPr>
+        <w:pStyle w:val="Heading1"/>
         <w:spacing w:after="140" w:line="259" w:lineRule="auto"/>
       </w:pPr>
       <w:r>
         <w:rPr>
-          <w:rFonts w:ascii="Georgia" w:hAnsi="Georgia"/>
+          <w:rFonts w:ascii="Arial" w:hAnsi="Arial"/>
           <w:b/>
-          <w:color w:val="173D75"/>
+          <w:color w:val="633A20"/>
+          <w:sz w:val="26"/>
+        </w:rPr>
+        <w:t>The Experiment</w:t>
+      </w:r>
+    </w:p>
+    <w:p>
+      <w:pPr>
+        <w:spacing w:after="140" w:line="259" w:lineRule="auto"/>
+        <w:ind w:right="3548"/>
+      </w:pPr>
+      <w:r>
+        <w:rPr>
+          <w:rFonts w:ascii="Arial" w:hAnsi="Arial"/>
+          <w:b w:val="0"/>
+          <w:color w:val="17212B"/>
+          <w:sz w:val="22"/>
+        </w:rPr>
+        <w:t>Open on six Thursdays. Keep a quiet study zone, a staffed help point and a clear closing routine. Record occupancy every hour.</w:t>
+      </w:r>
+    </w:p>
+    <w:p>
+      <w:pPr>
+        <w:pStyle w:val="Heading1"/>
+        <w:spacing w:after="140" w:line="259" w:lineRule="auto"/>
+      </w:pPr>
+      <w:r>
+        <w:rPr>
+          <w:rFonts w:ascii="Arial" w:hAnsi="Arial"/>
+          <w:b/>
+          <w:color w:val="633A20"/>
+          <w:sz w:val="26"/>
+        </w:rPr>
+        <w:t>The Decision</w:t>
+      </w:r>
+    </w:p>
+    <w:p>
+      <w:pPr>
+        <w:spacing w:after="140" w:line="259" w:lineRule="auto"/>
+        <w:ind w:right="3548"/>
+      </w:pPr>
+      <w:r>
+        <w:rPr>
+          <w:rFonts w:ascii="Arial" w:hAnsi="Arial"/>
+          <w:b w:val="0"/>
+          <w:color w:val="17212B"/>
+          <w:sz w:val="22"/>
+        </w:rPr>
+        <w:t>Continue only if demand is sustained and the staffing plan is workable. Publish the measured results, including low-attendance evenings.</w:t>
+      </w:r>
+    </w:p>
+    <w:p>
+      <w:pPr>
+        <w:spacing w:after="140" w:line="259" w:lineRule="auto"/>
+      </w:pPr>
+      <w:r>
+        <w:rPr>
+          <w:rFonts w:ascii="Arial" w:hAnsi="Arial"/>
+          <w:b/>
+          <w:color w:val="633A20"/>
           <w:sz w:val="18"/>
         </w:rPr>
         <w:t>Pilot proposal only · Synthetic example, not a funded program.</w:t>
@@ -530,7 +471,7 @@
     <w:sectPr>
       <w:footerReference w:type="default" r:id="rId9"/>
       <w:headerReference w:type="default" r:id="rId10"/>
-      <w:pgSz w:w="16848" w:h="11952"/>
+      <w:pgSz w:w="11952" w:h="16848"/>
       <w:pgMar w:top="691" w:right="792" w:bottom="691" w:left="792" w:header="720" w:footer="720" w:gutter="0"/>
       <w:cols w:space="720"/>
       <w:docGrid w:linePitch="360"/>
@@ -552,7 +493,7 @@
     </w:pPr>
     <w:r>
       <w:rPr>
-        <w:rFonts w:ascii="Georgia" w:hAnsi="Georgia"/>
+        <w:rFonts w:ascii="Arial" w:hAnsi="Arial"/>
         <w:b w:val="0"/>
         <w:color w:val="17212B"/>
         <w:sz w:val="16"/>
@@ -571,8 +512,8 @@
     </w:pPr>
     <w:r>
       <w:pict>
-        <v:rect id="DazzlerPageSurface" style="position:absolute;margin-left:0;margin-top:0;width:842.4pt;height:597.6pt;z-index:-251654144;mso-position-horizontal-relative:page;mso-position-vertical-relative:page" fillcolor="#C2E9FF" stroked="f">
-          <v:fill color="#C2E9FF"/>
+        <v:rect id="DazzlerPageSurface" style="position:absolute;margin-left:0;margin-top:0;width:597.6pt;height:842.4pt;z-index:-251654144;mso-position-horizontal-relative:page;mso-position-vertical-relative:page" fillcolor="#F7EBDD" stroked="f">
+          <v:fill color="#F7EBDD"/>
         </v:rect>
       </w:pict>
     </w:r>
@@ -943,13 +884,10 @@
     <w:name w:val="Normal"/>
     <w:qFormat/>
     <w:rsid w:val="00FC693F"/>
-    <w:pPr>
-      <w:spacing w:after="120"/>
-    </w:pPr>
     <w:rPr>
-      <w:rFonts w:ascii="Georgia" w:hAnsi="Georgia"/>
+      <w:rFonts w:ascii="Arial" w:hAnsi="Arial"/>
       <w:color w:val="17212B"/>
-      <w:sz w:val="21"/>
+      <w:sz w:val="20"/>
     </w:rPr>
   </w:style>
   <w:style w:type="paragraph" w:styleId="Header">
@@ -1007,15 +945,15 @@
     <w:pPr>
       <w:keepNext/>
       <w:keepLines/>
-      <w:spacing w:before="480" w:after="120"/>
+      <w:spacing w:before="480" w:after="0"/>
       <w:outlineLvl w:val="0"/>
     </w:pPr>
     <w:rPr>
-      <w:rFonts w:asciiTheme="majorHAnsi" w:eastAsiaTheme="majorEastAsia" w:hAnsiTheme="majorHAnsi" w:cstheme="majorBidi" w:ascii="Georgia" w:hAnsi="Georgia"/>
+      <w:rFonts w:asciiTheme="majorHAnsi" w:eastAsiaTheme="majorEastAsia" w:hAnsiTheme="majorHAnsi" w:cstheme="majorBidi" w:ascii="Arial" w:hAnsi="Arial"/>
       <w:b/>
       <w:bCs/>
       <w:color w:val="17212B"/>
-      <w:sz w:val="21"/>
+      <w:sz w:val="20"/>
       <w:szCs w:val="28"/>
     </w:rPr>
   </w:style>
@@ -1031,15 +969,15 @@
     <w:pPr>
       <w:keepNext/>
       <w:keepLines/>
-      <w:spacing w:before="200" w:after="120"/>
+      <w:spacing w:before="200" w:after="0"/>
       <w:outlineLvl w:val="1"/>
     </w:pPr>
     <w:rPr>
-      <w:rFonts w:asciiTheme="majorHAnsi" w:eastAsiaTheme="majorEastAsia" w:hAnsiTheme="majorHAnsi" w:cstheme="majorBidi" w:ascii="Georgia" w:hAnsi="Georgia"/>
+      <w:rFonts w:asciiTheme="majorHAnsi" w:eastAsiaTheme="majorEastAsia" w:hAnsiTheme="majorHAnsi" w:cstheme="majorBidi"/>
       <w:b/>
       <w:bCs/>
-      <w:color w:val="17212B"/>
-      <w:sz w:val="21"/>
+      <w:color w:val="4F81BD" w:themeColor="accent1"/>
+      <w:sz w:val="26"/>
       <w:szCs w:val="26"/>
     </w:rPr>
   </w:style>
@@ -1293,15 +1231,15 @@
     <w:qFormat/>
     <w:rsid w:val="00FC693F"/>
     <w:pPr>
-      <w:spacing w:after="120" w:line="240" w:lineRule="auto"/>
+      <w:spacing w:after="300" w:line="240" w:lineRule="auto"/>
       <w:contextualSpacing/>
     </w:pPr>
     <w:rPr>
-      <w:rFonts w:asciiTheme="majorHAnsi" w:eastAsiaTheme="majorEastAsia" w:hAnsiTheme="majorHAnsi" w:cstheme="majorBidi" w:ascii="Georgia" w:hAnsi="Georgia"/>
+      <w:rFonts w:asciiTheme="majorHAnsi" w:eastAsiaTheme="majorEastAsia" w:hAnsiTheme="majorHAnsi" w:cstheme="majorBidi" w:ascii="Arial" w:hAnsi="Arial"/>
       <w:color w:val="17212B"/>
       <w:spacing w:val="5"/>
       <w:kern w:val="28"/>
-      <w:sz w:val="21"/>
+      <w:sz w:val="20"/>
       <w:szCs w:val="52"/>
     </w:rPr>
   </w:style>
